--- a/docs/Documentation_Pré-TPI.docx
+++ b/docs/Documentation_Pré-TPI.docx
@@ -329,7 +329,7 @@
       <w:r>
         <w:fldChar w:fldCharType="separate"/>
       </w:r>
-      <w:hyperlink w:anchor="_Toc223438768" w:history="1">
+      <w:hyperlink w:anchor="_Toc224740508" w:history="1">
         <w:r>
           <w:rPr>
             <w:rStyle w:val="Lienhypertexte"/>
@@ -368,7 +368,7 @@
           <w:rPr>
             <w:webHidden/>
           </w:rPr>
-          <w:instrText xml:space="preserve"> PAGEREF _Toc223438768 \h </w:instrText>
+          <w:instrText xml:space="preserve"> PAGEREF _Toc224740508 \h </w:instrText>
         </w:r>
         <w:r>
           <w:rPr>
@@ -385,7 +385,7 @@
           <w:rPr>
             <w:webHidden/>
           </w:rPr>
-          <w:t>3</w:t>
+          <w:t>4</w:t>
         </w:r>
         <w:r>
           <w:rPr>
@@ -411,7 +411,7 @@
           <w14:ligatures w14:val="standardContextual"/>
         </w:rPr>
       </w:pPr>
-      <w:hyperlink w:anchor="_Toc223438769" w:history="1">
+      <w:hyperlink w:anchor="_Toc224740509" w:history="1">
         <w:r>
           <w:rPr>
             <w:rStyle w:val="Lienhypertexte"/>
@@ -458,7 +458,7 @@
             <w:noProof/>
             <w:webHidden/>
           </w:rPr>
-          <w:instrText xml:space="preserve"> PAGEREF _Toc223438769 \h </w:instrText>
+          <w:instrText xml:space="preserve"> PAGEREF _Toc224740509 \h </w:instrText>
         </w:r>
         <w:r>
           <w:rPr>
@@ -478,7 +478,7 @@
             <w:noProof/>
             <w:webHidden/>
           </w:rPr>
-          <w:t>3</w:t>
+          <w:t>4</w:t>
         </w:r>
         <w:r>
           <w:rPr>
@@ -505,7 +505,7 @@
           <w14:ligatures w14:val="standardContextual"/>
         </w:rPr>
       </w:pPr>
-      <w:hyperlink w:anchor="_Toc223438770" w:history="1">
+      <w:hyperlink w:anchor="_Toc224740510" w:history="1">
         <w:r>
           <w:rPr>
             <w:rStyle w:val="Lienhypertexte"/>
@@ -552,7 +552,7 @@
             <w:noProof/>
             <w:webHidden/>
           </w:rPr>
-          <w:instrText xml:space="preserve"> PAGEREF _Toc223438770 \h </w:instrText>
+          <w:instrText xml:space="preserve"> PAGEREF _Toc224740510 \h </w:instrText>
         </w:r>
         <w:r>
           <w:rPr>
@@ -572,7 +572,7 @@
             <w:noProof/>
             <w:webHidden/>
           </w:rPr>
-          <w:t>3</w:t>
+          <w:t>4</w:t>
         </w:r>
         <w:r>
           <w:rPr>
@@ -599,7 +599,7 @@
           <w14:ligatures w14:val="standardContextual"/>
         </w:rPr>
       </w:pPr>
-      <w:hyperlink w:anchor="_Toc223438771" w:history="1">
+      <w:hyperlink w:anchor="_Toc224740511" w:history="1">
         <w:r>
           <w:rPr>
             <w:rStyle w:val="Lienhypertexte"/>
@@ -646,7 +646,7 @@
             <w:noProof/>
             <w:webHidden/>
           </w:rPr>
-          <w:instrText xml:space="preserve"> PAGEREF _Toc223438771 \h </w:instrText>
+          <w:instrText xml:space="preserve"> PAGEREF _Toc224740511 \h </w:instrText>
         </w:r>
         <w:r>
           <w:rPr>
@@ -666,7 +666,7 @@
             <w:noProof/>
             <w:webHidden/>
           </w:rPr>
-          <w:t>3</w:t>
+          <w:t>4</w:t>
         </w:r>
         <w:r>
           <w:rPr>
@@ -693,7 +693,7 @@
           <w14:ligatures w14:val="standardContextual"/>
         </w:rPr>
       </w:pPr>
-      <w:hyperlink w:anchor="_Toc223438772" w:history="1">
+      <w:hyperlink w:anchor="_Toc224740512" w:history="1">
         <w:r>
           <w:rPr>
             <w:rStyle w:val="Lienhypertexte"/>
@@ -738,7 +738,7 @@
             <w:noProof/>
             <w:webHidden/>
           </w:rPr>
-          <w:instrText xml:space="preserve"> PAGEREF _Toc223438772 \h </w:instrText>
+          <w:instrText xml:space="preserve"> PAGEREF _Toc224740512 \h </w:instrText>
         </w:r>
         <w:r>
           <w:rPr>
@@ -758,7 +758,7 @@
             <w:noProof/>
             <w:webHidden/>
           </w:rPr>
-          <w:t>3</w:t>
+          <w:t>4</w:t>
         </w:r>
         <w:r>
           <w:rPr>
@@ -785,7 +785,7 @@
           <w14:ligatures w14:val="standardContextual"/>
         </w:rPr>
       </w:pPr>
-      <w:hyperlink w:anchor="_Toc223438773" w:history="1">
+      <w:hyperlink w:anchor="_Toc224740513" w:history="1">
         <w:r>
           <w:rPr>
             <w:rStyle w:val="Lienhypertexte"/>
@@ -830,7 +830,7 @@
             <w:noProof/>
             <w:webHidden/>
           </w:rPr>
-          <w:instrText xml:space="preserve"> PAGEREF _Toc223438773 \h </w:instrText>
+          <w:instrText xml:space="preserve"> PAGEREF _Toc224740513 \h </w:instrText>
         </w:r>
         <w:r>
           <w:rPr>
@@ -850,7 +850,7 @@
             <w:noProof/>
             <w:webHidden/>
           </w:rPr>
-          <w:t>4</w:t>
+          <w:t>5</w:t>
         </w:r>
         <w:r>
           <w:rPr>
@@ -877,7 +877,7 @@
           <w14:ligatures w14:val="standardContextual"/>
         </w:rPr>
       </w:pPr>
-      <w:hyperlink w:anchor="_Toc223438774" w:history="1">
+      <w:hyperlink w:anchor="_Toc224740514" w:history="1">
         <w:r>
           <w:rPr>
             <w:rStyle w:val="Lienhypertexte"/>
@@ -924,7 +924,7 @@
             <w:noProof/>
             <w:webHidden/>
           </w:rPr>
-          <w:instrText xml:space="preserve"> PAGEREF _Toc223438774 \h </w:instrText>
+          <w:instrText xml:space="preserve"> PAGEREF _Toc224740514 \h </w:instrText>
         </w:r>
         <w:r>
           <w:rPr>
@@ -944,7 +944,7 @@
             <w:noProof/>
             <w:webHidden/>
           </w:rPr>
-          <w:t>4</w:t>
+          <w:t>5</w:t>
         </w:r>
         <w:r>
           <w:rPr>
@@ -966,7 +966,7 @@
           <w14:ligatures w14:val="standardContextual"/>
         </w:rPr>
       </w:pPr>
-      <w:hyperlink w:anchor="_Toc223438775" w:history="1">
+      <w:hyperlink w:anchor="_Toc224740515" w:history="1">
         <w:r>
           <w:rPr>
             <w:rStyle w:val="Lienhypertexte"/>
@@ -1005,7 +1005,7 @@
           <w:rPr>
             <w:webHidden/>
           </w:rPr>
-          <w:instrText xml:space="preserve"> PAGEREF _Toc223438775 \h </w:instrText>
+          <w:instrText xml:space="preserve"> PAGEREF _Toc224740515 \h </w:instrText>
         </w:r>
         <w:r>
           <w:rPr>
@@ -1022,7 +1022,7 @@
           <w:rPr>
             <w:webHidden/>
           </w:rPr>
-          <w:t>7</w:t>
+          <w:t>8</w:t>
         </w:r>
         <w:r>
           <w:rPr>
@@ -1048,7 +1048,7 @@
           <w14:ligatures w14:val="standardContextual"/>
         </w:rPr>
       </w:pPr>
-      <w:hyperlink w:anchor="_Toc223438776" w:history="1">
+      <w:hyperlink w:anchor="_Toc224740516" w:history="1">
         <w:r>
           <w:rPr>
             <w:rStyle w:val="Lienhypertexte"/>
@@ -1095,7 +1095,7 @@
             <w:noProof/>
             <w:webHidden/>
           </w:rPr>
-          <w:instrText xml:space="preserve"> PAGEREF _Toc223438776 \h </w:instrText>
+          <w:instrText xml:space="preserve"> PAGEREF _Toc224740516 \h </w:instrText>
         </w:r>
         <w:r>
           <w:rPr>
@@ -1115,7 +1115,7 @@
             <w:noProof/>
             <w:webHidden/>
           </w:rPr>
-          <w:t>7</w:t>
+          <w:t>8</w:t>
         </w:r>
         <w:r>
           <w:rPr>
@@ -1142,7 +1142,7 @@
           <w14:ligatures w14:val="standardContextual"/>
         </w:rPr>
       </w:pPr>
-      <w:hyperlink w:anchor="_Toc223438777" w:history="1">
+      <w:hyperlink w:anchor="_Toc224740517" w:history="1">
         <w:r>
           <w:rPr>
             <w:rStyle w:val="Lienhypertexte"/>
@@ -1187,7 +1187,7 @@
             <w:noProof/>
             <w:webHidden/>
           </w:rPr>
-          <w:instrText xml:space="preserve"> PAGEREF _Toc223438777 \h </w:instrText>
+          <w:instrText xml:space="preserve"> PAGEREF _Toc224740517 \h </w:instrText>
         </w:r>
         <w:r>
           <w:rPr>
@@ -1207,7 +1207,7 @@
             <w:noProof/>
             <w:webHidden/>
           </w:rPr>
-          <w:t>7</w:t>
+          <w:t>8</w:t>
         </w:r>
         <w:r>
           <w:rPr>
@@ -1220,9 +1220,9 @@
     </w:p>
     <w:p>
       <w:pPr>
-        <w:pStyle w:val="TM2"/>
+        <w:pStyle w:val="TM3"/>
         <w:tabs>
-          <w:tab w:val="left" w:pos="800"/>
+          <w:tab w:val="left" w:pos="1200"/>
           <w:tab w:val="right" w:leader="dot" w:pos="9060"/>
         </w:tabs>
         <w:rPr>
@@ -1234,14 +1234,13 @@
           <w14:ligatures w14:val="standardContextual"/>
         </w:rPr>
       </w:pPr>
-      <w:hyperlink w:anchor="_Toc223438778" w:history="1">
+      <w:hyperlink w:anchor="_Toc224740518" w:history="1">
         <w:r>
           <w:rPr>
             <w:rStyle w:val="Lienhypertexte"/>
-            <w:iCs/>
             <w:noProof/>
           </w:rPr>
-          <w:t>2.2</w:t>
+          <w:t>2.1.2</w:t>
         </w:r>
         <w:r>
           <w:rPr>
@@ -1257,10 +1256,9 @@
         <w:r>
           <w:rPr>
             <w:rStyle w:val="Lienhypertexte"/>
-            <w:iCs/>
             <w:noProof/>
           </w:rPr>
-          <w:t>Analyse :</w:t>
+          <w:t>Modèle logique de Données :</w:t>
         </w:r>
         <w:r>
           <w:rPr>
@@ -1281,7 +1279,7 @@
             <w:noProof/>
             <w:webHidden/>
           </w:rPr>
-          <w:instrText xml:space="preserve"> PAGEREF _Toc223438778 \h </w:instrText>
+          <w:instrText xml:space="preserve"> PAGEREF _Toc224740518 \h </w:instrText>
         </w:r>
         <w:r>
           <w:rPr>
@@ -1301,7 +1299,7 @@
             <w:noProof/>
             <w:webHidden/>
           </w:rPr>
-          <w:t>7</w:t>
+          <w:t>9</w:t>
         </w:r>
         <w:r>
           <w:rPr>
@@ -1316,7 +1314,6 @@
       <w:pPr>
         <w:pStyle w:val="TM3"/>
         <w:tabs>
-          <w:tab w:val="left" w:pos="1200"/>
           <w:tab w:val="right" w:leader="dot" w:pos="9060"/>
         </w:tabs>
         <w:rPr>
@@ -1328,13 +1325,80 @@
           <w14:ligatures w14:val="standardContextual"/>
         </w:rPr>
       </w:pPr>
-      <w:hyperlink w:anchor="_Toc223438779" w:history="1">
+      <w:hyperlink w:anchor="_Toc224740519" w:history="1">
+        <w:r>
+          <w:rPr>
+            <w:noProof/>
+            <w:webHidden/>
+          </w:rPr>
+          <w:tab/>
+        </w:r>
+        <w:r>
+          <w:rPr>
+            <w:noProof/>
+            <w:webHidden/>
+          </w:rPr>
+          <w:fldChar w:fldCharType="begin"/>
+        </w:r>
+        <w:r>
+          <w:rPr>
+            <w:noProof/>
+            <w:webHidden/>
+          </w:rPr>
+          <w:instrText xml:space="preserve"> PAGEREF _Toc224740519 \h </w:instrText>
+        </w:r>
+        <w:r>
+          <w:rPr>
+            <w:noProof/>
+            <w:webHidden/>
+          </w:rPr>
+        </w:r>
+        <w:r>
+          <w:rPr>
+            <w:noProof/>
+            <w:webHidden/>
+          </w:rPr>
+          <w:fldChar w:fldCharType="separate"/>
+        </w:r>
+        <w:r>
+          <w:rPr>
+            <w:noProof/>
+            <w:webHidden/>
+          </w:rPr>
+          <w:t>9</w:t>
+        </w:r>
+        <w:r>
+          <w:rPr>
+            <w:noProof/>
+            <w:webHidden/>
+          </w:rPr>
+          <w:fldChar w:fldCharType="end"/>
+        </w:r>
+      </w:hyperlink>
+    </w:p>
+    <w:p>
+      <w:pPr>
+        <w:pStyle w:val="TM3"/>
+        <w:tabs>
+          <w:tab w:val="left" w:pos="1200"/>
+          <w:tab w:val="right" w:leader="dot" w:pos="9060"/>
+        </w:tabs>
+        <w:rPr>
+          <w:rFonts w:asciiTheme="minorHAnsi" w:eastAsiaTheme="minorEastAsia" w:hAnsiTheme="minorHAnsi" w:cstheme="minorBidi"/>
+          <w:noProof/>
+          <w:kern w:val="2"/>
+          <w:szCs w:val="24"/>
+          <w:lang w:val="fr-CH" w:eastAsia="fr-CH"/>
+          <w14:ligatures w14:val="standardContextual"/>
+        </w:rPr>
+      </w:pPr>
+      <w:hyperlink w:anchor="_Toc224740520" w:history="1">
         <w:r>
           <w:rPr>
             <w:rStyle w:val="Lienhypertexte"/>
             <w:noProof/>
           </w:rPr>
-          <w:t>2.2.1</w:t>
+          <w:t>2.1.3</w:t>
         </w:r>
         <w:r>
           <w:rPr>
@@ -1373,7 +1437,7 @@
             <w:noProof/>
             <w:webHidden/>
           </w:rPr>
-          <w:instrText xml:space="preserve"> PAGEREF _Toc223438779 \h </w:instrText>
+          <w:instrText xml:space="preserve"> PAGEREF _Toc224740520 \h </w:instrText>
         </w:r>
         <w:r>
           <w:rPr>
@@ -1393,7 +1457,7 @@
             <w:noProof/>
             <w:webHidden/>
           </w:rPr>
-          <w:t>7</w:t>
+          <w:t>9</w:t>
         </w:r>
         <w:r>
           <w:rPr>
@@ -1420,13 +1484,13 @@
           <w14:ligatures w14:val="standardContextual"/>
         </w:rPr>
       </w:pPr>
-      <w:hyperlink w:anchor="_Toc223438780" w:history="1">
+      <w:hyperlink w:anchor="_Toc224740521" w:history="1">
         <w:r>
           <w:rPr>
             <w:rStyle w:val="Lienhypertexte"/>
             <w:noProof/>
           </w:rPr>
-          <w:t>2.2.2</w:t>
+          <w:t>2.1.4</w:t>
         </w:r>
         <w:r>
           <w:rPr>
@@ -1465,7 +1529,7 @@
             <w:noProof/>
             <w:webHidden/>
           </w:rPr>
-          <w:instrText xml:space="preserve"> PAGEREF _Toc223438780 \h </w:instrText>
+          <w:instrText xml:space="preserve"> PAGEREF _Toc224740521 \h </w:instrText>
         </w:r>
         <w:r>
           <w:rPr>
@@ -1485,7 +1549,7 @@
             <w:noProof/>
             <w:webHidden/>
           </w:rPr>
-          <w:t>12</w:t>
+          <w:t>14</w:t>
         </w:r>
         <w:r>
           <w:rPr>
@@ -1512,13 +1576,13 @@
           <w14:ligatures w14:val="standardContextual"/>
         </w:rPr>
       </w:pPr>
-      <w:hyperlink w:anchor="_Toc223438781" w:history="1">
+      <w:hyperlink w:anchor="_Toc224740522" w:history="1">
         <w:r>
           <w:rPr>
             <w:rStyle w:val="Lienhypertexte"/>
             <w:noProof/>
           </w:rPr>
-          <w:t>2.2.3</w:t>
+          <w:t>2.1.5</w:t>
         </w:r>
         <w:r>
           <w:rPr>
@@ -1557,7 +1621,7 @@
             <w:noProof/>
             <w:webHidden/>
           </w:rPr>
-          <w:instrText xml:space="preserve"> PAGEREF _Toc223438781 \h </w:instrText>
+          <w:instrText xml:space="preserve"> PAGEREF _Toc224740522 \h </w:instrText>
         </w:r>
         <w:r>
           <w:rPr>
@@ -1577,7 +1641,99 @@
             <w:noProof/>
             <w:webHidden/>
           </w:rPr>
-          <w:t>13</w:t>
+          <w:t>14</w:t>
+        </w:r>
+        <w:r>
+          <w:rPr>
+            <w:noProof/>
+            <w:webHidden/>
+          </w:rPr>
+          <w:fldChar w:fldCharType="end"/>
+        </w:r>
+      </w:hyperlink>
+    </w:p>
+    <w:p>
+      <w:pPr>
+        <w:pStyle w:val="TM3"/>
+        <w:tabs>
+          <w:tab w:val="left" w:pos="1200"/>
+          <w:tab w:val="right" w:leader="dot" w:pos="9060"/>
+        </w:tabs>
+        <w:rPr>
+          <w:rFonts w:asciiTheme="minorHAnsi" w:eastAsiaTheme="minorEastAsia" w:hAnsiTheme="minorHAnsi" w:cstheme="minorBidi"/>
+          <w:noProof/>
+          <w:kern w:val="2"/>
+          <w:szCs w:val="24"/>
+          <w:lang w:val="fr-CH" w:eastAsia="fr-CH"/>
+          <w14:ligatures w14:val="standardContextual"/>
+        </w:rPr>
+      </w:pPr>
+      <w:hyperlink w:anchor="_Toc224740523" w:history="1">
+        <w:r>
+          <w:rPr>
+            <w:rStyle w:val="Lienhypertexte"/>
+            <w:noProof/>
+          </w:rPr>
+          <w:t>2.1.6</w:t>
+        </w:r>
+        <w:r>
+          <w:rPr>
+            <w:rFonts w:asciiTheme="minorHAnsi" w:eastAsiaTheme="minorEastAsia" w:hAnsiTheme="minorHAnsi" w:cstheme="minorBidi"/>
+            <w:noProof/>
+            <w:kern w:val="2"/>
+            <w:szCs w:val="24"/>
+            <w:lang w:val="fr-CH" w:eastAsia="fr-CH"/>
+            <w14:ligatures w14:val="standardContextual"/>
+          </w:rPr>
+          <w:tab/>
+        </w:r>
+        <w:r>
+          <w:rPr>
+            <w:rStyle w:val="Lienhypertexte"/>
+            <w:noProof/>
+          </w:rPr>
+          <w:t>Risques techniques :</w:t>
+        </w:r>
+        <w:r>
+          <w:rPr>
+            <w:noProof/>
+            <w:webHidden/>
+          </w:rPr>
+          <w:tab/>
+        </w:r>
+        <w:r>
+          <w:rPr>
+            <w:noProof/>
+            <w:webHidden/>
+          </w:rPr>
+          <w:fldChar w:fldCharType="begin"/>
+        </w:r>
+        <w:r>
+          <w:rPr>
+            <w:noProof/>
+            <w:webHidden/>
+          </w:rPr>
+          <w:instrText xml:space="preserve"> PAGEREF _Toc224740523 \h </w:instrText>
+        </w:r>
+        <w:r>
+          <w:rPr>
+            <w:noProof/>
+            <w:webHidden/>
+          </w:rPr>
+        </w:r>
+        <w:r>
+          <w:rPr>
+            <w:noProof/>
+            <w:webHidden/>
+          </w:rPr>
+          <w:fldChar w:fldCharType="separate"/>
+        </w:r>
+        <w:r>
+          <w:rPr>
+            <w:noProof/>
+            <w:webHidden/>
+          </w:rPr>
+          <w:t>23</w:t>
         </w:r>
         <w:r>
           <w:rPr>
@@ -1599,7 +1755,7 @@
           <w14:ligatures w14:val="standardContextual"/>
         </w:rPr>
       </w:pPr>
-      <w:hyperlink w:anchor="_Toc223438782" w:history="1">
+      <w:hyperlink w:anchor="_Toc224740524" w:history="1">
         <w:r>
           <w:rPr>
             <w:rStyle w:val="Lienhypertexte"/>
@@ -1620,6 +1776,252 @@
           <w:rPr>
             <w:rStyle w:val="Lienhypertexte"/>
           </w:rPr>
+          <w:t>Réalisation</w:t>
+        </w:r>
+        <w:r>
+          <w:rPr>
+            <w:webHidden/>
+          </w:rPr>
+          <w:tab/>
+        </w:r>
+        <w:r>
+          <w:rPr>
+            <w:webHidden/>
+          </w:rPr>
+          <w:fldChar w:fldCharType="begin"/>
+        </w:r>
+        <w:r>
+          <w:rPr>
+            <w:webHidden/>
+          </w:rPr>
+          <w:instrText xml:space="preserve"> PAGEREF _Toc224740524 \h </w:instrText>
+        </w:r>
+        <w:r>
+          <w:rPr>
+            <w:webHidden/>
+          </w:rPr>
+        </w:r>
+        <w:r>
+          <w:rPr>
+            <w:webHidden/>
+          </w:rPr>
+          <w:fldChar w:fldCharType="separate"/>
+        </w:r>
+        <w:r>
+          <w:rPr>
+            <w:webHidden/>
+          </w:rPr>
+          <w:t>23</w:t>
+        </w:r>
+        <w:r>
+          <w:rPr>
+            <w:webHidden/>
+          </w:rPr>
+          <w:fldChar w:fldCharType="end"/>
+        </w:r>
+      </w:hyperlink>
+    </w:p>
+    <w:p>
+      <w:pPr>
+        <w:pStyle w:val="TM2"/>
+        <w:tabs>
+          <w:tab w:val="left" w:pos="800"/>
+          <w:tab w:val="right" w:leader="dot" w:pos="9060"/>
+        </w:tabs>
+        <w:rPr>
+          <w:rFonts w:asciiTheme="minorHAnsi" w:eastAsiaTheme="minorEastAsia" w:hAnsiTheme="minorHAnsi" w:cstheme="minorBidi"/>
+          <w:noProof/>
+          <w:kern w:val="2"/>
+          <w:szCs w:val="24"/>
+          <w:lang w:val="fr-CH" w:eastAsia="fr-CH"/>
+          <w14:ligatures w14:val="standardContextual"/>
+        </w:rPr>
+      </w:pPr>
+      <w:hyperlink w:anchor="_Toc224740525" w:history="1">
+        <w:r>
+          <w:rPr>
+            <w:rStyle w:val="Lienhypertexte"/>
+            <w:noProof/>
+          </w:rPr>
+          <w:t>3.1</w:t>
+        </w:r>
+        <w:r>
+          <w:rPr>
+            <w:rFonts w:asciiTheme="minorHAnsi" w:eastAsiaTheme="minorEastAsia" w:hAnsiTheme="minorHAnsi" w:cstheme="minorBidi"/>
+            <w:noProof/>
+            <w:kern w:val="2"/>
+            <w:szCs w:val="24"/>
+            <w:lang w:val="fr-CH" w:eastAsia="fr-CH"/>
+            <w14:ligatures w14:val="standardContextual"/>
+          </w:rPr>
+          <w:tab/>
+        </w:r>
+        <w:r>
+          <w:rPr>
+            <w:rStyle w:val="Lienhypertexte"/>
+            <w:noProof/>
+          </w:rPr>
+          <w:t>Dossier de réalisation</w:t>
+        </w:r>
+        <w:r>
+          <w:rPr>
+            <w:noProof/>
+            <w:webHidden/>
+          </w:rPr>
+          <w:tab/>
+        </w:r>
+        <w:r>
+          <w:rPr>
+            <w:noProof/>
+            <w:webHidden/>
+          </w:rPr>
+          <w:fldChar w:fldCharType="begin"/>
+        </w:r>
+        <w:r>
+          <w:rPr>
+            <w:noProof/>
+            <w:webHidden/>
+          </w:rPr>
+          <w:instrText xml:space="preserve"> PAGEREF _Toc224740525 \h </w:instrText>
+        </w:r>
+        <w:r>
+          <w:rPr>
+            <w:noProof/>
+            <w:webHidden/>
+          </w:rPr>
+        </w:r>
+        <w:r>
+          <w:rPr>
+            <w:noProof/>
+            <w:webHidden/>
+          </w:rPr>
+          <w:fldChar w:fldCharType="separate"/>
+        </w:r>
+        <w:r>
+          <w:rPr>
+            <w:noProof/>
+            <w:webHidden/>
+          </w:rPr>
+          <w:t>23</w:t>
+        </w:r>
+        <w:r>
+          <w:rPr>
+            <w:noProof/>
+            <w:webHidden/>
+          </w:rPr>
+          <w:fldChar w:fldCharType="end"/>
+        </w:r>
+      </w:hyperlink>
+    </w:p>
+    <w:p>
+      <w:pPr>
+        <w:pStyle w:val="TM1"/>
+        <w:rPr>
+          <w:rFonts w:asciiTheme="minorHAnsi" w:eastAsiaTheme="minorEastAsia" w:hAnsiTheme="minorHAnsi" w:cstheme="minorBidi"/>
+          <w:kern w:val="2"/>
+          <w:szCs w:val="24"/>
+          <w:lang w:val="fr-CH" w:eastAsia="fr-CH"/>
+          <w14:ligatures w14:val="standardContextual"/>
+        </w:rPr>
+      </w:pPr>
+      <w:hyperlink w:anchor="_Toc224740526" w:history="1">
+        <w:r>
+          <w:rPr>
+            <w:rStyle w:val="Lienhypertexte"/>
+          </w:rPr>
+          <w:t>4</w:t>
+        </w:r>
+        <w:r>
+          <w:rPr>
+            <w:rFonts w:asciiTheme="minorHAnsi" w:eastAsiaTheme="minorEastAsia" w:hAnsiTheme="minorHAnsi" w:cstheme="minorBidi"/>
+            <w:kern w:val="2"/>
+            <w:szCs w:val="24"/>
+            <w:lang w:val="fr-CH" w:eastAsia="fr-CH"/>
+            <w14:ligatures w14:val="standardContextual"/>
+          </w:rPr>
+          <w:tab/>
+        </w:r>
+        <w:r>
+          <w:rPr>
+            <w:rStyle w:val="Lienhypertexte"/>
+          </w:rPr>
+          <w:t>Tests :</w:t>
+        </w:r>
+        <w:r>
+          <w:rPr>
+            <w:webHidden/>
+          </w:rPr>
+          <w:tab/>
+        </w:r>
+        <w:r>
+          <w:rPr>
+            <w:webHidden/>
+          </w:rPr>
+          <w:fldChar w:fldCharType="begin"/>
+        </w:r>
+        <w:r>
+          <w:rPr>
+            <w:webHidden/>
+          </w:rPr>
+          <w:instrText xml:space="preserve"> PAGEREF _Toc224740526 \h </w:instrText>
+        </w:r>
+        <w:r>
+          <w:rPr>
+            <w:webHidden/>
+          </w:rPr>
+        </w:r>
+        <w:r>
+          <w:rPr>
+            <w:webHidden/>
+          </w:rPr>
+          <w:fldChar w:fldCharType="separate"/>
+        </w:r>
+        <w:r>
+          <w:rPr>
+            <w:webHidden/>
+          </w:rPr>
+          <w:t>25</w:t>
+        </w:r>
+        <w:r>
+          <w:rPr>
+            <w:webHidden/>
+          </w:rPr>
+          <w:fldChar w:fldCharType="end"/>
+        </w:r>
+      </w:hyperlink>
+    </w:p>
+    <w:p>
+      <w:pPr>
+        <w:pStyle w:val="TM1"/>
+        <w:rPr>
+          <w:rFonts w:asciiTheme="minorHAnsi" w:eastAsiaTheme="minorEastAsia" w:hAnsiTheme="minorHAnsi" w:cstheme="minorBidi"/>
+          <w:kern w:val="2"/>
+          <w:szCs w:val="24"/>
+          <w:lang w:val="fr-CH" w:eastAsia="fr-CH"/>
+          <w14:ligatures w14:val="standardContextual"/>
+        </w:rPr>
+      </w:pPr>
+      <w:hyperlink w:anchor="_Toc224740527" w:history="1">
+        <w:r>
+          <w:rPr>
+            <w:rStyle w:val="Lienhypertexte"/>
+          </w:rPr>
+          <w:t>5</w:t>
+        </w:r>
+        <w:r>
+          <w:rPr>
+            <w:rFonts w:asciiTheme="minorHAnsi" w:eastAsiaTheme="minorEastAsia" w:hAnsiTheme="minorHAnsi" w:cstheme="minorBidi"/>
+            <w:kern w:val="2"/>
+            <w:szCs w:val="24"/>
+            <w:lang w:val="fr-CH" w:eastAsia="fr-CH"/>
+            <w14:ligatures w14:val="standardContextual"/>
+          </w:rPr>
+          <w:tab/>
+        </w:r>
+        <w:r>
+          <w:rPr>
+            <w:rStyle w:val="Lienhypertexte"/>
+          </w:rPr>
           <w:t>Historique :</w:t>
         </w:r>
         <w:r>
@@ -1638,7 +2040,7 @@
           <w:rPr>
             <w:webHidden/>
           </w:rPr>
-          <w:instrText xml:space="preserve"> PAGEREF _Toc223438782 \h </w:instrText>
+          <w:instrText xml:space="preserve"> PAGEREF _Toc224740527 \h </w:instrText>
         </w:r>
         <w:r>
           <w:rPr>
@@ -1655,7 +2057,7 @@
           <w:rPr>
             <w:webHidden/>
           </w:rPr>
-          <w:t>21</w:t>
+          <w:t>25</w:t>
         </w:r>
         <w:r>
           <w:rPr>
@@ -1689,7 +2091,7 @@
       <w:pPr>
         <w:pStyle w:val="Titre1"/>
       </w:pPr>
-      <w:bookmarkStart w:id="0" w:name="_Toc223438768"/>
+      <w:bookmarkStart w:id="0" w:name="_Toc224740508"/>
       <w:r>
         <w:lastRenderedPageBreak/>
         <w:t>Analyse prél</w:t>
@@ -1710,7 +2112,7 @@
           <w:iCs/>
         </w:rPr>
       </w:pPr>
-      <w:bookmarkStart w:id="1" w:name="_Toc223438769"/>
+      <w:bookmarkStart w:id="1" w:name="_Toc224740509"/>
       <w:r>
         <w:rPr>
           <w:i w:val="0"/>
@@ -2030,7 +2432,7 @@
           <w:iCs/>
         </w:rPr>
       </w:pPr>
-      <w:bookmarkStart w:id="2" w:name="_Toc223438770"/>
+      <w:bookmarkStart w:id="2" w:name="_Toc224740510"/>
       <w:r>
         <w:rPr>
           <w:i w:val="0"/>
@@ -2068,7 +2470,7 @@
           <w:lang w:val="fr-CH"/>
         </w:rPr>
       </w:pPr>
-      <w:bookmarkStart w:id="3" w:name="_Toc223438771"/>
+      <w:bookmarkStart w:id="3" w:name="_Toc224740511"/>
       <w:r>
         <w:rPr>
           <w:u w:val="single"/>
@@ -2134,23 +2536,7 @@
           <w:szCs w:val="14"/>
           <w:lang w:val="fr-CH"/>
         </w:rPr>
-        <w:t xml:space="preserve">ou les questions et les réponses sont affichées de manière aléatoire pour garantir la </w:t>
-      </w:r>
-      <w:proofErr w:type="spellStart"/>
-      <w:r>
-        <w:rPr>
-          <w:szCs w:val="14"/>
-          <w:lang w:val="fr-CH"/>
-        </w:rPr>
-        <w:t>rejouabilité</w:t>
-      </w:r>
-      <w:proofErr w:type="spellEnd"/>
-      <w:r>
-        <w:rPr>
-          <w:szCs w:val="14"/>
-          <w:lang w:val="fr-CH"/>
-        </w:rPr>
-        <w:t>.</w:t>
+        <w:t>ou les questions et les réponses sont affichées de manière aléatoire pour garantir la rejouabilité.</w:t>
       </w:r>
     </w:p>
     <w:p>
@@ -2331,7 +2717,7 @@
           <w:u w:val="single"/>
         </w:rPr>
       </w:pPr>
-      <w:bookmarkStart w:id="4" w:name="_Toc223438772"/>
+      <w:bookmarkStart w:id="4" w:name="_Toc224740512"/>
       <w:r>
         <w:rPr>
           <w:u w:val="single"/>
@@ -2573,7 +2959,7 @@
           <w:u w:val="single"/>
         </w:rPr>
       </w:pPr>
-      <w:bookmarkStart w:id="5" w:name="_Toc223438773"/>
+      <w:bookmarkStart w:id="5" w:name="_Toc224740513"/>
       <w:r>
         <w:rPr>
           <w:u w:val="single"/>
@@ -2708,7 +3094,7 @@
           <w:iCs/>
         </w:rPr>
       </w:pPr>
-      <w:bookmarkStart w:id="6" w:name="_Toc223438774"/>
+      <w:bookmarkStart w:id="6" w:name="_Toc224740514"/>
       <w:r>
         <w:rPr>
           <w:i w:val="0"/>
@@ -3325,7 +3711,7 @@
       <w:pPr>
         <w:pStyle w:val="Titre1"/>
       </w:pPr>
-      <w:bookmarkStart w:id="7" w:name="_Toc223438775"/>
+      <w:bookmarkStart w:id="7" w:name="_Toc224740515"/>
       <w:r>
         <w:t>Analyse</w:t>
       </w:r>
@@ -3342,7 +3728,7 @@
           <w:iCs/>
         </w:rPr>
       </w:pPr>
-      <w:bookmarkStart w:id="8" w:name="_Toc223438776"/>
+      <w:bookmarkStart w:id="8" w:name="_Toc224740516"/>
       <w:r>
         <w:rPr>
           <w:i w:val="0"/>
@@ -3385,7 +3771,7 @@
       <w:pPr>
         <w:pStyle w:val="Titre3"/>
       </w:pPr>
-      <w:bookmarkStart w:id="9" w:name="_Toc223438777"/>
+      <w:bookmarkStart w:id="9" w:name="_Toc224740517"/>
       <w:r>
         <w:t>Technologies utilisées :</w:t>
       </w:r>
@@ -3845,7 +4231,6 @@
           <w:lang w:eastAsia="fr-FR"/>
         </w:rPr>
       </w:pPr>
-      <w:proofErr w:type="spellStart"/>
       <w:r>
         <w:rPr>
           <w:rFonts w:ascii="Arial" w:hAnsi="Arial"/>
@@ -3855,19 +4240,7 @@
           <w:szCs w:val="14"/>
           <w:lang w:eastAsia="fr-FR"/>
         </w:rPr>
-        <w:t>GanttProject</w:t>
-      </w:r>
-      <w:proofErr w:type="spellEnd"/>
-      <w:r>
-        <w:rPr>
-          <w:rFonts w:ascii="Arial" w:hAnsi="Arial"/>
-          <w:b/>
-          <w:bCs/>
-          <w:sz w:val="24"/>
-          <w:szCs w:val="14"/>
-          <w:lang w:eastAsia="fr-FR"/>
-        </w:rPr>
-        <w:t xml:space="preserve"> : </w:t>
+        <w:t xml:space="preserve">GanttProject : </w:t>
       </w:r>
       <w:r>
         <w:rPr>
@@ -4105,10 +4478,12 @@
           <w:szCs w:val="14"/>
         </w:rPr>
       </w:pPr>
+      <w:bookmarkStart w:id="10" w:name="_Toc224740518"/>
       <w:r>
         <w:lastRenderedPageBreak/>
         <w:t>Modèle logique de Données :</w:t>
       </w:r>
+      <w:bookmarkEnd w:id="10"/>
       <w:r>
         <w:rPr>
           <w:noProof/>
@@ -4151,6 +4526,7 @@
         </w:numPr>
         <w:ind w:left="720"/>
       </w:pPr>
+      <w:bookmarkStart w:id="11" w:name="_Toc224740519"/>
       <w:r>
         <w:rPr>
           <w:noProof/>
@@ -4204,6 +4580,7 @@
           </wp:inline>
         </w:drawing>
       </w:r>
+      <w:bookmarkEnd w:id="11"/>
     </w:p>
     <w:p>
       <w:pPr>
@@ -4234,51 +4611,32 @@
     </w:p>
     <w:p>
       <w:pPr>
-        <w:pStyle w:val="Titre2"/>
-        <w:rPr>
-          <w:i w:val="0"/>
-          <w:iCs/>
-        </w:rPr>
-      </w:pPr>
-      <w:bookmarkStart w:id="10" w:name="_Toc223438778"/>
-      <w:r>
-        <w:rPr>
-          <w:i w:val="0"/>
-          <w:iCs/>
-        </w:rPr>
-        <w:t>Analyse</w:t>
-      </w:r>
-      <w:r>
-        <w:rPr>
-          <w:i w:val="0"/>
-          <w:iCs/>
-        </w:rPr>
+        <w:rPr>
+          <w:szCs w:val="14"/>
+        </w:rPr>
+      </w:pPr>
+      <w:r>
+        <w:rPr>
+          <w:szCs w:val="14"/>
+        </w:rPr>
+        <w:t>75</w:t>
+      </w:r>
+    </w:p>
+    <w:p>
+      <w:pPr>
+        <w:pStyle w:val="Titre3"/>
+      </w:pPr>
+      <w:bookmarkStart w:id="12" w:name="_Toc224740520"/>
+      <w:r>
+        <w:t>Use Case</w:t>
+      </w:r>
+      <w:r>
+        <w:t xml:space="preserve"> et Scénarios</w:t>
+      </w:r>
+      <w:r>
         <w:t> :</w:t>
       </w:r>
-      <w:bookmarkEnd w:id="10"/>
-    </w:p>
-    <w:p>
-      <w:pPr>
-        <w:rPr>
-          <w:szCs w:val="14"/>
-        </w:rPr>
-      </w:pPr>
-    </w:p>
-    <w:p>
-      <w:pPr>
-        <w:pStyle w:val="Titre3"/>
-      </w:pPr>
-      <w:bookmarkStart w:id="11" w:name="_Toc223438779"/>
-      <w:r>
-        <w:t>Use Case</w:t>
-      </w:r>
-      <w:r>
-        <w:t xml:space="preserve"> et Scénarios</w:t>
-      </w:r>
-      <w:r>
-        <w:t> :</w:t>
-      </w:r>
-      <w:bookmarkEnd w:id="11"/>
+      <w:bookmarkEnd w:id="12"/>
     </w:p>
     <w:p/>
     <w:p>
@@ -4414,7 +4772,6 @@
         <w:rPr>
           <w:rFonts w:cs="Arial"/>
         </w:rPr>
-        <w:lastRenderedPageBreak/>
         <w:t>L’utilisateur sélectionne « Démarrer une partie ».</w:t>
       </w:r>
     </w:p>
@@ -4453,6 +4810,7 @@
         <w:rPr>
           <w:rFonts w:cs="Arial"/>
         </w:rPr>
+        <w:lastRenderedPageBreak/>
         <w:t>L’utilisateur fait son choix</w:t>
       </w:r>
     </w:p>
@@ -5054,7 +5412,6 @@
           <w:b/>
           <w:bCs/>
         </w:rPr>
-        <w:lastRenderedPageBreak/>
         <w:t>Action</w:t>
       </w:r>
       <w:r>
@@ -5676,7 +6033,6 @@
           <w:b/>
           <w:bCs/>
         </w:rPr>
-        <w:lastRenderedPageBreak/>
         <w:t>Action</w:t>
       </w:r>
       <w:r>
@@ -5711,6 +6067,7 @@
           <w:b/>
           <w:bCs/>
         </w:rPr>
+        <w:lastRenderedPageBreak/>
         <w:t>Déroulement</w:t>
       </w:r>
       <w:r>
@@ -6329,6 +6686,7 @@
           <w:b/>
           <w:bCs/>
         </w:rPr>
+        <w:lastRenderedPageBreak/>
         <w:t>Déroulement</w:t>
       </w:r>
       <w:r>
@@ -6886,14 +7244,14 @@
       <w:pPr>
         <w:pStyle w:val="Titre3"/>
       </w:pPr>
-      <w:bookmarkStart w:id="12" w:name="_Toc223426351"/>
-      <w:bookmarkStart w:id="13" w:name="_Toc223438780"/>
+      <w:bookmarkStart w:id="13" w:name="_Toc223426351"/>
+      <w:bookmarkStart w:id="14" w:name="_Toc224740521"/>
       <w:r>
         <w:lastRenderedPageBreak/>
         <w:t>Modèle Conceptuel de Données :</w:t>
       </w:r>
-      <w:bookmarkEnd w:id="12"/>
       <w:bookmarkEnd w:id="13"/>
+      <w:bookmarkEnd w:id="14"/>
     </w:p>
     <w:p>
       <w:pPr>
@@ -7273,14 +7631,14 @@
       <w:pPr>
         <w:pStyle w:val="Titre3"/>
       </w:pPr>
-      <w:bookmarkStart w:id="14" w:name="_Toc223438781"/>
+      <w:bookmarkStart w:id="15" w:name="_Toc224740522"/>
       <w:r>
         <w:t>Maquettes</w:t>
       </w:r>
       <w:r>
         <w:t> :</w:t>
       </w:r>
-      <w:bookmarkEnd w:id="14"/>
+      <w:bookmarkEnd w:id="15"/>
     </w:p>
     <w:p/>
     <w:p>
@@ -8476,9 +8834,11 @@
       <w:pPr>
         <w:pStyle w:val="Titre3"/>
       </w:pPr>
+      <w:bookmarkStart w:id="16" w:name="_Toc224740523"/>
       <w:r>
         <w:t>Risques techniques :</w:t>
       </w:r>
+      <w:bookmarkEnd w:id="16"/>
     </w:p>
     <w:p/>
     <w:p>
@@ -8659,18 +9019,22 @@
       <w:pPr>
         <w:pStyle w:val="Titre1"/>
       </w:pPr>
+      <w:bookmarkStart w:id="17" w:name="_Toc224740524"/>
       <w:r>
         <w:t>Réalisation</w:t>
       </w:r>
+      <w:bookmarkEnd w:id="17"/>
     </w:p>
     <w:p/>
     <w:p>
       <w:pPr>
         <w:pStyle w:val="Titre2"/>
       </w:pPr>
+      <w:bookmarkStart w:id="18" w:name="_Toc224740525"/>
       <w:r>
         <w:t>Dossier de réalisation</w:t>
       </w:r>
+      <w:bookmarkEnd w:id="18"/>
     </w:p>
     <w:p>
       <w:pPr>
@@ -8744,38 +9108,20 @@
       <w:r>
         <w:t>BD(</w:t>
       </w:r>
-      <w:proofErr w:type="spellStart"/>
       <w:proofErr w:type="gramEnd"/>
       <w:r>
         <w:t>quiz_db.sqlite</w:t>
       </w:r>
-      <w:proofErr w:type="spellEnd"/>
       <w:proofErr w:type="gramStart"/>
       <w:r>
         <w:t>),le</w:t>
       </w:r>
       <w:proofErr w:type="gramEnd"/>
       <w:r>
-        <w:t xml:space="preserve"> script de la BD(</w:t>
-      </w:r>
-      <w:proofErr w:type="spellStart"/>
-      <w:r>
-        <w:t>Quest_Script.sql</w:t>
-      </w:r>
-      <w:proofErr w:type="spellEnd"/>
-      <w:r>
-        <w:t xml:space="preserve">) et </w:t>
-      </w:r>
-      <w:r>
-        <w:t>les insertions des donnes avec le fichier « </w:t>
-      </w:r>
-      <w:proofErr w:type="spellStart"/>
-      <w:r>
-        <w:t>Insertions.sql</w:t>
-      </w:r>
-      <w:proofErr w:type="spellEnd"/>
-      <w:r>
-        <w:t> ».</w:t>
+        <w:t xml:space="preserve"> script de la BD(Quest_Script.sql) et </w:t>
+      </w:r>
+      <w:r>
+        <w:t>les insertions des donnes avec le fichier « Insertions.sql ».</w:t>
       </w:r>
     </w:p>
     <w:p>
@@ -8793,18 +9139,13 @@
       <w:r>
         <w:t xml:space="preserve">le dossier « design » avec tous ce qui est Maquettes du </w:t>
       </w:r>
-      <w:proofErr w:type="spellStart"/>
       <w:proofErr w:type="gramStart"/>
       <w:r>
         <w:t>jeu,MCD</w:t>
       </w:r>
       <w:proofErr w:type="gramEnd"/>
       <w:r>
-        <w:t>,MLD</w:t>
-      </w:r>
-      <w:proofErr w:type="spellEnd"/>
-      <w:r>
-        <w:t xml:space="preserve"> et</w:t>
+        <w:t>,MLD et</w:t>
       </w:r>
       <w:r>
         <w:t xml:space="preserve"> UML. </w:t>
@@ -8873,15 +9214,7 @@
         <w:t xml:space="preserve">la connexion à la BD et aussi la vérification de l’utilisateur s’il existe déjà ou s’il devra créer un compte. Le dossier </w:t>
       </w:r>
       <w:r>
-        <w:t>« </w:t>
-      </w:r>
-      <w:proofErr w:type="spellStart"/>
-      <w:r>
-        <w:t>ui</w:t>
-      </w:r>
-      <w:proofErr w:type="spellEnd"/>
-      <w:r>
-        <w:t> » avec ce qui est l’interface graphique de chaque menu que voici :</w:t>
+        <w:t>« ui » avec ce qui est l’interface graphique de chaque menu que voici :</w:t>
       </w:r>
     </w:p>
     <w:p>
@@ -8969,6 +9302,30 @@
     </w:p>
     <w:p>
       <w:pPr>
+        <w:pStyle w:val="Paragraphedeliste"/>
+        <w:numPr>
+          <w:ilvl w:val="0"/>
+          <w:numId w:val="32"/>
+        </w:numPr>
+        <w:rPr>
+          <w:lang w:val="fr-CH"/>
+        </w:rPr>
+      </w:pPr>
+      <w:r>
+        <w:rPr>
+          <w:lang w:val="fr-CH"/>
+        </w:rPr>
+        <w:t>game_quiz.py</w:t>
+      </w:r>
+      <w:r>
+        <w:rPr>
+          <w:lang w:val="fr-CH"/>
+        </w:rPr>
+        <w:t> : « Menu du Quiz »</w:t>
+      </w:r>
+    </w:p>
+    <w:p>
+      <w:pPr>
         <w:ind w:left="432"/>
         <w:rPr>
           <w:lang w:val="fr-CH"/>
@@ -8984,10 +9341,10 @@
           <w:noProof/>
         </w:rPr>
         <w:drawing>
-          <wp:inline distT="0" distB="0" distL="0" distR="0" wp14:anchorId="628C5807" wp14:editId="0912F05B">
-            <wp:extent cx="2374451" cy="5519420"/>
-            <wp:effectExtent l="0" t="0" r="6985" b="5080"/>
-            <wp:docPr id="871097059" name="Image 5"/>
+          <wp:inline distT="0" distB="0" distL="0" distR="0" wp14:anchorId="41DA5E76" wp14:editId="2D935C71">
+            <wp:extent cx="2181225" cy="4843719"/>
+            <wp:effectExtent l="0" t="0" r="0" b="0"/>
+            <wp:docPr id="184535314" name="Image 1"/>
             <wp:cNvGraphicFramePr>
               <a:graphicFrameLocks xmlns:a="http://schemas.openxmlformats.org/drawingml/2006/main" noChangeAspect="1"/>
             </wp:cNvGraphicFramePr>
@@ -8995,7 +9352,7 @@
               <a:graphicData uri="http://schemas.openxmlformats.org/drawingml/2006/picture">
                 <pic:pic xmlns:pic="http://schemas.openxmlformats.org/drawingml/2006/picture">
                   <pic:nvPicPr>
-                    <pic:cNvPr id="0" name="Picture 5"/>
+                    <pic:cNvPr id="0" name="Picture 1"/>
                     <pic:cNvPicPr>
                       <a:picLocks noChangeAspect="1" noChangeArrowheads="1"/>
                     </pic:cNvPicPr>
@@ -9016,7 +9373,7 @@
                   <pic:spPr bwMode="auto">
                     <a:xfrm>
                       <a:off x="0" y="0"/>
-                      <a:ext cx="2390280" cy="5556215"/>
+                      <a:ext cx="2184197" cy="4850319"/>
                     </a:xfrm>
                     <a:prstGeom prst="rect">
                       <a:avLst/>
@@ -9046,41 +9403,339 @@
         <w:ind w:left="432"/>
       </w:pPr>
     </w:p>
-    <w:p>
-      <w:pPr>
-        <w:ind w:left="432"/>
-      </w:pPr>
-    </w:p>
     <w:p/>
-    <w:p>
-      <w:pPr>
-        <w:ind w:left="432"/>
-      </w:pPr>
-    </w:p>
+    <w:p/>
     <w:p>
       <w:pPr>
         <w:pStyle w:val="Titre1"/>
+      </w:pPr>
+      <w:bookmarkStart w:id="19" w:name="_Toc224740526"/>
+      <w:r>
+        <w:lastRenderedPageBreak/>
+        <w:t>Tests :</w:t>
+      </w:r>
+      <w:bookmarkEnd w:id="19"/>
+    </w:p>
+    <w:p/>
+    <w:p>
+      <w:pPr>
+        <w:pStyle w:val="Titre2"/>
+      </w:pPr>
+      <w:r>
+        <w:t>Stratégie de test :</w:t>
+      </w:r>
+    </w:p>
+    <w:p>
+      <w:r>
+        <w:t xml:space="preserve"> J’ai adopté une stratégie de tests unitaires </w:t>
+      </w:r>
+      <w:r>
+        <w:t>basée sur la méthode des 3</w:t>
+      </w:r>
+      <w:r>
+        <w:t>A. Cette</w:t>
+      </w:r>
+      <w:r>
+        <w:t xml:space="preserve"> structure permet d’isol</w:t>
+      </w:r>
+      <w:r>
+        <w:t>er chaque fonctionnalité et de vérifier son comportement de manière logique</w:t>
+      </w:r>
+      <w:r>
+        <w:t>.</w:t>
+      </w:r>
+    </w:p>
+    <w:p/>
+    <w:p>
+      <w:pPr>
+        <w:pStyle w:val="Titre3"/>
+      </w:pPr>
+      <w:r>
+        <w:t>Méthode des 3A :</w:t>
+      </w:r>
+    </w:p>
+    <w:p>
+      <w:r>
+        <w:t xml:space="preserve">Pour chaque test effectué </w:t>
+      </w:r>
+      <w:r>
+        <w:t xml:space="preserve">sur mes </w:t>
+      </w:r>
+      <w:r>
+        <w:t>fonctions, je</w:t>
+      </w:r>
+      <w:r>
+        <w:t xml:space="preserve"> respecte les étapes suivantes :</w:t>
+      </w:r>
+    </w:p>
+    <w:p/>
+    <w:p>
+      <w:pPr>
+        <w:pStyle w:val="Paragraphedeliste"/>
         <w:numPr>
           <w:ilvl w:val="0"/>
-          <w:numId w:val="0"/>
+          <w:numId w:val="34"/>
         </w:numPr>
-        <w:ind w:left="432" w:hanging="432"/>
-      </w:pPr>
-      <w:bookmarkStart w:id="15" w:name="_Toc223426352"/>
-      <w:bookmarkStart w:id="16" w:name="_Toc223438782"/>
-      <w:r>
-        <w:rPr>
-          <w:u w:val="none"/>
-        </w:rPr>
-        <w:t xml:space="preserve">4  </w:t>
-      </w:r>
+      </w:pPr>
+      <w:r>
+        <w:rPr>
+          <w:b/>
+          <w:bCs/>
+        </w:rPr>
+        <w:t>Arrange (Préparer)</w:t>
+      </w:r>
+      <w:r>
+        <w:rPr>
+          <w:b/>
+          <w:bCs/>
+        </w:rPr>
+        <w:t> :</w:t>
+      </w:r>
+      <w:r>
+        <w:t xml:space="preserve"> j’initialise l’env</w:t>
+      </w:r>
+      <w:r>
+        <w:t>ironnement de test</w:t>
+      </w:r>
+    </w:p>
+    <w:p>
+      <w:pPr>
+        <w:ind w:left="360"/>
+      </w:pPr>
+    </w:p>
+    <w:p>
+      <w:pPr>
+        <w:pStyle w:val="Paragraphedeliste"/>
+        <w:numPr>
+          <w:ilvl w:val="0"/>
+          <w:numId w:val="34"/>
+        </w:numPr>
+      </w:pPr>
+      <w:r>
+        <w:rPr>
+          <w:b/>
+          <w:bCs/>
+        </w:rPr>
+        <w:t>Act (</w:t>
+      </w:r>
+      <w:r>
+        <w:rPr>
+          <w:b/>
+          <w:bCs/>
+        </w:rPr>
+        <w:t>Agir)</w:t>
+      </w:r>
+      <w:r>
+        <w:rPr>
+          <w:b/>
+          <w:bCs/>
+        </w:rPr>
+        <w:t> :</w:t>
+      </w:r>
+      <w:r>
+        <w:t xml:space="preserve"> j’exécute la fonction spécifique que je souhaite tester.</w:t>
+      </w:r>
+    </w:p>
+    <w:p/>
+    <w:p>
+      <w:pPr>
+        <w:pStyle w:val="Paragraphedeliste"/>
+        <w:numPr>
+          <w:ilvl w:val="0"/>
+          <w:numId w:val="34"/>
+        </w:numPr>
+      </w:pPr>
+      <w:r>
+        <w:rPr>
+          <w:b/>
+          <w:bCs/>
+        </w:rPr>
+        <w:t>Assert</w:t>
+      </w:r>
+      <w:r>
+        <w:rPr>
+          <w:b/>
+          <w:bCs/>
+        </w:rPr>
+        <w:t xml:space="preserve"> </w:t>
+      </w:r>
+      <w:r>
+        <w:rPr>
+          <w:b/>
+          <w:bCs/>
+        </w:rPr>
+        <w:t>(</w:t>
+      </w:r>
+      <w:r>
+        <w:rPr>
+          <w:b/>
+          <w:bCs/>
+        </w:rPr>
+        <w:t>Vérifier)</w:t>
+      </w:r>
+      <w:r>
+        <w:rPr>
+          <w:b/>
+          <w:bCs/>
+        </w:rPr>
+        <w:t> :</w:t>
+      </w:r>
+      <w:r>
+        <w:t xml:space="preserve"> </w:t>
+      </w:r>
+      <w:r>
+        <w:t xml:space="preserve">je compare le résultat obtenu avec </w:t>
+      </w:r>
+      <w:r>
+        <w:t>le résultat attendu.</w:t>
+      </w:r>
+    </w:p>
+    <w:p>
+      <w:pPr>
+        <w:pStyle w:val="Titre2"/>
+      </w:pPr>
+      <w:r>
+        <w:t>Type de tests :</w:t>
+      </w:r>
+    </w:p>
+    <w:p>
+      <w:pPr>
+        <w:rPr>
+          <w:lang w:val="fr-CH"/>
+        </w:rPr>
+      </w:pPr>
+      <w:r>
+        <w:rPr>
+          <w:lang w:val="fr-CH"/>
+        </w:rPr>
+        <w:t>J'ai opté pour une approche de test à deux niveaux :</w:t>
+      </w:r>
+    </w:p>
+    <w:p>
+      <w:pPr>
+        <w:rPr>
+          <w:lang w:val="fr-CH"/>
+        </w:rPr>
+      </w:pPr>
+    </w:p>
+    <w:p>
+      <w:pPr>
+        <w:numPr>
+          <w:ilvl w:val="0"/>
+          <w:numId w:val="33"/>
+        </w:numPr>
+        <w:rPr>
+          <w:lang w:val="fr-CH"/>
+        </w:rPr>
+      </w:pPr>
+      <w:r>
+        <w:rPr>
+          <w:b/>
+          <w:bCs/>
+          <w:lang w:val="fr-CH"/>
+        </w:rPr>
+        <w:t>Tests unitaires :</w:t>
+      </w:r>
+      <w:r>
+        <w:rPr>
+          <w:lang w:val="fr-CH"/>
+        </w:rPr>
+        <w:t xml:space="preserve"> Pour isoler et valider les fonctions critiques, comme l'extraction des données SQL</w:t>
+      </w:r>
+      <w:r>
+        <w:rPr>
+          <w:lang w:val="fr-CH"/>
+        </w:rPr>
+        <w:t>.</w:t>
+      </w:r>
+    </w:p>
+    <w:p>
+      <w:pPr>
+        <w:ind w:left="720"/>
+        <w:rPr>
+          <w:lang w:val="fr-CH"/>
+        </w:rPr>
+      </w:pPr>
+    </w:p>
+    <w:p>
+      <w:pPr>
+        <w:numPr>
+          <w:ilvl w:val="0"/>
+          <w:numId w:val="33"/>
+        </w:numPr>
+        <w:rPr>
+          <w:lang w:val="fr-CH"/>
+        </w:rPr>
+      </w:pPr>
+      <w:r>
+        <w:rPr>
+          <w:b/>
+          <w:bCs/>
+          <w:lang w:val="fr-CH"/>
+        </w:rPr>
+        <w:t>Tests fonctionnels :</w:t>
+      </w:r>
+      <w:r>
+        <w:rPr>
+          <w:lang w:val="fr-CH"/>
+        </w:rPr>
+        <w:t xml:space="preserve"> Pour confirmer que l'enchaînement des écrans et la logique du quiz répondent correctement aux interactions de l'utilisateur. »</w:t>
+      </w:r>
+    </w:p>
+    <w:p>
+      <w:pPr>
+        <w:rPr>
+          <w:lang w:val="fr-CH"/>
+        </w:rPr>
+      </w:pPr>
+    </w:p>
+    <w:p/>
+    <w:p>
+      <w:pPr>
+        <w:pStyle w:val="Titre2"/>
+      </w:pPr>
+      <w:r>
+        <w:t>Où sont écrits les tests ?</w:t>
+      </w:r>
+    </w:p>
+    <w:p/>
+    <w:p>
+      <w:r>
+        <w:t>Tous les tests se trou</w:t>
+      </w:r>
+      <w:r>
+        <w:t>vent dans le dossier tests à la racine du repository.</w:t>
+      </w:r>
+      <w:r>
+        <w:t xml:space="preserve"> Les tests sont </w:t>
+      </w:r>
+      <w:proofErr w:type="gramStart"/>
+      <w:r>
+        <w:t>écris</w:t>
+      </w:r>
+      <w:proofErr w:type="gramEnd"/>
+      <w:r>
+        <w:t xml:space="preserve"> </w:t>
+      </w:r>
+      <w:r>
+        <w:t xml:space="preserve">à l’aide de la librairie « Pytest » </w:t>
+      </w:r>
+      <w:r>
+        <w:t xml:space="preserve"> qui permet d’automatiser les tests.</w:t>
+      </w:r>
+    </w:p>
+    <w:p>
+      <w:pPr>
+        <w:pStyle w:val="Titre1"/>
+      </w:pPr>
+      <w:bookmarkStart w:id="20" w:name="_Toc223426352"/>
+      <w:bookmarkStart w:id="21" w:name="_Toc224740527"/>
       <w:r>
         <w:t>Historique :</w:t>
       </w:r>
-      <w:bookmarkEnd w:id="15"/>
-      <w:bookmarkEnd w:id="16"/>
-    </w:p>
-    <w:p/>
+      <w:bookmarkEnd w:id="20"/>
+      <w:bookmarkEnd w:id="21"/>
+    </w:p>
     <w:p>
       <w:pPr>
         <w:ind w:left="432"/>
@@ -9610,7 +10265,7 @@
         <wp:inline distT="0" distB="0" distL="0" distR="0" wp14:anchorId="166EB832" wp14:editId="709375B8">
           <wp:extent cx="638175" cy="323358"/>
           <wp:effectExtent l="0" t="0" r="0" b="635"/>
-          <wp:docPr id="111290425" name="Image 1" descr="Une image contenant Graphique, Police, logo, symbole&#10;&#10;Le contenu généré par l’IA peut être incorrect."/>
+          <wp:docPr id="1527137693" name="Image 1" descr="Une image contenant Graphique, Police, logo, symbole&#10;&#10;Le contenu généré par l’IA peut être incorrect."/>
           <wp:cNvGraphicFramePr>
             <a:graphicFrameLocks xmlns:a="http://schemas.openxmlformats.org/drawingml/2006/main" noChangeAspect="1"/>
           </wp:cNvGraphicFramePr>
@@ -9670,6 +10325,92 @@
 <file path=word/numbering.xml><?xml version="1.0" encoding="utf-8"?>
 <w:numbering xmlns:wpc="http://schemas.microsoft.com/office/word/2010/wordprocessingCanvas" xmlns:cx="http://schemas.microsoft.com/office/drawing/2014/chartex" xmlns:cx1="http://schemas.microsoft.com/office/drawing/2015/9/8/chartex" xmlns:cx2="http://schemas.microsoft.com/office/drawing/2015/10/21/chartex" xmlns:cx3="http://schemas.microsoft.com/office/drawing/2016/5/9/chartex" xmlns:cx4="http://schemas.microsoft.com/office/drawing/2016/5/10/chartex" xmlns:cx5="http://schemas.microsoft.com/office/drawing/2016/5/11/chartex" xmlns:cx6="http://schemas.microsoft.com/office/drawing/2016/5/12/chartex" xmlns:cx7="http://schemas.microsoft.com/office/drawing/2016/5/13/chartex" xmlns:cx8="http://schemas.microsoft.com/office/drawing/2016/5/14/chartex" xmlns:mc="http://schemas.openxmlformats.org/markup-compatibility/2006" xmlns:aink="http://schemas.microsoft.com/office/drawing/2016/ink" xmlns:am3d="http://schemas.microsoft.com/office/drawing/2017/model3d" xmlns:o="urn:schemas-microsoft-com:office:office" xmlns:oel="http://schemas.microsoft.com/office/2019/extlst" xmlns:r="http://schemas.openxmlformats.org/officeDocument/2006/relationships" xmlns:m="http://schemas.openxmlformats.org/officeDocument/2006/math" xmlns:v="urn:schemas-microsoft-com:vml" xmlns:wp14="http://schemas.microsoft.com/office/word/2010/wordprocessingDrawing" xmlns:wp="http://schemas.openxmlformats.org/drawingml/2006/wordprocessingDrawing" xmlns:w10="urn:schemas-microsoft-com:office:word" xmlns:w="http://schemas.openxmlformats.org/wordprocessingml/2006/main" xmlns:w14="http://schemas.microsoft.com/office/word/2010/wordml" xmlns:w15="http://schemas.microsoft.com/office/word/2012/wordml" xmlns:w16cex="http://schemas.microsoft.com/office/word/2018/wordml/cex" xmlns:w16cid="http://schemas.microsoft.com/office/word/2016/wordml/cid" xmlns:w16="http://schemas.microsoft.com/office/word/2018/wordml" xmlns:w16du="http://schemas.microsoft.com/office/word/2023/wordml/word16du" xmlns:w16sdtdh="http://schemas.microsoft.com/office/word/2020/wordml/sdtdatahash" xmlns:w16sdtfl="http://schemas.microsoft.com/office/word/2024/wordml/sdtformatlock" xmlns:w16se="http://schemas.microsoft.com/office/word/2015/wordml/symex" xmlns:wpg="http://schemas.microsoft.com/office/word/2010/wordprocessingGroup" xmlns:wpi="http://schemas.microsoft.com/office/word/2010/wordprocessingInk" xmlns:wne="http://schemas.microsoft.com/office/word/2006/wordml" xmlns:wps="http://schemas.microsoft.com/office/word/2010/wordprocessingShape" mc:Ignorable="w14 w15 w16se w16cid w16 w16cex w16sdtdh w16sdtfl w16du wp14">
   <w:abstractNum w:abstractNumId="0" w15:restartNumberingAfterBreak="0">
+    <w:nsid w:val="001012EF"/>
+    <w:multiLevelType w:val="hybridMultilevel"/>
+    <w:tmpl w:val="2960C2CC"/>
+    <w:lvl w:ilvl="0" w:tplc="100C000F">
+      <w:start w:val="1"/>
+      <w:numFmt w:val="decimal"/>
+      <w:lvlText w:val="%1."/>
+      <w:lvlJc w:val="left"/>
+      <w:pPr>
+        <w:ind w:left="720" w:hanging="360"/>
+      </w:pPr>
+    </w:lvl>
+    <w:lvl w:ilvl="1" w:tplc="100C0019" w:tentative="1">
+      <w:start w:val="1"/>
+      <w:numFmt w:val="lowerLetter"/>
+      <w:lvlText w:val="%2."/>
+      <w:lvlJc w:val="left"/>
+      <w:pPr>
+        <w:ind w:left="1440" w:hanging="360"/>
+      </w:pPr>
+    </w:lvl>
+    <w:lvl w:ilvl="2" w:tplc="100C001B" w:tentative="1">
+      <w:start w:val="1"/>
+      <w:numFmt w:val="lowerRoman"/>
+      <w:lvlText w:val="%3."/>
+      <w:lvlJc w:val="right"/>
+      <w:pPr>
+        <w:ind w:left="2160" w:hanging="180"/>
+      </w:pPr>
+    </w:lvl>
+    <w:lvl w:ilvl="3" w:tplc="100C000F" w:tentative="1">
+      <w:start w:val="1"/>
+      <w:numFmt w:val="decimal"/>
+      <w:lvlText w:val="%4."/>
+      <w:lvlJc w:val="left"/>
+      <w:pPr>
+        <w:ind w:left="2880" w:hanging="360"/>
+      </w:pPr>
+    </w:lvl>
+    <w:lvl w:ilvl="4" w:tplc="100C0019" w:tentative="1">
+      <w:start w:val="1"/>
+      <w:numFmt w:val="lowerLetter"/>
+      <w:lvlText w:val="%5."/>
+      <w:lvlJc w:val="left"/>
+      <w:pPr>
+        <w:ind w:left="3600" w:hanging="360"/>
+      </w:pPr>
+    </w:lvl>
+    <w:lvl w:ilvl="5" w:tplc="100C001B" w:tentative="1">
+      <w:start w:val="1"/>
+      <w:numFmt w:val="lowerRoman"/>
+      <w:lvlText w:val="%6."/>
+      <w:lvlJc w:val="right"/>
+      <w:pPr>
+        <w:ind w:left="4320" w:hanging="180"/>
+      </w:pPr>
+    </w:lvl>
+    <w:lvl w:ilvl="6" w:tplc="100C000F" w:tentative="1">
+      <w:start w:val="1"/>
+      <w:numFmt w:val="decimal"/>
+      <w:lvlText w:val="%7."/>
+      <w:lvlJc w:val="left"/>
+      <w:pPr>
+        <w:ind w:left="5040" w:hanging="360"/>
+      </w:pPr>
+    </w:lvl>
+    <w:lvl w:ilvl="7" w:tplc="100C0019" w:tentative="1">
+      <w:start w:val="1"/>
+      <w:numFmt w:val="lowerLetter"/>
+      <w:lvlText w:val="%8."/>
+      <w:lvlJc w:val="left"/>
+      <w:pPr>
+        <w:ind w:left="5760" w:hanging="360"/>
+      </w:pPr>
+    </w:lvl>
+    <w:lvl w:ilvl="8" w:tplc="100C001B" w:tentative="1">
+      <w:start w:val="1"/>
+      <w:numFmt w:val="lowerRoman"/>
+      <w:lvlText w:val="%9."/>
+      <w:lvlJc w:val="right"/>
+      <w:pPr>
+        <w:ind w:left="6480" w:hanging="180"/>
+      </w:pPr>
+    </w:lvl>
+  </w:abstractNum>
+  <w:abstractNum w:abstractNumId="1" w15:restartNumberingAfterBreak="0">
     <w:nsid w:val="02A63CBB"/>
     <w:multiLevelType w:val="hybridMultilevel"/>
     <w:tmpl w:val="1CAAE598"/>
@@ -9782,7 +10523,7 @@
       </w:rPr>
     </w:lvl>
   </w:abstractNum>
-  <w:abstractNum w:abstractNumId="1" w15:restartNumberingAfterBreak="0">
+  <w:abstractNum w:abstractNumId="2" w15:restartNumberingAfterBreak="0">
     <w:nsid w:val="076017DF"/>
     <w:multiLevelType w:val="hybridMultilevel"/>
     <w:tmpl w:val="18B647EE"/>
@@ -9868,7 +10609,7 @@
       </w:pPr>
     </w:lvl>
   </w:abstractNum>
-  <w:abstractNum w:abstractNumId="2" w15:restartNumberingAfterBreak="0">
+  <w:abstractNum w:abstractNumId="3" w15:restartNumberingAfterBreak="0">
     <w:nsid w:val="09262697"/>
     <w:multiLevelType w:val="hybridMultilevel"/>
     <w:tmpl w:val="5A9CAD6C"/>
@@ -9981,7 +10722,7 @@
       </w:rPr>
     </w:lvl>
   </w:abstractNum>
-  <w:abstractNum w:abstractNumId="3" w15:restartNumberingAfterBreak="0">
+  <w:abstractNum w:abstractNumId="4" w15:restartNumberingAfterBreak="0">
     <w:nsid w:val="0A355675"/>
     <w:multiLevelType w:val="multilevel"/>
     <w:tmpl w:val="BA04D442"/>
@@ -10126,7 +10867,7 @@
       </w:rPr>
     </w:lvl>
   </w:abstractNum>
-  <w:abstractNum w:abstractNumId="4" w15:restartNumberingAfterBreak="0">
+  <w:abstractNum w:abstractNumId="5" w15:restartNumberingAfterBreak="0">
     <w:nsid w:val="0A7C7405"/>
     <w:multiLevelType w:val="singleLevel"/>
     <w:tmpl w:val="92869324"/>
@@ -10147,7 +10888,7 @@
       </w:rPr>
     </w:lvl>
   </w:abstractNum>
-  <w:abstractNum w:abstractNumId="5" w15:restartNumberingAfterBreak="0">
+  <w:abstractNum w:abstractNumId="6" w15:restartNumberingAfterBreak="0">
     <w:nsid w:val="0C5538D3"/>
     <w:multiLevelType w:val="multilevel"/>
     <w:tmpl w:val="8D8A6E06"/>
@@ -10296,7 +11037,7 @@
       </w:rPr>
     </w:lvl>
   </w:abstractNum>
-  <w:abstractNum w:abstractNumId="6" w15:restartNumberingAfterBreak="0">
+  <w:abstractNum w:abstractNumId="7" w15:restartNumberingAfterBreak="0">
     <w:nsid w:val="0E6F5AFD"/>
     <w:multiLevelType w:val="hybridMultilevel"/>
     <w:tmpl w:val="DE9CCBB0"/>
@@ -10409,7 +11150,7 @@
       </w:rPr>
     </w:lvl>
   </w:abstractNum>
-  <w:abstractNum w:abstractNumId="7" w15:restartNumberingAfterBreak="0">
+  <w:abstractNum w:abstractNumId="8" w15:restartNumberingAfterBreak="0">
     <w:nsid w:val="11701E4F"/>
     <w:multiLevelType w:val="hybridMultilevel"/>
     <w:tmpl w:val="2E0E2512"/>
@@ -10495,7 +11236,7 @@
       </w:pPr>
     </w:lvl>
   </w:abstractNum>
-  <w:abstractNum w:abstractNumId="8" w15:restartNumberingAfterBreak="0">
+  <w:abstractNum w:abstractNumId="9" w15:restartNumberingAfterBreak="0">
     <w:nsid w:val="12FA2F8D"/>
     <w:multiLevelType w:val="hybridMultilevel"/>
     <w:tmpl w:val="E5FA2FBE"/>
@@ -10608,7 +11349,7 @@
       </w:rPr>
     </w:lvl>
   </w:abstractNum>
-  <w:abstractNum w:abstractNumId="9" w15:restartNumberingAfterBreak="0">
+  <w:abstractNum w:abstractNumId="10" w15:restartNumberingAfterBreak="0">
     <w:nsid w:val="17E86423"/>
     <w:multiLevelType w:val="hybridMultilevel"/>
     <w:tmpl w:val="A9B064BC"/>
@@ -10721,7 +11462,7 @@
       </w:rPr>
     </w:lvl>
   </w:abstractNum>
-  <w:abstractNum w:abstractNumId="10" w15:restartNumberingAfterBreak="0">
+  <w:abstractNum w:abstractNumId="11" w15:restartNumberingAfterBreak="0">
     <w:nsid w:val="191C6EF5"/>
     <w:multiLevelType w:val="hybridMultilevel"/>
     <w:tmpl w:val="F8D473F6"/>
@@ -10834,7 +11575,156 @@
       </w:rPr>
     </w:lvl>
   </w:abstractNum>
-  <w:abstractNum w:abstractNumId="11" w15:restartNumberingAfterBreak="0">
+  <w:abstractNum w:abstractNumId="12" w15:restartNumberingAfterBreak="0">
+    <w:nsid w:val="193C48BA"/>
+    <w:multiLevelType w:val="multilevel"/>
+    <w:tmpl w:val="B6A2F9F0"/>
+    <w:lvl w:ilvl="0">
+      <w:start w:val="1"/>
+      <w:numFmt w:val="bullet"/>
+      <w:lvlText w:val=""/>
+      <w:lvlJc w:val="left"/>
+      <w:pPr>
+        <w:tabs>
+          <w:tab w:val="num" w:pos="720"/>
+        </w:tabs>
+        <w:ind w:left="720" w:hanging="360"/>
+      </w:pPr>
+      <w:rPr>
+        <w:rFonts w:ascii="Symbol" w:hAnsi="Symbol" w:hint="default"/>
+        <w:sz w:val="20"/>
+      </w:rPr>
+    </w:lvl>
+    <w:lvl w:ilvl="1" w:tentative="1">
+      <w:start w:val="1"/>
+      <w:numFmt w:val="bullet"/>
+      <w:lvlText w:val="o"/>
+      <w:lvlJc w:val="left"/>
+      <w:pPr>
+        <w:tabs>
+          <w:tab w:val="num" w:pos="1440"/>
+        </w:tabs>
+        <w:ind w:left="1440" w:hanging="360"/>
+      </w:pPr>
+      <w:rPr>
+        <w:rFonts w:ascii="Courier New" w:hAnsi="Courier New" w:hint="default"/>
+        <w:sz w:val="20"/>
+      </w:rPr>
+    </w:lvl>
+    <w:lvl w:ilvl="2" w:tentative="1">
+      <w:start w:val="1"/>
+      <w:numFmt w:val="bullet"/>
+      <w:lvlText w:val=""/>
+      <w:lvlJc w:val="left"/>
+      <w:pPr>
+        <w:tabs>
+          <w:tab w:val="num" w:pos="2160"/>
+        </w:tabs>
+        <w:ind w:left="2160" w:hanging="360"/>
+      </w:pPr>
+      <w:rPr>
+        <w:rFonts w:ascii="Wingdings" w:hAnsi="Wingdings" w:hint="default"/>
+        <w:sz w:val="20"/>
+      </w:rPr>
+    </w:lvl>
+    <w:lvl w:ilvl="3" w:tentative="1">
+      <w:start w:val="1"/>
+      <w:numFmt w:val="bullet"/>
+      <w:lvlText w:val=""/>
+      <w:lvlJc w:val="left"/>
+      <w:pPr>
+        <w:tabs>
+          <w:tab w:val="num" w:pos="2880"/>
+        </w:tabs>
+        <w:ind w:left="2880" w:hanging="360"/>
+      </w:pPr>
+      <w:rPr>
+        <w:rFonts w:ascii="Wingdings" w:hAnsi="Wingdings" w:hint="default"/>
+        <w:sz w:val="20"/>
+      </w:rPr>
+    </w:lvl>
+    <w:lvl w:ilvl="4" w:tentative="1">
+      <w:start w:val="1"/>
+      <w:numFmt w:val="bullet"/>
+      <w:lvlText w:val=""/>
+      <w:lvlJc w:val="left"/>
+      <w:pPr>
+        <w:tabs>
+          <w:tab w:val="num" w:pos="3600"/>
+        </w:tabs>
+        <w:ind w:left="3600" w:hanging="360"/>
+      </w:pPr>
+      <w:rPr>
+        <w:rFonts w:ascii="Wingdings" w:hAnsi="Wingdings" w:hint="default"/>
+        <w:sz w:val="20"/>
+      </w:rPr>
+    </w:lvl>
+    <w:lvl w:ilvl="5" w:tentative="1">
+      <w:start w:val="1"/>
+      <w:numFmt w:val="bullet"/>
+      <w:lvlText w:val=""/>
+      <w:lvlJc w:val="left"/>
+      <w:pPr>
+        <w:tabs>
+          <w:tab w:val="num" w:pos="4320"/>
+        </w:tabs>
+        <w:ind w:left="4320" w:hanging="360"/>
+      </w:pPr>
+      <w:rPr>
+        <w:rFonts w:ascii="Wingdings" w:hAnsi="Wingdings" w:hint="default"/>
+        <w:sz w:val="20"/>
+      </w:rPr>
+    </w:lvl>
+    <w:lvl w:ilvl="6" w:tentative="1">
+      <w:start w:val="1"/>
+      <w:numFmt w:val="bullet"/>
+      <w:lvlText w:val=""/>
+      <w:lvlJc w:val="left"/>
+      <w:pPr>
+        <w:tabs>
+          <w:tab w:val="num" w:pos="5040"/>
+        </w:tabs>
+        <w:ind w:left="5040" w:hanging="360"/>
+      </w:pPr>
+      <w:rPr>
+        <w:rFonts w:ascii="Wingdings" w:hAnsi="Wingdings" w:hint="default"/>
+        <w:sz w:val="20"/>
+      </w:rPr>
+    </w:lvl>
+    <w:lvl w:ilvl="7" w:tentative="1">
+      <w:start w:val="1"/>
+      <w:numFmt w:val="bullet"/>
+      <w:lvlText w:val=""/>
+      <w:lvlJc w:val="left"/>
+      <w:pPr>
+        <w:tabs>
+          <w:tab w:val="num" w:pos="5760"/>
+        </w:tabs>
+        <w:ind w:left="5760" w:hanging="360"/>
+      </w:pPr>
+      <w:rPr>
+        <w:rFonts w:ascii="Wingdings" w:hAnsi="Wingdings" w:hint="default"/>
+        <w:sz w:val="20"/>
+      </w:rPr>
+    </w:lvl>
+    <w:lvl w:ilvl="8" w:tentative="1">
+      <w:start w:val="1"/>
+      <w:numFmt w:val="bullet"/>
+      <w:lvlText w:val=""/>
+      <w:lvlJc w:val="left"/>
+      <w:pPr>
+        <w:tabs>
+          <w:tab w:val="num" w:pos="6480"/>
+        </w:tabs>
+        <w:ind w:left="6480" w:hanging="360"/>
+      </w:pPr>
+      <w:rPr>
+        <w:rFonts w:ascii="Wingdings" w:hAnsi="Wingdings" w:hint="default"/>
+        <w:sz w:val="20"/>
+      </w:rPr>
+    </w:lvl>
+  </w:abstractNum>
+  <w:abstractNum w:abstractNumId="13" w15:restartNumberingAfterBreak="0">
     <w:nsid w:val="1D3D709E"/>
     <w:multiLevelType w:val="hybridMultilevel"/>
     <w:tmpl w:val="4A5ABCCA"/>
@@ -10947,7 +11837,7 @@
       </w:rPr>
     </w:lvl>
   </w:abstractNum>
-  <w:abstractNum w:abstractNumId="12" w15:restartNumberingAfterBreak="0">
+  <w:abstractNum w:abstractNumId="14" w15:restartNumberingAfterBreak="0">
     <w:nsid w:val="29EA32D9"/>
     <w:multiLevelType w:val="hybridMultilevel"/>
     <w:tmpl w:val="7962043A"/>
@@ -11036,7 +11926,7 @@
       </w:pPr>
     </w:lvl>
   </w:abstractNum>
-  <w:abstractNum w:abstractNumId="13" w15:restartNumberingAfterBreak="0">
+  <w:abstractNum w:abstractNumId="15" w15:restartNumberingAfterBreak="0">
     <w:nsid w:val="2D0C666A"/>
     <w:multiLevelType w:val="hybridMultilevel"/>
     <w:tmpl w:val="5F162494"/>
@@ -11149,7 +12039,7 @@
       </w:rPr>
     </w:lvl>
   </w:abstractNum>
-  <w:abstractNum w:abstractNumId="14" w15:restartNumberingAfterBreak="0">
+  <w:abstractNum w:abstractNumId="16" w15:restartNumberingAfterBreak="0">
     <w:nsid w:val="2D526B53"/>
     <w:multiLevelType w:val="hybridMultilevel"/>
     <w:tmpl w:val="3E666434"/>
@@ -11262,7 +12152,7 @@
       </w:rPr>
     </w:lvl>
   </w:abstractNum>
-  <w:abstractNum w:abstractNumId="15" w15:restartNumberingAfterBreak="0">
+  <w:abstractNum w:abstractNumId="17" w15:restartNumberingAfterBreak="0">
     <w:nsid w:val="313F077A"/>
     <w:multiLevelType w:val="hybridMultilevel"/>
     <w:tmpl w:val="EDCE7868"/>
@@ -11375,7 +12265,7 @@
       </w:rPr>
     </w:lvl>
   </w:abstractNum>
-  <w:abstractNum w:abstractNumId="16" w15:restartNumberingAfterBreak="0">
+  <w:abstractNum w:abstractNumId="18" w15:restartNumberingAfterBreak="0">
     <w:nsid w:val="369479CA"/>
     <w:multiLevelType w:val="multilevel"/>
     <w:tmpl w:val="BA04D442"/>
@@ -11520,7 +12410,7 @@
       </w:rPr>
     </w:lvl>
   </w:abstractNum>
-  <w:abstractNum w:abstractNumId="17" w15:restartNumberingAfterBreak="0">
+  <w:abstractNum w:abstractNumId="19" w15:restartNumberingAfterBreak="0">
     <w:nsid w:val="36C271EF"/>
     <w:multiLevelType w:val="hybridMultilevel"/>
     <w:tmpl w:val="7BBEA2FC"/>
@@ -11633,7 +12523,7 @@
       </w:rPr>
     </w:lvl>
   </w:abstractNum>
-  <w:abstractNum w:abstractNumId="18" w15:restartNumberingAfterBreak="0">
+  <w:abstractNum w:abstractNumId="20" w15:restartNumberingAfterBreak="0">
     <w:nsid w:val="40FB2224"/>
     <w:multiLevelType w:val="hybridMultilevel"/>
     <w:tmpl w:val="035AE516"/>
@@ -11719,7 +12609,7 @@
       </w:pPr>
     </w:lvl>
   </w:abstractNum>
-  <w:abstractNum w:abstractNumId="19" w15:restartNumberingAfterBreak="0">
+  <w:abstractNum w:abstractNumId="21" w15:restartNumberingAfterBreak="0">
     <w:nsid w:val="47B64A22"/>
     <w:multiLevelType w:val="hybridMultilevel"/>
     <w:tmpl w:val="88CA27A6"/>
@@ -11832,7 +12722,7 @@
       </w:rPr>
     </w:lvl>
   </w:abstractNum>
-  <w:abstractNum w:abstractNumId="20" w15:restartNumberingAfterBreak="0">
+  <w:abstractNum w:abstractNumId="22" w15:restartNumberingAfterBreak="0">
     <w:nsid w:val="4CE521FF"/>
     <w:multiLevelType w:val="multilevel"/>
     <w:tmpl w:val="C4907AA0"/>
@@ -11981,7 +12871,7 @@
       </w:rPr>
     </w:lvl>
   </w:abstractNum>
-  <w:abstractNum w:abstractNumId="21" w15:restartNumberingAfterBreak="0">
+  <w:abstractNum w:abstractNumId="23" w15:restartNumberingAfterBreak="0">
     <w:nsid w:val="4D382160"/>
     <w:multiLevelType w:val="multilevel"/>
     <w:tmpl w:val="464C3886"/>
@@ -12130,7 +13020,7 @@
       </w:rPr>
     </w:lvl>
   </w:abstractNum>
-  <w:abstractNum w:abstractNumId="22" w15:restartNumberingAfterBreak="0">
+  <w:abstractNum w:abstractNumId="24" w15:restartNumberingAfterBreak="0">
     <w:nsid w:val="504D53A6"/>
     <w:multiLevelType w:val="hybridMultilevel"/>
     <w:tmpl w:val="9154A692"/>
@@ -12243,7 +13133,7 @@
       </w:rPr>
     </w:lvl>
   </w:abstractNum>
-  <w:abstractNum w:abstractNumId="23" w15:restartNumberingAfterBreak="0">
+  <w:abstractNum w:abstractNumId="25" w15:restartNumberingAfterBreak="0">
     <w:nsid w:val="50B75481"/>
     <w:multiLevelType w:val="hybridMultilevel"/>
     <w:tmpl w:val="4C5CCE92"/>
@@ -12356,7 +13246,7 @@
       </w:rPr>
     </w:lvl>
   </w:abstractNum>
-  <w:abstractNum w:abstractNumId="24" w15:restartNumberingAfterBreak="0">
+  <w:abstractNum w:abstractNumId="26" w15:restartNumberingAfterBreak="0">
     <w:nsid w:val="51AB60B8"/>
     <w:multiLevelType w:val="hybridMultilevel"/>
     <w:tmpl w:val="92DA1F2E"/>
@@ -12469,7 +13359,7 @@
       </w:rPr>
     </w:lvl>
   </w:abstractNum>
-  <w:abstractNum w:abstractNumId="25" w15:restartNumberingAfterBreak="0">
+  <w:abstractNum w:abstractNumId="27" w15:restartNumberingAfterBreak="0">
     <w:nsid w:val="54C97CB1"/>
     <w:multiLevelType w:val="multilevel"/>
     <w:tmpl w:val="3430677A"/>
@@ -12610,7 +13500,7 @@
       </w:rPr>
     </w:lvl>
   </w:abstractNum>
-  <w:abstractNum w:abstractNumId="26" w15:restartNumberingAfterBreak="0">
+  <w:abstractNum w:abstractNumId="28" w15:restartNumberingAfterBreak="0">
     <w:nsid w:val="5768768F"/>
     <w:multiLevelType w:val="hybridMultilevel"/>
     <w:tmpl w:val="216CA940"/>
@@ -12723,7 +13613,7 @@
       </w:rPr>
     </w:lvl>
   </w:abstractNum>
-  <w:abstractNum w:abstractNumId="27" w15:restartNumberingAfterBreak="0">
+  <w:abstractNum w:abstractNumId="29" w15:restartNumberingAfterBreak="0">
     <w:nsid w:val="6C432585"/>
     <w:multiLevelType w:val="hybridMultilevel"/>
     <w:tmpl w:val="21D2F938"/>
@@ -12836,7 +13726,7 @@
       </w:rPr>
     </w:lvl>
   </w:abstractNum>
-  <w:abstractNum w:abstractNumId="28" w15:restartNumberingAfterBreak="0">
+  <w:abstractNum w:abstractNumId="30" w15:restartNumberingAfterBreak="0">
     <w:nsid w:val="6F876B14"/>
     <w:multiLevelType w:val="hybridMultilevel"/>
     <w:tmpl w:val="035AE516"/>
@@ -12922,7 +13812,7 @@
       </w:pPr>
     </w:lvl>
   </w:abstractNum>
-  <w:abstractNum w:abstractNumId="29" w15:restartNumberingAfterBreak="0">
+  <w:abstractNum w:abstractNumId="31" w15:restartNumberingAfterBreak="0">
     <w:nsid w:val="705069D4"/>
     <w:multiLevelType w:val="hybridMultilevel"/>
     <w:tmpl w:val="65DE60DE"/>
@@ -13008,7 +13898,7 @@
       </w:pPr>
     </w:lvl>
   </w:abstractNum>
-  <w:abstractNum w:abstractNumId="30" w15:restartNumberingAfterBreak="0">
+  <w:abstractNum w:abstractNumId="32" w15:restartNumberingAfterBreak="0">
     <w:nsid w:val="75EF32BB"/>
     <w:multiLevelType w:val="hybridMultilevel"/>
     <w:tmpl w:val="C316DF48"/>
@@ -13121,7 +14011,7 @@
       </w:rPr>
     </w:lvl>
   </w:abstractNum>
-  <w:abstractNum w:abstractNumId="31" w15:restartNumberingAfterBreak="0">
+  <w:abstractNum w:abstractNumId="33" w15:restartNumberingAfterBreak="0">
     <w:nsid w:val="7B193736"/>
     <w:multiLevelType w:val="multilevel"/>
     <w:tmpl w:val="3E0A631E"/>
@@ -13244,100 +14134,106 @@
     </w:lvl>
   </w:abstractNum>
   <w:num w:numId="1" w16cid:durableId="373963709">
+    <w:abstractNumId w:val="33"/>
+  </w:num>
+  <w:num w:numId="2" w16cid:durableId="14121028">
+    <w:abstractNumId w:val="5"/>
+  </w:num>
+  <w:num w:numId="3" w16cid:durableId="1641111932">
+    <w:abstractNumId w:val="13"/>
+  </w:num>
+  <w:num w:numId="4" w16cid:durableId="973219267">
+    <w:abstractNumId w:val="6"/>
+  </w:num>
+  <w:num w:numId="5" w16cid:durableId="1267730677">
+    <w:abstractNumId w:val="26"/>
+  </w:num>
+  <w:num w:numId="6" w16cid:durableId="2096511765">
+    <w:abstractNumId w:val="18"/>
+  </w:num>
+  <w:num w:numId="7" w16cid:durableId="1899901855">
+    <w:abstractNumId w:val="4"/>
+  </w:num>
+  <w:num w:numId="8" w16cid:durableId="1779569684">
+    <w:abstractNumId w:val="2"/>
+  </w:num>
+  <w:num w:numId="9" w16cid:durableId="1682853319">
+    <w:abstractNumId w:val="27"/>
+  </w:num>
+  <w:num w:numId="10" w16cid:durableId="1258176880">
+    <w:abstractNumId w:val="15"/>
+  </w:num>
+  <w:num w:numId="11" w16cid:durableId="1142117804">
     <w:abstractNumId w:val="31"/>
   </w:num>
-  <w:num w:numId="2" w16cid:durableId="14121028">
-    <w:abstractNumId w:val="4"/>
+  <w:num w:numId="12" w16cid:durableId="1984847439">
+    <w:abstractNumId w:val="14"/>
   </w:num>
-  <w:num w:numId="3" w16cid:durableId="1641111932">
+  <w:num w:numId="13" w16cid:durableId="1677461657">
+    <w:abstractNumId w:val="8"/>
+  </w:num>
+  <w:num w:numId="14" w16cid:durableId="200821229">
+    <w:abstractNumId w:val="20"/>
+  </w:num>
+  <w:num w:numId="15" w16cid:durableId="992028605">
+    <w:abstractNumId w:val="30"/>
+  </w:num>
+  <w:num w:numId="16" w16cid:durableId="1890605178">
+    <w:abstractNumId w:val="23"/>
+  </w:num>
+  <w:num w:numId="17" w16cid:durableId="1559702716">
+    <w:abstractNumId w:val="22"/>
+  </w:num>
+  <w:num w:numId="18" w16cid:durableId="1057238176">
+    <w:abstractNumId w:val="17"/>
+  </w:num>
+  <w:num w:numId="19" w16cid:durableId="2130122867">
+    <w:abstractNumId w:val="10"/>
+  </w:num>
+  <w:num w:numId="20" w16cid:durableId="1663002782">
+    <w:abstractNumId w:val="19"/>
+  </w:num>
+  <w:num w:numId="21" w16cid:durableId="552161044">
+    <w:abstractNumId w:val="29"/>
+  </w:num>
+  <w:num w:numId="22" w16cid:durableId="982274422">
+    <w:abstractNumId w:val="28"/>
+  </w:num>
+  <w:num w:numId="23" w16cid:durableId="2141343665">
+    <w:abstractNumId w:val="32"/>
+  </w:num>
+  <w:num w:numId="24" w16cid:durableId="187137190">
+    <w:abstractNumId w:val="24"/>
+  </w:num>
+  <w:num w:numId="25" w16cid:durableId="1364136123">
+    <w:abstractNumId w:val="3"/>
+  </w:num>
+  <w:num w:numId="26" w16cid:durableId="1867865753">
+    <w:abstractNumId w:val="25"/>
+  </w:num>
+  <w:num w:numId="27" w16cid:durableId="751703691">
     <w:abstractNumId w:val="11"/>
   </w:num>
-  <w:num w:numId="4" w16cid:durableId="973219267">
-    <w:abstractNumId w:val="5"/>
+  <w:num w:numId="28" w16cid:durableId="315457127">
+    <w:abstractNumId w:val="1"/>
   </w:num>
-  <w:num w:numId="5" w16cid:durableId="1267730677">
-    <w:abstractNumId w:val="24"/>
+  <w:num w:numId="29" w16cid:durableId="1515532084">
+    <w:abstractNumId w:val="7"/>
   </w:num>
-  <w:num w:numId="6" w16cid:durableId="2096511765">
+  <w:num w:numId="30" w16cid:durableId="823467311">
+    <w:abstractNumId w:val="21"/>
+  </w:num>
+  <w:num w:numId="31" w16cid:durableId="799494133">
     <w:abstractNumId w:val="16"/>
   </w:num>
-  <w:num w:numId="7" w16cid:durableId="1899901855">
-    <w:abstractNumId w:val="3"/>
+  <w:num w:numId="32" w16cid:durableId="27025027">
+    <w:abstractNumId w:val="9"/>
   </w:num>
-  <w:num w:numId="8" w16cid:durableId="1779569684">
-    <w:abstractNumId w:val="1"/>
-  </w:num>
-  <w:num w:numId="9" w16cid:durableId="1682853319">
-    <w:abstractNumId w:val="25"/>
-  </w:num>
-  <w:num w:numId="10" w16cid:durableId="1258176880">
-    <w:abstractNumId w:val="13"/>
-  </w:num>
-  <w:num w:numId="11" w16cid:durableId="1142117804">
-    <w:abstractNumId w:val="29"/>
-  </w:num>
-  <w:num w:numId="12" w16cid:durableId="1984847439">
+  <w:num w:numId="33" w16cid:durableId="343360739">
     <w:abstractNumId w:val="12"/>
   </w:num>
-  <w:num w:numId="13" w16cid:durableId="1677461657">
-    <w:abstractNumId w:val="7"/>
-  </w:num>
-  <w:num w:numId="14" w16cid:durableId="200821229">
-    <w:abstractNumId w:val="18"/>
-  </w:num>
-  <w:num w:numId="15" w16cid:durableId="992028605">
-    <w:abstractNumId w:val="28"/>
-  </w:num>
-  <w:num w:numId="16" w16cid:durableId="1890605178">
-    <w:abstractNumId w:val="21"/>
-  </w:num>
-  <w:num w:numId="17" w16cid:durableId="1559702716">
-    <w:abstractNumId w:val="20"/>
-  </w:num>
-  <w:num w:numId="18" w16cid:durableId="1057238176">
-    <w:abstractNumId w:val="15"/>
-  </w:num>
-  <w:num w:numId="19" w16cid:durableId="2130122867">
-    <w:abstractNumId w:val="9"/>
-  </w:num>
-  <w:num w:numId="20" w16cid:durableId="1663002782">
-    <w:abstractNumId w:val="17"/>
-  </w:num>
-  <w:num w:numId="21" w16cid:durableId="552161044">
-    <w:abstractNumId w:val="27"/>
-  </w:num>
-  <w:num w:numId="22" w16cid:durableId="982274422">
-    <w:abstractNumId w:val="26"/>
-  </w:num>
-  <w:num w:numId="23" w16cid:durableId="2141343665">
-    <w:abstractNumId w:val="30"/>
-  </w:num>
-  <w:num w:numId="24" w16cid:durableId="187137190">
-    <w:abstractNumId w:val="22"/>
-  </w:num>
-  <w:num w:numId="25" w16cid:durableId="1364136123">
-    <w:abstractNumId w:val="2"/>
-  </w:num>
-  <w:num w:numId="26" w16cid:durableId="1867865753">
-    <w:abstractNumId w:val="23"/>
-  </w:num>
-  <w:num w:numId="27" w16cid:durableId="751703691">
-    <w:abstractNumId w:val="10"/>
-  </w:num>
-  <w:num w:numId="28" w16cid:durableId="315457127">
+  <w:num w:numId="34" w16cid:durableId="1538933216">
     <w:abstractNumId w:val="0"/>
-  </w:num>
-  <w:num w:numId="29" w16cid:durableId="1515532084">
-    <w:abstractNumId w:val="6"/>
-  </w:num>
-  <w:num w:numId="30" w16cid:durableId="823467311">
-    <w:abstractNumId w:val="19"/>
-  </w:num>
-  <w:num w:numId="31" w16cid:durableId="799494133">
-    <w:abstractNumId w:val="14"/>
-  </w:num>
-  <w:num w:numId="32" w16cid:durableId="27025027">
-    <w:abstractNumId w:val="8"/>
   </w:num>
   <w:numIdMacAtCleanup w:val="23"/>
 </w:numbering>
@@ -13817,7 +14713,6 @@
   <w:style w:type="character" w:default="1" w:styleId="Policepardfaut">
     <w:name w:val="Default Paragraph Font"/>
     <w:uiPriority w:val="1"/>
-    <w:semiHidden/>
     <w:unhideWhenUsed/>
   </w:style>
   <w:style w:type="table" w:default="1" w:styleId="TableauNormal">

--- a/docs/Documentation_Pré-TPI.docx
+++ b/docs/Documentation_Pré-TPI.docx
@@ -6,6 +6,145 @@
       <w:pPr>
         <w:pStyle w:val="TM1"/>
       </w:pPr>
+      <w:r>
+        <mc:AlternateContent>
+          <mc:Choice Requires="wps">
+            <w:drawing>
+              <wp:anchor distT="0" distB="0" distL="114300" distR="114300" simplePos="0" relativeHeight="251660288" behindDoc="0" locked="0" layoutInCell="1" allowOverlap="1" wp14:anchorId="43F5EB41" wp14:editId="77BADACB">
+                <wp:simplePos x="0" y="0"/>
+                <wp:positionH relativeFrom="column">
+                  <wp:posOffset>1260475</wp:posOffset>
+                </wp:positionH>
+                <wp:positionV relativeFrom="paragraph">
+                  <wp:posOffset>6931660</wp:posOffset>
+                </wp:positionV>
+                <wp:extent cx="3238500" cy="635"/>
+                <wp:effectExtent l="0" t="0" r="0" b="0"/>
+                <wp:wrapSquare wrapText="bothSides"/>
+                <wp:docPr id="1779769294" name="Zone de texte 1"/>
+                <wp:cNvGraphicFramePr/>
+                <a:graphic xmlns:a="http://schemas.openxmlformats.org/drawingml/2006/main">
+                  <a:graphicData uri="http://schemas.microsoft.com/office/word/2010/wordprocessingShape">
+                    <wps:wsp>
+                      <wps:cNvSpPr txBox="1"/>
+                      <wps:spPr>
+                        <a:xfrm>
+                          <a:off x="0" y="0"/>
+                          <a:ext cx="3238500" cy="635"/>
+                        </a:xfrm>
+                        <a:prstGeom prst="rect">
+                          <a:avLst/>
+                        </a:prstGeom>
+                        <a:solidFill>
+                          <a:prstClr val="white"/>
+                        </a:solidFill>
+                        <a:ln>
+                          <a:noFill/>
+                        </a:ln>
+                      </wps:spPr>
+                      <wps:txbx>
+                        <w:txbxContent>
+                          <w:p>
+                            <w:pPr>
+                              <w:pStyle w:val="Lgende"/>
+                              <w:rPr>
+                                <w:noProof/>
+                                <w:szCs w:val="20"/>
+                              </w:rPr>
+                            </w:pPr>
+                            <w:bookmarkStart w:id="0" w:name="_Toc225345231"/>
+                            <w:r>
+                              <w:t xml:space="preserve">Figure </w:t>
+                            </w:r>
+                            <w:r>
+                              <w:fldChar w:fldCharType="begin"/>
+                            </w:r>
+                            <w:r>
+                              <w:instrText xml:space="preserve"> SEQ Figure \* ARABIC </w:instrText>
+                            </w:r>
+                            <w:r>
+                              <w:fldChar w:fldCharType="separate"/>
+                            </w:r>
+                            <w:r>
+                              <w:rPr>
+                                <w:noProof/>
+                              </w:rPr>
+                              <w:t>1</w:t>
+                            </w:r>
+                            <w:r>
+                              <w:fldChar w:fldCharType="end"/>
+                            </w:r>
+                            <w:r>
+                              <w:t xml:space="preserve"> : Logo de l'Application</w:t>
+                            </w:r>
+                            <w:bookmarkEnd w:id="0"/>
+                          </w:p>
+                        </w:txbxContent>
+                      </wps:txbx>
+                      <wps:bodyPr rot="0" spcFirstLastPara="0" vertOverflow="overflow" horzOverflow="overflow" vert="horz" wrap="square" lIns="0" tIns="0" rIns="0" bIns="0" numCol="1" spcCol="0" rtlCol="0" fromWordArt="0" anchor="t" anchorCtr="0" forceAA="0" compatLnSpc="1">
+                        <a:prstTxWarp prst="textNoShape">
+                          <a:avLst/>
+                        </a:prstTxWarp>
+                        <a:spAutoFit/>
+                      </wps:bodyPr>
+                    </wps:wsp>
+                  </a:graphicData>
+                </a:graphic>
+              </wp:anchor>
+            </w:drawing>
+          </mc:Choice>
+          <mc:Fallback>
+            <w:pict>
+              <v:shapetype w14:anchorId="43F5EB41" id="_x0000_t202" coordsize="21600,21600" o:spt="202" path="m,l,21600r21600,l21600,xe">
+                <v:stroke joinstyle="miter"/>
+                <v:path gradientshapeok="t" o:connecttype="rect"/>
+              </v:shapetype>
+              <v:shape id="Zone de texte 1" o:spid="_x0000_s1026" type="#_x0000_t202" style="position:absolute;margin-left:99.25pt;margin-top:545.8pt;width:255pt;height:.05pt;z-index:251660288;visibility:visible;mso-wrap-style:square;mso-wrap-distance-left:9pt;mso-wrap-distance-top:0;mso-wrap-distance-right:9pt;mso-wrap-distance-bottom:0;mso-position-horizontal:absolute;mso-position-horizontal-relative:text;mso-position-vertical:absolute;mso-position-vertical-relative:text;v-text-anchor:top" o:gfxdata="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" stroked="f">
+                <v:textbox style="mso-fit-shape-to-text:t" inset="0,0,0,0">
+                  <w:txbxContent>
+                    <w:p>
+                      <w:pPr>
+                        <w:pStyle w:val="Lgende"/>
+                        <w:rPr>
+                          <w:noProof/>
+                          <w:szCs w:val="20"/>
+                        </w:rPr>
+                      </w:pPr>
+                      <w:bookmarkStart w:id="1" w:name="_Toc225345231"/>
+                      <w:r>
+                        <w:t xml:space="preserve">Figure </w:t>
+                      </w:r>
+                      <w:r>
+                        <w:fldChar w:fldCharType="begin"/>
+                      </w:r>
+                      <w:r>
+                        <w:instrText xml:space="preserve"> SEQ Figure \* ARABIC </w:instrText>
+                      </w:r>
+                      <w:r>
+                        <w:fldChar w:fldCharType="separate"/>
+                      </w:r>
+                      <w:r>
+                        <w:rPr>
+                          <w:noProof/>
+                        </w:rPr>
+                        <w:t>1</w:t>
+                      </w:r>
+                      <w:r>
+                        <w:fldChar w:fldCharType="end"/>
+                      </w:r>
+                      <w:r>
+                        <w:t xml:space="preserve"> : Logo de l'Application</w:t>
+                      </w:r>
+                      <w:bookmarkEnd w:id="1"/>
+                    </w:p>
+                  </w:txbxContent>
+                </v:textbox>
+                <w10:wrap type="square"/>
+              </v:shape>
+            </w:pict>
+          </mc:Fallback>
+        </mc:AlternateContent>
+      </w:r>
       <w:r>
         <w:drawing>
           <wp:anchor distT="0" distB="0" distL="114300" distR="114300" simplePos="0" relativeHeight="251658240" behindDoc="0" locked="0" layoutInCell="1" allowOverlap="1" wp14:anchorId="03488F09" wp14:editId="7E7E92EA">
@@ -33,7 +172,7 @@
                     </pic:cNvPicPr>
                   </pic:nvPicPr>
                   <pic:blipFill>
-                    <a:blip r:embed="rId10" cstate="print">
+                    <a:blip r:embed="rId11" cstate="print">
                       <a:extLst>
                         <a:ext uri="{28A0092B-C50C-407E-A947-70E740481C1C}">
                           <a14:useLocalDpi xmlns:a14="http://schemas.microsoft.com/office/drawing/2010/main" val="0"/>
@@ -329,7 +468,7 @@
       <w:r>
         <w:fldChar w:fldCharType="separate"/>
       </w:r>
-      <w:hyperlink w:anchor="_Toc224740508" w:history="1">
+      <w:hyperlink w:anchor="_Toc225344609" w:history="1">
         <w:r>
           <w:rPr>
             <w:rStyle w:val="Lienhypertexte"/>
@@ -368,7 +507,7 @@
           <w:rPr>
             <w:webHidden/>
           </w:rPr>
-          <w:instrText xml:space="preserve"> PAGEREF _Toc224740508 \h </w:instrText>
+          <w:instrText xml:space="preserve"> PAGEREF _Toc225344609 \h </w:instrText>
         </w:r>
         <w:r>
           <w:rPr>
@@ -385,7 +524,7 @@
           <w:rPr>
             <w:webHidden/>
           </w:rPr>
-          <w:t>4</w:t>
+          <w:t>3</w:t>
         </w:r>
         <w:r>
           <w:rPr>
@@ -411,7 +550,7 @@
           <w14:ligatures w14:val="standardContextual"/>
         </w:rPr>
       </w:pPr>
-      <w:hyperlink w:anchor="_Toc224740509" w:history="1">
+      <w:hyperlink w:anchor="_Toc225344610" w:history="1">
         <w:r>
           <w:rPr>
             <w:rStyle w:val="Lienhypertexte"/>
@@ -458,7 +597,7 @@
             <w:noProof/>
             <w:webHidden/>
           </w:rPr>
-          <w:instrText xml:space="preserve"> PAGEREF _Toc224740509 \h </w:instrText>
+          <w:instrText xml:space="preserve"> PAGEREF _Toc225344610 \h </w:instrText>
         </w:r>
         <w:r>
           <w:rPr>
@@ -478,7 +617,7 @@
             <w:noProof/>
             <w:webHidden/>
           </w:rPr>
-          <w:t>4</w:t>
+          <w:t>3</w:t>
         </w:r>
         <w:r>
           <w:rPr>
@@ -505,7 +644,7 @@
           <w14:ligatures w14:val="standardContextual"/>
         </w:rPr>
       </w:pPr>
-      <w:hyperlink w:anchor="_Toc224740510" w:history="1">
+      <w:hyperlink w:anchor="_Toc225344611" w:history="1">
         <w:r>
           <w:rPr>
             <w:rStyle w:val="Lienhypertexte"/>
@@ -552,7 +691,7 @@
             <w:noProof/>
             <w:webHidden/>
           </w:rPr>
-          <w:instrText xml:space="preserve"> PAGEREF _Toc224740510 \h </w:instrText>
+          <w:instrText xml:space="preserve"> PAGEREF _Toc225344611 \h </w:instrText>
         </w:r>
         <w:r>
           <w:rPr>
@@ -599,7 +738,7 @@
           <w14:ligatures w14:val="standardContextual"/>
         </w:rPr>
       </w:pPr>
-      <w:hyperlink w:anchor="_Toc224740511" w:history="1">
+      <w:hyperlink w:anchor="_Toc225344612" w:history="1">
         <w:r>
           <w:rPr>
             <w:rStyle w:val="Lienhypertexte"/>
@@ -646,7 +785,7 @@
             <w:noProof/>
             <w:webHidden/>
           </w:rPr>
-          <w:instrText xml:space="preserve"> PAGEREF _Toc224740511 \h </w:instrText>
+          <w:instrText xml:space="preserve"> PAGEREF _Toc225344612 \h </w:instrText>
         </w:r>
         <w:r>
           <w:rPr>
@@ -693,7 +832,7 @@
           <w14:ligatures w14:val="standardContextual"/>
         </w:rPr>
       </w:pPr>
-      <w:hyperlink w:anchor="_Toc224740512" w:history="1">
+      <w:hyperlink w:anchor="_Toc225344613" w:history="1">
         <w:r>
           <w:rPr>
             <w:rStyle w:val="Lienhypertexte"/>
@@ -738,7 +877,7 @@
             <w:noProof/>
             <w:webHidden/>
           </w:rPr>
-          <w:instrText xml:space="preserve"> PAGEREF _Toc224740512 \h </w:instrText>
+          <w:instrText xml:space="preserve"> PAGEREF _Toc225344613 \h </w:instrText>
         </w:r>
         <w:r>
           <w:rPr>
@@ -785,7 +924,7 @@
           <w14:ligatures w14:val="standardContextual"/>
         </w:rPr>
       </w:pPr>
-      <w:hyperlink w:anchor="_Toc224740513" w:history="1">
+      <w:hyperlink w:anchor="_Toc225344614" w:history="1">
         <w:r>
           <w:rPr>
             <w:rStyle w:val="Lienhypertexte"/>
@@ -830,7 +969,7 @@
             <w:noProof/>
             <w:webHidden/>
           </w:rPr>
-          <w:instrText xml:space="preserve"> PAGEREF _Toc224740513 \h </w:instrText>
+          <w:instrText xml:space="preserve"> PAGEREF _Toc225344614 \h </w:instrText>
         </w:r>
         <w:r>
           <w:rPr>
@@ -850,7 +989,7 @@
             <w:noProof/>
             <w:webHidden/>
           </w:rPr>
-          <w:t>5</w:t>
+          <w:t>4</w:t>
         </w:r>
         <w:r>
           <w:rPr>
@@ -877,7 +1016,7 @@
           <w14:ligatures w14:val="standardContextual"/>
         </w:rPr>
       </w:pPr>
-      <w:hyperlink w:anchor="_Toc224740514" w:history="1">
+      <w:hyperlink w:anchor="_Toc225344615" w:history="1">
         <w:r>
           <w:rPr>
             <w:rStyle w:val="Lienhypertexte"/>
@@ -924,7 +1063,7 @@
             <w:noProof/>
             <w:webHidden/>
           </w:rPr>
-          <w:instrText xml:space="preserve"> PAGEREF _Toc224740514 \h </w:instrText>
+          <w:instrText xml:space="preserve"> PAGEREF _Toc225344615 \h </w:instrText>
         </w:r>
         <w:r>
           <w:rPr>
@@ -966,7 +1105,7 @@
           <w14:ligatures w14:val="standardContextual"/>
         </w:rPr>
       </w:pPr>
-      <w:hyperlink w:anchor="_Toc224740515" w:history="1">
+      <w:hyperlink w:anchor="_Toc225344616" w:history="1">
         <w:r>
           <w:rPr>
             <w:rStyle w:val="Lienhypertexte"/>
@@ -1005,7 +1144,7 @@
           <w:rPr>
             <w:webHidden/>
           </w:rPr>
-          <w:instrText xml:space="preserve"> PAGEREF _Toc224740515 \h </w:instrText>
+          <w:instrText xml:space="preserve"> PAGEREF _Toc225344616 \h </w:instrText>
         </w:r>
         <w:r>
           <w:rPr>
@@ -1022,7 +1161,7 @@
           <w:rPr>
             <w:webHidden/>
           </w:rPr>
-          <w:t>8</w:t>
+          <w:t>7</w:t>
         </w:r>
         <w:r>
           <w:rPr>
@@ -1048,7 +1187,7 @@
           <w14:ligatures w14:val="standardContextual"/>
         </w:rPr>
       </w:pPr>
-      <w:hyperlink w:anchor="_Toc224740516" w:history="1">
+      <w:hyperlink w:anchor="_Toc225344617" w:history="1">
         <w:r>
           <w:rPr>
             <w:rStyle w:val="Lienhypertexte"/>
@@ -1095,7 +1234,7 @@
             <w:noProof/>
             <w:webHidden/>
           </w:rPr>
-          <w:instrText xml:space="preserve"> PAGEREF _Toc224740516 \h </w:instrText>
+          <w:instrText xml:space="preserve"> PAGEREF _Toc225344617 \h </w:instrText>
         </w:r>
         <w:r>
           <w:rPr>
@@ -1115,7 +1254,7 @@
             <w:noProof/>
             <w:webHidden/>
           </w:rPr>
-          <w:t>8</w:t>
+          <w:t>7</w:t>
         </w:r>
         <w:r>
           <w:rPr>
@@ -1142,7 +1281,7 @@
           <w14:ligatures w14:val="standardContextual"/>
         </w:rPr>
       </w:pPr>
-      <w:hyperlink w:anchor="_Toc224740517" w:history="1">
+      <w:hyperlink w:anchor="_Toc225344618" w:history="1">
         <w:r>
           <w:rPr>
             <w:rStyle w:val="Lienhypertexte"/>
@@ -1187,7 +1326,7 @@
             <w:noProof/>
             <w:webHidden/>
           </w:rPr>
-          <w:instrText xml:space="preserve"> PAGEREF _Toc224740517 \h </w:instrText>
+          <w:instrText xml:space="preserve"> PAGEREF _Toc225344618 \h </w:instrText>
         </w:r>
         <w:r>
           <w:rPr>
@@ -1207,7 +1346,7 @@
             <w:noProof/>
             <w:webHidden/>
           </w:rPr>
-          <w:t>8</w:t>
+          <w:t>7</w:t>
         </w:r>
         <w:r>
           <w:rPr>
@@ -1234,7 +1373,7 @@
           <w14:ligatures w14:val="standardContextual"/>
         </w:rPr>
       </w:pPr>
-      <w:hyperlink w:anchor="_Toc224740518" w:history="1">
+      <w:hyperlink w:anchor="_Toc225344619" w:history="1">
         <w:r>
           <w:rPr>
             <w:rStyle w:val="Lienhypertexte"/>
@@ -1279,7 +1418,7 @@
             <w:noProof/>
             <w:webHidden/>
           </w:rPr>
-          <w:instrText xml:space="preserve"> PAGEREF _Toc224740518 \h </w:instrText>
+          <w:instrText xml:space="preserve"> PAGEREF _Toc225344619 \h </w:instrText>
         </w:r>
         <w:r>
           <w:rPr>
@@ -1299,7 +1438,7 @@
             <w:noProof/>
             <w:webHidden/>
           </w:rPr>
-          <w:t>9</w:t>
+          <w:t>8</w:t>
         </w:r>
         <w:r>
           <w:rPr>
@@ -1325,7 +1464,7 @@
           <w14:ligatures w14:val="standardContextual"/>
         </w:rPr>
       </w:pPr>
-      <w:hyperlink w:anchor="_Toc224740519" w:history="1">
+      <w:hyperlink w:anchor="_Toc225344620" w:history="1">
         <w:r>
           <w:rPr>
             <w:noProof/>
@@ -1345,7 +1484,7 @@
             <w:noProof/>
             <w:webHidden/>
           </w:rPr>
-          <w:instrText xml:space="preserve"> PAGEREF _Toc224740519 \h </w:instrText>
+          <w:instrText xml:space="preserve"> PAGEREF _Toc225344620 \h </w:instrText>
         </w:r>
         <w:r>
           <w:rPr>
@@ -1365,7 +1504,7 @@
             <w:noProof/>
             <w:webHidden/>
           </w:rPr>
-          <w:t>9</w:t>
+          <w:t>8</w:t>
         </w:r>
         <w:r>
           <w:rPr>
@@ -1392,7 +1531,7 @@
           <w14:ligatures w14:val="standardContextual"/>
         </w:rPr>
       </w:pPr>
-      <w:hyperlink w:anchor="_Toc224740520" w:history="1">
+      <w:hyperlink w:anchor="_Toc225344621" w:history="1">
         <w:r>
           <w:rPr>
             <w:rStyle w:val="Lienhypertexte"/>
@@ -1437,7 +1576,7 @@
             <w:noProof/>
             <w:webHidden/>
           </w:rPr>
-          <w:instrText xml:space="preserve"> PAGEREF _Toc224740520 \h </w:instrText>
+          <w:instrText xml:space="preserve"> PAGEREF _Toc225344621 \h </w:instrText>
         </w:r>
         <w:r>
           <w:rPr>
@@ -1457,7 +1596,7 @@
             <w:noProof/>
             <w:webHidden/>
           </w:rPr>
-          <w:t>9</w:t>
+          <w:t>8</w:t>
         </w:r>
         <w:r>
           <w:rPr>
@@ -1484,7 +1623,7 @@
           <w14:ligatures w14:val="standardContextual"/>
         </w:rPr>
       </w:pPr>
-      <w:hyperlink w:anchor="_Toc224740521" w:history="1">
+      <w:hyperlink w:anchor="_Toc225344622" w:history="1">
         <w:r>
           <w:rPr>
             <w:rStyle w:val="Lienhypertexte"/>
@@ -1529,7 +1668,7 @@
             <w:noProof/>
             <w:webHidden/>
           </w:rPr>
-          <w:instrText xml:space="preserve"> PAGEREF _Toc224740521 \h </w:instrText>
+          <w:instrText xml:space="preserve"> PAGEREF _Toc225344622 \h </w:instrText>
         </w:r>
         <w:r>
           <w:rPr>
@@ -1549,7 +1688,7 @@
             <w:noProof/>
             <w:webHidden/>
           </w:rPr>
-          <w:t>14</w:t>
+          <w:t>13</w:t>
         </w:r>
         <w:r>
           <w:rPr>
@@ -1576,7 +1715,7 @@
           <w14:ligatures w14:val="standardContextual"/>
         </w:rPr>
       </w:pPr>
-      <w:hyperlink w:anchor="_Toc224740522" w:history="1">
+      <w:hyperlink w:anchor="_Toc225344623" w:history="1">
         <w:r>
           <w:rPr>
             <w:rStyle w:val="Lienhypertexte"/>
@@ -1621,7 +1760,7 @@
             <w:noProof/>
             <w:webHidden/>
           </w:rPr>
-          <w:instrText xml:space="preserve"> PAGEREF _Toc224740522 \h </w:instrText>
+          <w:instrText xml:space="preserve"> PAGEREF _Toc225344623 \h </w:instrText>
         </w:r>
         <w:r>
           <w:rPr>
@@ -1668,7 +1807,7 @@
           <w14:ligatures w14:val="standardContextual"/>
         </w:rPr>
       </w:pPr>
-      <w:hyperlink w:anchor="_Toc224740523" w:history="1">
+      <w:hyperlink w:anchor="_Toc225344624" w:history="1">
         <w:r>
           <w:rPr>
             <w:rStyle w:val="Lienhypertexte"/>
@@ -1713,7 +1852,7 @@
             <w:noProof/>
             <w:webHidden/>
           </w:rPr>
-          <w:instrText xml:space="preserve"> PAGEREF _Toc224740523 \h </w:instrText>
+          <w:instrText xml:space="preserve"> PAGEREF _Toc225344624 \h </w:instrText>
         </w:r>
         <w:r>
           <w:rPr>
@@ -1733,7 +1872,7 @@
             <w:noProof/>
             <w:webHidden/>
           </w:rPr>
-          <w:t>23</w:t>
+          <w:t>22</w:t>
         </w:r>
         <w:r>
           <w:rPr>
@@ -1755,7 +1894,7 @@
           <w14:ligatures w14:val="standardContextual"/>
         </w:rPr>
       </w:pPr>
-      <w:hyperlink w:anchor="_Toc224740524" w:history="1">
+      <w:hyperlink w:anchor="_Toc225344625" w:history="1">
         <w:r>
           <w:rPr>
             <w:rStyle w:val="Lienhypertexte"/>
@@ -1794,7 +1933,7 @@
           <w:rPr>
             <w:webHidden/>
           </w:rPr>
-          <w:instrText xml:space="preserve"> PAGEREF _Toc224740524 \h </w:instrText>
+          <w:instrText xml:space="preserve"> PAGEREF _Toc225344625 \h </w:instrText>
         </w:r>
         <w:r>
           <w:rPr>
@@ -1811,7 +1950,7 @@
           <w:rPr>
             <w:webHidden/>
           </w:rPr>
-          <w:t>23</w:t>
+          <w:t>22</w:t>
         </w:r>
         <w:r>
           <w:rPr>
@@ -1837,7 +1976,7 @@
           <w14:ligatures w14:val="standardContextual"/>
         </w:rPr>
       </w:pPr>
-      <w:hyperlink w:anchor="_Toc224740525" w:history="1">
+      <w:hyperlink w:anchor="_Toc225344626" w:history="1">
         <w:r>
           <w:rPr>
             <w:rStyle w:val="Lienhypertexte"/>
@@ -1882,7 +2021,7 @@
             <w:noProof/>
             <w:webHidden/>
           </w:rPr>
-          <w:instrText xml:space="preserve"> PAGEREF _Toc224740525 \h </w:instrText>
+          <w:instrText xml:space="preserve"> PAGEREF _Toc225344626 \h </w:instrText>
         </w:r>
         <w:r>
           <w:rPr>
@@ -1902,7 +2041,191 @@
             <w:noProof/>
             <w:webHidden/>
           </w:rPr>
-          <w:t>23</w:t>
+          <w:t>22</w:t>
+        </w:r>
+        <w:r>
+          <w:rPr>
+            <w:noProof/>
+            <w:webHidden/>
+          </w:rPr>
+          <w:fldChar w:fldCharType="end"/>
+        </w:r>
+      </w:hyperlink>
+    </w:p>
+    <w:p>
+      <w:pPr>
+        <w:pStyle w:val="TM2"/>
+        <w:tabs>
+          <w:tab w:val="left" w:pos="800"/>
+          <w:tab w:val="right" w:leader="dot" w:pos="9060"/>
+        </w:tabs>
+        <w:rPr>
+          <w:rFonts w:asciiTheme="minorHAnsi" w:eastAsiaTheme="minorEastAsia" w:hAnsiTheme="minorHAnsi" w:cstheme="minorBidi"/>
+          <w:noProof/>
+          <w:kern w:val="2"/>
+          <w:szCs w:val="24"/>
+          <w:lang w:val="fr-CH" w:eastAsia="fr-CH"/>
+          <w14:ligatures w14:val="standardContextual"/>
+        </w:rPr>
+      </w:pPr>
+      <w:hyperlink w:anchor="_Toc225344627" w:history="1">
+        <w:r>
+          <w:rPr>
+            <w:rStyle w:val="Lienhypertexte"/>
+            <w:noProof/>
+          </w:rPr>
+          <w:t>3.2</w:t>
+        </w:r>
+        <w:r>
+          <w:rPr>
+            <w:rFonts w:asciiTheme="minorHAnsi" w:eastAsiaTheme="minorEastAsia" w:hAnsiTheme="minorHAnsi" w:cstheme="minorBidi"/>
+            <w:noProof/>
+            <w:kern w:val="2"/>
+            <w:szCs w:val="24"/>
+            <w:lang w:val="fr-CH" w:eastAsia="fr-CH"/>
+            <w14:ligatures w14:val="standardContextual"/>
+          </w:rPr>
+          <w:tab/>
+        </w:r>
+        <w:r>
+          <w:rPr>
+            <w:rStyle w:val="Lienhypertexte"/>
+            <w:noProof/>
+          </w:rPr>
+          <w:t>Erreurs restantes :</w:t>
+        </w:r>
+        <w:r>
+          <w:rPr>
+            <w:noProof/>
+            <w:webHidden/>
+          </w:rPr>
+          <w:tab/>
+        </w:r>
+        <w:r>
+          <w:rPr>
+            <w:noProof/>
+            <w:webHidden/>
+          </w:rPr>
+          <w:fldChar w:fldCharType="begin"/>
+        </w:r>
+        <w:r>
+          <w:rPr>
+            <w:noProof/>
+            <w:webHidden/>
+          </w:rPr>
+          <w:instrText xml:space="preserve"> PAGEREF _Toc225344627 \h </w:instrText>
+        </w:r>
+        <w:r>
+          <w:rPr>
+            <w:noProof/>
+            <w:webHidden/>
+          </w:rPr>
+        </w:r>
+        <w:r>
+          <w:rPr>
+            <w:noProof/>
+            <w:webHidden/>
+          </w:rPr>
+          <w:fldChar w:fldCharType="separate"/>
+        </w:r>
+        <w:r>
+          <w:rPr>
+            <w:noProof/>
+            <w:webHidden/>
+          </w:rPr>
+          <w:t>24</w:t>
+        </w:r>
+        <w:r>
+          <w:rPr>
+            <w:noProof/>
+            <w:webHidden/>
+          </w:rPr>
+          <w:fldChar w:fldCharType="end"/>
+        </w:r>
+      </w:hyperlink>
+    </w:p>
+    <w:p>
+      <w:pPr>
+        <w:pStyle w:val="TM2"/>
+        <w:tabs>
+          <w:tab w:val="left" w:pos="800"/>
+          <w:tab w:val="right" w:leader="dot" w:pos="9060"/>
+        </w:tabs>
+        <w:rPr>
+          <w:rFonts w:asciiTheme="minorHAnsi" w:eastAsiaTheme="minorEastAsia" w:hAnsiTheme="minorHAnsi" w:cstheme="minorBidi"/>
+          <w:noProof/>
+          <w:kern w:val="2"/>
+          <w:szCs w:val="24"/>
+          <w:lang w:val="fr-CH" w:eastAsia="fr-CH"/>
+          <w14:ligatures w14:val="standardContextual"/>
+        </w:rPr>
+      </w:pPr>
+      <w:hyperlink w:anchor="_Toc225344628" w:history="1">
+        <w:r>
+          <w:rPr>
+            <w:rStyle w:val="Lienhypertexte"/>
+            <w:noProof/>
+          </w:rPr>
+          <w:t>3.3</w:t>
+        </w:r>
+        <w:r>
+          <w:rPr>
+            <w:rFonts w:asciiTheme="minorHAnsi" w:eastAsiaTheme="minorEastAsia" w:hAnsiTheme="minorHAnsi" w:cstheme="minorBidi"/>
+            <w:noProof/>
+            <w:kern w:val="2"/>
+            <w:szCs w:val="24"/>
+            <w:lang w:val="fr-CH" w:eastAsia="fr-CH"/>
+            <w14:ligatures w14:val="standardContextual"/>
+          </w:rPr>
+          <w:tab/>
+        </w:r>
+        <w:r>
+          <w:rPr>
+            <w:rStyle w:val="Lienhypertexte"/>
+            <w:noProof/>
+          </w:rPr>
+          <w:t>Liste des documents fournis :</w:t>
+        </w:r>
+        <w:r>
+          <w:rPr>
+            <w:noProof/>
+            <w:webHidden/>
+          </w:rPr>
+          <w:tab/>
+        </w:r>
+        <w:r>
+          <w:rPr>
+            <w:noProof/>
+            <w:webHidden/>
+          </w:rPr>
+          <w:fldChar w:fldCharType="begin"/>
+        </w:r>
+        <w:r>
+          <w:rPr>
+            <w:noProof/>
+            <w:webHidden/>
+          </w:rPr>
+          <w:instrText xml:space="preserve"> PAGEREF _Toc225344628 \h </w:instrText>
+        </w:r>
+        <w:r>
+          <w:rPr>
+            <w:noProof/>
+            <w:webHidden/>
+          </w:rPr>
+        </w:r>
+        <w:r>
+          <w:rPr>
+            <w:noProof/>
+            <w:webHidden/>
+          </w:rPr>
+          <w:fldChar w:fldCharType="separate"/>
+        </w:r>
+        <w:r>
+          <w:rPr>
+            <w:noProof/>
+            <w:webHidden/>
+          </w:rPr>
+          <w:t>25</w:t>
         </w:r>
         <w:r>
           <w:rPr>
@@ -1924,7 +2247,7 @@
           <w14:ligatures w14:val="standardContextual"/>
         </w:rPr>
       </w:pPr>
-      <w:hyperlink w:anchor="_Toc224740526" w:history="1">
+      <w:hyperlink w:anchor="_Toc225344629" w:history="1">
         <w:r>
           <w:rPr>
             <w:rStyle w:val="Lienhypertexte"/>
@@ -1945,7 +2268,7 @@
           <w:rPr>
             <w:rStyle w:val="Lienhypertexte"/>
           </w:rPr>
-          <w:t>Tests :</w:t>
+          <w:t>Tests</w:t>
         </w:r>
         <w:r>
           <w:rPr>
@@ -1963,7 +2286,7 @@
           <w:rPr>
             <w:webHidden/>
           </w:rPr>
-          <w:instrText xml:space="preserve"> PAGEREF _Toc224740526 \h </w:instrText>
+          <w:instrText xml:space="preserve"> PAGEREF _Toc225344629 \h </w:instrText>
         </w:r>
         <w:r>
           <w:rPr>
@@ -1984,6 +2307,282 @@
         </w:r>
         <w:r>
           <w:rPr>
+            <w:webHidden/>
+          </w:rPr>
+          <w:fldChar w:fldCharType="end"/>
+        </w:r>
+      </w:hyperlink>
+    </w:p>
+    <w:p>
+      <w:pPr>
+        <w:pStyle w:val="TM2"/>
+        <w:tabs>
+          <w:tab w:val="left" w:pos="800"/>
+          <w:tab w:val="right" w:leader="dot" w:pos="9060"/>
+        </w:tabs>
+        <w:rPr>
+          <w:rFonts w:asciiTheme="minorHAnsi" w:eastAsiaTheme="minorEastAsia" w:hAnsiTheme="minorHAnsi" w:cstheme="minorBidi"/>
+          <w:noProof/>
+          <w:kern w:val="2"/>
+          <w:szCs w:val="24"/>
+          <w:lang w:val="fr-CH" w:eastAsia="fr-CH"/>
+          <w14:ligatures w14:val="standardContextual"/>
+        </w:rPr>
+      </w:pPr>
+      <w:hyperlink w:anchor="_Toc225344630" w:history="1">
+        <w:r>
+          <w:rPr>
+            <w:rStyle w:val="Lienhypertexte"/>
+            <w:noProof/>
+          </w:rPr>
+          <w:t>4.1</w:t>
+        </w:r>
+        <w:r>
+          <w:rPr>
+            <w:rFonts w:asciiTheme="minorHAnsi" w:eastAsiaTheme="minorEastAsia" w:hAnsiTheme="minorHAnsi" w:cstheme="minorBidi"/>
+            <w:noProof/>
+            <w:kern w:val="2"/>
+            <w:szCs w:val="24"/>
+            <w:lang w:val="fr-CH" w:eastAsia="fr-CH"/>
+            <w14:ligatures w14:val="standardContextual"/>
+          </w:rPr>
+          <w:tab/>
+        </w:r>
+        <w:r>
+          <w:rPr>
+            <w:rStyle w:val="Lienhypertexte"/>
+            <w:noProof/>
+          </w:rPr>
+          <w:t>Stratégie de test :</w:t>
+        </w:r>
+        <w:r>
+          <w:rPr>
+            <w:noProof/>
+            <w:webHidden/>
+          </w:rPr>
+          <w:tab/>
+        </w:r>
+        <w:r>
+          <w:rPr>
+            <w:noProof/>
+            <w:webHidden/>
+          </w:rPr>
+          <w:fldChar w:fldCharType="begin"/>
+        </w:r>
+        <w:r>
+          <w:rPr>
+            <w:noProof/>
+            <w:webHidden/>
+          </w:rPr>
+          <w:instrText xml:space="preserve"> PAGEREF _Toc225344630 \h </w:instrText>
+        </w:r>
+        <w:r>
+          <w:rPr>
+            <w:noProof/>
+            <w:webHidden/>
+          </w:rPr>
+        </w:r>
+        <w:r>
+          <w:rPr>
+            <w:noProof/>
+            <w:webHidden/>
+          </w:rPr>
+          <w:fldChar w:fldCharType="separate"/>
+        </w:r>
+        <w:r>
+          <w:rPr>
+            <w:noProof/>
+            <w:webHidden/>
+          </w:rPr>
+          <w:t>25</w:t>
+        </w:r>
+        <w:r>
+          <w:rPr>
+            <w:noProof/>
+            <w:webHidden/>
+          </w:rPr>
+          <w:fldChar w:fldCharType="end"/>
+        </w:r>
+      </w:hyperlink>
+    </w:p>
+    <w:p>
+      <w:pPr>
+        <w:pStyle w:val="TM3"/>
+        <w:tabs>
+          <w:tab w:val="left" w:pos="1200"/>
+          <w:tab w:val="right" w:leader="dot" w:pos="9060"/>
+        </w:tabs>
+        <w:rPr>
+          <w:rFonts w:asciiTheme="minorHAnsi" w:eastAsiaTheme="minorEastAsia" w:hAnsiTheme="minorHAnsi" w:cstheme="minorBidi"/>
+          <w:noProof/>
+          <w:kern w:val="2"/>
+          <w:szCs w:val="24"/>
+          <w:lang w:val="fr-CH" w:eastAsia="fr-CH"/>
+          <w14:ligatures w14:val="standardContextual"/>
+        </w:rPr>
+      </w:pPr>
+      <w:hyperlink w:anchor="_Toc225344631" w:history="1">
+        <w:r>
+          <w:rPr>
+            <w:rStyle w:val="Lienhypertexte"/>
+            <w:noProof/>
+          </w:rPr>
+          <w:t>4.1.1</w:t>
+        </w:r>
+        <w:r>
+          <w:rPr>
+            <w:rFonts w:asciiTheme="minorHAnsi" w:eastAsiaTheme="minorEastAsia" w:hAnsiTheme="minorHAnsi" w:cstheme="minorBidi"/>
+            <w:noProof/>
+            <w:kern w:val="2"/>
+            <w:szCs w:val="24"/>
+            <w:lang w:val="fr-CH" w:eastAsia="fr-CH"/>
+            <w14:ligatures w14:val="standardContextual"/>
+          </w:rPr>
+          <w:tab/>
+        </w:r>
+        <w:r>
+          <w:rPr>
+            <w:rStyle w:val="Lienhypertexte"/>
+            <w:noProof/>
+          </w:rPr>
+          <w:t>Méthode des 3A :</w:t>
+        </w:r>
+        <w:r>
+          <w:rPr>
+            <w:noProof/>
+            <w:webHidden/>
+          </w:rPr>
+          <w:tab/>
+        </w:r>
+        <w:r>
+          <w:rPr>
+            <w:noProof/>
+            <w:webHidden/>
+          </w:rPr>
+          <w:fldChar w:fldCharType="begin"/>
+        </w:r>
+        <w:r>
+          <w:rPr>
+            <w:noProof/>
+            <w:webHidden/>
+          </w:rPr>
+          <w:instrText xml:space="preserve"> PAGEREF _Toc225344631 \h </w:instrText>
+        </w:r>
+        <w:r>
+          <w:rPr>
+            <w:noProof/>
+            <w:webHidden/>
+          </w:rPr>
+        </w:r>
+        <w:r>
+          <w:rPr>
+            <w:noProof/>
+            <w:webHidden/>
+          </w:rPr>
+          <w:fldChar w:fldCharType="separate"/>
+        </w:r>
+        <w:r>
+          <w:rPr>
+            <w:noProof/>
+            <w:webHidden/>
+          </w:rPr>
+          <w:t>25</w:t>
+        </w:r>
+        <w:r>
+          <w:rPr>
+            <w:noProof/>
+            <w:webHidden/>
+          </w:rPr>
+          <w:fldChar w:fldCharType="end"/>
+        </w:r>
+      </w:hyperlink>
+    </w:p>
+    <w:p>
+      <w:pPr>
+        <w:pStyle w:val="TM2"/>
+        <w:tabs>
+          <w:tab w:val="left" w:pos="800"/>
+          <w:tab w:val="right" w:leader="dot" w:pos="9060"/>
+        </w:tabs>
+        <w:rPr>
+          <w:rFonts w:asciiTheme="minorHAnsi" w:eastAsiaTheme="minorEastAsia" w:hAnsiTheme="minorHAnsi" w:cstheme="minorBidi"/>
+          <w:noProof/>
+          <w:kern w:val="2"/>
+          <w:szCs w:val="24"/>
+          <w:lang w:val="fr-CH" w:eastAsia="fr-CH"/>
+          <w14:ligatures w14:val="standardContextual"/>
+        </w:rPr>
+      </w:pPr>
+      <w:hyperlink w:anchor="_Toc225344632" w:history="1">
+        <w:r>
+          <w:rPr>
+            <w:rStyle w:val="Lienhypertexte"/>
+            <w:noProof/>
+          </w:rPr>
+          <w:t>4.2</w:t>
+        </w:r>
+        <w:r>
+          <w:rPr>
+            <w:rFonts w:asciiTheme="minorHAnsi" w:eastAsiaTheme="minorEastAsia" w:hAnsiTheme="minorHAnsi" w:cstheme="minorBidi"/>
+            <w:noProof/>
+            <w:kern w:val="2"/>
+            <w:szCs w:val="24"/>
+            <w:lang w:val="fr-CH" w:eastAsia="fr-CH"/>
+            <w14:ligatures w14:val="standardContextual"/>
+          </w:rPr>
+          <w:tab/>
+        </w:r>
+        <w:r>
+          <w:rPr>
+            <w:rStyle w:val="Lienhypertexte"/>
+            <w:noProof/>
+          </w:rPr>
+          <w:t>Type de tests :</w:t>
+        </w:r>
+        <w:r>
+          <w:rPr>
+            <w:noProof/>
+            <w:webHidden/>
+          </w:rPr>
+          <w:tab/>
+        </w:r>
+        <w:r>
+          <w:rPr>
+            <w:noProof/>
+            <w:webHidden/>
+          </w:rPr>
+          <w:fldChar w:fldCharType="begin"/>
+        </w:r>
+        <w:r>
+          <w:rPr>
+            <w:noProof/>
+            <w:webHidden/>
+          </w:rPr>
+          <w:instrText xml:space="preserve"> PAGEREF _Toc225344632 \h </w:instrText>
+        </w:r>
+        <w:r>
+          <w:rPr>
+            <w:noProof/>
+            <w:webHidden/>
+          </w:rPr>
+        </w:r>
+        <w:r>
+          <w:rPr>
+            <w:noProof/>
+            <w:webHidden/>
+          </w:rPr>
+          <w:fldChar w:fldCharType="separate"/>
+        </w:r>
+        <w:r>
+          <w:rPr>
+            <w:noProof/>
+            <w:webHidden/>
+          </w:rPr>
+          <w:t>25</w:t>
+        </w:r>
+        <w:r>
+          <w:rPr>
+            <w:noProof/>
             <w:webHidden/>
           </w:rPr>
           <w:fldChar w:fldCharType="end"/>
@@ -2001,7 +2600,7 @@
           <w14:ligatures w14:val="standardContextual"/>
         </w:rPr>
       </w:pPr>
-      <w:hyperlink w:anchor="_Toc224740527" w:history="1">
+      <w:hyperlink w:anchor="_Toc225344633" w:history="1">
         <w:r>
           <w:rPr>
             <w:rStyle w:val="Lienhypertexte"/>
@@ -2022,7 +2621,7 @@
           <w:rPr>
             <w:rStyle w:val="Lienhypertexte"/>
           </w:rPr>
-          <w:t>Historique :</w:t>
+          <w:t>Conclusion</w:t>
         </w:r>
         <w:r>
           <w:rPr>
@@ -2040,7 +2639,7 @@
           <w:rPr>
             <w:webHidden/>
           </w:rPr>
-          <w:instrText xml:space="preserve"> PAGEREF _Toc224740527 \h </w:instrText>
+          <w:instrText xml:space="preserve"> PAGEREF _Toc225344633 \h </w:instrText>
         </w:r>
         <w:r>
           <w:rPr>
@@ -2057,7 +2656,7 @@
           <w:rPr>
             <w:webHidden/>
           </w:rPr>
-          <w:t>25</w:t>
+          <w:t>26</w:t>
         </w:r>
         <w:r>
           <w:rPr>
@@ -2068,32 +2667,1193 @@
       </w:hyperlink>
     </w:p>
     <w:p>
-      <w:r>
+      <w:pPr>
+        <w:pStyle w:val="TM1"/>
+        <w:rPr>
+          <w:rFonts w:asciiTheme="minorHAnsi" w:eastAsiaTheme="minorEastAsia" w:hAnsiTheme="minorHAnsi" w:cstheme="minorBidi"/>
+          <w:kern w:val="2"/>
+          <w:szCs w:val="24"/>
+          <w:lang w:val="fr-CH" w:eastAsia="fr-CH"/>
+          <w14:ligatures w14:val="standardContextual"/>
+        </w:rPr>
+      </w:pPr>
+      <w:hyperlink w:anchor="_Toc225344634" w:history="1">
+        <w:r>
+          <w:rPr>
+            <w:rStyle w:val="Lienhypertexte"/>
+          </w:rPr>
+          <w:t>6</w:t>
+        </w:r>
+        <w:r>
+          <w:rPr>
+            <w:rFonts w:asciiTheme="minorHAnsi" w:eastAsiaTheme="minorEastAsia" w:hAnsiTheme="minorHAnsi" w:cstheme="minorBidi"/>
+            <w:kern w:val="2"/>
+            <w:szCs w:val="24"/>
+            <w:lang w:val="fr-CH" w:eastAsia="fr-CH"/>
+            <w14:ligatures w14:val="standardContextual"/>
+          </w:rPr>
+          <w:tab/>
+        </w:r>
+        <w:r>
+          <w:rPr>
+            <w:rStyle w:val="Lienhypertexte"/>
+          </w:rPr>
+          <w:t>Amélioration possible</w:t>
+        </w:r>
+        <w:r>
+          <w:rPr>
+            <w:webHidden/>
+          </w:rPr>
+          <w:tab/>
+        </w:r>
+        <w:r>
+          <w:rPr>
+            <w:webHidden/>
+          </w:rPr>
+          <w:fldChar w:fldCharType="begin"/>
+        </w:r>
+        <w:r>
+          <w:rPr>
+            <w:webHidden/>
+          </w:rPr>
+          <w:instrText xml:space="preserve"> PAGEREF _Toc225344634 \h </w:instrText>
+        </w:r>
+        <w:r>
+          <w:rPr>
+            <w:webHidden/>
+          </w:rPr>
+        </w:r>
+        <w:r>
+          <w:rPr>
+            <w:webHidden/>
+          </w:rPr>
+          <w:fldChar w:fldCharType="separate"/>
+        </w:r>
+        <w:r>
+          <w:rPr>
+            <w:webHidden/>
+          </w:rPr>
+          <w:t>26</w:t>
+        </w:r>
+        <w:r>
+          <w:rPr>
+            <w:webHidden/>
+          </w:rPr>
+          <w:fldChar w:fldCharType="end"/>
+        </w:r>
+      </w:hyperlink>
+    </w:p>
+    <w:p>
+      <w:pPr>
+        <w:pStyle w:val="TM1"/>
+        <w:rPr>
+          <w:rFonts w:asciiTheme="minorHAnsi" w:eastAsiaTheme="minorEastAsia" w:hAnsiTheme="minorHAnsi" w:cstheme="minorBidi"/>
+          <w:kern w:val="2"/>
+          <w:szCs w:val="24"/>
+          <w:lang w:val="fr-CH" w:eastAsia="fr-CH"/>
+          <w14:ligatures w14:val="standardContextual"/>
+        </w:rPr>
+      </w:pPr>
+      <w:hyperlink w:anchor="_Toc225344635" w:history="1">
+        <w:r>
+          <w:rPr>
+            <w:rStyle w:val="Lienhypertexte"/>
+          </w:rPr>
+          <w:t>7</w:t>
+        </w:r>
+        <w:r>
+          <w:rPr>
+            <w:rFonts w:asciiTheme="minorHAnsi" w:eastAsiaTheme="minorEastAsia" w:hAnsiTheme="minorHAnsi" w:cstheme="minorBidi"/>
+            <w:kern w:val="2"/>
+            <w:szCs w:val="24"/>
+            <w:lang w:val="fr-CH" w:eastAsia="fr-CH"/>
+            <w14:ligatures w14:val="standardContextual"/>
+          </w:rPr>
+          <w:tab/>
+        </w:r>
+        <w:r>
+          <w:rPr>
+            <w:rStyle w:val="Lienhypertexte"/>
+          </w:rPr>
+          <w:t>Bilan Personnel</w:t>
+        </w:r>
+        <w:r>
+          <w:rPr>
+            <w:webHidden/>
+          </w:rPr>
+          <w:tab/>
+        </w:r>
+        <w:r>
+          <w:rPr>
+            <w:webHidden/>
+          </w:rPr>
+          <w:fldChar w:fldCharType="begin"/>
+        </w:r>
+        <w:r>
+          <w:rPr>
+            <w:webHidden/>
+          </w:rPr>
+          <w:instrText xml:space="preserve"> PAGEREF _Toc225344635 \h </w:instrText>
+        </w:r>
+        <w:r>
+          <w:rPr>
+            <w:webHidden/>
+          </w:rPr>
+        </w:r>
+        <w:r>
+          <w:rPr>
+            <w:webHidden/>
+          </w:rPr>
+          <w:fldChar w:fldCharType="separate"/>
+        </w:r>
+        <w:r>
+          <w:rPr>
+            <w:webHidden/>
+          </w:rPr>
+          <w:t>26</w:t>
+        </w:r>
+        <w:r>
+          <w:rPr>
+            <w:webHidden/>
+          </w:rPr>
+          <w:fldChar w:fldCharType="end"/>
+        </w:r>
+      </w:hyperlink>
+    </w:p>
+    <w:p>
+      <w:pPr>
+        <w:pStyle w:val="TM1"/>
+        <w:rPr>
+          <w:rFonts w:asciiTheme="minorHAnsi" w:eastAsiaTheme="minorEastAsia" w:hAnsiTheme="minorHAnsi" w:cstheme="minorBidi"/>
+          <w:kern w:val="2"/>
+          <w:szCs w:val="24"/>
+          <w:lang w:val="fr-CH" w:eastAsia="fr-CH"/>
+          <w14:ligatures w14:val="standardContextual"/>
+        </w:rPr>
+      </w:pPr>
+      <w:hyperlink w:anchor="_Toc225344636" w:history="1">
+        <w:r>
+          <w:rPr>
+            <w:rStyle w:val="Lienhypertexte"/>
+          </w:rPr>
+          <w:t>8</w:t>
+        </w:r>
+        <w:r>
+          <w:rPr>
+            <w:rFonts w:asciiTheme="minorHAnsi" w:eastAsiaTheme="minorEastAsia" w:hAnsiTheme="minorHAnsi" w:cstheme="minorBidi"/>
+            <w:kern w:val="2"/>
+            <w:szCs w:val="24"/>
+            <w:lang w:val="fr-CH" w:eastAsia="fr-CH"/>
+            <w14:ligatures w14:val="standardContextual"/>
+          </w:rPr>
+          <w:tab/>
+        </w:r>
+        <w:r>
+          <w:rPr>
+            <w:rStyle w:val="Lienhypertexte"/>
+          </w:rPr>
+          <w:t>Historique</w:t>
+        </w:r>
+        <w:r>
+          <w:rPr>
+            <w:webHidden/>
+          </w:rPr>
+          <w:tab/>
+        </w:r>
+        <w:r>
+          <w:rPr>
+            <w:webHidden/>
+          </w:rPr>
+          <w:fldChar w:fldCharType="begin"/>
+        </w:r>
+        <w:r>
+          <w:rPr>
+            <w:webHidden/>
+          </w:rPr>
+          <w:instrText xml:space="preserve"> PAGEREF _Toc225344636 \h </w:instrText>
+        </w:r>
+        <w:r>
+          <w:rPr>
+            <w:webHidden/>
+          </w:rPr>
+        </w:r>
+        <w:r>
+          <w:rPr>
+            <w:webHidden/>
+          </w:rPr>
+          <w:fldChar w:fldCharType="separate"/>
+        </w:r>
+        <w:r>
+          <w:rPr>
+            <w:webHidden/>
+          </w:rPr>
+          <w:t>27</w:t>
+        </w:r>
+        <w:r>
+          <w:rPr>
+            <w:webHidden/>
+          </w:rPr>
+          <w:fldChar w:fldCharType="end"/>
+        </w:r>
+      </w:hyperlink>
+    </w:p>
+    <w:p>
+      <w:pPr>
+        <w:pStyle w:val="TM1"/>
+        <w:rPr>
+          <w:rFonts w:asciiTheme="minorHAnsi" w:eastAsiaTheme="minorEastAsia" w:hAnsiTheme="minorHAnsi" w:cstheme="minorBidi"/>
+          <w:kern w:val="2"/>
+          <w:szCs w:val="24"/>
+          <w:lang w:val="fr-CH" w:eastAsia="fr-CH"/>
+          <w14:ligatures w14:val="standardContextual"/>
+        </w:rPr>
+      </w:pPr>
+      <w:hyperlink w:anchor="_Toc225344637" w:history="1">
+        <w:r>
+          <w:rPr>
+            <w:rStyle w:val="Lienhypertexte"/>
+          </w:rPr>
+          <w:t>9</w:t>
+        </w:r>
+        <w:r>
+          <w:rPr>
+            <w:rFonts w:asciiTheme="minorHAnsi" w:eastAsiaTheme="minorEastAsia" w:hAnsiTheme="minorHAnsi" w:cstheme="minorBidi"/>
+            <w:kern w:val="2"/>
+            <w:szCs w:val="24"/>
+            <w:lang w:val="fr-CH" w:eastAsia="fr-CH"/>
+            <w14:ligatures w14:val="standardContextual"/>
+          </w:rPr>
+          <w:tab/>
+        </w:r>
+        <w:r>
+          <w:rPr>
+            <w:rStyle w:val="Lienhypertexte"/>
+          </w:rPr>
+          <w:t>Annexes :</w:t>
+        </w:r>
+        <w:r>
+          <w:rPr>
+            <w:webHidden/>
+          </w:rPr>
+          <w:tab/>
+        </w:r>
+        <w:r>
+          <w:rPr>
+            <w:webHidden/>
+          </w:rPr>
+          <w:fldChar w:fldCharType="begin"/>
+        </w:r>
+        <w:r>
+          <w:rPr>
+            <w:webHidden/>
+          </w:rPr>
+          <w:instrText xml:space="preserve"> PAGEREF _Toc225344637 \h </w:instrText>
+        </w:r>
+        <w:r>
+          <w:rPr>
+            <w:webHidden/>
+          </w:rPr>
+        </w:r>
+        <w:r>
+          <w:rPr>
+            <w:webHidden/>
+          </w:rPr>
+          <w:fldChar w:fldCharType="separate"/>
+        </w:r>
+        <w:r>
+          <w:rPr>
+            <w:webHidden/>
+          </w:rPr>
+          <w:t>27</w:t>
+        </w:r>
+        <w:r>
+          <w:rPr>
+            <w:webHidden/>
+          </w:rPr>
+          <w:fldChar w:fldCharType="end"/>
+        </w:r>
+      </w:hyperlink>
+    </w:p>
+    <w:p>
+      <w:pPr>
+        <w:pStyle w:val="TM2"/>
+        <w:tabs>
+          <w:tab w:val="left" w:pos="800"/>
+          <w:tab w:val="right" w:leader="dot" w:pos="9060"/>
+        </w:tabs>
+        <w:rPr>
+          <w:rFonts w:asciiTheme="minorHAnsi" w:eastAsiaTheme="minorEastAsia" w:hAnsiTheme="minorHAnsi" w:cstheme="minorBidi"/>
+          <w:noProof/>
+          <w:kern w:val="2"/>
+          <w:szCs w:val="24"/>
+          <w:lang w:val="fr-CH" w:eastAsia="fr-CH"/>
+          <w14:ligatures w14:val="standardContextual"/>
+        </w:rPr>
+      </w:pPr>
+      <w:hyperlink w:anchor="_Toc225344638" w:history="1">
+        <w:r>
+          <w:rPr>
+            <w:rStyle w:val="Lienhypertexte"/>
+            <w:noProof/>
+          </w:rPr>
+          <w:t>9.1</w:t>
+        </w:r>
+        <w:r>
+          <w:rPr>
+            <w:rFonts w:asciiTheme="minorHAnsi" w:eastAsiaTheme="minorEastAsia" w:hAnsiTheme="minorHAnsi" w:cstheme="minorBidi"/>
+            <w:noProof/>
+            <w:kern w:val="2"/>
+            <w:szCs w:val="24"/>
+            <w:lang w:val="fr-CH" w:eastAsia="fr-CH"/>
+            <w14:ligatures w14:val="standardContextual"/>
+          </w:rPr>
+          <w:tab/>
+        </w:r>
+        <w:r>
+          <w:rPr>
+            <w:rStyle w:val="Lienhypertexte"/>
+            <w:noProof/>
+          </w:rPr>
+          <w:t>Résumé du rapport du Pré-TPI / version succincte de la documentation</w:t>
+        </w:r>
+        <w:r>
+          <w:rPr>
+            <w:noProof/>
+            <w:webHidden/>
+          </w:rPr>
+          <w:tab/>
+        </w:r>
+        <w:r>
+          <w:rPr>
+            <w:noProof/>
+            <w:webHidden/>
+          </w:rPr>
+          <w:fldChar w:fldCharType="begin"/>
+        </w:r>
+        <w:r>
+          <w:rPr>
+            <w:noProof/>
+            <w:webHidden/>
+          </w:rPr>
+          <w:instrText xml:space="preserve"> PAGEREF _Toc225344638 \h </w:instrText>
+        </w:r>
+        <w:r>
+          <w:rPr>
+            <w:noProof/>
+            <w:webHidden/>
+          </w:rPr>
+        </w:r>
+        <w:r>
+          <w:rPr>
+            <w:noProof/>
+            <w:webHidden/>
+          </w:rPr>
+          <w:fldChar w:fldCharType="separate"/>
+        </w:r>
+        <w:r>
+          <w:rPr>
+            <w:noProof/>
+            <w:webHidden/>
+          </w:rPr>
+          <w:t>27</w:t>
+        </w:r>
+        <w:r>
+          <w:rPr>
+            <w:noProof/>
+            <w:webHidden/>
+          </w:rPr>
+          <w:fldChar w:fldCharType="end"/>
+        </w:r>
+      </w:hyperlink>
+    </w:p>
+    <w:p>
+      <w:pPr>
+        <w:pStyle w:val="TM2"/>
+        <w:tabs>
+          <w:tab w:val="left" w:pos="800"/>
+          <w:tab w:val="right" w:leader="dot" w:pos="9060"/>
+        </w:tabs>
+        <w:rPr>
+          <w:rFonts w:asciiTheme="minorHAnsi" w:eastAsiaTheme="minorEastAsia" w:hAnsiTheme="minorHAnsi" w:cstheme="minorBidi"/>
+          <w:noProof/>
+          <w:kern w:val="2"/>
+          <w:szCs w:val="24"/>
+          <w:lang w:val="fr-CH" w:eastAsia="fr-CH"/>
+          <w14:ligatures w14:val="standardContextual"/>
+        </w:rPr>
+      </w:pPr>
+      <w:hyperlink w:anchor="_Toc225344639" w:history="1">
+        <w:r>
+          <w:rPr>
+            <w:rStyle w:val="Lienhypertexte"/>
+            <w:noProof/>
+          </w:rPr>
+          <w:t>9.2</w:t>
+        </w:r>
+        <w:r>
+          <w:rPr>
+            <w:rFonts w:asciiTheme="minorHAnsi" w:eastAsiaTheme="minorEastAsia" w:hAnsiTheme="minorHAnsi" w:cstheme="minorBidi"/>
+            <w:noProof/>
+            <w:kern w:val="2"/>
+            <w:szCs w:val="24"/>
+            <w:lang w:val="fr-CH" w:eastAsia="fr-CH"/>
+            <w14:ligatures w14:val="standardContextual"/>
+          </w:rPr>
+          <w:tab/>
+        </w:r>
+        <w:r>
+          <w:rPr>
+            <w:rStyle w:val="Lienhypertexte"/>
+            <w:noProof/>
+          </w:rPr>
+          <w:t>Sources – Bibliographie</w:t>
+        </w:r>
+        <w:r>
+          <w:rPr>
+            <w:noProof/>
+            <w:webHidden/>
+          </w:rPr>
+          <w:tab/>
+        </w:r>
+        <w:r>
+          <w:rPr>
+            <w:noProof/>
+            <w:webHidden/>
+          </w:rPr>
+          <w:fldChar w:fldCharType="begin"/>
+        </w:r>
+        <w:r>
+          <w:rPr>
+            <w:noProof/>
+            <w:webHidden/>
+          </w:rPr>
+          <w:instrText xml:space="preserve"> PAGEREF _Toc225344639 \h </w:instrText>
+        </w:r>
+        <w:r>
+          <w:rPr>
+            <w:noProof/>
+            <w:webHidden/>
+          </w:rPr>
+        </w:r>
+        <w:r>
+          <w:rPr>
+            <w:noProof/>
+            <w:webHidden/>
+          </w:rPr>
+          <w:fldChar w:fldCharType="separate"/>
+        </w:r>
+        <w:r>
+          <w:rPr>
+            <w:noProof/>
+            <w:webHidden/>
+          </w:rPr>
+          <w:t>28</w:t>
+        </w:r>
+        <w:r>
+          <w:rPr>
+            <w:noProof/>
+            <w:webHidden/>
+          </w:rPr>
+          <w:fldChar w:fldCharType="end"/>
+        </w:r>
+      </w:hyperlink>
+    </w:p>
+    <w:p>
+      <w:pPr>
+        <w:pStyle w:val="TM2"/>
+        <w:tabs>
+          <w:tab w:val="right" w:leader="dot" w:pos="9060"/>
+        </w:tabs>
+        <w:rPr>
+          <w:rFonts w:asciiTheme="minorHAnsi" w:eastAsiaTheme="minorEastAsia" w:hAnsiTheme="minorHAnsi" w:cstheme="minorBidi"/>
+          <w:noProof/>
+          <w:kern w:val="2"/>
+          <w:szCs w:val="24"/>
+          <w:lang w:val="fr-CH" w:eastAsia="fr-CH"/>
+          <w14:ligatures w14:val="standardContextual"/>
+        </w:rPr>
+      </w:pPr>
+      <w:hyperlink w:anchor="_Toc225344640" w:history="1">
+        <w:r>
+          <w:rPr>
+            <w:rStyle w:val="Lienhypertexte"/>
+            <w:iCs/>
+            <w:noProof/>
+          </w:rPr>
+          <w:t>Images :</w:t>
+        </w:r>
+        <w:r>
+          <w:rPr>
+            <w:noProof/>
+            <w:webHidden/>
+          </w:rPr>
+          <w:tab/>
+        </w:r>
+        <w:r>
+          <w:rPr>
+            <w:noProof/>
+            <w:webHidden/>
+          </w:rPr>
+          <w:fldChar w:fldCharType="begin"/>
+        </w:r>
+        <w:r>
+          <w:rPr>
+            <w:noProof/>
+            <w:webHidden/>
+          </w:rPr>
+          <w:instrText xml:space="preserve"> PAGEREF _Toc225344640 \h </w:instrText>
+        </w:r>
+        <w:r>
+          <w:rPr>
+            <w:noProof/>
+            <w:webHidden/>
+          </w:rPr>
+        </w:r>
+        <w:r>
+          <w:rPr>
+            <w:noProof/>
+            <w:webHidden/>
+          </w:rPr>
+          <w:fldChar w:fldCharType="separate"/>
+        </w:r>
+        <w:r>
+          <w:rPr>
+            <w:noProof/>
+            <w:webHidden/>
+          </w:rPr>
+          <w:t>28</w:t>
+        </w:r>
+        <w:r>
+          <w:rPr>
+            <w:noProof/>
+            <w:webHidden/>
+          </w:rPr>
+          <w:fldChar w:fldCharType="end"/>
+        </w:r>
+      </w:hyperlink>
+    </w:p>
+    <w:p>
+      <w:pPr>
+        <w:pStyle w:val="TM2"/>
+        <w:tabs>
+          <w:tab w:val="right" w:leader="dot" w:pos="9060"/>
+        </w:tabs>
+        <w:rPr>
+          <w:rFonts w:asciiTheme="minorHAnsi" w:eastAsiaTheme="minorEastAsia" w:hAnsiTheme="minorHAnsi" w:cstheme="minorBidi"/>
+          <w:noProof/>
+          <w:kern w:val="2"/>
+          <w:szCs w:val="24"/>
+          <w:lang w:val="fr-CH" w:eastAsia="fr-CH"/>
+          <w14:ligatures w14:val="standardContextual"/>
+        </w:rPr>
+      </w:pPr>
+      <w:hyperlink w:anchor="_Toc225344641" w:history="1">
+        <w:r>
+          <w:rPr>
+            <w:rStyle w:val="Lienhypertexte"/>
+            <w:bCs/>
+            <w:iCs/>
+            <w:noProof/>
+          </w:rPr>
+          <w:t>Animaux :</w:t>
+        </w:r>
+        <w:r>
+          <w:rPr>
+            <w:noProof/>
+            <w:webHidden/>
+          </w:rPr>
+          <w:tab/>
+        </w:r>
+        <w:r>
+          <w:rPr>
+            <w:noProof/>
+            <w:webHidden/>
+          </w:rPr>
+          <w:fldChar w:fldCharType="begin"/>
+        </w:r>
+        <w:r>
+          <w:rPr>
+            <w:noProof/>
+            <w:webHidden/>
+          </w:rPr>
+          <w:instrText xml:space="preserve"> PAGEREF _Toc225344641 \h </w:instrText>
+        </w:r>
+        <w:r>
+          <w:rPr>
+            <w:noProof/>
+            <w:webHidden/>
+          </w:rPr>
+        </w:r>
+        <w:r>
+          <w:rPr>
+            <w:noProof/>
+            <w:webHidden/>
+          </w:rPr>
+          <w:fldChar w:fldCharType="separate"/>
+        </w:r>
+        <w:r>
+          <w:rPr>
+            <w:noProof/>
+            <w:webHidden/>
+          </w:rPr>
+          <w:t>28</w:t>
+        </w:r>
+        <w:r>
+          <w:rPr>
+            <w:noProof/>
+            <w:webHidden/>
+          </w:rPr>
+          <w:fldChar w:fldCharType="end"/>
+        </w:r>
+      </w:hyperlink>
+    </w:p>
+    <w:p>
+      <w:pPr>
+        <w:pStyle w:val="TM2"/>
+        <w:tabs>
+          <w:tab w:val="left" w:pos="800"/>
+          <w:tab w:val="right" w:leader="dot" w:pos="9060"/>
+        </w:tabs>
+        <w:rPr>
+          <w:rFonts w:asciiTheme="minorHAnsi" w:eastAsiaTheme="minorEastAsia" w:hAnsiTheme="minorHAnsi" w:cstheme="minorBidi"/>
+          <w:noProof/>
+          <w:kern w:val="2"/>
+          <w:szCs w:val="24"/>
+          <w:lang w:val="fr-CH" w:eastAsia="fr-CH"/>
+          <w14:ligatures w14:val="standardContextual"/>
+        </w:rPr>
+      </w:pPr>
+      <w:hyperlink w:anchor="_Toc225344642" w:history="1">
+        <w:r>
+          <w:rPr>
+            <w:rStyle w:val="Lienhypertexte"/>
+            <w:noProof/>
+          </w:rPr>
+          <w:t>9.3</w:t>
+        </w:r>
+        <w:r>
+          <w:rPr>
+            <w:rFonts w:asciiTheme="minorHAnsi" w:eastAsiaTheme="minorEastAsia" w:hAnsiTheme="minorHAnsi" w:cstheme="minorBidi"/>
+            <w:noProof/>
+            <w:kern w:val="2"/>
+            <w:szCs w:val="24"/>
+            <w:lang w:val="fr-CH" w:eastAsia="fr-CH"/>
+            <w14:ligatures w14:val="standardContextual"/>
+          </w:rPr>
+          <w:tab/>
+        </w:r>
+        <w:r>
+          <w:rPr>
+            <w:rStyle w:val="Lienhypertexte"/>
+            <w:noProof/>
+          </w:rPr>
+          <w:t>Journal de travail</w:t>
+        </w:r>
+        <w:r>
+          <w:rPr>
+            <w:noProof/>
+            <w:webHidden/>
+          </w:rPr>
+          <w:tab/>
+        </w:r>
+        <w:r>
+          <w:rPr>
+            <w:noProof/>
+            <w:webHidden/>
+          </w:rPr>
+          <w:fldChar w:fldCharType="begin"/>
+        </w:r>
+        <w:r>
+          <w:rPr>
+            <w:noProof/>
+            <w:webHidden/>
+          </w:rPr>
+          <w:instrText xml:space="preserve"> PAGEREF _Toc225344642 \h </w:instrText>
+        </w:r>
+        <w:r>
+          <w:rPr>
+            <w:noProof/>
+            <w:webHidden/>
+          </w:rPr>
+        </w:r>
+        <w:r>
+          <w:rPr>
+            <w:noProof/>
+            <w:webHidden/>
+          </w:rPr>
+          <w:fldChar w:fldCharType="separate"/>
+        </w:r>
+        <w:r>
+          <w:rPr>
+            <w:noProof/>
+            <w:webHidden/>
+          </w:rPr>
+          <w:t>28</w:t>
+        </w:r>
+        <w:r>
+          <w:rPr>
+            <w:noProof/>
+            <w:webHidden/>
+          </w:rPr>
+          <w:fldChar w:fldCharType="end"/>
+        </w:r>
+      </w:hyperlink>
+    </w:p>
+    <w:p>
+      <w:pPr>
+        <w:pStyle w:val="TM2"/>
+        <w:tabs>
+          <w:tab w:val="right" w:leader="dot" w:pos="9060"/>
+        </w:tabs>
+        <w:rPr>
+          <w:rFonts w:asciiTheme="minorHAnsi" w:eastAsiaTheme="minorEastAsia" w:hAnsiTheme="minorHAnsi" w:cstheme="minorBidi"/>
+          <w:noProof/>
+          <w:kern w:val="2"/>
+          <w:szCs w:val="24"/>
+          <w:lang w:val="fr-CH" w:eastAsia="fr-CH"/>
+          <w14:ligatures w14:val="standardContextual"/>
+        </w:rPr>
+      </w:pPr>
+      <w:hyperlink w:anchor="_Toc225344643" w:history="1">
+        <w:r>
+          <w:rPr>
+            <w:rStyle w:val="Lienhypertexte"/>
+            <w:bCs/>
+            <w:iCs/>
+            <w:noProof/>
+          </w:rPr>
+          <w:t>Le journal de travail se trouve dans le dépôt GitHub et aussi envoyé par mail.</w:t>
+        </w:r>
+        <w:r>
+          <w:rPr>
+            <w:noProof/>
+            <w:webHidden/>
+          </w:rPr>
+          <w:tab/>
+        </w:r>
+        <w:r>
+          <w:rPr>
+            <w:noProof/>
+            <w:webHidden/>
+          </w:rPr>
+          <w:fldChar w:fldCharType="begin"/>
+        </w:r>
+        <w:r>
+          <w:rPr>
+            <w:noProof/>
+            <w:webHidden/>
+          </w:rPr>
+          <w:instrText xml:space="preserve"> PAGEREF _Toc225344643 \h </w:instrText>
+        </w:r>
+        <w:r>
+          <w:rPr>
+            <w:noProof/>
+            <w:webHidden/>
+          </w:rPr>
+        </w:r>
+        <w:r>
+          <w:rPr>
+            <w:noProof/>
+            <w:webHidden/>
+          </w:rPr>
+          <w:fldChar w:fldCharType="separate"/>
+        </w:r>
+        <w:r>
+          <w:rPr>
+            <w:noProof/>
+            <w:webHidden/>
+          </w:rPr>
+          <w:t>28</w:t>
+        </w:r>
+        <w:r>
+          <w:rPr>
+            <w:noProof/>
+            <w:webHidden/>
+          </w:rPr>
+          <w:fldChar w:fldCharType="end"/>
+        </w:r>
+      </w:hyperlink>
+    </w:p>
+    <w:p>
+      <w:pPr>
+        <w:pStyle w:val="TM2"/>
+        <w:tabs>
+          <w:tab w:val="left" w:pos="800"/>
+          <w:tab w:val="right" w:leader="dot" w:pos="9060"/>
+        </w:tabs>
+        <w:rPr>
+          <w:rFonts w:asciiTheme="minorHAnsi" w:eastAsiaTheme="minorEastAsia" w:hAnsiTheme="minorHAnsi" w:cstheme="minorBidi"/>
+          <w:noProof/>
+          <w:kern w:val="2"/>
+          <w:szCs w:val="24"/>
+          <w:lang w:val="fr-CH" w:eastAsia="fr-CH"/>
+          <w14:ligatures w14:val="standardContextual"/>
+        </w:rPr>
+      </w:pPr>
+      <w:hyperlink w:anchor="_Toc225344644" w:history="1">
+        <w:r>
+          <w:rPr>
+            <w:rStyle w:val="Lienhypertexte"/>
+            <w:noProof/>
+          </w:rPr>
+          <w:t>9.4</w:t>
+        </w:r>
+        <w:r>
+          <w:rPr>
+            <w:rFonts w:asciiTheme="minorHAnsi" w:eastAsiaTheme="minorEastAsia" w:hAnsiTheme="minorHAnsi" w:cstheme="minorBidi"/>
+            <w:noProof/>
+            <w:kern w:val="2"/>
+            <w:szCs w:val="24"/>
+            <w:lang w:val="fr-CH" w:eastAsia="fr-CH"/>
+            <w14:ligatures w14:val="standardContextual"/>
+          </w:rPr>
+          <w:tab/>
+        </w:r>
+        <w:r>
+          <w:rPr>
+            <w:rStyle w:val="Lienhypertexte"/>
+            <w:noProof/>
+          </w:rPr>
+          <w:t>Manuel d'Installation</w:t>
+        </w:r>
+        <w:r>
+          <w:rPr>
+            <w:noProof/>
+            <w:webHidden/>
+          </w:rPr>
+          <w:tab/>
+        </w:r>
+        <w:r>
+          <w:rPr>
+            <w:noProof/>
+            <w:webHidden/>
+          </w:rPr>
+          <w:fldChar w:fldCharType="begin"/>
+        </w:r>
+        <w:r>
+          <w:rPr>
+            <w:noProof/>
+            <w:webHidden/>
+          </w:rPr>
+          <w:instrText xml:space="preserve"> PAGEREF _Toc225344644 \h </w:instrText>
+        </w:r>
+        <w:r>
+          <w:rPr>
+            <w:noProof/>
+            <w:webHidden/>
+          </w:rPr>
+        </w:r>
+        <w:r>
+          <w:rPr>
+            <w:noProof/>
+            <w:webHidden/>
+          </w:rPr>
+          <w:fldChar w:fldCharType="separate"/>
+        </w:r>
+        <w:r>
+          <w:rPr>
+            <w:noProof/>
+            <w:webHidden/>
+          </w:rPr>
+          <w:t>28</w:t>
+        </w:r>
+        <w:r>
+          <w:rPr>
+            <w:noProof/>
+            <w:webHidden/>
+          </w:rPr>
+          <w:fldChar w:fldCharType="end"/>
+        </w:r>
+      </w:hyperlink>
+    </w:p>
+    <w:p>
+      <w:pPr>
+        <w:pStyle w:val="TM2"/>
+        <w:tabs>
+          <w:tab w:val="left" w:pos="800"/>
+          <w:tab w:val="right" w:leader="dot" w:pos="9060"/>
+        </w:tabs>
+        <w:rPr>
+          <w:rFonts w:asciiTheme="minorHAnsi" w:eastAsiaTheme="minorEastAsia" w:hAnsiTheme="minorHAnsi" w:cstheme="minorBidi"/>
+          <w:noProof/>
+          <w:kern w:val="2"/>
+          <w:szCs w:val="24"/>
+          <w:lang w:val="fr-CH" w:eastAsia="fr-CH"/>
+          <w14:ligatures w14:val="standardContextual"/>
+        </w:rPr>
+      </w:pPr>
+      <w:hyperlink w:anchor="_Toc225344645" w:history="1">
+        <w:r>
+          <w:rPr>
+            <w:rStyle w:val="Lienhypertexte"/>
+            <w:noProof/>
+          </w:rPr>
+          <w:t>9.5</w:t>
+        </w:r>
+        <w:r>
+          <w:rPr>
+            <w:rFonts w:asciiTheme="minorHAnsi" w:eastAsiaTheme="minorEastAsia" w:hAnsiTheme="minorHAnsi" w:cstheme="minorBidi"/>
+            <w:noProof/>
+            <w:kern w:val="2"/>
+            <w:szCs w:val="24"/>
+            <w:lang w:val="fr-CH" w:eastAsia="fr-CH"/>
+            <w14:ligatures w14:val="standardContextual"/>
+          </w:rPr>
+          <w:tab/>
+        </w:r>
+        <w:r>
+          <w:rPr>
+            <w:rStyle w:val="Lienhypertexte"/>
+            <w:noProof/>
+          </w:rPr>
+          <w:t>Manuel d'Utilisation</w:t>
+        </w:r>
+        <w:r>
+          <w:rPr>
+            <w:noProof/>
+            <w:webHidden/>
+          </w:rPr>
+          <w:tab/>
+        </w:r>
+        <w:r>
+          <w:rPr>
+            <w:noProof/>
+            <w:webHidden/>
+          </w:rPr>
+          <w:fldChar w:fldCharType="begin"/>
+        </w:r>
+        <w:r>
+          <w:rPr>
+            <w:noProof/>
+            <w:webHidden/>
+          </w:rPr>
+          <w:instrText xml:space="preserve"> PAGEREF _Toc225344645 \h </w:instrText>
+        </w:r>
+        <w:r>
+          <w:rPr>
+            <w:noProof/>
+            <w:webHidden/>
+          </w:rPr>
+        </w:r>
+        <w:r>
+          <w:rPr>
+            <w:noProof/>
+            <w:webHidden/>
+          </w:rPr>
+          <w:fldChar w:fldCharType="separate"/>
+        </w:r>
+        <w:r>
+          <w:rPr>
+            <w:noProof/>
+            <w:webHidden/>
+          </w:rPr>
+          <w:t>29</w:t>
+        </w:r>
+        <w:r>
+          <w:rPr>
+            <w:noProof/>
+            <w:webHidden/>
+          </w:rPr>
+          <w:fldChar w:fldCharType="end"/>
+        </w:r>
+      </w:hyperlink>
+    </w:p>
+    <w:p>
+      <w:pPr>
+        <w:pStyle w:val="TM2"/>
+        <w:tabs>
+          <w:tab w:val="left" w:pos="800"/>
+          <w:tab w:val="right" w:leader="dot" w:pos="9060"/>
+        </w:tabs>
+        <w:rPr>
+          <w:rFonts w:asciiTheme="minorHAnsi" w:eastAsiaTheme="minorEastAsia" w:hAnsiTheme="minorHAnsi" w:cstheme="minorBidi"/>
+          <w:noProof/>
+          <w:kern w:val="2"/>
+          <w:szCs w:val="24"/>
+          <w:lang w:val="fr-CH" w:eastAsia="fr-CH"/>
+          <w14:ligatures w14:val="standardContextual"/>
+        </w:rPr>
+      </w:pPr>
+      <w:hyperlink w:anchor="_Toc225344646" w:history="1">
+        <w:r>
+          <w:rPr>
+            <w:rStyle w:val="Lienhypertexte"/>
+            <w:noProof/>
+          </w:rPr>
+          <w:t>9.6</w:t>
+        </w:r>
+        <w:r>
+          <w:rPr>
+            <w:rFonts w:asciiTheme="minorHAnsi" w:eastAsiaTheme="minorEastAsia" w:hAnsiTheme="minorHAnsi" w:cstheme="minorBidi"/>
+            <w:noProof/>
+            <w:kern w:val="2"/>
+            <w:szCs w:val="24"/>
+            <w:lang w:val="fr-CH" w:eastAsia="fr-CH"/>
+            <w14:ligatures w14:val="standardContextual"/>
+          </w:rPr>
+          <w:tab/>
+        </w:r>
+        <w:r>
+          <w:rPr>
+            <w:rStyle w:val="Lienhypertexte"/>
+            <w:noProof/>
+          </w:rPr>
+          <w:t>Glossaire :</w:t>
+        </w:r>
+        <w:r>
+          <w:rPr>
+            <w:noProof/>
+            <w:webHidden/>
+          </w:rPr>
+          <w:tab/>
+        </w:r>
+        <w:r>
+          <w:rPr>
+            <w:noProof/>
+            <w:webHidden/>
+          </w:rPr>
+          <w:fldChar w:fldCharType="begin"/>
+        </w:r>
+        <w:r>
+          <w:rPr>
+            <w:noProof/>
+            <w:webHidden/>
+          </w:rPr>
+          <w:instrText xml:space="preserve"> PAGEREF _Toc225344646 \h </w:instrText>
+        </w:r>
+        <w:r>
+          <w:rPr>
+            <w:noProof/>
+            <w:webHidden/>
+          </w:rPr>
+        </w:r>
+        <w:r>
+          <w:rPr>
+            <w:noProof/>
+            <w:webHidden/>
+          </w:rPr>
+          <w:fldChar w:fldCharType="separate"/>
+        </w:r>
+        <w:r>
+          <w:rPr>
+            <w:noProof/>
+            <w:webHidden/>
+          </w:rPr>
+          <w:t>29</w:t>
+        </w:r>
+        <w:r>
+          <w:rPr>
+            <w:noProof/>
+            <w:webHidden/>
+          </w:rPr>
+          <w:fldChar w:fldCharType="end"/>
+        </w:r>
+      </w:hyperlink>
+    </w:p>
+    <w:p>
+      <w:pPr>
+        <w:pStyle w:val="TM2"/>
+        <w:tabs>
+          <w:tab w:val="left" w:pos="800"/>
+          <w:tab w:val="right" w:leader="dot" w:pos="9060"/>
+        </w:tabs>
+        <w:rPr>
+          <w:rFonts w:asciiTheme="minorHAnsi" w:eastAsiaTheme="minorEastAsia" w:hAnsiTheme="minorHAnsi" w:cstheme="minorBidi"/>
+          <w:noProof/>
+          <w:kern w:val="2"/>
+          <w:szCs w:val="24"/>
+          <w:lang w:val="fr-CH" w:eastAsia="fr-CH"/>
+          <w14:ligatures w14:val="standardContextual"/>
+        </w:rPr>
+      </w:pPr>
+      <w:hyperlink w:anchor="_Toc225344647" w:history="1">
+        <w:r>
+          <w:rPr>
+            <w:rStyle w:val="Lienhypertexte"/>
+            <w:noProof/>
+          </w:rPr>
+          <w:t>9.7</w:t>
+        </w:r>
+        <w:r>
+          <w:rPr>
+            <w:rFonts w:asciiTheme="minorHAnsi" w:eastAsiaTheme="minorEastAsia" w:hAnsiTheme="minorHAnsi" w:cstheme="minorBidi"/>
+            <w:noProof/>
+            <w:kern w:val="2"/>
+            <w:szCs w:val="24"/>
+            <w:lang w:val="fr-CH" w:eastAsia="fr-CH"/>
+            <w14:ligatures w14:val="standardContextual"/>
+          </w:rPr>
+          <w:tab/>
+        </w:r>
+        <w:r>
+          <w:rPr>
+            <w:rStyle w:val="Lienhypertexte"/>
+            <w:noProof/>
+          </w:rPr>
+          <w:t>Table des illustrations :</w:t>
+        </w:r>
+        <w:r>
+          <w:rPr>
+            <w:noProof/>
+            <w:webHidden/>
+          </w:rPr>
+          <w:tab/>
+        </w:r>
+        <w:r>
+          <w:rPr>
+            <w:noProof/>
+            <w:webHidden/>
+          </w:rPr>
+          <w:fldChar w:fldCharType="begin"/>
+        </w:r>
+        <w:r>
+          <w:rPr>
+            <w:noProof/>
+            <w:webHidden/>
+          </w:rPr>
+          <w:instrText xml:space="preserve"> PAGEREF _Toc225344647 \h </w:instrText>
+        </w:r>
+        <w:r>
+          <w:rPr>
+            <w:noProof/>
+            <w:webHidden/>
+          </w:rPr>
+        </w:r>
+        <w:r>
+          <w:rPr>
+            <w:noProof/>
+            <w:webHidden/>
+          </w:rPr>
+          <w:fldChar w:fldCharType="separate"/>
+        </w:r>
+        <w:r>
+          <w:rPr>
+            <w:noProof/>
+            <w:webHidden/>
+          </w:rPr>
+          <w:t>30</w:t>
+        </w:r>
+        <w:r>
+          <w:rPr>
+            <w:noProof/>
+            <w:webHidden/>
+          </w:rPr>
+          <w:fldChar w:fldCharType="end"/>
+        </w:r>
+      </w:hyperlink>
+    </w:p>
+    <w:p>
+      <w:r>
+        <w:lastRenderedPageBreak/>
         <w:fldChar w:fldCharType="end"/>
       </w:r>
     </w:p>
     <w:p>
       <w:pPr>
-        <w:rPr>
-          <w:bCs/>
-          <w:i/>
-          <w:sz w:val="20"/>
-          <w:u w:val="single"/>
-        </w:rPr>
-      </w:pPr>
-    </w:p>
-    <w:p>
-      <w:r>
-        <w:br w:type="page"/>
-      </w:r>
-    </w:p>
-    <w:p>
-      <w:pPr>
         <w:pStyle w:val="Titre1"/>
       </w:pPr>
-      <w:bookmarkStart w:id="0" w:name="_Toc224740508"/>
-      <w:r>
-        <w:lastRenderedPageBreak/>
+      <w:bookmarkStart w:id="2" w:name="_Toc225344609"/>
+      <w:r>
         <w:t>Analyse prél</w:t>
       </w:r>
       <w:r>
@@ -2102,7 +3862,10 @@
       <w:r>
         <w:t>minaire</w:t>
       </w:r>
-      <w:bookmarkEnd w:id="0"/>
+      <w:bookmarkEnd w:id="2"/>
+      <w:r>
+        <w:t> </w:t>
+      </w:r>
     </w:p>
     <w:p>
       <w:pPr>
@@ -2112,7 +3875,7 @@
           <w:iCs/>
         </w:rPr>
       </w:pPr>
-      <w:bookmarkStart w:id="1" w:name="_Toc224740509"/>
+      <w:bookmarkStart w:id="3" w:name="_Toc225344610"/>
       <w:r>
         <w:rPr>
           <w:i w:val="0"/>
@@ -2120,7 +3883,7 @@
         </w:rPr>
         <w:t>Introduction</w:t>
       </w:r>
-      <w:bookmarkEnd w:id="1"/>
+      <w:bookmarkEnd w:id="3"/>
       <w:r>
         <w:rPr>
           <w:i w:val="0"/>
@@ -2131,6 +3894,9 @@
     </w:p>
     <w:p/>
     <w:p>
+      <w:pPr>
+        <w:jc w:val="both"/>
+      </w:pPr>
       <w:r>
         <w:t xml:space="preserve">Ce </w:t>
       </w:r>
@@ -2153,7 +3919,7 @@
         <w:t xml:space="preserve"> L’objectif </w:t>
       </w:r>
       <w:r>
-        <w:t xml:space="preserve"> est </w:t>
+        <w:t xml:space="preserve">est </w:t>
       </w:r>
       <w:r>
         <w:t xml:space="preserve">de proposer une plateforme ludique </w:t>
@@ -2179,6 +3945,9 @@
     </w:p>
     <w:p/>
     <w:p>
+      <w:pPr>
+        <w:jc w:val="both"/>
+      </w:pPr>
       <w:r>
         <w:t xml:space="preserve">Ce projet </w:t>
       </w:r>
@@ -2218,6 +3987,7 @@
     </w:p>
     <w:p>
       <w:pPr>
+        <w:jc w:val="both"/>
         <w:rPr>
           <w:szCs w:val="14"/>
         </w:rPr>
@@ -2244,13 +4014,31 @@
         <w:rPr>
           <w:szCs w:val="14"/>
         </w:rPr>
-        <w:t xml:space="preserve"> ce sujet </w:t>
-      </w:r>
-      <w:r>
-        <w:rPr>
-          <w:szCs w:val="14"/>
-        </w:rPr>
-        <w:t xml:space="preserve">repose sur la volonté </w:t>
+        <w:t xml:space="preserve"> </w:t>
+      </w:r>
+      <w:r>
+        <w:rPr>
+          <w:szCs w:val="14"/>
+        </w:rPr>
+        <w:t xml:space="preserve">ce sujet </w:t>
+      </w:r>
+      <w:r>
+        <w:rPr>
+          <w:szCs w:val="14"/>
+        </w:rPr>
+        <w:t>repose sur la</w:t>
+      </w:r>
+      <w:r>
+        <w:rPr>
+          <w:szCs w:val="14"/>
+        </w:rPr>
+        <w:t xml:space="preserve"> </w:t>
+      </w:r>
+      <w:r>
+        <w:rPr>
+          <w:szCs w:val="14"/>
+        </w:rPr>
+        <w:t xml:space="preserve">volonté </w:t>
       </w:r>
       <w:r>
         <w:rPr>
@@ -2331,6 +4119,7 @@
           <w:ilvl w:val="0"/>
           <w:numId w:val="5"/>
         </w:numPr>
+        <w:jc w:val="both"/>
         <w:rPr>
           <w:szCs w:val="14"/>
         </w:rPr>
@@ -2432,7 +4221,7 @@
           <w:iCs/>
         </w:rPr>
       </w:pPr>
-      <w:bookmarkStart w:id="2" w:name="_Toc224740510"/>
+      <w:bookmarkStart w:id="4" w:name="_Toc225344611"/>
       <w:r>
         <w:rPr>
           <w:i w:val="0"/>
@@ -2440,7 +4229,7 @@
         </w:rPr>
         <w:t>Objectifs</w:t>
       </w:r>
-      <w:bookmarkEnd w:id="2"/>
+      <w:bookmarkEnd w:id="4"/>
     </w:p>
     <w:p>
       <w:pPr>
@@ -2470,7 +4259,7 @@
           <w:lang w:val="fr-CH"/>
         </w:rPr>
       </w:pPr>
-      <w:bookmarkStart w:id="3" w:name="_Toc224740511"/>
+      <w:bookmarkStart w:id="5" w:name="_Toc225344612"/>
       <w:r>
         <w:rPr>
           <w:u w:val="single"/>
@@ -2492,7 +4281,7 @@
         </w:rPr>
         <w:t>Utilisateur) :</w:t>
       </w:r>
-      <w:bookmarkEnd w:id="3"/>
+      <w:bookmarkEnd w:id="5"/>
     </w:p>
     <w:p>
       <w:pPr>
@@ -2510,6 +4299,7 @@
           <w:ilvl w:val="0"/>
           <w:numId w:val="4"/>
         </w:numPr>
+        <w:jc w:val="both"/>
         <w:rPr>
           <w:szCs w:val="14"/>
           <w:lang w:val="fr-CH"/>
@@ -2534,9 +4324,21 @@
       <w:r>
         <w:rPr>
           <w:szCs w:val="14"/>
+        </w:rPr>
+        <w:t>où</w:t>
+      </w:r>
+      <w:r>
+        <w:rPr>
+          <w:szCs w:val="14"/>
+        </w:rPr>
+        <w:t xml:space="preserve"> </w:t>
+      </w:r>
+      <w:r>
+        <w:rPr>
+          <w:szCs w:val="14"/>
           <w:lang w:val="fr-CH"/>
         </w:rPr>
-        <w:t>ou les questions et les réponses sont affichées de manière aléatoire pour garantir la rejouabilité.</w:t>
+        <w:t>les questions et les réponses sont affichées de manière aléatoire pour garantir la rejouabilité.</w:t>
       </w:r>
     </w:p>
     <w:p>
@@ -2554,6 +4356,7 @@
           <w:ilvl w:val="0"/>
           <w:numId w:val="4"/>
         </w:numPr>
+        <w:jc w:val="both"/>
         <w:rPr>
           <w:szCs w:val="14"/>
           <w:lang w:val="fr-CH"/>
@@ -2591,6 +4394,7 @@
           <w:ilvl w:val="0"/>
           <w:numId w:val="4"/>
         </w:numPr>
+        <w:jc w:val="both"/>
         <w:rPr>
           <w:szCs w:val="14"/>
           <w:lang w:val="fr-CH"/>
@@ -2717,7 +4521,7 @@
           <w:u w:val="single"/>
         </w:rPr>
       </w:pPr>
-      <w:bookmarkStart w:id="4" w:name="_Toc224740512"/>
+      <w:bookmarkStart w:id="6" w:name="_Toc225344613"/>
       <w:r>
         <w:rPr>
           <w:u w:val="single"/>
@@ -2730,7 +4534,7 @@
         </w:rPr>
         <w:t> :</w:t>
       </w:r>
-      <w:bookmarkEnd w:id="4"/>
+      <w:bookmarkEnd w:id="6"/>
     </w:p>
     <w:p>
       <w:pPr>
@@ -2790,7 +4594,6 @@
           <w:bCs/>
           <w:szCs w:val="14"/>
         </w:rPr>
-        <w:lastRenderedPageBreak/>
         <w:t>Persistance des données</w:t>
       </w:r>
       <w:r>
@@ -2891,6 +4694,7 @@
           <w:ilvl w:val="0"/>
           <w:numId w:val="7"/>
         </w:numPr>
+        <w:jc w:val="both"/>
         <w:rPr>
           <w:szCs w:val="14"/>
         </w:rPr>
@@ -2959,14 +4763,26 @@
           <w:u w:val="single"/>
         </w:rPr>
       </w:pPr>
-      <w:bookmarkStart w:id="5" w:name="_Toc224740513"/>
+      <w:bookmarkStart w:id="7" w:name="_Toc225344614"/>
       <w:r>
         <w:rPr>
           <w:u w:val="single"/>
         </w:rPr>
-        <w:t>Objectifs Personnel :</w:t>
-      </w:r>
-      <w:bookmarkEnd w:id="5"/>
+        <w:t>Objectifs Personnel</w:t>
+      </w:r>
+      <w:r>
+        <w:rPr>
+          <w:u w:val="single"/>
+        </w:rPr>
+        <w:t>s</w:t>
+      </w:r>
+      <w:r>
+        <w:rPr>
+          <w:u w:val="single"/>
+        </w:rPr>
+        <w:t> :</w:t>
+      </w:r>
+      <w:bookmarkEnd w:id="7"/>
     </w:p>
     <w:p>
       <w:pPr>
@@ -3094,7 +4910,7 @@
           <w:iCs/>
         </w:rPr>
       </w:pPr>
-      <w:bookmarkStart w:id="6" w:name="_Toc224740514"/>
+      <w:bookmarkStart w:id="8" w:name="_Toc225344615"/>
       <w:r>
         <w:rPr>
           <w:i w:val="0"/>
@@ -3116,7 +4932,7 @@
         </w:rPr>
         <w:t> :</w:t>
       </w:r>
-      <w:bookmarkEnd w:id="6"/>
+      <w:bookmarkEnd w:id="8"/>
     </w:p>
     <w:p>
       <w:pPr>
@@ -3328,7 +5144,21 @@
           <w:szCs w:val="14"/>
           <w:lang w:val="fr-CH"/>
         </w:rPr>
-        <w:t>onseillé par mon chef de projet, j’ai opté pour la méthodologie Waterfall</w:t>
+        <w:t>onseillé</w:t>
+      </w:r>
+      <w:r>
+        <w:rPr>
+          <w:szCs w:val="14"/>
+          <w:lang w:val="fr-CH"/>
+        </w:rPr>
+        <w:t>e</w:t>
+      </w:r>
+      <w:r>
+        <w:rPr>
+          <w:szCs w:val="14"/>
+          <w:lang w:val="fr-CH"/>
+        </w:rPr>
+        <w:t xml:space="preserve"> par mon chef de projet, j’ai opté pour la méthodologie Waterfall</w:t>
       </w:r>
       <w:r>
         <w:rPr>
@@ -3453,7 +5283,6 @@
           <w:szCs w:val="14"/>
           <w:lang w:val="fr-CH"/>
         </w:rPr>
-        <w:lastRenderedPageBreak/>
         <w:t>Analyse (02.02 au 11.02) :</w:t>
       </w:r>
       <w:r>
@@ -3584,8 +5413,8 @@
           <w:lang w:val="fr-CH"/>
         </w:rPr>
         <w:sectPr>
-          <w:headerReference w:type="default" r:id="rId11"/>
-          <w:footerReference w:type="default" r:id="rId12"/>
+          <w:headerReference w:type="default" r:id="rId12"/>
+          <w:footerReference w:type="default" r:id="rId13"/>
           <w:pgSz w:w="11906" w:h="16838" w:code="9"/>
           <w:pgMar w:top="1418" w:right="1418" w:bottom="1418" w:left="1418" w:header="720" w:footer="720" w:gutter="0"/>
           <w:cols w:space="720"/>
@@ -3632,17 +5461,7 @@
     </w:p>
     <w:p>
       <w:pPr>
-        <w:rPr>
-          <w:szCs w:val="14"/>
-        </w:rPr>
-        <w:sectPr>
-          <w:footerReference w:type="first" r:id="rId13"/>
-          <w:pgSz w:w="16838" w:h="11906" w:orient="landscape" w:code="9"/>
-          <w:pgMar w:top="1418" w:right="1418" w:bottom="1418" w:left="1418" w:header="720" w:footer="720" w:gutter="0"/>
-          <w:cols w:space="720"/>
-          <w:titlePg/>
-          <w:docGrid w:linePitch="326"/>
-        </w:sectPr>
+        <w:keepNext/>
       </w:pPr>
       <w:r>
         <w:rPr>
@@ -3701,6 +5520,48 @@
     </w:p>
     <w:p>
       <w:pPr>
+        <w:pStyle w:val="Lgende"/>
+        <w:rPr>
+          <w:szCs w:val="14"/>
+        </w:rPr>
+        <w:sectPr>
+          <w:footerReference w:type="first" r:id="rId15"/>
+          <w:pgSz w:w="16838" w:h="11906" w:orient="landscape" w:code="9"/>
+          <w:pgMar w:top="1418" w:right="1418" w:bottom="1418" w:left="1418" w:header="720" w:footer="720" w:gutter="0"/>
+          <w:cols w:space="720"/>
+          <w:titlePg/>
+          <w:docGrid w:linePitch="326"/>
+        </w:sectPr>
+      </w:pPr>
+      <w:bookmarkStart w:id="9" w:name="_Toc225345232"/>
+      <w:r>
+        <w:t xml:space="preserve">Figure </w:t>
+      </w:r>
+      <w:r>
+        <w:fldChar w:fldCharType="begin"/>
+      </w:r>
+      <w:r>
+        <w:instrText xml:space="preserve"> SEQ Figure \* ARABIC </w:instrText>
+      </w:r>
+      <w:r>
+        <w:fldChar w:fldCharType="separate"/>
+      </w:r>
+      <w:r>
+        <w:rPr>
+          <w:noProof/>
+        </w:rPr>
+        <w:t>2</w:t>
+      </w:r>
+      <w:r>
+        <w:fldChar w:fldCharType="end"/>
+      </w:r>
+      <w:r>
+        <w:t xml:space="preserve"> : Planification initiale</w:t>
+      </w:r>
+      <w:bookmarkEnd w:id="9"/>
+    </w:p>
+    <w:p>
+      <w:pPr>
         <w:rPr>
           <w:szCs w:val="14"/>
           <w:lang w:val="fr-CH"/>
@@ -3711,14 +5572,17 @@
       <w:pPr>
         <w:pStyle w:val="Titre1"/>
       </w:pPr>
-      <w:bookmarkStart w:id="7" w:name="_Toc224740515"/>
+      <w:bookmarkStart w:id="10" w:name="_Toc225344616"/>
       <w:r>
         <w:t>Analyse</w:t>
       </w:r>
       <w:r>
         <w:t xml:space="preserve"> / Conception</w:t>
       </w:r>
-      <w:bookmarkEnd w:id="7"/>
+      <w:bookmarkEnd w:id="10"/>
+      <w:r>
+        <w:t> </w:t>
+      </w:r>
     </w:p>
     <w:p>
       <w:pPr>
@@ -3728,7 +5592,7 @@
           <w:iCs/>
         </w:rPr>
       </w:pPr>
-      <w:bookmarkStart w:id="8" w:name="_Toc224740516"/>
+      <w:bookmarkStart w:id="11" w:name="_Toc225344617"/>
       <w:r>
         <w:rPr>
           <w:i w:val="0"/>
@@ -3750,7 +5614,7 @@
         </w:rPr>
         <w:t> :</w:t>
       </w:r>
-      <w:bookmarkEnd w:id="8"/>
+      <w:bookmarkEnd w:id="11"/>
     </w:p>
     <w:p>
       <w:pPr>
@@ -3771,11 +5635,11 @@
       <w:pPr>
         <w:pStyle w:val="Titre3"/>
       </w:pPr>
-      <w:bookmarkStart w:id="9" w:name="_Toc224740517"/>
+      <w:bookmarkStart w:id="12" w:name="_Toc225344618"/>
       <w:r>
         <w:t>Technologies utilisées :</w:t>
       </w:r>
-      <w:bookmarkEnd w:id="9"/>
+      <w:bookmarkEnd w:id="12"/>
     </w:p>
     <w:p/>
     <w:p>
@@ -3840,7 +5704,25 @@
           <w:szCs w:val="14"/>
           <w:lang w:eastAsia="fr-FR"/>
         </w:rPr>
-        <w:t xml:space="preserve">des bibliothèques qui existent pour </w:t>
+        <w:t xml:space="preserve">des bibliothèques </w:t>
+      </w:r>
+      <w:r>
+        <w:rPr>
+          <w:rFonts w:ascii="Arial" w:hAnsi="Arial"/>
+          <w:sz w:val="24"/>
+          <w:szCs w:val="14"/>
+          <w:lang w:eastAsia="fr-FR"/>
+        </w:rPr>
+        <w:t>existantes</w:t>
+      </w:r>
+      <w:r>
+        <w:rPr>
+          <w:rFonts w:ascii="Arial" w:hAnsi="Arial"/>
+          <w:sz w:val="24"/>
+          <w:szCs w:val="14"/>
+          <w:lang w:eastAsia="fr-FR"/>
+        </w:rPr>
+        <w:t xml:space="preserve"> pour </w:t>
       </w:r>
       <w:r>
         <w:rPr>
@@ -4139,7 +6021,25 @@
           <w:szCs w:val="14"/>
           <w:lang w:eastAsia="fr-FR"/>
         </w:rPr>
-        <w:t>ême créer une base de données sur son PC pour que mon code marche.</w:t>
+        <w:t xml:space="preserve">ême créer une base de données sur son PC pour que mon code </w:t>
+      </w:r>
+      <w:r>
+        <w:rPr>
+          <w:rFonts w:ascii="Arial" w:hAnsi="Arial"/>
+          <w:sz w:val="24"/>
+          <w:szCs w:val="14"/>
+          <w:lang w:eastAsia="fr-FR"/>
+        </w:rPr>
+        <w:t>fonctionne</w:t>
+      </w:r>
+      <w:r>
+        <w:rPr>
+          <w:rFonts w:ascii="Arial" w:hAnsi="Arial"/>
+          <w:sz w:val="24"/>
+          <w:szCs w:val="14"/>
+          <w:lang w:eastAsia="fr-FR"/>
+        </w:rPr>
+        <w:t>.</w:t>
       </w:r>
     </w:p>
     <w:p>
@@ -4231,6 +6131,7 @@
           <w:lang w:eastAsia="fr-FR"/>
         </w:rPr>
       </w:pPr>
+      <w:proofErr w:type="spellStart"/>
       <w:r>
         <w:rPr>
           <w:rFonts w:ascii="Arial" w:hAnsi="Arial"/>
@@ -4240,7 +6141,19 @@
           <w:szCs w:val="14"/>
           <w:lang w:eastAsia="fr-FR"/>
         </w:rPr>
-        <w:t xml:space="preserve">GanttProject : </w:t>
+        <w:t>GanttProject</w:t>
+      </w:r>
+      <w:proofErr w:type="spellEnd"/>
+      <w:r>
+        <w:rPr>
+          <w:rFonts w:ascii="Arial" w:hAnsi="Arial"/>
+          <w:b/>
+          <w:bCs/>
+          <w:sz w:val="24"/>
+          <w:szCs w:val="14"/>
+          <w:lang w:eastAsia="fr-FR"/>
+        </w:rPr>
+        <w:t xml:space="preserve"> : </w:t>
       </w:r>
       <w:r>
         <w:rPr>
@@ -4427,27 +6340,7 @@
           <w:szCs w:val="14"/>
           <w:lang w:eastAsia="fr-FR"/>
         </w:rPr>
-        <w:t xml:space="preserve">our concevoir les interfaces visuelles durant la phase </w:t>
-      </w:r>
-      <w:proofErr w:type="gramStart"/>
-      <w:r>
-        <w:rPr>
-          <w:rFonts w:ascii="Arial" w:hAnsi="Arial"/>
-          <w:sz w:val="24"/>
-          <w:szCs w:val="14"/>
-          <w:lang w:eastAsia="fr-FR"/>
-        </w:rPr>
-        <w:t>de«</w:t>
-      </w:r>
-      <w:proofErr w:type="gramEnd"/>
-      <w:r>
-        <w:rPr>
-          <w:rFonts w:ascii="Arial" w:hAnsi="Arial"/>
-          <w:sz w:val="24"/>
-          <w:szCs w:val="14"/>
-          <w:lang w:eastAsia="fr-FR"/>
-        </w:rPr>
-        <w:t> Maquettes »</w:t>
+        <w:t>our concevoir les interfaces visuelles durant la phase de« Maquettes »</w:t>
       </w:r>
     </w:p>
     <w:p>
@@ -4478,12 +6371,12 @@
           <w:szCs w:val="14"/>
         </w:rPr>
       </w:pPr>
-      <w:bookmarkStart w:id="10" w:name="_Toc224740518"/>
+      <w:bookmarkStart w:id="13" w:name="_Toc225344619"/>
       <w:r>
         <w:lastRenderedPageBreak/>
         <w:t>Modèle logique de Données :</w:t>
       </w:r>
-      <w:bookmarkEnd w:id="10"/>
+      <w:bookmarkEnd w:id="13"/>
       <w:r>
         <w:rPr>
           <w:noProof/>
@@ -4526,7 +6419,7 @@
         </w:numPr>
         <w:ind w:left="720"/>
       </w:pPr>
-      <w:bookmarkStart w:id="11" w:name="_Toc224740519"/>
+      <w:bookmarkStart w:id="14" w:name="_Toc225344620"/>
       <w:r>
         <w:rPr>
           <w:noProof/>
@@ -4549,7 +6442,7 @@
                     </pic:cNvPicPr>
                   </pic:nvPicPr>
                   <pic:blipFill>
-                    <a:blip r:embed="rId15">
+                    <a:blip r:embed="rId16">
                       <a:extLst>
                         <a:ext uri="{28A0092B-C50C-407E-A947-70E740481C1C}">
                           <a14:useLocalDpi xmlns:a14="http://schemas.microsoft.com/office/drawing/2010/main" val="0"/>
@@ -4580,8 +6473,43 @@
           </wp:inline>
         </w:drawing>
       </w:r>
-      <w:bookmarkEnd w:id="11"/>
-    </w:p>
+      <w:bookmarkEnd w:id="14"/>
+    </w:p>
+    <w:p>
+      <w:pPr>
+        <w:pStyle w:val="Lgende"/>
+      </w:pPr>
+      <w:bookmarkStart w:id="15" w:name="_Toc225345233"/>
+      <w:r>
+        <w:t xml:space="preserve">Figure </w:t>
+      </w:r>
+      <w:r>
+        <w:fldChar w:fldCharType="begin"/>
+      </w:r>
+      <w:r>
+        <w:instrText xml:space="preserve"> SEQ Figure \* ARABIC </w:instrText>
+      </w:r>
+      <w:r>
+        <w:fldChar w:fldCharType="separate"/>
+      </w:r>
+      <w:r>
+        <w:rPr>
+          <w:noProof/>
+        </w:rPr>
+        <w:t>3</w:t>
+      </w:r>
+      <w:r>
+        <w:fldChar w:fldCharType="end"/>
+      </w:r>
+      <w:r>
+        <w:t xml:space="preserve"> : </w:t>
+      </w:r>
+      <w:r>
+        <w:t>MLD</w:t>
+      </w:r>
+      <w:bookmarkEnd w:id="15"/>
+    </w:p>
+    <w:p/>
     <w:p>
       <w:pPr>
         <w:pStyle w:val="Titre3"/>
@@ -4589,44 +6517,25 @@
           <w:ilvl w:val="0"/>
           <w:numId w:val="0"/>
         </w:numPr>
-        <w:ind w:left="720"/>
+        <w:ind w:left="720" w:hanging="720"/>
+        <w:rPr>
+          <w:b w:val="0"/>
+          <w:bCs/>
+        </w:rPr>
+      </w:pPr>
+    </w:p>
+    <w:p>
+      <w:pPr>
+        <w:rPr>
+          <w:b/>
+        </w:rPr>
       </w:pPr>
     </w:p>
     <w:p>
       <w:pPr>
         <w:pStyle w:val="Titre3"/>
-        <w:numPr>
-          <w:ilvl w:val="0"/>
-          <w:numId w:val="0"/>
-        </w:numPr>
-        <w:ind w:left="720"/>
-      </w:pPr>
-    </w:p>
-    <w:p>
-      <w:pPr>
-        <w:rPr>
-          <w:b/>
-        </w:rPr>
-      </w:pPr>
-    </w:p>
-    <w:p>
-      <w:pPr>
-        <w:rPr>
-          <w:szCs w:val="14"/>
-        </w:rPr>
-      </w:pPr>
-      <w:r>
-        <w:rPr>
-          <w:szCs w:val="14"/>
-        </w:rPr>
-        <w:t>75</w:t>
-      </w:r>
-    </w:p>
-    <w:p>
-      <w:pPr>
-        <w:pStyle w:val="Titre3"/>
-      </w:pPr>
-      <w:bookmarkStart w:id="12" w:name="_Toc224740520"/>
+      </w:pPr>
+      <w:bookmarkStart w:id="16" w:name="_Toc225344621"/>
       <w:r>
         <w:t>Use Case</w:t>
       </w:r>
@@ -4636,7 +6545,7 @@
       <w:r>
         <w:t> :</w:t>
       </w:r>
-      <w:bookmarkEnd w:id="12"/>
+      <w:bookmarkEnd w:id="16"/>
     </w:p>
     <w:p/>
     <w:p>
@@ -5266,7 +7175,31 @@
         <w:rPr>
           <w:rFonts w:cs="Arial"/>
         </w:rPr>
-        <w:t> : L’utilisateur choisit un thème ou une  difficulté ou aucune question a été créé.</w:t>
+        <w:t xml:space="preserve"> : L’utilisateur choisit un thème ou une  difficulté ou aucune question </w:t>
+      </w:r>
+      <w:r>
+        <w:rPr>
+          <w:rFonts w:cs="Arial"/>
+        </w:rPr>
+        <w:t>n’</w:t>
+      </w:r>
+      <w:r>
+        <w:rPr>
+          <w:rFonts w:cs="Arial"/>
+        </w:rPr>
+        <w:t>a été créé</w:t>
+      </w:r>
+      <w:r>
+        <w:rPr>
+          <w:rFonts w:cs="Arial"/>
+        </w:rPr>
+        <w:t>e</w:t>
+      </w:r>
+      <w:r>
+        <w:rPr>
+          <w:rFonts w:cs="Arial"/>
+        </w:rPr>
+        <w:t>.</w:t>
       </w:r>
     </w:p>
     <w:p>
@@ -6004,7 +7937,23 @@
           <w:b/>
           <w:bCs/>
         </w:rPr>
-        <w:t>- Champs vide manquants</w:t>
+        <w:t>- Champs vide</w:t>
+      </w:r>
+      <w:r>
+        <w:rPr>
+          <w:rFonts w:cs="Arial"/>
+          <w:b/>
+          <w:bCs/>
+        </w:rPr>
+        <w:t xml:space="preserve">s </w:t>
+      </w:r>
+      <w:r>
+        <w:rPr>
+          <w:rFonts w:cs="Arial"/>
+          <w:b/>
+          <w:bCs/>
+        </w:rPr>
+        <w:t>manquants</w:t>
       </w:r>
     </w:p>
     <w:p>
@@ -6074,7 +8023,19 @@
         <w:rPr>
           <w:rFonts w:cs="Arial"/>
         </w:rPr>
-        <w:t> : l’utilisateur ne remplit pas tous les données requise (Données manquantes)</w:t>
+        <w:t> : l’utilisateur ne remplit pas tous les données requise</w:t>
+      </w:r>
+      <w:r>
+        <w:rPr>
+          <w:rFonts w:cs="Arial"/>
+        </w:rPr>
+        <w:t>s</w:t>
+      </w:r>
+      <w:r>
+        <w:rPr>
+          <w:rFonts w:cs="Arial"/>
+        </w:rPr>
+        <w:t xml:space="preserve"> (Données manquantes)</w:t>
       </w:r>
     </w:p>
     <w:p>
@@ -6488,7 +8449,7 @@
         <w:rPr>
           <w:rFonts w:cs="Arial"/>
         </w:rPr>
-        <w:t> : L’utilisateur n’as pas encore joué de partie.</w:t>
+        <w:t> : L’utilisateur n’a pas encore joué de partie.</w:t>
       </w:r>
     </w:p>
     <w:p>
@@ -7244,14 +9205,14 @@
       <w:pPr>
         <w:pStyle w:val="Titre3"/>
       </w:pPr>
-      <w:bookmarkStart w:id="13" w:name="_Toc223426351"/>
-      <w:bookmarkStart w:id="14" w:name="_Toc224740521"/>
+      <w:bookmarkStart w:id="17" w:name="_Toc223426351"/>
+      <w:bookmarkStart w:id="18" w:name="_Toc225344622"/>
       <w:r>
         <w:lastRenderedPageBreak/>
         <w:t>Modèle Conceptuel de Données :</w:t>
       </w:r>
-      <w:bookmarkEnd w:id="13"/>
-      <w:bookmarkEnd w:id="14"/>
+      <w:bookmarkEnd w:id="17"/>
+      <w:bookmarkEnd w:id="18"/>
     </w:p>
     <w:p>
       <w:pPr>
@@ -7263,10 +9224,8 @@
     </w:p>
     <w:p>
       <w:pPr>
+        <w:keepNext/>
         <w:spacing w:after="160" w:line="278" w:lineRule="auto"/>
-        <w:rPr>
-          <w:rFonts w:cs="Arial"/>
-        </w:rPr>
       </w:pPr>
       <w:r>
         <w:rPr>
@@ -7291,7 +9250,7 @@
                     </pic:cNvPicPr>
                   </pic:nvPicPr>
                   <pic:blipFill>
-                    <a:blip r:embed="rId16">
+                    <a:blip r:embed="rId17">
                       <a:extLst>
                         <a:ext uri="{28A0092B-C50C-407E-A947-70E740481C1C}">
                           <a14:useLocalDpi xmlns:a14="http://schemas.microsoft.com/office/drawing/2010/main" val="0"/>
@@ -7331,6 +9290,40 @@
     </w:p>
     <w:p>
       <w:pPr>
+        <w:pStyle w:val="Lgende"/>
+        <w:rPr>
+          <w:rFonts w:cs="Arial"/>
+        </w:rPr>
+      </w:pPr>
+      <w:bookmarkStart w:id="19" w:name="_Toc225345234"/>
+      <w:r>
+        <w:t xml:space="preserve">Figure </w:t>
+      </w:r>
+      <w:r>
+        <w:fldChar w:fldCharType="begin"/>
+      </w:r>
+      <w:r>
+        <w:instrText xml:space="preserve"> SEQ Figure \* ARABIC </w:instrText>
+      </w:r>
+      <w:r>
+        <w:fldChar w:fldCharType="separate"/>
+      </w:r>
+      <w:r>
+        <w:rPr>
+          <w:noProof/>
+        </w:rPr>
+        <w:t>4</w:t>
+      </w:r>
+      <w:r>
+        <w:fldChar w:fldCharType="end"/>
+      </w:r>
+      <w:r>
+        <w:t xml:space="preserve"> : MCD</w:t>
+      </w:r>
+      <w:bookmarkEnd w:id="19"/>
+    </w:p>
+    <w:p>
+      <w:pPr>
         <w:spacing w:after="160" w:line="278" w:lineRule="auto"/>
         <w:rPr>
           <w:rFonts w:cs="Arial"/>
@@ -7438,35 +9431,7 @@
         <w:rPr>
           <w:rFonts w:cs="Arial"/>
         </w:rPr>
-        <w:t xml:space="preserve"> pour cela que c’est « </w:t>
-      </w:r>
-      <w:proofErr w:type="gramStart"/>
-      <w:r>
-        <w:rPr>
-          <w:rFonts w:cs="Arial"/>
-        </w:rPr>
-        <w:t>0,n</w:t>
-      </w:r>
-      <w:proofErr w:type="gramEnd"/>
-      <w:r>
-        <w:rPr>
-          <w:rFonts w:cs="Arial"/>
-        </w:rPr>
-        <w:t xml:space="preserve"> » et pas « </w:t>
-      </w:r>
-      <w:proofErr w:type="gramStart"/>
-      <w:r>
-        <w:rPr>
-          <w:rFonts w:cs="Arial"/>
-        </w:rPr>
-        <w:t>1,n</w:t>
-      </w:r>
-      <w:proofErr w:type="gramEnd"/>
-      <w:r>
-        <w:rPr>
-          <w:rFonts w:cs="Arial"/>
-        </w:rPr>
-        <w:t xml:space="preserve"> ».</w:t>
+        <w:t xml:space="preserve"> pour cela que c’est « 0,n » et pas « 1,n ».</w:t>
       </w:r>
     </w:p>
     <w:p>
@@ -7558,7 +9523,19 @@
         <w:rPr>
           <w:rFonts w:cs="Arial"/>
         </w:rPr>
-        <w:t xml:space="preserve"> par des utilisateurs. Un thème peut être jouer par aucun </w:t>
+        <w:t xml:space="preserve"> par des utilisateurs. Un thème peut être jou</w:t>
+      </w:r>
+      <w:r>
+        <w:rPr>
+          <w:rFonts w:cs="Arial"/>
+        </w:rPr>
+        <w:t>é</w:t>
+      </w:r>
+      <w:r>
+        <w:rPr>
+          <w:rFonts w:cs="Arial"/>
+        </w:rPr>
+        <w:t xml:space="preserve"> par aucun </w:t>
       </w:r>
       <w:r>
         <w:rPr>
@@ -7582,35 +9559,7 @@
         <w:rPr>
           <w:rFonts w:cs="Arial"/>
         </w:rPr>
-        <w:t xml:space="preserve"> pour cela que c’est « </w:t>
-      </w:r>
-      <w:proofErr w:type="gramStart"/>
-      <w:r>
-        <w:rPr>
-          <w:rFonts w:cs="Arial"/>
-        </w:rPr>
-        <w:t>0,n</w:t>
-      </w:r>
-      <w:proofErr w:type="gramEnd"/>
-      <w:r>
-        <w:rPr>
-          <w:rFonts w:cs="Arial"/>
-        </w:rPr>
-        <w:t xml:space="preserve"> » et pas « </w:t>
-      </w:r>
-      <w:proofErr w:type="gramStart"/>
-      <w:r>
-        <w:rPr>
-          <w:rFonts w:cs="Arial"/>
-        </w:rPr>
-        <w:t>1,n</w:t>
-      </w:r>
-      <w:proofErr w:type="gramEnd"/>
-      <w:r>
-        <w:rPr>
-          <w:rFonts w:cs="Arial"/>
-        </w:rPr>
-        <w:t xml:space="preserve"> ».</w:t>
+        <w:t xml:space="preserve"> pour cela que c’est « 0,n » et pas « 1,n ».</w:t>
       </w:r>
     </w:p>
     <w:p>
@@ -7631,14 +9580,15 @@
       <w:pPr>
         <w:pStyle w:val="Titre3"/>
       </w:pPr>
-      <w:bookmarkStart w:id="15" w:name="_Toc224740522"/>
-      <w:r>
+      <w:bookmarkStart w:id="20" w:name="_Toc225344623"/>
+      <w:r>
+        <w:lastRenderedPageBreak/>
         <w:t>Maquettes</w:t>
       </w:r>
       <w:r>
         <w:t> :</w:t>
       </w:r>
-      <w:bookmarkEnd w:id="15"/>
+      <w:bookmarkEnd w:id="20"/>
     </w:p>
     <w:p/>
     <w:p>
@@ -7646,7 +9596,6 @@
         <w:jc w:val="both"/>
       </w:pPr>
       <w:r>
-        <w:lastRenderedPageBreak/>
         <w:t>Pour créer les maquettes</w:t>
       </w:r>
       <w:r>
@@ -7742,9 +9691,7 @@
     </w:p>
     <w:p>
       <w:pPr>
-        <w:rPr>
-          <w:szCs w:val="14"/>
-        </w:rPr>
+        <w:keepNext/>
       </w:pPr>
       <w:r>
         <w:rPr>
@@ -7769,7 +9716,7 @@
                     </pic:cNvPicPr>
                   </pic:nvPicPr>
                   <pic:blipFill>
-                    <a:blip r:embed="rId17">
+                    <a:blip r:embed="rId18">
                       <a:extLst>
                         <a:ext uri="{28A0092B-C50C-407E-A947-70E740481C1C}">
                           <a14:useLocalDpi xmlns:a14="http://schemas.microsoft.com/office/drawing/2010/main" val="0"/>
@@ -7803,104 +9750,133 @@
     </w:p>
     <w:p>
       <w:pPr>
-        <w:rPr>
-          <w:szCs w:val="14"/>
-        </w:rPr>
-      </w:pPr>
-    </w:p>
-    <w:p>
-      <w:pPr>
-        <w:rPr>
-          <w:szCs w:val="14"/>
-        </w:rPr>
-      </w:pPr>
-    </w:p>
-    <w:p>
-      <w:pPr>
-        <w:rPr>
-          <w:szCs w:val="14"/>
-        </w:rPr>
-      </w:pPr>
-    </w:p>
-    <w:p>
-      <w:pPr>
-        <w:rPr>
-          <w:b/>
-          <w:bCs/>
-          <w:szCs w:val="14"/>
-        </w:rPr>
-      </w:pPr>
-    </w:p>
-    <w:p>
-      <w:pPr>
-        <w:rPr>
-          <w:b/>
-          <w:bCs/>
-          <w:szCs w:val="14"/>
-        </w:rPr>
-      </w:pPr>
-    </w:p>
-    <w:p>
-      <w:pPr>
-        <w:rPr>
-          <w:b/>
-          <w:bCs/>
-          <w:szCs w:val="14"/>
-        </w:rPr>
-      </w:pPr>
-    </w:p>
-    <w:p>
-      <w:pPr>
-        <w:rPr>
-          <w:b/>
-          <w:bCs/>
-          <w:szCs w:val="14"/>
-        </w:rPr>
-      </w:pPr>
-    </w:p>
-    <w:p>
-      <w:pPr>
-        <w:rPr>
-          <w:b/>
-          <w:bCs/>
-          <w:szCs w:val="14"/>
-        </w:rPr>
-      </w:pPr>
-      <w:r>
-        <w:rPr>
-          <w:b/>
-          <w:bCs/>
-          <w:szCs w:val="14"/>
-        </w:rPr>
-        <w:lastRenderedPageBreak/>
-        <w:t>Page du Menu Principale :</w:t>
-      </w:r>
-    </w:p>
-    <w:p>
-      <w:pPr>
-        <w:rPr>
-          <w:b/>
-          <w:bCs/>
-          <w:szCs w:val="14"/>
-        </w:rPr>
-      </w:pPr>
-    </w:p>
-    <w:p>
-      <w:pPr>
-        <w:rPr>
-          <w:b/>
-          <w:bCs/>
-          <w:szCs w:val="14"/>
-        </w:rPr>
-      </w:pPr>
-    </w:p>
-    <w:p>
-      <w:pPr>
-        <w:rPr>
-          <w:b/>
-          <w:bCs/>
-          <w:szCs w:val="14"/>
-        </w:rPr>
+        <w:pStyle w:val="Lgende"/>
+        <w:rPr>
+          <w:szCs w:val="14"/>
+        </w:rPr>
+      </w:pPr>
+      <w:bookmarkStart w:id="21" w:name="_Toc225345235"/>
+      <w:r>
+        <w:t xml:space="preserve">Figure </w:t>
+      </w:r>
+      <w:r>
+        <w:fldChar w:fldCharType="begin"/>
+      </w:r>
+      <w:r>
+        <w:instrText xml:space="preserve"> SEQ Figure \* ARABIC </w:instrText>
+      </w:r>
+      <w:r>
+        <w:fldChar w:fldCharType="separate"/>
+      </w:r>
+      <w:r>
+        <w:rPr>
+          <w:noProof/>
+        </w:rPr>
+        <w:t>5</w:t>
+      </w:r>
+      <w:r>
+        <w:fldChar w:fldCharType="end"/>
+      </w:r>
+      <w:r>
+        <w:t xml:space="preserve"> : Page de login</w:t>
+      </w:r>
+      <w:bookmarkEnd w:id="21"/>
+    </w:p>
+    <w:p>
+      <w:pPr>
+        <w:rPr>
+          <w:szCs w:val="14"/>
+        </w:rPr>
+      </w:pPr>
+    </w:p>
+    <w:p>
+      <w:pPr>
+        <w:rPr>
+          <w:szCs w:val="14"/>
+        </w:rPr>
+      </w:pPr>
+    </w:p>
+    <w:p>
+      <w:pPr>
+        <w:rPr>
+          <w:szCs w:val="14"/>
+        </w:rPr>
+      </w:pPr>
+    </w:p>
+    <w:p>
+      <w:pPr>
+        <w:rPr>
+          <w:b/>
+          <w:bCs/>
+          <w:szCs w:val="14"/>
+        </w:rPr>
+      </w:pPr>
+    </w:p>
+    <w:p>
+      <w:pPr>
+        <w:rPr>
+          <w:b/>
+          <w:bCs/>
+          <w:szCs w:val="14"/>
+        </w:rPr>
+      </w:pPr>
+    </w:p>
+    <w:p>
+      <w:pPr>
+        <w:rPr>
+          <w:b/>
+          <w:bCs/>
+          <w:szCs w:val="14"/>
+        </w:rPr>
+      </w:pPr>
+    </w:p>
+    <w:p>
+      <w:pPr>
+        <w:rPr>
+          <w:b/>
+          <w:bCs/>
+          <w:szCs w:val="14"/>
+        </w:rPr>
+      </w:pPr>
+    </w:p>
+    <w:p>
+      <w:pPr>
+        <w:rPr>
+          <w:b/>
+          <w:bCs/>
+          <w:szCs w:val="14"/>
+        </w:rPr>
+      </w:pPr>
+      <w:r>
+        <w:rPr>
+          <w:b/>
+          <w:bCs/>
+          <w:szCs w:val="14"/>
+        </w:rPr>
+        <w:t>Page du Menu Principal :</w:t>
+      </w:r>
+    </w:p>
+    <w:p>
+      <w:pPr>
+        <w:rPr>
+          <w:b/>
+          <w:bCs/>
+          <w:szCs w:val="14"/>
+        </w:rPr>
+      </w:pPr>
+    </w:p>
+    <w:p>
+      <w:pPr>
+        <w:rPr>
+          <w:b/>
+          <w:bCs/>
+          <w:szCs w:val="14"/>
+        </w:rPr>
+      </w:pPr>
+    </w:p>
+    <w:p>
+      <w:pPr>
+        <w:keepNext/>
       </w:pPr>
       <w:r>
         <w:rPr>
@@ -7927,7 +9903,7 @@
                     </pic:cNvPicPr>
                   </pic:nvPicPr>
                   <pic:blipFill>
-                    <a:blip r:embed="rId18" cstate="print">
+                    <a:blip r:embed="rId19" cstate="print">
                       <a:extLst>
                         <a:ext uri="{28A0092B-C50C-407E-A947-70E740481C1C}">
                           <a14:useLocalDpi xmlns:a14="http://schemas.microsoft.com/office/drawing/2010/main" val="0"/>
@@ -7961,6 +9937,42 @@
     </w:p>
     <w:p>
       <w:pPr>
+        <w:pStyle w:val="Lgende"/>
+        <w:rPr>
+          <w:b/>
+          <w:bCs/>
+          <w:szCs w:val="14"/>
+        </w:rPr>
+      </w:pPr>
+      <w:bookmarkStart w:id="22" w:name="_Toc225345236"/>
+      <w:r>
+        <w:t xml:space="preserve">Figure </w:t>
+      </w:r>
+      <w:r>
+        <w:fldChar w:fldCharType="begin"/>
+      </w:r>
+      <w:r>
+        <w:instrText xml:space="preserve"> SEQ Figure \* ARABIC </w:instrText>
+      </w:r>
+      <w:r>
+        <w:fldChar w:fldCharType="separate"/>
+      </w:r>
+      <w:r>
+        <w:rPr>
+          <w:noProof/>
+        </w:rPr>
+        <w:t>6</w:t>
+      </w:r>
+      <w:r>
+        <w:fldChar w:fldCharType="end"/>
+      </w:r>
+      <w:r>
+        <w:t xml:space="preserve"> :  Page du Menu Principal</w:t>
+      </w:r>
+      <w:bookmarkEnd w:id="22"/>
+    </w:p>
+    <w:p>
+      <w:pPr>
         <w:rPr>
           <w:b/>
           <w:bCs/>
@@ -8044,7 +10056,7 @@
           <w:noProof/>
           <w:szCs w:val="14"/>
         </w:rPr>
-        <w:t>Cette page apparait quand vous cliquez sur « JOUER MAINTENANT » dans le menu principale.</w:t>
+        <w:t>Cette page apparait quand vous cliquez sur « JOUER MAINTENANT » dans le menu principal.</w:t>
       </w:r>
       <w:r>
         <w:rPr>
@@ -8066,11 +10078,7 @@
     </w:p>
     <w:p>
       <w:pPr>
-        <w:rPr>
-          <w:b/>
-          <w:bCs/>
-          <w:szCs w:val="14"/>
-        </w:rPr>
+        <w:keepNext/>
       </w:pPr>
       <w:r>
         <w:rPr>
@@ -8097,7 +10105,7 @@
                     </pic:cNvPicPr>
                   </pic:nvPicPr>
                   <pic:blipFill>
-                    <a:blip r:embed="rId19">
+                    <a:blip r:embed="rId20">
                       <a:extLst>
                         <a:ext uri="{28A0092B-C50C-407E-A947-70E740481C1C}">
                           <a14:useLocalDpi xmlns:a14="http://schemas.microsoft.com/office/drawing/2010/main" val="0"/>
@@ -8131,6 +10139,42 @@
     </w:p>
     <w:p>
       <w:pPr>
+        <w:pStyle w:val="Lgende"/>
+        <w:rPr>
+          <w:b/>
+          <w:bCs/>
+          <w:szCs w:val="14"/>
+        </w:rPr>
+      </w:pPr>
+      <w:bookmarkStart w:id="23" w:name="_Toc225345237"/>
+      <w:r>
+        <w:t xml:space="preserve">Figure </w:t>
+      </w:r>
+      <w:r>
+        <w:fldChar w:fldCharType="begin"/>
+      </w:r>
+      <w:r>
+        <w:instrText xml:space="preserve"> SEQ Figure \* ARABIC </w:instrText>
+      </w:r>
+      <w:r>
+        <w:fldChar w:fldCharType="separate"/>
+      </w:r>
+      <w:r>
+        <w:rPr>
+          <w:noProof/>
+        </w:rPr>
+        <w:t>7</w:t>
+      </w:r>
+      <w:r>
+        <w:fldChar w:fldCharType="end"/>
+      </w:r>
+      <w:r>
+        <w:t xml:space="preserve"> : Page Choix thème et difficulté</w:t>
+      </w:r>
+      <w:bookmarkEnd w:id="23"/>
+    </w:p>
+    <w:p>
+      <w:pPr>
         <w:rPr>
           <w:b/>
           <w:bCs/>
@@ -8233,11 +10277,7 @@
     </w:p>
     <w:p>
       <w:pPr>
-        <w:rPr>
-          <w:b/>
-          <w:bCs/>
-          <w:szCs w:val="14"/>
-        </w:rPr>
+        <w:keepNext/>
       </w:pPr>
       <w:r>
         <w:rPr>
@@ -8264,7 +10304,7 @@
                     </pic:cNvPicPr>
                   </pic:nvPicPr>
                   <pic:blipFill>
-                    <a:blip r:embed="rId20">
+                    <a:blip r:embed="rId21">
                       <a:extLst>
                         <a:ext uri="{28A0092B-C50C-407E-A947-70E740481C1C}">
                           <a14:useLocalDpi xmlns:a14="http://schemas.microsoft.com/office/drawing/2010/main" val="0"/>
@@ -8298,6 +10338,42 @@
     </w:p>
     <w:p>
       <w:pPr>
+        <w:pStyle w:val="Lgende"/>
+        <w:rPr>
+          <w:b/>
+          <w:bCs/>
+          <w:szCs w:val="14"/>
+        </w:rPr>
+      </w:pPr>
+      <w:bookmarkStart w:id="24" w:name="_Toc225345238"/>
+      <w:r>
+        <w:t xml:space="preserve">Figure </w:t>
+      </w:r>
+      <w:r>
+        <w:fldChar w:fldCharType="begin"/>
+      </w:r>
+      <w:r>
+        <w:instrText xml:space="preserve"> SEQ Figure \* ARABIC </w:instrText>
+      </w:r>
+      <w:r>
+        <w:fldChar w:fldCharType="separate"/>
+      </w:r>
+      <w:r>
+        <w:rPr>
+          <w:noProof/>
+        </w:rPr>
+        <w:t>8</w:t>
+      </w:r>
+      <w:r>
+        <w:fldChar w:fldCharType="end"/>
+      </w:r>
+      <w:r>
+        <w:t xml:space="preserve"> : Page Quiz</w:t>
+      </w:r>
+      <w:bookmarkEnd w:id="24"/>
+    </w:p>
+    <w:p>
+      <w:pPr>
         <w:rPr>
           <w:b/>
           <w:bCs/>
@@ -8368,11 +10444,7 @@
     </w:p>
     <w:p>
       <w:pPr>
-        <w:rPr>
-          <w:b/>
-          <w:bCs/>
-          <w:szCs w:val="14"/>
-        </w:rPr>
+        <w:keepNext/>
       </w:pPr>
       <w:r>
         <w:rPr>
@@ -8399,7 +10471,7 @@
                     </pic:cNvPicPr>
                   </pic:nvPicPr>
                   <pic:blipFill>
-                    <a:blip r:embed="rId21">
+                    <a:blip r:embed="rId22">
                       <a:extLst>
                         <a:ext uri="{28A0092B-C50C-407E-A947-70E740481C1C}">
                           <a14:useLocalDpi xmlns:a14="http://schemas.microsoft.com/office/drawing/2010/main" val="0"/>
@@ -8433,64 +10505,99 @@
     </w:p>
     <w:p>
       <w:pPr>
-        <w:rPr>
-          <w:b/>
-          <w:bCs/>
-          <w:szCs w:val="14"/>
-        </w:rPr>
-      </w:pPr>
-    </w:p>
-    <w:p>
-      <w:pPr>
-        <w:rPr>
-          <w:b/>
-          <w:bCs/>
-          <w:szCs w:val="14"/>
-        </w:rPr>
-      </w:pPr>
-    </w:p>
-    <w:p>
-      <w:pPr>
-        <w:rPr>
-          <w:b/>
-          <w:bCs/>
-          <w:szCs w:val="14"/>
-        </w:rPr>
-      </w:pPr>
-    </w:p>
-    <w:p>
-      <w:pPr>
-        <w:rPr>
-          <w:b/>
-          <w:bCs/>
-          <w:szCs w:val="14"/>
-        </w:rPr>
-      </w:pPr>
-    </w:p>
-    <w:p>
-      <w:pPr>
-        <w:rPr>
-          <w:b/>
-          <w:bCs/>
-          <w:szCs w:val="14"/>
-        </w:rPr>
-      </w:pPr>
-    </w:p>
-    <w:p>
-      <w:pPr>
-        <w:rPr>
-          <w:b/>
-          <w:bCs/>
-          <w:szCs w:val="14"/>
-        </w:rPr>
-      </w:pPr>
-      <w:r>
-        <w:rPr>
-          <w:b/>
-          <w:bCs/>
-          <w:szCs w:val="14"/>
-        </w:rPr>
-        <w:lastRenderedPageBreak/>
+        <w:pStyle w:val="Lgende"/>
+        <w:rPr>
+          <w:b/>
+          <w:bCs/>
+          <w:szCs w:val="14"/>
+        </w:rPr>
+      </w:pPr>
+      <w:bookmarkStart w:id="25" w:name="_Toc225345239"/>
+      <w:r>
+        <w:t xml:space="preserve">Figure </w:t>
+      </w:r>
+      <w:r>
+        <w:fldChar w:fldCharType="begin"/>
+      </w:r>
+      <w:r>
+        <w:instrText xml:space="preserve"> SEQ Figure \* ARABIC </w:instrText>
+      </w:r>
+      <w:r>
+        <w:fldChar w:fldCharType="separate"/>
+      </w:r>
+      <w:r>
+        <w:rPr>
+          <w:noProof/>
+        </w:rPr>
+        <w:t>9</w:t>
+      </w:r>
+      <w:r>
+        <w:fldChar w:fldCharType="end"/>
+      </w:r>
+      <w:r>
+        <w:t xml:space="preserve"> : Page Scores et Statistiques</w:t>
+      </w:r>
+      <w:bookmarkEnd w:id="25"/>
+    </w:p>
+    <w:p>
+      <w:pPr>
+        <w:rPr>
+          <w:b/>
+          <w:bCs/>
+          <w:szCs w:val="14"/>
+        </w:rPr>
+      </w:pPr>
+    </w:p>
+    <w:p>
+      <w:pPr>
+        <w:rPr>
+          <w:b/>
+          <w:bCs/>
+          <w:szCs w:val="14"/>
+        </w:rPr>
+      </w:pPr>
+    </w:p>
+    <w:p>
+      <w:pPr>
+        <w:rPr>
+          <w:b/>
+          <w:bCs/>
+          <w:szCs w:val="14"/>
+        </w:rPr>
+      </w:pPr>
+    </w:p>
+    <w:p>
+      <w:pPr>
+        <w:rPr>
+          <w:b/>
+          <w:bCs/>
+          <w:szCs w:val="14"/>
+        </w:rPr>
+      </w:pPr>
+    </w:p>
+    <w:p>
+      <w:pPr>
+        <w:rPr>
+          <w:b/>
+          <w:bCs/>
+          <w:szCs w:val="14"/>
+        </w:rPr>
+      </w:pPr>
+    </w:p>
+    <w:p>
+      <w:pPr>
+        <w:rPr>
+          <w:b/>
+          <w:bCs/>
+          <w:szCs w:val="14"/>
+        </w:rPr>
+      </w:pPr>
+      <w:r>
+        <w:rPr>
+          <w:b/>
+          <w:bCs/>
+          <w:szCs w:val="14"/>
+        </w:rPr>
         <w:t>Page « Ajouter Question » Partie 1 :</w:t>
       </w:r>
     </w:p>
@@ -8505,11 +10612,7 @@
     </w:p>
     <w:p>
       <w:pPr>
-        <w:rPr>
-          <w:b/>
-          <w:bCs/>
-          <w:szCs w:val="14"/>
-        </w:rPr>
+        <w:keepNext/>
       </w:pPr>
       <w:r>
         <w:rPr>
@@ -8536,7 +10639,7 @@
                     </pic:cNvPicPr>
                   </pic:nvPicPr>
                   <pic:blipFill>
-                    <a:blip r:embed="rId22">
+                    <a:blip r:embed="rId23">
                       <a:extLst>
                         <a:ext uri="{28A0092B-C50C-407E-A947-70E740481C1C}">
                           <a14:useLocalDpi xmlns:a14="http://schemas.microsoft.com/office/drawing/2010/main" val="0"/>
@@ -8570,6 +10673,42 @@
     </w:p>
     <w:p>
       <w:pPr>
+        <w:pStyle w:val="Lgende"/>
+        <w:rPr>
+          <w:b/>
+          <w:bCs/>
+          <w:szCs w:val="14"/>
+        </w:rPr>
+      </w:pPr>
+      <w:bookmarkStart w:id="26" w:name="_Toc225345240"/>
+      <w:r>
+        <w:t xml:space="preserve">Figure </w:t>
+      </w:r>
+      <w:r>
+        <w:fldChar w:fldCharType="begin"/>
+      </w:r>
+      <w:r>
+        <w:instrText xml:space="preserve"> SEQ Figure \* ARABIC </w:instrText>
+      </w:r>
+      <w:r>
+        <w:fldChar w:fldCharType="separate"/>
+      </w:r>
+      <w:r>
+        <w:rPr>
+          <w:noProof/>
+        </w:rPr>
+        <w:t>10</w:t>
+      </w:r>
+      <w:r>
+        <w:fldChar w:fldCharType="end"/>
+      </w:r>
+      <w:r>
+        <w:t xml:space="preserve"> : Page Ajouter Question 1</w:t>
+      </w:r>
+      <w:bookmarkEnd w:id="26"/>
+    </w:p>
+    <w:p>
+      <w:pPr>
         <w:rPr>
           <w:b/>
           <w:bCs/>
@@ -8614,11 +10753,7 @@
     </w:p>
     <w:p>
       <w:pPr>
-        <w:rPr>
-          <w:b/>
-          <w:bCs/>
-          <w:szCs w:val="14"/>
-        </w:rPr>
+        <w:keepNext/>
       </w:pPr>
       <w:r>
         <w:rPr>
@@ -8645,7 +10780,7 @@
                     </pic:cNvPicPr>
                   </pic:nvPicPr>
                   <pic:blipFill>
-                    <a:blip r:embed="rId23">
+                    <a:blip r:embed="rId24">
                       <a:extLst>
                         <a:ext uri="{28A0092B-C50C-407E-A947-70E740481C1C}">
                           <a14:useLocalDpi xmlns:a14="http://schemas.microsoft.com/office/drawing/2010/main" val="0"/>
@@ -8679,6 +10814,48 @@
     </w:p>
     <w:p>
       <w:pPr>
+        <w:pStyle w:val="Lgende"/>
+        <w:rPr>
+          <w:b/>
+          <w:bCs/>
+          <w:szCs w:val="14"/>
+        </w:rPr>
+      </w:pPr>
+      <w:bookmarkStart w:id="27" w:name="_Toc225345241"/>
+      <w:r>
+        <w:t xml:space="preserve">Figure </w:t>
+      </w:r>
+      <w:r>
+        <w:fldChar w:fldCharType="begin"/>
+      </w:r>
+      <w:r>
+        <w:instrText xml:space="preserve"> SEQ Figure \* ARABIC </w:instrText>
+      </w:r>
+      <w:r>
+        <w:fldChar w:fldCharType="separate"/>
+      </w:r>
+      <w:r>
+        <w:rPr>
+          <w:noProof/>
+        </w:rPr>
+        <w:t>11</w:t>
+      </w:r>
+      <w:r>
+        <w:fldChar w:fldCharType="end"/>
+      </w:r>
+      <w:r>
+        <w:t xml:space="preserve"> : </w:t>
+      </w:r>
+      <w:r>
+        <w:t xml:space="preserve">Page Ajouter Question </w:t>
+      </w:r>
+      <w:r>
+        <w:t>2</w:t>
+      </w:r>
+      <w:bookmarkEnd w:id="27"/>
+    </w:p>
+    <w:p>
+      <w:pPr>
         <w:rPr>
           <w:b/>
           <w:bCs/>
@@ -8732,11 +10909,7 @@
     </w:p>
     <w:p>
       <w:pPr>
-        <w:rPr>
-          <w:b/>
-          <w:bCs/>
-          <w:szCs w:val="14"/>
-        </w:rPr>
+        <w:keepNext/>
       </w:pPr>
       <w:r>
         <w:rPr>
@@ -8763,7 +10936,7 @@
                     </pic:cNvPicPr>
                   </pic:nvPicPr>
                   <pic:blipFill>
-                    <a:blip r:embed="rId24">
+                    <a:blip r:embed="rId25">
                       <a:extLst>
                         <a:ext uri="{28A0092B-C50C-407E-A947-70E740481C1C}">
                           <a14:useLocalDpi xmlns:a14="http://schemas.microsoft.com/office/drawing/2010/main" val="0"/>
@@ -8797,6 +10970,42 @@
     </w:p>
     <w:p>
       <w:pPr>
+        <w:pStyle w:val="Lgende"/>
+        <w:rPr>
+          <w:b/>
+          <w:bCs/>
+          <w:szCs w:val="14"/>
+        </w:rPr>
+      </w:pPr>
+      <w:bookmarkStart w:id="28" w:name="_Toc225345242"/>
+      <w:r>
+        <w:t xml:space="preserve">Figure </w:t>
+      </w:r>
+      <w:r>
+        <w:fldChar w:fldCharType="begin"/>
+      </w:r>
+      <w:r>
+        <w:instrText xml:space="preserve"> SEQ Figure \* ARABIC </w:instrText>
+      </w:r>
+      <w:r>
+        <w:fldChar w:fldCharType="separate"/>
+      </w:r>
+      <w:r>
+        <w:rPr>
+          <w:noProof/>
+        </w:rPr>
+        <w:t>12</w:t>
+      </w:r>
+      <w:r>
+        <w:fldChar w:fldCharType="end"/>
+      </w:r>
+      <w:r>
+        <w:t xml:space="preserve"> : Erreurs Réponses</w:t>
+      </w:r>
+      <w:bookmarkEnd w:id="28"/>
+    </w:p>
+    <w:p>
+      <w:pPr>
         <w:rPr>
           <w:b/>
           <w:bCs/>
@@ -8834,11 +11043,11 @@
       <w:pPr>
         <w:pStyle w:val="Titre3"/>
       </w:pPr>
-      <w:bookmarkStart w:id="16" w:name="_Toc224740523"/>
+      <w:bookmarkStart w:id="29" w:name="_Toc225344624"/>
       <w:r>
         <w:t>Risques techniques :</w:t>
       </w:r>
-      <w:bookmarkEnd w:id="16"/>
+      <w:bookmarkEnd w:id="29"/>
     </w:p>
     <w:p/>
     <w:p>
@@ -8935,7 +11144,19 @@
         <w:rPr>
           <w:szCs w:val="14"/>
         </w:rPr>
-        <w:t>Charger 50 images haute résolution d'un coup pourrait faire ramer le jeu.</w:t>
+        <w:t xml:space="preserve">Charger 50 images haute résolution d'un coup pourrait </w:t>
+      </w:r>
+      <w:r>
+        <w:rPr>
+          <w:szCs w:val="14"/>
+        </w:rPr>
+        <w:t>ralentir</w:t>
+      </w:r>
+      <w:r>
+        <w:rPr>
+          <w:szCs w:val="14"/>
+        </w:rPr>
+        <w:t xml:space="preserve"> le jeu.</w:t>
       </w:r>
     </w:p>
     <w:p>
@@ -9019,22 +11240,25 @@
       <w:pPr>
         <w:pStyle w:val="Titre1"/>
       </w:pPr>
-      <w:bookmarkStart w:id="17" w:name="_Toc224740524"/>
+      <w:bookmarkStart w:id="30" w:name="_Toc225344625"/>
       <w:r>
         <w:t>Réalisation</w:t>
       </w:r>
-      <w:bookmarkEnd w:id="17"/>
+      <w:bookmarkEnd w:id="30"/>
+      <w:r>
+        <w:t> </w:t>
+      </w:r>
     </w:p>
     <w:p/>
     <w:p>
       <w:pPr>
         <w:pStyle w:val="Titre2"/>
       </w:pPr>
-      <w:bookmarkStart w:id="18" w:name="_Toc224740525"/>
+      <w:bookmarkStart w:id="31" w:name="_Toc225344626"/>
       <w:r>
         <w:t>Dossier de réalisation</w:t>
       </w:r>
-      <w:bookmarkEnd w:id="18"/>
+      <w:bookmarkEnd w:id="31"/>
     </w:p>
     <w:p>
       <w:pPr>
@@ -9044,12 +11268,19 @@
     <w:p>
       <w:pPr>
         <w:ind w:left="432"/>
+        <w:jc w:val="both"/>
       </w:pPr>
       <w:r>
         <w:t xml:space="preserve">J’ai structuré mon projet en plusieurs </w:t>
       </w:r>
       <w:r>
-        <w:t>dossier. Le</w:t>
+        <w:t>dossier</w:t>
+      </w:r>
+      <w:r>
+        <w:t>s</w:t>
+      </w:r>
+      <w:r>
+        <w:t>. Le</w:t>
       </w:r>
       <w:r>
         <w:t xml:space="preserve"> dossier </w:t>
@@ -9084,103 +11315,98 @@
       <w:r>
         <w:t>.</w:t>
       </w:r>
+      <w:r>
+        <w:t xml:space="preserve"> Pour les images des logos et des images de code, j’ai pris en « .png » car cela rend plus léger que si j’avais choisi de prendre en « .png ».</w:t>
+      </w:r>
+      <w:r>
+        <w:t xml:space="preserve">Il y a le dossier </w:t>
+      </w:r>
+      <w:r>
+        <w:t>« </w:t>
+      </w:r>
+      <w:r>
+        <w:t>database</w:t>
+      </w:r>
+      <w:r>
+        <w:t> »</w:t>
+      </w:r>
+      <w:r>
+        <w:t xml:space="preserve"> avec la BD(quiz_db.sqlite</w:t>
+      </w:r>
+      <w:r>
+        <w:t>), le</w:t>
+      </w:r>
+      <w:r>
+        <w:t xml:space="preserve"> script de la BD(Quest_Script.sql) et </w:t>
+      </w:r>
+      <w:r>
+        <w:t>les insertions des donn</w:t>
+      </w:r>
+      <w:r>
+        <w:t>ée</w:t>
+      </w:r>
+      <w:r>
+        <w:t>s avec le fichier « Insertions.sql ».</w:t>
+      </w:r>
     </w:p>
     <w:p>
       <w:pPr>
         <w:ind w:left="432"/>
       </w:pPr>
-      <w:r>
-        <w:t xml:space="preserve">Il y a le dossier </w:t>
-      </w:r>
-      <w:r>
-        <w:t>« </w:t>
-      </w:r>
-      <w:r>
-        <w:t>database</w:t>
-      </w:r>
-      <w:r>
-        <w:t> »</w:t>
-      </w:r>
-      <w:r>
-        <w:t xml:space="preserve"> avec la </w:t>
-      </w:r>
-      <w:proofErr w:type="gramStart"/>
-      <w:r>
-        <w:t>BD(</w:t>
-      </w:r>
-      <w:proofErr w:type="gramEnd"/>
-      <w:r>
-        <w:t>quiz_db.sqlite</w:t>
-      </w:r>
-      <w:proofErr w:type="gramStart"/>
-      <w:r>
-        <w:t>),le</w:t>
-      </w:r>
-      <w:proofErr w:type="gramEnd"/>
-      <w:r>
-        <w:t xml:space="preserve"> script de la BD(Quest_Script.sql) et </w:t>
-      </w:r>
-      <w:r>
-        <w:t>les insertions des donnes avec le fichier « Insertions.sql ».</w:t>
-      </w:r>
     </w:p>
     <w:p>
       <w:pPr>
         <w:ind w:left="432"/>
       </w:pPr>
+      <w:r>
+        <w:t xml:space="preserve">Il y a </w:t>
+      </w:r>
+      <w:r>
+        <w:t xml:space="preserve">le dossier « design » </w:t>
+      </w:r>
+      <w:r>
+        <w:t xml:space="preserve">ce qui concerne les </w:t>
+      </w:r>
+      <w:r>
+        <w:t xml:space="preserve"> Maquettes du </w:t>
+      </w:r>
+      <w:r>
+        <w:t xml:space="preserve">jeu, </w:t>
+      </w:r>
+      <w:r>
+        <w:t>MCD, MLD</w:t>
+      </w:r>
+      <w:r>
+        <w:t xml:space="preserve"> et</w:t>
+      </w:r>
+      <w:r>
+        <w:t xml:space="preserve"> UML. </w:t>
+      </w:r>
     </w:p>
     <w:p>
       <w:pPr>
         <w:ind w:left="432"/>
       </w:pPr>
-      <w:r>
-        <w:t xml:space="preserve">Il y a </w:t>
-      </w:r>
-      <w:r>
-        <w:t xml:space="preserve">le dossier « design » avec tous ce qui est Maquettes du </w:t>
-      </w:r>
-      <w:proofErr w:type="gramStart"/>
-      <w:r>
-        <w:t>jeu,MCD</w:t>
-      </w:r>
-      <w:proofErr w:type="gramEnd"/>
-      <w:r>
-        <w:t>,MLD et</w:t>
-      </w:r>
-      <w:r>
-        <w:t xml:space="preserve"> UML. </w:t>
-      </w:r>
     </w:p>
     <w:p>
       <w:pPr>
         <w:ind w:left="432"/>
-      </w:pPr>
+        <w:jc w:val="both"/>
+      </w:pPr>
+      <w:r>
+        <w:t xml:space="preserve">Il y a le dossier « docs » avec </w:t>
+      </w:r>
+      <w:r>
+        <w:t>la documentation du Pré-TPI, la planification initiale,Usecase et Scénario et le journal de travail</w:t>
+      </w:r>
+      <w:r>
+        <w:t>.</w:t>
+      </w:r>
     </w:p>
     <w:p>
       <w:pPr>
         <w:ind w:left="432"/>
-      </w:pPr>
-      <w:r>
-        <w:t xml:space="preserve">Il y a le dossier « docs » avec </w:t>
-      </w:r>
-      <w:r>
-        <w:t xml:space="preserve">la documentation du Pré-TPI, la planification </w:t>
-      </w:r>
-      <w:proofErr w:type="gramStart"/>
-      <w:r>
-        <w:t>initiale,Usecase</w:t>
-      </w:r>
-      <w:proofErr w:type="gramEnd"/>
-      <w:r>
-        <w:t xml:space="preserve"> et Scénario et le journal de travail</w:t>
-      </w:r>
-      <w:r>
-        <w:t>.</w:t>
-      </w:r>
-    </w:p>
-    <w:p>
-      <w:pPr>
-        <w:ind w:left="432"/>
+        <w:jc w:val="both"/>
       </w:pPr>
       <w:r>
         <w:lastRenderedPageBreak/>
@@ -9273,7 +11499,13 @@
         </w:numPr>
       </w:pPr>
       <w:r>
-        <w:t>main_menu.py : « Menu principale »</w:t>
+        <w:t>main_menu.py : « Menu principal</w:t>
+      </w:r>
+      <w:r>
+        <w:t xml:space="preserve"> </w:t>
+      </w:r>
+      <w:r>
+        <w:t>»</w:t>
       </w:r>
     </w:p>
     <w:p>
@@ -9334,6 +11566,7 @@
     </w:p>
     <w:p>
       <w:pPr>
+        <w:keepNext/>
         <w:ind w:left="432"/>
       </w:pPr>
       <w:r>
@@ -9341,10 +11574,10 @@
           <w:noProof/>
         </w:rPr>
         <w:drawing>
-          <wp:inline distT="0" distB="0" distL="0" distR="0" wp14:anchorId="41DA5E76" wp14:editId="2D935C71">
-            <wp:extent cx="2181225" cy="4843719"/>
+          <wp:inline distT="0" distB="0" distL="0" distR="0" wp14:anchorId="12120645" wp14:editId="3C535C65">
+            <wp:extent cx="2674189" cy="4350885"/>
             <wp:effectExtent l="0" t="0" r="0" b="0"/>
-            <wp:docPr id="184535314" name="Image 1"/>
+            <wp:docPr id="1044759474" name="Image 1"/>
             <wp:cNvGraphicFramePr>
               <a:graphicFrameLocks xmlns:a="http://schemas.openxmlformats.org/drawingml/2006/main" noChangeAspect="1"/>
             </wp:cNvGraphicFramePr>
@@ -9358,7 +11591,7 @@
                     </pic:cNvPicPr>
                   </pic:nvPicPr>
                   <pic:blipFill>
-                    <a:blip r:embed="rId25">
+                    <a:blip r:embed="rId26">
                       <a:extLst>
                         <a:ext uri="{28A0092B-C50C-407E-A947-70E740481C1C}">
                           <a14:useLocalDpi xmlns:a14="http://schemas.microsoft.com/office/drawing/2010/main" val="0"/>
@@ -9373,7 +11606,7 @@
                   <pic:spPr bwMode="auto">
                     <a:xfrm>
                       <a:off x="0" y="0"/>
-                      <a:ext cx="2184197" cy="4850319"/>
+                      <a:ext cx="2680418" cy="4361019"/>
                     </a:xfrm>
                     <a:prstGeom prst="rect">
                       <a:avLst/>
@@ -9389,6 +11622,42 @@
           </wp:inline>
         </w:drawing>
       </w:r>
+    </w:p>
+    <w:p>
+      <w:pPr>
+        <w:pStyle w:val="Lgende"/>
+      </w:pPr>
+      <w:bookmarkStart w:id="32" w:name="_Toc225345243"/>
+      <w:r>
+        <w:t xml:space="preserve">Figure </w:t>
+      </w:r>
+      <w:r>
+        <w:fldChar w:fldCharType="begin"/>
+      </w:r>
+      <w:r>
+        <w:instrText xml:space="preserve"> SEQ Figure \* ARABIC </w:instrText>
+      </w:r>
+      <w:r>
+        <w:fldChar w:fldCharType="separate"/>
+      </w:r>
+      <w:r>
+        <w:rPr>
+          <w:noProof/>
+        </w:rPr>
+        <w:t>13</w:t>
+      </w:r>
+      <w:r>
+        <w:fldChar w:fldCharType="end"/>
+      </w:r>
+      <w:r>
+        <w:t xml:space="preserve"> : Architecture de l'application</w:t>
+      </w:r>
+      <w:bookmarkEnd w:id="32"/>
+    </w:p>
+    <w:p>
+      <w:pPr>
+        <w:ind w:left="432"/>
+      </w:pPr>
       <w:r>
         <w:t> </w:t>
       </w:r>
@@ -9402,6 +11671,556 @@
       <w:pPr>
         <w:ind w:left="432"/>
       </w:pPr>
+    </w:p>
+    <w:p>
+      <w:pPr>
+        <w:ind w:left="432"/>
+      </w:pPr>
+    </w:p>
+    <w:p/>
+    <w:p>
+      <w:pPr>
+        <w:ind w:left="432"/>
+      </w:pPr>
+    </w:p>
+    <w:p>
+      <w:pPr>
+        <w:pStyle w:val="Titre2"/>
+      </w:pPr>
+      <w:bookmarkStart w:id="33" w:name="_Toc225344627"/>
+      <w:r>
+        <w:lastRenderedPageBreak/>
+        <w:t>Erreur</w:t>
+      </w:r>
+      <w:r>
+        <w:t>s restantes</w:t>
+      </w:r>
+      <w:r>
+        <w:t> :</w:t>
+      </w:r>
+      <w:bookmarkEnd w:id="33"/>
+    </w:p>
+    <w:p/>
+    <w:p>
+      <w:pPr>
+        <w:pStyle w:val="Paragraphedeliste"/>
+        <w:numPr>
+          <w:ilvl w:val="0"/>
+          <w:numId w:val="35"/>
+        </w:numPr>
+        <w:rPr>
+          <w:b/>
+          <w:bCs/>
+        </w:rPr>
+      </w:pPr>
+      <w:r>
+        <w:rPr>
+          <w:b/>
+          <w:bCs/>
+        </w:rPr>
+        <w:t>Déformation des proportions des images de réponses</w:t>
+      </w:r>
+    </w:p>
+    <w:p>
+      <w:pPr>
+        <w:pStyle w:val="Paragraphedeliste"/>
+        <w:rPr>
+          <w:b/>
+          <w:bCs/>
+        </w:rPr>
+      </w:pPr>
+    </w:p>
+    <w:p>
+      <w:pPr>
+        <w:pStyle w:val="Paragraphedeliste"/>
+        <w:numPr>
+          <w:ilvl w:val="0"/>
+          <w:numId w:val="36"/>
+        </w:numPr>
+        <w:rPr>
+          <w:b/>
+          <w:bCs/>
+        </w:rPr>
+      </w:pPr>
+      <w:r>
+        <w:rPr>
+          <w:b/>
+          <w:bCs/>
+        </w:rPr>
+        <w:t>Description détaillée :</w:t>
+      </w:r>
+    </w:p>
+    <w:p>
+      <w:pPr>
+        <w:pStyle w:val="Paragraphedeliste"/>
+        <w:ind w:left="1440"/>
+        <w:rPr>
+          <w:b/>
+          <w:bCs/>
+        </w:rPr>
+      </w:pPr>
+    </w:p>
+    <w:p>
+      <w:pPr>
+        <w:pStyle w:val="Paragraphedeliste"/>
+        <w:ind w:left="1440"/>
+        <w:jc w:val="both"/>
+      </w:pPr>
+      <w:r>
+        <w:t>Le syst</w:t>
+      </w:r>
+      <w:r>
+        <w:t>ème de rendu utilise la fonction pygame.transform.</w:t>
+      </w:r>
+      <w:r>
+        <w:t>smoothscale (</w:t>
+      </w:r>
+      <w:r>
+        <w:t xml:space="preserve">) pour forcer toutes les images </w:t>
+      </w:r>
+      <w:r>
+        <w:t xml:space="preserve">à s’adapter à la taille fixe des cartes de </w:t>
+      </w:r>
+      <w:r>
+        <w:t>réponses. Comme</w:t>
+      </w:r>
+      <w:r>
+        <w:t xml:space="preserve"> les images sources ont des résolutions et aspect</w:t>
+      </w:r>
+      <w:r>
+        <w:t>s</w:t>
+      </w:r>
+      <w:r>
+        <w:t>(portrait</w:t>
+      </w:r>
+      <w:r>
+        <w:t>/paysage) différents,</w:t>
+      </w:r>
+      <w:r>
+        <w:t xml:space="preserve"> elles sont étirées ou écrasées </w:t>
+      </w:r>
+      <w:r>
+        <w:t>pour remplir le rectangle cible sans conserver leurs proportions d’origine</w:t>
+      </w:r>
+    </w:p>
+    <w:p>
+      <w:pPr>
+        <w:pStyle w:val="Paragraphedeliste"/>
+      </w:pPr>
+    </w:p>
+    <w:p>
+      <w:pPr>
+        <w:pStyle w:val="Paragraphedeliste"/>
+        <w:numPr>
+          <w:ilvl w:val="0"/>
+          <w:numId w:val="36"/>
+        </w:numPr>
+        <w:rPr>
+          <w:b/>
+          <w:bCs/>
+        </w:rPr>
+      </w:pPr>
+      <w:r>
+        <w:rPr>
+          <w:b/>
+          <w:bCs/>
+        </w:rPr>
+        <w:t>Conséquences sur l’utilisation du produit :</w:t>
+      </w:r>
+    </w:p>
+    <w:p>
+      <w:pPr>
+        <w:pStyle w:val="Paragraphedeliste"/>
+        <w:ind w:left="1440"/>
+        <w:rPr>
+          <w:b/>
+          <w:bCs/>
+        </w:rPr>
+      </w:pPr>
+    </w:p>
+    <w:p>
+      <w:pPr>
+        <w:pStyle w:val="Paragraphedeliste"/>
+        <w:ind w:left="1440"/>
+        <w:jc w:val="both"/>
+      </w:pPr>
+      <w:r>
+        <w:t xml:space="preserve">Cela </w:t>
+      </w:r>
+      <w:r>
+        <w:t>nuit à la qualité visuelle</w:t>
+      </w:r>
+      <w:r>
+        <w:t xml:space="preserve">. Dans certains cas, la </w:t>
+      </w:r>
+      <w:r>
+        <w:t>déformation</w:t>
+      </w:r>
+      <w:r>
+        <w:t xml:space="preserve"> peut rendre l’image difficile à identifier </w:t>
+      </w:r>
+      <w:r>
+        <w:t>pour l’utilisateur, ce qui peut fausser sa réponse au quiz.</w:t>
+      </w:r>
+    </w:p>
+    <w:p>
+      <w:pPr>
+        <w:pStyle w:val="Paragraphedeliste"/>
+      </w:pPr>
+    </w:p>
+    <w:p>
+      <w:pPr>
+        <w:pStyle w:val="Paragraphedeliste"/>
+        <w:numPr>
+          <w:ilvl w:val="0"/>
+          <w:numId w:val="36"/>
+        </w:numPr>
+        <w:rPr>
+          <w:b/>
+          <w:bCs/>
+        </w:rPr>
+      </w:pPr>
+      <w:r>
+        <w:rPr>
+          <w:b/>
+          <w:bCs/>
+        </w:rPr>
+        <w:t>Actions envisagées ou possibles :</w:t>
+      </w:r>
+    </w:p>
+    <w:p>
+      <w:pPr>
+        <w:pStyle w:val="Paragraphedeliste"/>
+        <w:ind w:left="1440"/>
+        <w:rPr>
+          <w:b/>
+          <w:bCs/>
+        </w:rPr>
+      </w:pPr>
+    </w:p>
+    <w:p>
+      <w:pPr>
+        <w:pStyle w:val="Paragraphedeliste"/>
+        <w:ind w:left="1440"/>
+        <w:jc w:val="both"/>
+      </w:pPr>
+      <w:r>
+        <w:t>Implémenter une fonction de redimensionnement intell</w:t>
+      </w:r>
+      <w:r>
+        <w:t xml:space="preserve">igent qui conserve le ratio d’aspect en recadrant l’image ou en ajoutant </w:t>
+      </w:r>
+      <w:r>
+        <w:t>des bandes noires</w:t>
+      </w:r>
+      <w:r>
+        <w:t>.</w:t>
+      </w:r>
+    </w:p>
+    <w:p/>
+    <w:p>
+      <w:pPr>
+        <w:pStyle w:val="Paragraphedeliste"/>
+        <w:numPr>
+          <w:ilvl w:val="0"/>
+          <w:numId w:val="35"/>
+        </w:numPr>
+        <w:rPr>
+          <w:b/>
+          <w:bCs/>
+        </w:rPr>
+      </w:pPr>
+      <w:r>
+        <w:rPr>
+          <w:b/>
+          <w:bCs/>
+        </w:rPr>
+        <w:t>Débordement vertical lors de questions longues</w:t>
+      </w:r>
+    </w:p>
+    <w:p>
+      <w:pPr>
+        <w:pStyle w:val="Paragraphedeliste"/>
+        <w:rPr>
+          <w:b/>
+          <w:bCs/>
+        </w:rPr>
+      </w:pPr>
+    </w:p>
+    <w:p>
+      <w:pPr>
+        <w:pStyle w:val="Paragraphedeliste"/>
+        <w:numPr>
+          <w:ilvl w:val="0"/>
+          <w:numId w:val="36"/>
+        </w:numPr>
+        <w:rPr>
+          <w:b/>
+          <w:bCs/>
+        </w:rPr>
+      </w:pPr>
+      <w:r>
+        <w:rPr>
+          <w:b/>
+          <w:bCs/>
+        </w:rPr>
+        <w:t>Description détaillée :</w:t>
+      </w:r>
+    </w:p>
+    <w:p>
+      <w:pPr>
+        <w:pStyle w:val="Paragraphedeliste"/>
+        <w:ind w:left="1440"/>
+        <w:rPr>
+          <w:b/>
+          <w:bCs/>
+        </w:rPr>
+      </w:pPr>
+    </w:p>
+    <w:p>
+      <w:pPr>
+        <w:pStyle w:val="Paragraphedeliste"/>
+        <w:ind w:left="1440"/>
+        <w:jc w:val="both"/>
+        <w:rPr>
+          <w:lang w:val="fr-CH"/>
+        </w:rPr>
+      </w:pPr>
+      <w:r>
+        <w:rPr>
+          <w:lang w:val="fr-CH"/>
+        </w:rPr>
+        <w:t>L'affichage de la question utilise un système de "wrap_text" qui ajoute des lignes verticalement. Comme les coordonnées Y des cartes de réponses sont calculées dynamiquement en fonction de la fin du texte de la question, une question très longue  pousse la grille de réponses vers le bas.</w:t>
+      </w:r>
+    </w:p>
+    <w:p>
+      <w:pPr>
+        <w:pStyle w:val="Paragraphedeliste"/>
+      </w:pPr>
+    </w:p>
+    <w:p>
+      <w:pPr>
+        <w:pStyle w:val="Paragraphedeliste"/>
+        <w:numPr>
+          <w:ilvl w:val="0"/>
+          <w:numId w:val="36"/>
+        </w:numPr>
+        <w:rPr>
+          <w:b/>
+          <w:bCs/>
+        </w:rPr>
+      </w:pPr>
+      <w:r>
+        <w:rPr>
+          <w:b/>
+          <w:bCs/>
+        </w:rPr>
+        <w:t>Conséquences sur l’utilisation du produit :</w:t>
+      </w:r>
+    </w:p>
+    <w:p>
+      <w:pPr>
+        <w:pStyle w:val="Paragraphedeliste"/>
+        <w:ind w:left="1440"/>
+        <w:rPr>
+          <w:b/>
+          <w:bCs/>
+        </w:rPr>
+      </w:pPr>
+    </w:p>
+    <w:p>
+      <w:pPr>
+        <w:pStyle w:val="Paragraphedeliste"/>
+        <w:ind w:left="1440"/>
+        <w:jc w:val="both"/>
+      </w:pPr>
+      <w:r>
+        <w:t>Le joueur ne peut pas voir les réponses du bas</w:t>
+      </w:r>
+      <w:r>
+        <w:t>, le</w:t>
+      </w:r>
+      <w:r>
+        <w:t xml:space="preserve"> jeu devient alors bloqué car l’utilisateur ne peut plus interagir avec les éléments situés hors de l’écran.</w:t>
+      </w:r>
+    </w:p>
+    <w:p>
+      <w:pPr>
+        <w:pStyle w:val="Paragraphedeliste"/>
+      </w:pPr>
+    </w:p>
+    <w:p>
+      <w:pPr>
+        <w:pStyle w:val="Paragraphedeliste"/>
+        <w:numPr>
+          <w:ilvl w:val="0"/>
+          <w:numId w:val="36"/>
+        </w:numPr>
+        <w:rPr>
+          <w:b/>
+          <w:bCs/>
+        </w:rPr>
+      </w:pPr>
+      <w:r>
+        <w:rPr>
+          <w:b/>
+          <w:bCs/>
+        </w:rPr>
+        <w:t>Actions envisagées ou possibles :</w:t>
+      </w:r>
+    </w:p>
+    <w:p>
+      <w:pPr>
+        <w:ind w:left="1080"/>
+        <w:rPr>
+          <w:b/>
+          <w:bCs/>
+        </w:rPr>
+      </w:pPr>
+    </w:p>
+    <w:p>
+      <w:pPr>
+        <w:pStyle w:val="Paragraphedeliste"/>
+        <w:numPr>
+          <w:ilvl w:val="0"/>
+          <w:numId w:val="42"/>
+        </w:numPr>
+        <w:ind w:left="1776"/>
+      </w:pPr>
+      <w:r>
+        <w:t xml:space="preserve">Réduire la taille </w:t>
+      </w:r>
+      <w:r>
+        <w:t>de la police ou la taille des cartes de réponses si la question est longue.</w:t>
+      </w:r>
+    </w:p>
+    <w:p>
+      <w:pPr>
+        <w:pStyle w:val="Paragraphedeliste"/>
+        <w:ind w:left="2448"/>
+      </w:pPr>
+    </w:p>
+    <w:p>
+      <w:pPr>
+        <w:pStyle w:val="Paragraphedeliste"/>
+        <w:numPr>
+          <w:ilvl w:val="0"/>
+          <w:numId w:val="42"/>
+        </w:numPr>
+        <w:ind w:left="1776"/>
+      </w:pPr>
+      <w:r>
+        <w:t>Limiter le nombre de caractères autorisés pour une question en base de données.</w:t>
+      </w:r>
+    </w:p>
+    <w:p/>
+    <w:p>
+      <w:pPr>
+        <w:pStyle w:val="Titre2"/>
+      </w:pPr>
+      <w:bookmarkStart w:id="34" w:name="_Toc225344628"/>
+      <w:r>
+        <w:lastRenderedPageBreak/>
+        <w:t>Liste des documents fournis</w:t>
+      </w:r>
+      <w:r>
+        <w:t> :</w:t>
+      </w:r>
+      <w:bookmarkEnd w:id="34"/>
+    </w:p>
+    <w:p/>
+    <w:p>
+      <w:pPr>
+        <w:pStyle w:val="Paragraphedeliste"/>
+        <w:numPr>
+          <w:ilvl w:val="0"/>
+          <w:numId w:val="36"/>
+        </w:numPr>
+      </w:pPr>
+      <w:r>
+        <w:t xml:space="preserve">Le </w:t>
+      </w:r>
+      <w:r>
+        <w:t>R</w:t>
+      </w:r>
+      <w:r>
+        <w:t>apport de projet</w:t>
+      </w:r>
+    </w:p>
+    <w:p>
+      <w:pPr>
+        <w:pStyle w:val="Paragraphedeliste"/>
+        <w:numPr>
+          <w:ilvl w:val="0"/>
+          <w:numId w:val="36"/>
+        </w:numPr>
+      </w:pPr>
+      <w:r>
+        <w:t xml:space="preserve">Le </w:t>
+      </w:r>
+      <w:r>
+        <w:t>J</w:t>
+      </w:r>
+      <w:r>
+        <w:t>ournal de travail</w:t>
+      </w:r>
+    </w:p>
+    <w:p>
+      <w:pPr>
+        <w:pStyle w:val="Paragraphedeliste"/>
+        <w:numPr>
+          <w:ilvl w:val="0"/>
+          <w:numId w:val="36"/>
+        </w:numPr>
+      </w:pPr>
+      <w:r>
+        <w:t>La Planification initiale en PDF</w:t>
+      </w:r>
+      <w:r>
+        <w:t xml:space="preserve"> </w:t>
+      </w:r>
+      <w:r>
+        <w:t>(Git</w:t>
+      </w:r>
+      <w:r>
+        <w:t>H</w:t>
+      </w:r>
+      <w:r>
+        <w:t>ub)</w:t>
+      </w:r>
+    </w:p>
+    <w:p>
+      <w:pPr>
+        <w:pStyle w:val="Paragraphedeliste"/>
+        <w:numPr>
+          <w:ilvl w:val="0"/>
+          <w:numId w:val="36"/>
+        </w:numPr>
+      </w:pPr>
+      <w:r>
+        <w:t xml:space="preserve">Le </w:t>
+      </w:r>
+      <w:r>
+        <w:t xml:space="preserve">Code dans le </w:t>
+      </w:r>
+      <w:r>
+        <w:t>GitHub</w:t>
+      </w:r>
+    </w:p>
+    <w:p>
+      <w:pPr>
+        <w:pStyle w:val="Paragraphedeliste"/>
+        <w:numPr>
+          <w:ilvl w:val="0"/>
+          <w:numId w:val="36"/>
+        </w:numPr>
+      </w:pPr>
+      <w:r>
+        <w:t xml:space="preserve">README dans le </w:t>
+      </w:r>
+      <w:r>
+        <w:t>GitHub</w:t>
+      </w:r>
     </w:p>
     <w:p/>
     <w:p/>
@@ -9409,25 +12228,44 @@
       <w:pPr>
         <w:pStyle w:val="Titre1"/>
       </w:pPr>
-      <w:bookmarkStart w:id="19" w:name="_Toc224740526"/>
-      <w:r>
-        <w:lastRenderedPageBreak/>
-        <w:t>Tests :</w:t>
-      </w:r>
-      <w:bookmarkEnd w:id="19"/>
+      <w:bookmarkStart w:id="35" w:name="_Toc225344629"/>
+      <w:r>
+        <w:t>Tests</w:t>
+      </w:r>
+      <w:bookmarkEnd w:id="35"/>
+      <w:r>
+        <w:t> </w:t>
+      </w:r>
     </w:p>
     <w:p/>
     <w:p>
       <w:pPr>
         <w:pStyle w:val="Titre2"/>
       </w:pPr>
+      <w:bookmarkStart w:id="36" w:name="_Toc225344630"/>
       <w:r>
         <w:t>Stratégie de test :</w:t>
       </w:r>
-    </w:p>
-    <w:p>
-      <w:r>
-        <w:t xml:space="preserve"> J’ai adopté une stratégie de tests unitaires </w:t>
+      <w:bookmarkEnd w:id="36"/>
+    </w:p>
+    <w:p>
+      <w:pPr>
+        <w:jc w:val="both"/>
+      </w:pPr>
+      <w:r>
+        <w:t>Je n’ai pas eu le temps d’implémenter l</w:t>
+      </w:r>
+      <w:r>
+        <w:t>es tests mais si je devais le faire, j</w:t>
+      </w:r>
+      <w:r>
+        <w:t>’a</w:t>
+      </w:r>
+      <w:r>
+        <w:t>urais</w:t>
+      </w:r>
+      <w:r>
+        <w:t xml:space="preserve"> adopté une stratégie de tests unitaires </w:t>
       </w:r>
       <w:r>
         <w:t>basée sur la méthode des 3</w:t>
@@ -9450,22 +12288,36 @@
       <w:pPr>
         <w:pStyle w:val="Titre3"/>
       </w:pPr>
+      <w:bookmarkStart w:id="37" w:name="_Toc225344631"/>
       <w:r>
         <w:t>Méthode des 3A :</w:t>
       </w:r>
+      <w:bookmarkEnd w:id="37"/>
     </w:p>
     <w:p>
       <w:r>
         <w:t xml:space="preserve">Pour chaque test effectué </w:t>
       </w:r>
       <w:r>
-        <w:t xml:space="preserve">sur mes </w:t>
+        <w:t>sur mes</w:t>
+      </w:r>
+      <w:r>
+        <w:t xml:space="preserve"> futurs</w:t>
+      </w:r>
+      <w:r>
+        <w:t xml:space="preserve"> </w:t>
       </w:r>
       <w:r>
         <w:t>fonctions, je</w:t>
       </w:r>
       <w:r>
-        <w:t xml:space="preserve"> respecte les étapes suivantes :</w:t>
+        <w:t xml:space="preserve"> respecte</w:t>
+      </w:r>
+      <w:r>
+        <w:t>rai</w:t>
+      </w:r>
+      <w:r>
+        <w:t xml:space="preserve"> les étapes suivantes :</w:t>
       </w:r>
     </w:p>
     <w:p/>
@@ -9511,12 +12363,21 @@
           <w:numId w:val="34"/>
         </w:numPr>
       </w:pPr>
-      <w:r>
-        <w:rPr>
-          <w:b/>
-          <w:bCs/>
-        </w:rPr>
-        <w:t>Act (</w:t>
+      <w:proofErr w:type="spellStart"/>
+      <w:r>
+        <w:rPr>
+          <w:b/>
+          <w:bCs/>
+        </w:rPr>
+        <w:t>Act</w:t>
+      </w:r>
+      <w:proofErr w:type="spellEnd"/>
+      <w:r>
+        <w:rPr>
+          <w:b/>
+          <w:bCs/>
+        </w:rPr>
+        <w:t xml:space="preserve"> (</w:t>
       </w:r>
       <w:r>
         <w:rPr>
@@ -9545,6 +12406,7 @@
           <w:numId w:val="34"/>
         </w:numPr>
       </w:pPr>
+      <w:proofErr w:type="spellStart"/>
       <w:r>
         <w:rPr>
           <w:b/>
@@ -9552,6 +12414,7 @@
         </w:rPr>
         <w:t>Assert</w:t>
       </w:r>
+      <w:proofErr w:type="spellEnd"/>
       <w:r>
         <w:rPr>
           <w:b/>
@@ -9594,9 +12457,11 @@
       <w:pPr>
         <w:pStyle w:val="Titre2"/>
       </w:pPr>
+      <w:bookmarkStart w:id="38" w:name="_Toc225344632"/>
       <w:r>
         <w:t>Type de tests :</w:t>
       </w:r>
+      <w:bookmarkEnd w:id="38"/>
     </w:p>
     <w:p>
       <w:pPr>
@@ -9608,7 +12473,19 @@
         <w:rPr>
           <w:lang w:val="fr-CH"/>
         </w:rPr>
-        <w:t>J'ai opté pour une approche de test à deux niveaux :</w:t>
+        <w:t>J'</w:t>
+      </w:r>
+      <w:r>
+        <w:rPr>
+          <w:lang w:val="fr-CH"/>
+        </w:rPr>
+        <w:t xml:space="preserve">opterais </w:t>
+      </w:r>
+      <w:r>
+        <w:rPr>
+          <w:lang w:val="fr-CH"/>
+        </w:rPr>
+        <w:t>pour une approche de test à deux niveaux :</w:t>
       </w:r>
     </w:p>
     <w:p>
@@ -9679,131 +12556,2879 @@
         <w:rPr>
           <w:lang w:val="fr-CH"/>
         </w:rPr>
-        <w:t xml:space="preserve"> Pour confirmer que l'enchaînement des écrans et la logique du quiz répondent correctement aux interactions de l'utilisateur. »</w:t>
-      </w:r>
-    </w:p>
-    <w:p>
-      <w:pPr>
+        <w:t xml:space="preserve"> Pour confirmer que l'enchaînement des écrans et la logique du quiz répondent correctement aux interactions de l'utilisateur. </w:t>
+      </w:r>
+    </w:p>
+    <w:p/>
+    <w:p/>
+    <w:p>
+      <w:pPr>
+        <w:pStyle w:val="Titre1"/>
+      </w:pPr>
+      <w:bookmarkStart w:id="39" w:name="_Toc225344633"/>
+      <w:r>
+        <w:t>Conclusion</w:t>
+      </w:r>
+      <w:bookmarkEnd w:id="39"/>
+      <w:r>
+        <w:t> </w:t>
+      </w:r>
+    </w:p>
+    <w:p/>
+    <w:p>
+      <w:pPr>
+        <w:jc w:val="both"/>
+      </w:pPr>
+      <w:r>
+        <w:t xml:space="preserve">Mon projet Quest a permis </w:t>
+      </w:r>
+      <w:r>
+        <w:t xml:space="preserve">de répondre </w:t>
+      </w:r>
+      <w:r>
+        <w:t>à</w:t>
+      </w:r>
+      <w:r>
+        <w:t xml:space="preserve"> quelques objectifs fixés </w:t>
+      </w:r>
+      <w:r>
+        <w:t xml:space="preserve">lors de l’analyse </w:t>
+      </w:r>
+      <w:r>
+        <w:t>préliminaire. A</w:t>
+      </w:r>
+      <w:r>
+        <w:t xml:space="preserve"> travers le développement de cette application sous Pygame, j’ai pu concevoir un outil pédagogique </w:t>
+      </w:r>
+      <w:r>
+        <w:t>qui allie interactivité et persistance des données via SQLite.</w:t>
+      </w:r>
+    </w:p>
+    <w:p>
+      <w:pPr>
+        <w:jc w:val="both"/>
+      </w:pPr>
+    </w:p>
+    <w:p>
+      <w:pPr>
+        <w:jc w:val="both"/>
+      </w:pPr>
+      <w:r>
+        <w:lastRenderedPageBreak/>
+        <w:t>Les fonctionnalités principales telles que le</w:t>
+      </w:r>
+      <w:r>
+        <w:t xml:space="preserve"> moteur de quiz,</w:t>
+      </w:r>
+      <w:r>
+        <w:t xml:space="preserve"> la gestion aléatoire du quiz,</w:t>
+      </w:r>
+      <w:r>
+        <w:t xml:space="preserve"> la gestion des</w:t>
+      </w:r>
+      <w:r>
+        <w:t xml:space="preserve"> réponse</w:t>
+      </w:r>
+      <w:r>
+        <w:t xml:space="preserve">s et du temps </w:t>
+      </w:r>
+      <w:r>
+        <w:t>fonctionnent.</w:t>
+      </w:r>
+      <w:r>
+        <w:t xml:space="preserve"> Ce projet m’a permis de </w:t>
+      </w:r>
+      <w:r>
+        <w:t>solidifier mes compétences en conception de BD et en développement Python.</w:t>
+      </w:r>
+    </w:p>
+    <w:p>
+      <w:pPr>
+        <w:jc w:val="both"/>
+      </w:pPr>
+    </w:p>
+    <w:p>
+      <w:pPr>
+        <w:jc w:val="both"/>
+      </w:pPr>
+      <w:r>
+        <w:t xml:space="preserve">Pour conclure, mon projet </w:t>
+      </w:r>
+      <w:r>
+        <w:t xml:space="preserve">n’est pas totalement fini </w:t>
+      </w:r>
+      <w:r>
+        <w:t>à</w:t>
+      </w:r>
+      <w:r>
+        <w:t xml:space="preserve"> 100 % mais </w:t>
+      </w:r>
+      <w:r>
+        <w:t>les fonctionnalités de base marchent.</w:t>
+      </w:r>
+    </w:p>
+    <w:p/>
+    <w:p/>
+    <w:p>
+      <w:pPr>
+        <w:pStyle w:val="Titre1"/>
+      </w:pPr>
+      <w:bookmarkStart w:id="40" w:name="_Toc225344634"/>
+      <w:r>
+        <w:t>Amélioration possible</w:t>
+      </w:r>
+      <w:bookmarkEnd w:id="40"/>
+    </w:p>
+    <w:p/>
+    <w:p>
+      <w:pPr>
+        <w:pStyle w:val="Paragraphedeliste"/>
+        <w:numPr>
+          <w:ilvl w:val="0"/>
+          <w:numId w:val="37"/>
+        </w:numPr>
+      </w:pPr>
+      <w:r>
+        <w:t>Ajout des questions par les utilisateurs</w:t>
+      </w:r>
+      <w:r>
+        <w:t>.</w:t>
+      </w:r>
+      <w:r>
+        <w:t xml:space="preserve"> j’avais commencé l’interface pour les questions </w:t>
+      </w:r>
+      <w:r>
+        <w:t>mais  j’ai décidé de changer de priorité et d’avancer sur d’autre</w:t>
+      </w:r>
+      <w:r>
+        <w:t xml:space="preserve">s </w:t>
+      </w:r>
+      <w:r>
+        <w:t>chose</w:t>
+      </w:r>
+      <w:r>
+        <w:t xml:space="preserve">s </w:t>
+      </w:r>
+      <w:r>
+        <w:t xml:space="preserve"> de plus importantes c</w:t>
+      </w:r>
+      <w:r>
+        <w:t>omme la gestion du timer et l</w:t>
+      </w:r>
+      <w:r>
+        <w:t>es Scores et Statistiques.</w:t>
+      </w:r>
+      <w:r>
+        <w:t xml:space="preserve"> </w:t>
+      </w:r>
+    </w:p>
+    <w:p/>
+    <w:p>
+      <w:pPr>
+        <w:pStyle w:val="Paragraphedeliste"/>
+        <w:numPr>
+          <w:ilvl w:val="0"/>
+          <w:numId w:val="37"/>
+        </w:numPr>
+      </w:pPr>
+      <w:r>
+        <w:t xml:space="preserve">Il y a aussi </w:t>
+      </w:r>
+      <w:r>
+        <w:t xml:space="preserve">le tri par thème et par difficulté pour les statistiques </w:t>
+      </w:r>
+      <w:r>
+        <w:t xml:space="preserve">que je pourrais implémenter. </w:t>
+      </w:r>
+    </w:p>
+    <w:p/>
+    <w:p>
+      <w:pPr>
+        <w:pStyle w:val="Paragraphedeliste"/>
+        <w:numPr>
+          <w:ilvl w:val="0"/>
+          <w:numId w:val="37"/>
+        </w:numPr>
+      </w:pPr>
+      <w:r>
+        <w:t xml:space="preserve">Ajouter des tests d’intégration pour vérifier si le code </w:t>
+      </w:r>
+      <w:r>
+        <w:t>et ma BD fonctionnent bien ensemble.</w:t>
+      </w:r>
+    </w:p>
+    <w:p>
+      <w:pPr>
+        <w:pStyle w:val="Paragraphedeliste"/>
+      </w:pPr>
+    </w:p>
+    <w:p>
+      <w:pPr>
+        <w:pStyle w:val="Paragraphedeliste"/>
+        <w:numPr>
+          <w:ilvl w:val="0"/>
+          <w:numId w:val="37"/>
+        </w:numPr>
+      </w:pPr>
+      <w:r>
+        <w:t xml:space="preserve">Ajouter des questions avec </w:t>
+      </w:r>
+      <w:r>
+        <w:t>plusieurs réponses</w:t>
+      </w:r>
+      <w:r>
+        <w:t xml:space="preserve"> possible </w:t>
+      </w:r>
+      <w:r>
+        <w:t>au lieu d’avoir tout le temps 1 réponse possible avoir des questions avec par exemple 2 ou 3 réponses juste</w:t>
+      </w:r>
+      <w:r>
+        <w:t>s</w:t>
+      </w:r>
+      <w:r>
+        <w:t>.</w:t>
+      </w:r>
+    </w:p>
+    <w:p>
+      <w:pPr>
+        <w:pStyle w:val="Paragraphedeliste"/>
+      </w:pPr>
+    </w:p>
+    <w:p>
+      <w:pPr>
+        <w:pStyle w:val="Paragraphedeliste"/>
+        <w:numPr>
+          <w:ilvl w:val="0"/>
+          <w:numId w:val="37"/>
+        </w:numPr>
+      </w:pPr>
+      <w:r>
+        <w:t>Rajouter plus de thèmes et de questions</w:t>
+      </w:r>
+      <w:r>
+        <w:t>.</w:t>
+      </w:r>
+    </w:p>
+    <w:p>
+      <w:pPr>
+        <w:pStyle w:val="Paragraphedeliste"/>
+      </w:pPr>
+    </w:p>
+    <w:p>
+      <w:pPr>
+        <w:pStyle w:val="Paragraphedeliste"/>
+        <w:numPr>
+          <w:ilvl w:val="0"/>
+          <w:numId w:val="37"/>
+        </w:numPr>
+      </w:pPr>
+      <w:r>
+        <w:t xml:space="preserve">Jouer en Multijoueur </w:t>
+      </w:r>
+      <w:r>
+        <w:t>en ligne.</w:t>
+      </w:r>
+    </w:p>
+    <w:p/>
+    <w:p/>
+    <w:p>
+      <w:pPr>
+        <w:pStyle w:val="Titre1"/>
+      </w:pPr>
+      <w:bookmarkStart w:id="41" w:name="_Toc225344635"/>
+      <w:r>
+        <w:t>Bilan Personnel</w:t>
+      </w:r>
+      <w:bookmarkEnd w:id="41"/>
+      <w:r>
+        <w:t> </w:t>
+      </w:r>
+    </w:p>
+    <w:p/>
+    <w:p>
+      <w:pPr>
+        <w:jc w:val="both"/>
+      </w:pPr>
+      <w:r>
+        <w:t xml:space="preserve">Ce projet m’a permis d’apprendre une méthode de gestion de projet que je n’avais pas </w:t>
+      </w:r>
+      <w:r>
+        <w:t>utilisé</w:t>
+      </w:r>
+      <w:r>
+        <w:t>e</w:t>
+      </w:r>
+      <w:r>
+        <w:t xml:space="preserve"> auparavant</w:t>
+      </w:r>
+      <w:r>
+        <w:t>.</w:t>
+      </w:r>
+      <w:r>
+        <w:t xml:space="preserve"> Au début j’avais un peu de mal à </w:t>
+      </w:r>
+      <w:r>
+        <w:t xml:space="preserve">utilisé la méthodologie WaterFall car </w:t>
+      </w:r>
+      <w:r>
+        <w:t xml:space="preserve">pour tout le projet il faut estimer à l’avance </w:t>
+      </w:r>
+      <w:r>
+        <w:t>combien de temps cela prend chaque t</w:t>
+      </w:r>
+      <w:r>
+        <w:t>â</w:t>
+      </w:r>
+      <w:r>
+        <w:t>che.</w:t>
+      </w:r>
+      <w:r>
+        <w:t xml:space="preserve"> </w:t>
+      </w:r>
+      <w:r>
+        <w:t xml:space="preserve">Pour ce qui est de la sécurité, </w:t>
+      </w:r>
+      <w:r>
+        <w:t>j’ai pensé à faire des backups</w:t>
+      </w:r>
+      <w:r>
+        <w:t xml:space="preserve"> chaque fin de semaine </w:t>
+      </w:r>
+      <w:r>
+        <w:t xml:space="preserve"> de </w:t>
+      </w:r>
+      <w:r>
+        <w:t>mon projet en le mettant sur ma clé USB</w:t>
+      </w:r>
+      <w:r>
+        <w:t>.</w:t>
+      </w:r>
+      <w:r>
+        <w:t xml:space="preserve"> Je trouve que ce projet s’est bien passé même si je </w:t>
+      </w:r>
+      <w:r>
+        <w:t xml:space="preserve">suis un peu frustré de </w:t>
+      </w:r>
+      <w:r>
+        <w:t xml:space="preserve">ne </w:t>
+      </w:r>
+      <w:r>
+        <w:t xml:space="preserve">pas avoir </w:t>
+      </w:r>
+      <w:r>
+        <w:t xml:space="preserve">pu atteindre tous les objectifs que je m’étais </w:t>
+      </w:r>
+      <w:r>
+        <w:t>fixés comme par exemple l’Ajout de question</w:t>
+      </w:r>
+      <w:r>
+        <w:t xml:space="preserve"> ou le tri par thème et difficulté</w:t>
+      </w:r>
+      <w:r>
+        <w:t>. J’ai</w:t>
+      </w:r>
+      <w:r>
+        <w:t xml:space="preserve"> réussi à tenir le</w:t>
+      </w:r>
+      <w:r>
+        <w:t>s délais de rendu de chaque fin de semaine.</w:t>
+      </w:r>
+      <w:r>
+        <w:t xml:space="preserve"> Après ma présentation du Pré-TPI, je prendrai note de</w:t>
+      </w:r>
+      <w:r>
+        <w:t xml:space="preserve"> mes points fa</w:t>
+      </w:r>
+      <w:r>
+        <w:t xml:space="preserve">ibles </w:t>
+      </w:r>
+      <w:r>
+        <w:t xml:space="preserve"> </w:t>
+      </w:r>
+      <w:r>
+        <w:t>pour pouvoir améliorer cela pour le TPI.</w:t>
+      </w:r>
+    </w:p>
+    <w:p>
+      <w:pPr>
+        <w:pStyle w:val="Titre1"/>
+      </w:pPr>
+      <w:bookmarkStart w:id="42" w:name="_Toc223426352"/>
+      <w:bookmarkStart w:id="43" w:name="_Toc225344636"/>
+      <w:r>
+        <w:t>Historique</w:t>
+      </w:r>
+      <w:bookmarkEnd w:id="43"/>
+      <w:r>
+        <w:t> </w:t>
+      </w:r>
+      <w:bookmarkEnd w:id="42"/>
+    </w:p>
+    <w:p>
+      <w:pPr>
+        <w:ind w:left="432"/>
+      </w:pPr>
+    </w:p>
+    <w:p>
+      <w:pPr>
+        <w:ind w:left="432"/>
+      </w:pPr>
+    </w:p>
+    <w:p>
+      <w:pPr>
+        <w:ind w:left="432"/>
+        <w:jc w:val="both"/>
+      </w:pPr>
+      <w:r>
+        <w:t>Pour faciliter la logique du projet, j’ai opté pour une structure de code procédurale, basée sur des fonctions. Du coup, le diagramme de classes n’était plus vraiment pertinent, alors je l’ai finalement supprimé.</w:t>
+      </w:r>
+    </w:p>
+    <w:p>
+      <w:pPr>
+        <w:ind w:left="432"/>
+        <w:jc w:val="both"/>
+      </w:pPr>
+    </w:p>
+    <w:p>
+      <w:pPr>
+        <w:ind w:left="432"/>
+        <w:jc w:val="both"/>
+      </w:pPr>
+      <w:r>
+        <w:t>Pour le design des menus, j’ai dû enlever les emojis pour les titres car j’ai un problème d’affichage donc pour l’instant je l’ai mis de côté.</w:t>
+      </w:r>
+    </w:p>
+    <w:p>
+      <w:pPr>
+        <w:ind w:left="432"/>
+        <w:jc w:val="both"/>
+      </w:pPr>
+    </w:p>
+    <w:p>
+      <w:pPr>
+        <w:ind w:left="432"/>
+        <w:jc w:val="both"/>
+      </w:pPr>
+    </w:p>
+    <w:p>
+      <w:pPr>
+        <w:ind w:left="432"/>
+        <w:jc w:val="both"/>
+      </w:pPr>
+      <w:r>
+        <w:t>Initial</w:t>
+      </w:r>
+      <w:r>
+        <w:t>ement fixé à 6,</w:t>
+      </w:r>
+      <w:r>
+        <w:t xml:space="preserve"> le nombre de thèmes </w:t>
+      </w:r>
+      <w:r>
+        <w:t xml:space="preserve">du </w:t>
+      </w:r>
+      <w:r>
+        <w:t>quiz</w:t>
+      </w:r>
+      <w:r>
+        <w:t xml:space="preserve"> a été ajusté à 3 afin d’optimiser la gestion du projet et de respecter les délais impartis</w:t>
+      </w:r>
+      <w:r>
+        <w:t>.</w:t>
+      </w:r>
+      <w:r>
+        <w:t xml:space="preserve"> </w:t>
+      </w:r>
+      <w:r>
+        <w:t>J’ai choisi aussi d’opt</w:t>
+      </w:r>
+      <w:r>
+        <w:t>er</w:t>
+      </w:r>
+      <w:r>
+        <w:t xml:space="preserve"> pour 15 questions par thèmes (5 facile</w:t>
+      </w:r>
+      <w:r>
+        <w:t>s</w:t>
+      </w:r>
+      <w:r>
+        <w:t>,5 moyen</w:t>
+      </w:r>
+      <w:r>
+        <w:t>nes</w:t>
+      </w:r>
+      <w:r>
+        <w:t xml:space="preserve"> et 5 difficile</w:t>
+      </w:r>
+      <w:r>
+        <w:t>s</w:t>
+      </w:r>
+      <w:r>
+        <w:t>)</w:t>
+      </w:r>
+      <w:r>
+        <w:t xml:space="preserve"> </w:t>
+      </w:r>
+      <w:r>
+        <w:t xml:space="preserve">car </w:t>
+      </w:r>
+      <w:r>
+        <w:t>c’est un juste milieu entre trop et pas assez de contenu.</w:t>
+      </w:r>
+    </w:p>
+    <w:p>
+      <w:pPr>
+        <w:ind w:left="432"/>
+        <w:jc w:val="both"/>
+      </w:pPr>
+    </w:p>
+    <w:p>
+      <w:pPr>
+        <w:ind w:left="432"/>
+        <w:jc w:val="both"/>
+        <w:rPr>
+          <w:szCs w:val="14"/>
+        </w:rPr>
+      </w:pPr>
+      <w:r>
+        <w:rPr>
+          <w:szCs w:val="14"/>
+        </w:rPr>
+        <w:t xml:space="preserve">Pour la Maquette de la page du choix des thèmes et de la difficulté, </w:t>
+      </w:r>
+      <w:r>
+        <w:rPr>
+          <w:szCs w:val="14"/>
+        </w:rPr>
+        <w:t>elle est   différente que sur le code car j’ai décidé d’enlever les thèmes que je n’ai pas implémenter pour que cela rend</w:t>
+      </w:r>
+      <w:r>
+        <w:rPr>
+          <w:szCs w:val="14"/>
+        </w:rPr>
+        <w:t>e</w:t>
+      </w:r>
+      <w:r>
+        <w:rPr>
+          <w:szCs w:val="14"/>
+        </w:rPr>
+        <w:t xml:space="preserve"> plus propre.</w:t>
+      </w:r>
+    </w:p>
+    <w:p>
+      <w:pPr>
+        <w:ind w:left="432"/>
+        <w:rPr>
+          <w:szCs w:val="14"/>
+        </w:rPr>
+      </w:pPr>
+    </w:p>
+    <w:p>
+      <w:pPr>
+        <w:ind w:left="432"/>
+        <w:rPr>
+          <w:szCs w:val="14"/>
+        </w:rPr>
+      </w:pPr>
+    </w:p>
+    <w:p>
+      <w:pPr>
+        <w:pStyle w:val="Titre1"/>
+      </w:pPr>
+      <w:bookmarkStart w:id="44" w:name="_Toc225344637"/>
+      <w:r>
+        <w:t>Annexes :</w:t>
+      </w:r>
+      <w:bookmarkEnd w:id="44"/>
+    </w:p>
+    <w:p/>
+    <w:p>
+      <w:pPr>
+        <w:pStyle w:val="Titre2"/>
+      </w:pPr>
+      <w:bookmarkStart w:id="45" w:name="_Toc225344638"/>
+      <w:r>
+        <w:t xml:space="preserve">Résumé du rapport du </w:t>
+      </w:r>
+      <w:r>
+        <w:t>Pré-</w:t>
+      </w:r>
+      <w:r>
+        <w:t>TPI / version succincte de la documentation</w:t>
+      </w:r>
+      <w:bookmarkEnd w:id="45"/>
+    </w:p>
+    <w:p/>
+    <w:p>
+      <w:pPr>
+        <w:jc w:val="both"/>
+      </w:pPr>
+      <w:r>
+        <w:t>Le projet Quest est un jeu vidéo éducatif</w:t>
+      </w:r>
+      <w:r>
+        <w:t xml:space="preserve"> et interactif développé en Python avec la bibliothèque Pygame.</w:t>
+      </w:r>
+      <w:r>
+        <w:t xml:space="preserve"> </w:t>
+      </w:r>
+      <w:r>
+        <w:t xml:space="preserve">Réalisé dans le cadre du Pré-TPI au CPNV, il a pour objectif de transformer l’apprentissage de la culture générale en une expérience ludique. Le joueur est invité à répondre à des quiz </w:t>
+      </w:r>
+      <w:r>
+        <w:t>ou les réponses sont des images.</w:t>
+      </w:r>
+    </w:p>
+    <w:p>
+      <w:pPr>
+        <w:jc w:val="both"/>
+      </w:pPr>
+    </w:p>
+    <w:p>
+      <w:pPr>
+        <w:jc w:val="both"/>
+      </w:pPr>
+    </w:p>
+    <w:p>
+      <w:pPr>
+        <w:jc w:val="both"/>
+      </w:pPr>
+      <w:r>
+        <w:t>Le développement a suivi la méthodologie</w:t>
+      </w:r>
+      <w:r>
+        <w:rPr>
+          <w:b/>
+          <w:bCs/>
+        </w:rPr>
+        <w:t xml:space="preserve"> </w:t>
+      </w:r>
+      <w:r>
+        <w:t>Waterfall</w:t>
+      </w:r>
+      <w:r>
+        <w:t xml:space="preserve">, garantissant une </w:t>
+      </w:r>
+      <w:r>
+        <w:t xml:space="preserve"> bonne </w:t>
+      </w:r>
+      <w:r>
+        <w:t xml:space="preserve">structure de l'analyse à la livraison. L'architecture logicielle sépare clairement l'interface </w:t>
+      </w:r>
+      <w:r>
+        <w:t>graphique,</w:t>
+      </w:r>
+      <w:r>
+        <w:t xml:space="preserve"> la logique de jeu  et la gestion des données. L'utilisation de SQLite a été privilégiée pour assurer la portabilité du projet sans installation de serveur tiers. Le design a été </w:t>
+      </w:r>
+      <w:r>
+        <w:t xml:space="preserve">fait </w:t>
+      </w:r>
+      <w:r>
+        <w:t>sur Figma avant d’être intégré.</w:t>
+      </w:r>
+    </w:p>
+    <w:p/>
+    <w:p/>
+    <w:p/>
+    <w:p>
+      <w:pPr>
+        <w:pStyle w:val="Titre2"/>
+      </w:pPr>
+      <w:bookmarkStart w:id="46" w:name="_Toc225344639"/>
+      <w:r>
+        <w:t>Sources – Bibliographie</w:t>
+      </w:r>
+      <w:bookmarkEnd w:id="46"/>
+    </w:p>
+    <w:p>
+      <w:pPr>
+        <w:pStyle w:val="Titre2"/>
+        <w:numPr>
+          <w:ilvl w:val="0"/>
+          <w:numId w:val="0"/>
+        </w:numPr>
+        <w:ind w:left="576"/>
+        <w:rPr>
+          <w:i w:val="0"/>
+          <w:iCs/>
+          <w:u w:val="none"/>
+        </w:rPr>
+      </w:pPr>
+      <w:bookmarkStart w:id="47" w:name="_Toc225344640"/>
+      <w:r>
+        <w:rPr>
+          <w:i w:val="0"/>
+          <w:iCs/>
+          <w:u w:val="none"/>
+        </w:rPr>
+        <w:t>Images :</w:t>
+      </w:r>
+      <w:bookmarkEnd w:id="47"/>
+    </w:p>
+    <w:p>
+      <w:pPr>
+        <w:pStyle w:val="Titre2"/>
+        <w:numPr>
+          <w:ilvl w:val="0"/>
+          <w:numId w:val="0"/>
+        </w:numPr>
+        <w:ind w:left="576"/>
+        <w:rPr>
+          <w:b w:val="0"/>
+          <w:bCs/>
+          <w:i w:val="0"/>
+          <w:iCs/>
+          <w:u w:val="none"/>
+        </w:rPr>
+      </w:pPr>
+      <w:bookmarkStart w:id="48" w:name="_Toc225344641"/>
+      <w:r>
+        <w:rPr>
+          <w:b w:val="0"/>
+          <w:bCs/>
+          <w:i w:val="0"/>
+          <w:iCs/>
+          <w:u w:val="none"/>
+        </w:rPr>
+        <w:t>Animaux</w:t>
+      </w:r>
+      <w:r>
+        <w:rPr>
+          <w:b w:val="0"/>
+          <w:bCs/>
+          <w:i w:val="0"/>
+          <w:iCs/>
+          <w:u w:val="none"/>
+        </w:rPr>
+        <w:t> :</w:t>
+      </w:r>
+      <w:bookmarkEnd w:id="48"/>
+    </w:p>
+    <w:p>
+      <w:pPr>
+        <w:ind w:firstLine="576"/>
+      </w:pPr>
+      <w:hyperlink r:id="rId27" w:history="1">
+        <w:r>
+          <w:rPr>
+            <w:rStyle w:val="Lienhypertexte"/>
+          </w:rPr>
+          <w:t>https://pixabay.com/fr/images/search/chien/</w:t>
+        </w:r>
+      </w:hyperlink>
+    </w:p>
+    <w:p>
+      <w:pPr>
+        <w:ind w:firstLine="576"/>
+      </w:pPr>
+      <w:hyperlink r:id="rId28" w:history="1">
+        <w:r>
+          <w:rPr>
+            <w:rStyle w:val="Lienhypertexte"/>
+          </w:rPr>
+          <w:t>https://pixabay.com/fr/photos/renard-le-renard-roux-vulpin-faune-7017260/</w:t>
+        </w:r>
+      </w:hyperlink>
+    </w:p>
+    <w:p>
+      <w:pPr>
+        <w:ind w:firstLine="576"/>
+      </w:pPr>
+    </w:p>
+    <w:p>
+      <w:pPr>
+        <w:ind w:firstLine="576"/>
+      </w:pPr>
+      <w:r>
+        <w:t>drapeau</w:t>
+      </w:r>
+      <w:r>
+        <w:t> :</w:t>
+      </w:r>
+    </w:p>
+    <w:p>
+      <w:pPr>
+        <w:ind w:firstLine="576"/>
+      </w:pPr>
+    </w:p>
+    <w:p>
+      <w:pPr>
+        <w:ind w:firstLine="576"/>
+      </w:pPr>
+      <w:hyperlink r:id="rId29" w:history="1">
+        <w:r>
+          <w:rPr>
+            <w:rStyle w:val="Lienhypertexte"/>
+          </w:rPr>
+          <w:t>https://www.drapeaux-du-monde.fr/drapeau-bangladesh.html</w:t>
+        </w:r>
+      </w:hyperlink>
+    </w:p>
+    <w:p>
+      <w:pPr>
+        <w:ind w:firstLine="576"/>
+      </w:pPr>
+      <w:hyperlink r:id="rId30" w:history="1">
+        <w:r>
+          <w:rPr>
+            <w:rStyle w:val="Lienhypertexte"/>
+          </w:rPr>
+          <w:t>https://www.drapeaux-du-monde.fr/drapeau-suisse.html</w:t>
+        </w:r>
+      </w:hyperlink>
+    </w:p>
+    <w:p>
+      <w:pPr>
+        <w:ind w:firstLine="576"/>
+      </w:pPr>
+    </w:p>
+    <w:p>
+      <w:pPr>
+        <w:ind w:firstLine="576"/>
+      </w:pPr>
+      <w:r>
+        <w:t>Informatique :</w:t>
+      </w:r>
+    </w:p>
+    <w:p>
+      <w:pPr>
+        <w:ind w:firstLine="576"/>
+      </w:pPr>
+      <w:hyperlink r:id="rId31" w:history="1">
+        <w:r>
+          <w:rPr>
+            <w:rStyle w:val="Lienhypertexte"/>
+          </w:rPr>
+          <w:t>https://www.videogamesmuseum.org/en/magnavox/magnavox-odyssey-172</w:t>
+        </w:r>
+      </w:hyperlink>
+    </w:p>
+    <w:p>
+      <w:pPr>
+        <w:ind w:firstLine="576"/>
+      </w:pPr>
+    </w:p>
+    <w:p>
+      <w:pPr>
+        <w:ind w:firstLine="576"/>
+      </w:pPr>
+      <w:r>
+        <w:t>Aide Gemini</w:t>
+      </w:r>
+      <w:r>
+        <w:t xml:space="preserve"> : </w:t>
+      </w:r>
+      <w:hyperlink r:id="rId32" w:history="1">
+        <w:r>
+          <w:rPr>
+            <w:rStyle w:val="Lienhypertexte"/>
+          </w:rPr>
+          <w:t>Google Gemini</w:t>
+        </w:r>
+      </w:hyperlink>
+    </w:p>
+    <w:p>
+      <w:pPr>
+        <w:ind w:firstLine="576"/>
+      </w:pPr>
+    </w:p>
+    <w:p>
+      <w:pPr>
+        <w:ind w:firstLine="576"/>
+        <w:rPr>
+          <w:lang w:val="en-GB"/>
+        </w:rPr>
+      </w:pPr>
+      <w:r>
+        <w:rPr>
+          <w:lang w:val="en-GB"/>
+        </w:rPr>
+        <w:t xml:space="preserve">Aide </w:t>
+      </w:r>
+      <w:r>
+        <w:rPr>
+          <w:lang w:val="en-GB"/>
+        </w:rPr>
+        <w:t xml:space="preserve">Diagramme </w:t>
+      </w:r>
+      <w:r>
+        <w:rPr>
+          <w:lang w:val="en-GB"/>
+        </w:rPr>
+        <w:t xml:space="preserve">UML use </w:t>
+      </w:r>
+      <w:r>
+        <w:rPr>
+          <w:lang w:val="en-GB"/>
+        </w:rPr>
+        <w:t>case:</w:t>
+      </w:r>
+    </w:p>
+    <w:p>
+      <w:pPr>
+        <w:ind w:left="576"/>
         <w:rPr>
           <w:lang w:val="fr-CH"/>
         </w:rPr>
       </w:pPr>
+      <w:hyperlink r:id="rId33" w:history="1">
+        <w:r>
+          <w:rPr>
+            <w:rStyle w:val="Lienhypertexte"/>
+          </w:rPr>
+          <w:t>Tutoriel Diagramme de Cas d’Utilisation UML : conseils et techniques incontournables</w:t>
+        </w:r>
+      </w:hyperlink>
+    </w:p>
+    <w:p>
+      <w:pPr>
+        <w:pStyle w:val="Titre2"/>
+      </w:pPr>
+      <w:bookmarkStart w:id="49" w:name="_Toc225344642"/>
+      <w:r>
+        <w:t>Journal de travail</w:t>
+      </w:r>
+      <w:bookmarkEnd w:id="49"/>
+    </w:p>
+    <w:p>
+      <w:pPr>
+        <w:pStyle w:val="Titre2"/>
+        <w:numPr>
+          <w:ilvl w:val="0"/>
+          <w:numId w:val="0"/>
+        </w:numPr>
+        <w:ind w:firstLine="576"/>
+        <w:rPr>
+          <w:b w:val="0"/>
+          <w:bCs/>
+          <w:i w:val="0"/>
+          <w:iCs/>
+          <w:u w:val="none"/>
+        </w:rPr>
+      </w:pPr>
+      <w:bookmarkStart w:id="50" w:name="_Toc225344643"/>
+      <w:r>
+        <w:rPr>
+          <w:b w:val="0"/>
+          <w:bCs/>
+          <w:i w:val="0"/>
+          <w:iCs/>
+          <w:u w:val="none"/>
+        </w:rPr>
+        <w:t>Le journal de travail se trouve dans le dépôt GitHub</w:t>
+      </w:r>
+      <w:r>
+        <w:rPr>
+          <w:b w:val="0"/>
+          <w:bCs/>
+          <w:i w:val="0"/>
+          <w:iCs/>
+          <w:u w:val="none"/>
+        </w:rPr>
+        <w:t xml:space="preserve"> et aussi envoyé par mail.</w:t>
+      </w:r>
+      <w:bookmarkEnd w:id="50"/>
+      <w:r>
+        <w:rPr>
+          <w:b w:val="0"/>
+          <w:bCs/>
+          <w:i w:val="0"/>
+          <w:iCs/>
+          <w:u w:val="none"/>
+        </w:rPr>
+        <w:t xml:space="preserve"> </w:t>
+      </w:r>
     </w:p>
     <w:p/>
+    <w:p/>
     <w:p>
       <w:pPr>
         <w:pStyle w:val="Titre2"/>
       </w:pPr>
-      <w:r>
-        <w:t>Où sont écrits les tests ?</w:t>
-      </w:r>
+      <w:bookmarkStart w:id="51" w:name="_Toc225344644"/>
+      <w:r>
+        <w:t>Manuel d'Installation</w:t>
+      </w:r>
+      <w:bookmarkEnd w:id="51"/>
     </w:p>
     <w:p/>
     <w:p>
       <w:r>
-        <w:t>Tous les tests se trou</w:t>
-      </w:r>
-      <w:r>
-        <w:t>vent dans le dossier tests à la racine du repository.</w:t>
-      </w:r>
-      <w:r>
-        <w:t xml:space="preserve"> Les tests sont </w:t>
-      </w:r>
-      <w:proofErr w:type="gramStart"/>
-      <w:r>
-        <w:t>écris</w:t>
-      </w:r>
-      <w:proofErr w:type="gramEnd"/>
+        <w:rPr>
+          <w:b/>
+          <w:bCs/>
+        </w:rPr>
+        <w:t>Prérequis </w:t>
+      </w:r>
+      <w:r>
+        <w:t>:</w:t>
+      </w:r>
+    </w:p>
+    <w:p>
+      <w:pPr>
+        <w:pStyle w:val="Paragraphedeliste"/>
+        <w:numPr>
+          <w:ilvl w:val="0"/>
+          <w:numId w:val="39"/>
+        </w:numPr>
+      </w:pPr>
+      <w:r>
+        <w:t>Python 3.10+</w:t>
+      </w:r>
+    </w:p>
+    <w:p>
+      <w:pPr>
+        <w:pStyle w:val="Paragraphedeliste"/>
+        <w:numPr>
+          <w:ilvl w:val="0"/>
+          <w:numId w:val="39"/>
+        </w:numPr>
+      </w:pPr>
+      <w:r>
+        <w:t>pip (package manager)</w:t>
+      </w:r>
+    </w:p>
+    <w:p>
+      <w:pPr>
+        <w:pStyle w:val="Paragraphedeliste"/>
+      </w:pPr>
+    </w:p>
+    <w:p>
+      <w:pPr>
+        <w:pStyle w:val="Paragraphedeliste"/>
+        <w:rPr>
+          <w:b/>
+          <w:bCs/>
+        </w:rPr>
+      </w:pPr>
+      <w:r>
+        <w:rPr>
+          <w:b/>
+          <w:bCs/>
+        </w:rPr>
+        <w:t>Installation</w:t>
+      </w:r>
+      <w:r>
+        <w:rPr>
+          <w:b/>
+          <w:bCs/>
+        </w:rPr>
+        <w:t> :</w:t>
+      </w:r>
+    </w:p>
+    <w:p>
+      <w:pPr>
+        <w:pStyle w:val="Paragraphedeliste"/>
+      </w:pPr>
+    </w:p>
+    <w:p>
+      <w:pPr>
+        <w:pStyle w:val="Paragraphedeliste"/>
+        <w:numPr>
+          <w:ilvl w:val="0"/>
+          <w:numId w:val="40"/>
+        </w:numPr>
+      </w:pPr>
+      <w:r>
+        <w:t>Clonez le dépôt :</w:t>
+      </w:r>
+    </w:p>
+    <w:p>
+      <w:pPr>
+        <w:pStyle w:val="Paragraphedeliste"/>
+        <w:ind w:left="1440"/>
+      </w:pPr>
       <w:r>
         <w:t xml:space="preserve"> </w:t>
       </w:r>
       <w:r>
-        <w:t xml:space="preserve">à l’aide de la librairie « Pytest » </w:t>
-      </w:r>
-      <w:r>
-        <w:t xml:space="preserve"> qui permet d’automatiser les tests.</w:t>
-      </w:r>
-    </w:p>
-    <w:p>
-      <w:pPr>
-        <w:pStyle w:val="Titre1"/>
-      </w:pPr>
-      <w:bookmarkStart w:id="20" w:name="_Toc223426352"/>
-      <w:bookmarkStart w:id="21" w:name="_Toc224740527"/>
-      <w:r>
-        <w:t>Historique :</w:t>
-      </w:r>
-      <w:bookmarkEnd w:id="20"/>
-      <w:bookmarkEnd w:id="21"/>
-    </w:p>
-    <w:p>
-      <w:pPr>
-        <w:ind w:left="432"/>
-      </w:pPr>
-    </w:p>
-    <w:p>
-      <w:pPr>
-        <w:ind w:left="432"/>
-      </w:pPr>
-    </w:p>
-    <w:p>
-      <w:pPr>
-        <w:ind w:left="432"/>
-      </w:pPr>
-      <w:r>
-        <w:t>Pour faciliter la logique du projet, j’ai opté pour une structure de code procédurale, basée sur des fonctions. Du coup, le diagramme de classes n’était plus vraiment pertinent, alors je l’ai finalement supprimé.</w:t>
-      </w:r>
-    </w:p>
-    <w:p>
-      <w:pPr>
-        <w:ind w:left="432"/>
-      </w:pPr>
-    </w:p>
-    <w:p>
-      <w:pPr>
-        <w:ind w:left="432"/>
-      </w:pPr>
-      <w:r>
-        <w:t>Pour le design des menus, j’ai dû enlever les emojis pour les titres car j’ai un problème d’affichage donc pour l’instant je l’ai mis de côté.</w:t>
-      </w:r>
-    </w:p>
-    <w:p>
-      <w:pPr>
-        <w:rPr>
-          <w:szCs w:val="14"/>
-        </w:rPr>
-      </w:pPr>
-    </w:p>
-    <w:p>
-      <w:pPr>
-        <w:rPr>
-          <w:szCs w:val="14"/>
-        </w:rPr>
-      </w:pPr>
-    </w:p>
-    <w:p>
-      <w:pPr>
-        <w:rPr>
-          <w:szCs w:val="14"/>
-        </w:rPr>
-      </w:pPr>
-    </w:p>
-    <w:p>
-      <w:pPr>
-        <w:rPr>
-          <w:szCs w:val="14"/>
-        </w:rPr>
-      </w:pPr>
-    </w:p>
-    <w:p>
-      <w:pPr>
-        <w:rPr>
-          <w:szCs w:val="14"/>
-        </w:rPr>
-      </w:pPr>
+        <w:rPr>
+          <w:lang w:val="fr-CH"/>
+        </w:rPr>
+        <w:t>Commande</w:t>
+      </w:r>
+      <w:r>
+        <w:t xml:space="preserve"> : </w:t>
+      </w:r>
+      <w:r>
+        <w:t xml:space="preserve">git clone </w:t>
+      </w:r>
+      <w:hyperlink r:id="rId34" w:history="1">
+        <w:r>
+          <w:rPr>
+            <w:rStyle w:val="Lienhypertexte"/>
+          </w:rPr>
+          <w:t>https://github.com/Anthony10012/Quest-ICT.git</w:t>
+        </w:r>
+      </w:hyperlink>
+    </w:p>
+    <w:p>
+      <w:pPr>
+        <w:pStyle w:val="Paragraphedeliste"/>
+      </w:pPr>
+    </w:p>
+    <w:p>
+      <w:pPr>
+        <w:pStyle w:val="Paragraphedeliste"/>
+        <w:numPr>
+          <w:ilvl w:val="0"/>
+          <w:numId w:val="40"/>
+        </w:numPr>
+      </w:pPr>
+      <w:r>
+        <w:t>Configurer le projet :</w:t>
+      </w:r>
+    </w:p>
+    <w:p>
+      <w:pPr>
+        <w:pStyle w:val="Paragraphedeliste"/>
+        <w:ind w:left="1440"/>
+        <w:rPr>
+          <w:lang w:val="en-GB"/>
+        </w:rPr>
+      </w:pPr>
+      <w:r>
+        <w:rPr>
+          <w:lang w:val="en-GB"/>
+        </w:rPr>
+        <w:t>Co</w:t>
+      </w:r>
+      <w:r>
+        <w:rPr>
+          <w:lang w:val="en-GB"/>
+        </w:rPr>
+        <w:t xml:space="preserve">mmande: </w:t>
+      </w:r>
+      <w:r>
+        <w:rPr>
+          <w:lang w:val="en-GB"/>
+        </w:rPr>
+        <w:t>pip install -r requirements.txt</w:t>
+      </w:r>
+    </w:p>
+    <w:p>
+      <w:pPr>
+        <w:pStyle w:val="Paragraphedeliste"/>
+        <w:rPr>
+          <w:lang w:val="en-GB"/>
+        </w:rPr>
+      </w:pPr>
+    </w:p>
+    <w:p>
+      <w:pPr>
+        <w:pStyle w:val="Paragraphedeliste"/>
+        <w:numPr>
+          <w:ilvl w:val="0"/>
+          <w:numId w:val="40"/>
+        </w:numPr>
+      </w:pPr>
+      <w:r>
+        <w:t>Lancer le jeu :</w:t>
+      </w:r>
+    </w:p>
+    <w:p>
+      <w:pPr>
+        <w:pStyle w:val="Paragraphedeliste"/>
+        <w:ind w:left="1440"/>
+      </w:pPr>
+      <w:r>
+        <w:rPr>
+          <w:lang w:val="fr-CH"/>
+        </w:rPr>
+        <w:t>Commande</w:t>
+      </w:r>
+      <w:r>
+        <w:t xml:space="preserve"> : </w:t>
+      </w:r>
+      <w:r>
+        <w:t>cd src python main.py</w:t>
+      </w:r>
+    </w:p>
+    <w:p>
+      <w:pPr>
+        <w:pStyle w:val="Titre2"/>
+        <w:numPr>
+          <w:ilvl w:val="0"/>
+          <w:numId w:val="0"/>
+        </w:numPr>
+        <w:ind w:left="576"/>
+      </w:pPr>
+    </w:p>
+    <w:p>
+      <w:pPr>
+        <w:pStyle w:val="Titre2"/>
+      </w:pPr>
+      <w:bookmarkStart w:id="52" w:name="_Toc225344645"/>
+      <w:r>
+        <w:t>Manuel d'Utilisation</w:t>
+      </w:r>
+      <w:bookmarkEnd w:id="52"/>
+    </w:p>
+    <w:p/>
+    <w:p>
+      <w:pPr>
+        <w:pStyle w:val="Paragraphedeliste"/>
+        <w:numPr>
+          <w:ilvl w:val="0"/>
+          <w:numId w:val="38"/>
+        </w:numPr>
+      </w:pPr>
+      <w:r>
+        <w:t xml:space="preserve">Lancer le fichier </w:t>
+      </w:r>
+      <w:r>
+        <w:t>main</w:t>
+      </w:r>
+      <w:r>
+        <w:t>.py</w:t>
+      </w:r>
+      <w:r>
+        <w:t>.</w:t>
+      </w:r>
+    </w:p>
+    <w:p/>
+    <w:p>
+      <w:pPr>
+        <w:pStyle w:val="Paragraphedeliste"/>
+        <w:numPr>
+          <w:ilvl w:val="0"/>
+          <w:numId w:val="38"/>
+        </w:numPr>
+      </w:pPr>
+      <w:r>
+        <w:t xml:space="preserve">Entrez votre nom </w:t>
+      </w:r>
+      <w:r>
+        <w:t>d’utilisateur.</w:t>
+      </w:r>
+    </w:p>
+    <w:p/>
+    <w:p>
+      <w:pPr>
+        <w:pStyle w:val="Paragraphedeliste"/>
+        <w:numPr>
+          <w:ilvl w:val="0"/>
+          <w:numId w:val="38"/>
+        </w:numPr>
+      </w:pPr>
+      <w:r>
+        <w:t xml:space="preserve">Dans </w:t>
+      </w:r>
+      <w:r>
+        <w:t>le menu principal</w:t>
+      </w:r>
+      <w:r>
+        <w:t>, Cliquez « </w:t>
+      </w:r>
+      <w:r>
+        <w:t>JOUER MAINTENANT </w:t>
+      </w:r>
+      <w:r>
+        <w:t>».</w:t>
+      </w:r>
+    </w:p>
+    <w:p/>
+    <w:p>
+      <w:pPr>
+        <w:pStyle w:val="Paragraphedeliste"/>
+        <w:numPr>
+          <w:ilvl w:val="0"/>
+          <w:numId w:val="38"/>
+        </w:numPr>
+      </w:pPr>
+      <w:r>
+        <w:t>Choisissez un thème avec une difficulté</w:t>
+      </w:r>
+      <w:r>
+        <w:t>.</w:t>
+      </w:r>
+    </w:p>
+    <w:p/>
+    <w:p>
+      <w:pPr>
+        <w:pStyle w:val="Paragraphedeliste"/>
+        <w:numPr>
+          <w:ilvl w:val="0"/>
+          <w:numId w:val="38"/>
+        </w:numPr>
+      </w:pPr>
+      <w:r>
+        <w:t>Répondez aux questions</w:t>
+      </w:r>
+      <w:r>
+        <w:t>.</w:t>
+      </w:r>
+    </w:p>
+    <w:p/>
+    <w:p>
+      <w:pPr>
+        <w:pStyle w:val="Titre2"/>
+      </w:pPr>
+      <w:bookmarkStart w:id="53" w:name="_Toc225344646"/>
+      <w:r>
+        <w:t>Glossaire </w:t>
+      </w:r>
+      <w:bookmarkEnd w:id="53"/>
+    </w:p>
+    <w:p/>
+    <w:tbl>
+      <w:tblPr>
+        <w:tblStyle w:val="Grilledutableau"/>
+        <w:tblW w:w="9274" w:type="dxa"/>
+        <w:tblLook w:val="04A0" w:firstRow="1" w:lastRow="0" w:firstColumn="1" w:lastColumn="0" w:noHBand="0" w:noVBand="1"/>
+      </w:tblPr>
+      <w:tblGrid>
+        <w:gridCol w:w="4637"/>
+        <w:gridCol w:w="4637"/>
+      </w:tblGrid>
+      <w:tr>
+        <w:trPr>
+          <w:trHeight w:val="1446"/>
+        </w:trPr>
+        <w:tc>
+          <w:tcPr>
+            <w:tcW w:w="4637" w:type="dxa"/>
+            <w:vAlign w:val="center"/>
+          </w:tcPr>
+          <w:p>
+            <w:pPr>
+              <w:jc w:val="center"/>
+            </w:pPr>
+            <w:r>
+              <w:t>3A (Method)</w:t>
+            </w:r>
+          </w:p>
+        </w:tc>
+        <w:tc>
+          <w:tcPr>
+            <w:tcW w:w="4637" w:type="dxa"/>
+          </w:tcPr>
+          <w:p>
+            <w:pPr>
+              <w:rPr>
+                <w:lang w:val="fr-CH"/>
+              </w:rPr>
+            </w:pPr>
+            <w:r>
+              <w:rPr>
+                <w:lang w:val="fr-CH"/>
+              </w:rPr>
+              <w:t xml:space="preserve">Acronyme pour </w:t>
+            </w:r>
+            <w:r>
+              <w:rPr>
+                <w:lang w:val="fr-CH"/>
+              </w:rPr>
+              <w:t>Arrange, Act</w:t>
+            </w:r>
+            <w:r>
+              <w:rPr>
+                <w:lang w:val="fr-CH"/>
+              </w:rPr>
+              <w:t>,</w:t>
+            </w:r>
+            <w:r>
+              <w:rPr>
+                <w:lang w:val="fr-CH"/>
+              </w:rPr>
+              <w:t xml:space="preserve"> </w:t>
+            </w:r>
+            <w:r>
+              <w:rPr>
+                <w:lang w:val="fr-CH"/>
+              </w:rPr>
+              <w:t>Assert. Un</w:t>
+            </w:r>
+            <w:r>
+              <w:rPr>
+                <w:lang w:val="fr-CH"/>
+              </w:rPr>
+              <w:t xml:space="preserve">e méthode de structuration des </w:t>
+            </w:r>
+            <w:r>
+              <w:rPr>
+                <w:lang w:val="fr-CH"/>
+              </w:rPr>
+              <w:t>tests unitaires permettant de préparer l’environnement, exécuter l’action et vérifier le résultat</w:t>
+            </w:r>
+          </w:p>
+        </w:tc>
+      </w:tr>
+      <w:tr>
+        <w:trPr>
+          <w:trHeight w:val="285"/>
+        </w:trPr>
+        <w:tc>
+          <w:tcPr>
+            <w:tcW w:w="4637" w:type="dxa"/>
+            <w:vAlign w:val="center"/>
+          </w:tcPr>
+          <w:p>
+            <w:pPr>
+              <w:jc w:val="center"/>
+              <w:rPr>
+                <w:lang w:val="fr-CH"/>
+              </w:rPr>
+            </w:pPr>
+            <w:r>
+              <w:rPr>
+                <w:lang w:val="fr-CH"/>
+              </w:rPr>
+              <w:t>CPNV</w:t>
+            </w:r>
+          </w:p>
+        </w:tc>
+        <w:tc>
+          <w:tcPr>
+            <w:tcW w:w="4637" w:type="dxa"/>
+          </w:tcPr>
+          <w:p>
+            <w:pPr>
+              <w:rPr>
+                <w:lang w:val="fr-CH"/>
+              </w:rPr>
+            </w:pPr>
+            <w:r>
+              <w:rPr>
+                <w:lang w:val="fr-CH"/>
+              </w:rPr>
+              <w:t>Centre Professionnel du Nord Vaudois</w:t>
+            </w:r>
+          </w:p>
+        </w:tc>
+      </w:tr>
+      <w:tr>
+        <w:trPr>
+          <w:trHeight w:val="872"/>
+        </w:trPr>
+        <w:tc>
+          <w:tcPr>
+            <w:tcW w:w="4637" w:type="dxa"/>
+            <w:vAlign w:val="center"/>
+          </w:tcPr>
+          <w:p>
+            <w:pPr>
+              <w:jc w:val="center"/>
+              <w:rPr>
+                <w:lang w:val="fr-CH"/>
+              </w:rPr>
+            </w:pPr>
+            <w:r>
+              <w:rPr>
+                <w:lang w:val="fr-CH"/>
+              </w:rPr>
+              <w:t>Figma</w:t>
+            </w:r>
+          </w:p>
+        </w:tc>
+        <w:tc>
+          <w:tcPr>
+            <w:tcW w:w="4637" w:type="dxa"/>
+          </w:tcPr>
+          <w:p>
+            <w:pPr>
+              <w:rPr>
+                <w:lang w:val="fr-CH"/>
+              </w:rPr>
+            </w:pPr>
+            <w:r>
+              <w:rPr>
+                <w:lang w:val="fr-CH"/>
+              </w:rPr>
+              <w:t>Outil de conception graphique et de protot</w:t>
+            </w:r>
+            <w:r>
+              <w:rPr>
+                <w:lang w:val="fr-CH"/>
+              </w:rPr>
+              <w:t>ypage utilisé pour réaliser les maquettes de l’interface utilisateur</w:t>
+            </w:r>
+            <w:r>
+              <w:rPr>
+                <w:lang w:val="fr-CH"/>
+              </w:rPr>
+              <w:t>.</w:t>
+            </w:r>
+          </w:p>
+        </w:tc>
+      </w:tr>
+      <w:tr>
+        <w:trPr>
+          <w:trHeight w:val="1159"/>
+        </w:trPr>
+        <w:tc>
+          <w:tcPr>
+            <w:tcW w:w="4637" w:type="dxa"/>
+            <w:vAlign w:val="center"/>
+          </w:tcPr>
+          <w:p>
+            <w:pPr>
+              <w:jc w:val="center"/>
+              <w:rPr>
+                <w:lang w:val="fr-CH"/>
+              </w:rPr>
+            </w:pPr>
+            <w:r>
+              <w:rPr>
+                <w:lang w:val="fr-CH"/>
+              </w:rPr>
+              <w:t>MCD</w:t>
+            </w:r>
+          </w:p>
+        </w:tc>
+        <w:tc>
+          <w:tcPr>
+            <w:tcW w:w="4637" w:type="dxa"/>
+          </w:tcPr>
+          <w:p>
+            <w:pPr>
+              <w:rPr>
+                <w:lang w:val="fr-CH"/>
+              </w:rPr>
+            </w:pPr>
+            <w:r>
+              <w:t>Représentation graphique de haut niveau des données et de leurs relations, indépendamment de toute solution technique.</w:t>
+            </w:r>
+          </w:p>
+        </w:tc>
+      </w:tr>
+      <w:tr>
+        <w:trPr>
+          <w:trHeight w:val="1446"/>
+        </w:trPr>
+        <w:tc>
+          <w:tcPr>
+            <w:tcW w:w="4637" w:type="dxa"/>
+            <w:vAlign w:val="center"/>
+          </w:tcPr>
+          <w:p>
+            <w:pPr>
+              <w:jc w:val="center"/>
+              <w:rPr>
+                <w:lang w:val="fr-CH"/>
+              </w:rPr>
+            </w:pPr>
+            <w:r>
+              <w:rPr>
+                <w:lang w:val="fr-CH"/>
+              </w:rPr>
+              <w:t>MLD</w:t>
+            </w:r>
+          </w:p>
+        </w:tc>
+        <w:tc>
+          <w:tcPr>
+            <w:tcW w:w="4637" w:type="dxa"/>
+          </w:tcPr>
+          <w:p>
+            <w:pPr>
+              <w:rPr>
+                <w:lang w:val="fr-CH"/>
+              </w:rPr>
+            </w:pPr>
+            <w:r>
+              <w:t>Étape suivant le MCD, qui adapte la structure des données pour qu'elle puisse être implémentée dans un système de gestion de base de données (SGBD).</w:t>
+            </w:r>
+          </w:p>
+        </w:tc>
+      </w:tr>
+      <w:tr>
+        <w:trPr>
+          <w:trHeight w:val="1159"/>
+        </w:trPr>
+        <w:tc>
+          <w:tcPr>
+            <w:tcW w:w="4637" w:type="dxa"/>
+            <w:vAlign w:val="center"/>
+          </w:tcPr>
+          <w:p>
+            <w:pPr>
+              <w:jc w:val="center"/>
+              <w:rPr>
+                <w:lang w:val="fr-CH"/>
+              </w:rPr>
+            </w:pPr>
+            <w:r>
+              <w:t>Persistance des données</w:t>
+            </w:r>
+          </w:p>
+        </w:tc>
+        <w:tc>
+          <w:tcPr>
+            <w:tcW w:w="4637" w:type="dxa"/>
+          </w:tcPr>
+          <w:p>
+            <w:pPr>
+              <w:tabs>
+                <w:tab w:val="left" w:pos="1019"/>
+              </w:tabs>
+              <w:rPr>
+                <w:lang w:val="fr-CH"/>
+              </w:rPr>
+            </w:pPr>
+            <w:r>
+              <w:t>Capacité d'une application à conserver des données de manière durable (sur un disque dur) même après la fermeture du programme.</w:t>
+            </w:r>
+          </w:p>
+        </w:tc>
+      </w:tr>
+      <w:tr>
+        <w:trPr>
+          <w:trHeight w:val="1159"/>
+        </w:trPr>
+        <w:tc>
+          <w:tcPr>
+            <w:tcW w:w="4637" w:type="dxa"/>
+            <w:vAlign w:val="center"/>
+          </w:tcPr>
+          <w:p>
+            <w:pPr>
+              <w:jc w:val="center"/>
+            </w:pPr>
+            <w:r>
+              <w:t>Pygame</w:t>
+            </w:r>
+          </w:p>
+        </w:tc>
+        <w:tc>
+          <w:tcPr>
+            <w:tcW w:w="4637" w:type="dxa"/>
+          </w:tcPr>
+          <w:p>
+            <w:pPr>
+              <w:tabs>
+                <w:tab w:val="left" w:pos="1019"/>
+              </w:tabs>
+            </w:pPr>
+            <w:r>
+              <w:t>Bibliothèque Python spécialisée dans la création de jeux vidéo 2D, gérant l'affichage, le son et les entrées utilisateur</w:t>
+            </w:r>
+            <w:r>
+              <w:t>.</w:t>
+            </w:r>
+          </w:p>
+        </w:tc>
+      </w:tr>
+      <w:tr>
+        <w:trPr>
+          <w:trHeight w:val="1159"/>
+        </w:trPr>
+        <w:tc>
+          <w:tcPr>
+            <w:tcW w:w="4637" w:type="dxa"/>
+            <w:vAlign w:val="center"/>
+          </w:tcPr>
+          <w:p>
+            <w:pPr>
+              <w:jc w:val="center"/>
+            </w:pPr>
+            <w:r>
+              <w:t>Python</w:t>
+            </w:r>
+          </w:p>
+        </w:tc>
+        <w:tc>
+          <w:tcPr>
+            <w:tcW w:w="4637" w:type="dxa"/>
+          </w:tcPr>
+          <w:p>
+            <w:pPr>
+              <w:tabs>
+                <w:tab w:val="left" w:pos="1019"/>
+              </w:tabs>
+            </w:pPr>
+            <w:r>
+              <w:t>Langage de programmation de haut niveau utilisé pour le développement de la logique du projet Quest.</w:t>
+            </w:r>
+          </w:p>
+        </w:tc>
+      </w:tr>
+      <w:tr>
+        <w:trPr>
+          <w:trHeight w:val="1159"/>
+        </w:trPr>
+        <w:tc>
+          <w:tcPr>
+            <w:tcW w:w="4637" w:type="dxa"/>
+            <w:vAlign w:val="center"/>
+          </w:tcPr>
+          <w:p>
+            <w:pPr>
+              <w:jc w:val="center"/>
+            </w:pPr>
+            <w:r>
+              <w:t>SQLite</w:t>
+            </w:r>
+          </w:p>
+        </w:tc>
+        <w:tc>
+          <w:tcPr>
+            <w:tcW w:w="4637" w:type="dxa"/>
+          </w:tcPr>
+          <w:p>
+            <w:pPr>
+              <w:tabs>
+                <w:tab w:val="left" w:pos="1019"/>
+              </w:tabs>
+            </w:pPr>
+            <w:r>
+              <w:t>Système de gestion de base de données relationnelle léger et portable qui ne nécessite pas de serveur pour fonctionner</w:t>
+            </w:r>
+            <w:r>
+              <w:t>.</w:t>
+            </w:r>
+          </w:p>
+          <w:p>
+            <w:pPr>
+              <w:ind w:firstLine="708"/>
+            </w:pPr>
+          </w:p>
+        </w:tc>
+      </w:tr>
+      <w:tr>
+        <w:trPr>
+          <w:trHeight w:val="1159"/>
+        </w:trPr>
+        <w:tc>
+          <w:tcPr>
+            <w:tcW w:w="4637" w:type="dxa"/>
+            <w:vAlign w:val="center"/>
+          </w:tcPr>
+          <w:p>
+            <w:pPr>
+              <w:jc w:val="center"/>
+            </w:pPr>
+            <w:r>
+              <w:lastRenderedPageBreak/>
+              <w:t>UML (Unified Modeling Language)</w:t>
+            </w:r>
+          </w:p>
+        </w:tc>
+        <w:tc>
+          <w:tcPr>
+            <w:tcW w:w="4637" w:type="dxa"/>
+          </w:tcPr>
+          <w:p>
+            <w:pPr>
+              <w:tabs>
+                <w:tab w:val="left" w:pos="1019"/>
+              </w:tabs>
+            </w:pPr>
+            <w:r>
+              <w:t>Langage de modélisation graphique utilisé pour visualiser la conception d'un système (ex: Use Case, Diagramme de classes).</w:t>
+            </w:r>
+          </w:p>
+        </w:tc>
+      </w:tr>
+      <w:tr>
+        <w:trPr>
+          <w:trHeight w:val="1159"/>
+        </w:trPr>
+        <w:tc>
+          <w:tcPr>
+            <w:tcW w:w="4637" w:type="dxa"/>
+            <w:vAlign w:val="center"/>
+          </w:tcPr>
+          <w:p>
+            <w:pPr>
+              <w:jc w:val="center"/>
+            </w:pPr>
+            <w:r>
+              <w:t>Use Case</w:t>
+            </w:r>
+          </w:p>
+        </w:tc>
+        <w:tc>
+          <w:tcPr>
+            <w:tcW w:w="4637" w:type="dxa"/>
+          </w:tcPr>
+          <w:p>
+            <w:pPr>
+              <w:tabs>
+                <w:tab w:val="left" w:pos="1019"/>
+              </w:tabs>
+            </w:pPr>
+            <w:r>
+              <w:t>Description de la manière dont un utilisateur interagit avec le système pour atteindre un objectif spécifique.</w:t>
+            </w:r>
+          </w:p>
+          <w:p>
+            <w:pPr>
+              <w:jc w:val="center"/>
+            </w:pPr>
+          </w:p>
+        </w:tc>
+      </w:tr>
+      <w:tr>
+        <w:trPr>
+          <w:trHeight w:val="1159"/>
+        </w:trPr>
+        <w:tc>
+          <w:tcPr>
+            <w:tcW w:w="4637" w:type="dxa"/>
+            <w:vAlign w:val="center"/>
+          </w:tcPr>
+          <w:p>
+            <w:pPr>
+              <w:jc w:val="center"/>
+            </w:pPr>
+            <w:r>
+              <w:t>Waterfall</w:t>
+            </w:r>
+          </w:p>
+        </w:tc>
+        <w:tc>
+          <w:tcPr>
+            <w:tcW w:w="4637" w:type="dxa"/>
+          </w:tcPr>
+          <w:p>
+            <w:pPr>
+              <w:tabs>
+                <w:tab w:val="left" w:pos="1019"/>
+              </w:tabs>
+            </w:pPr>
+            <w:r>
+              <w:t>Méthodologie de gestion de projet divisée en phases séquentielles (Analyse, Conception, Réalisation, Tests) où chaque phase doit être terminée avant de passer à la suivante.</w:t>
+            </w:r>
+          </w:p>
+        </w:tc>
+      </w:tr>
+      <w:tr>
+        <w:trPr>
+          <w:trHeight w:val="1159"/>
+        </w:trPr>
+        <w:tc>
+          <w:tcPr>
+            <w:tcW w:w="4637" w:type="dxa"/>
+            <w:vAlign w:val="center"/>
+          </w:tcPr>
+          <w:p>
+            <w:pPr>
+              <w:jc w:val="center"/>
+            </w:pPr>
+            <w:r>
+              <w:t>Wrap_text</w:t>
+            </w:r>
+          </w:p>
+        </w:tc>
+        <w:tc>
+          <w:tcPr>
+            <w:tcW w:w="4637" w:type="dxa"/>
+          </w:tcPr>
+          <w:p>
+            <w:pPr>
+              <w:tabs>
+                <w:tab w:val="left" w:pos="1019"/>
+              </w:tabs>
+            </w:pPr>
+            <w:r>
+              <w:t>Fonctionnalité logicielle permettant de découper automatiquement un texte trop long en plusieurs lignes pour qu'il reste lisible dans un cadre défini.</w:t>
+            </w:r>
+          </w:p>
+          <w:p>
+            <w:pPr>
+              <w:tabs>
+                <w:tab w:val="left" w:pos="3668"/>
+              </w:tabs>
+            </w:pPr>
+            <w:r>
+              <w:tab/>
+            </w:r>
+          </w:p>
+        </w:tc>
+      </w:tr>
+    </w:tbl>
+    <w:p>
+      <w:pPr>
+        <w:rPr>
+          <w:lang w:val="fr-CH"/>
+        </w:rPr>
+      </w:pPr>
+    </w:p>
+    <w:p>
+      <w:pPr>
+        <w:rPr>
+          <w:lang w:val="fr-CH"/>
+        </w:rPr>
+      </w:pPr>
+    </w:p>
+    <w:p>
+      <w:pPr>
+        <w:pStyle w:val="Titre2"/>
+      </w:pPr>
+      <w:bookmarkStart w:id="54" w:name="_Toc225344647"/>
+      <w:r>
+        <w:t xml:space="preserve">Table des illustrations </w:t>
+      </w:r>
+      <w:bookmarkEnd w:id="54"/>
+    </w:p>
+    <w:p/>
+    <w:p>
+      <w:pPr>
+        <w:pStyle w:val="Tabledesillustrations"/>
+        <w:tabs>
+          <w:tab w:val="right" w:leader="dot" w:pos="9060"/>
+        </w:tabs>
+        <w:rPr>
+          <w:rFonts w:asciiTheme="minorHAnsi" w:eastAsiaTheme="minorEastAsia" w:hAnsiTheme="minorHAnsi" w:cstheme="minorBidi"/>
+          <w:noProof/>
+          <w:kern w:val="2"/>
+          <w:szCs w:val="24"/>
+          <w:lang w:val="fr-CH" w:eastAsia="fr-CH"/>
+          <w14:ligatures w14:val="standardContextual"/>
+        </w:rPr>
+      </w:pPr>
+      <w:r>
+        <w:fldChar w:fldCharType="begin"/>
+      </w:r>
+      <w:r>
+        <w:instrText xml:space="preserve"> TOC \h \z \c "Figure" </w:instrText>
+      </w:r>
+      <w:r>
+        <w:fldChar w:fldCharType="separate"/>
+      </w:r>
+      <w:hyperlink w:anchor="_Toc225345231" w:history="1">
+        <w:r>
+          <w:rPr>
+            <w:rStyle w:val="Lienhypertexte"/>
+            <w:noProof/>
+          </w:rPr>
+          <w:t>Figure 1 : Logo de l'Application</w:t>
+        </w:r>
+        <w:r>
+          <w:rPr>
+            <w:noProof/>
+            <w:webHidden/>
+          </w:rPr>
+          <w:tab/>
+        </w:r>
+        <w:r>
+          <w:rPr>
+            <w:noProof/>
+            <w:webHidden/>
+          </w:rPr>
+          <w:fldChar w:fldCharType="begin"/>
+        </w:r>
+        <w:r>
+          <w:rPr>
+            <w:noProof/>
+            <w:webHidden/>
+          </w:rPr>
+          <w:instrText xml:space="preserve"> PAGEREF _Toc225345231 \h </w:instrText>
+        </w:r>
+        <w:r>
+          <w:rPr>
+            <w:noProof/>
+            <w:webHidden/>
+          </w:rPr>
+        </w:r>
+        <w:r>
+          <w:rPr>
+            <w:noProof/>
+            <w:webHidden/>
+          </w:rPr>
+          <w:fldChar w:fldCharType="separate"/>
+        </w:r>
+        <w:r>
+          <w:rPr>
+            <w:noProof/>
+            <w:webHidden/>
+          </w:rPr>
+          <w:t>1</w:t>
+        </w:r>
+        <w:r>
+          <w:rPr>
+            <w:noProof/>
+            <w:webHidden/>
+          </w:rPr>
+          <w:fldChar w:fldCharType="end"/>
+        </w:r>
+      </w:hyperlink>
+    </w:p>
+    <w:p>
+      <w:pPr>
+        <w:pStyle w:val="Tabledesillustrations"/>
+        <w:tabs>
+          <w:tab w:val="right" w:leader="dot" w:pos="9060"/>
+        </w:tabs>
+        <w:rPr>
+          <w:rFonts w:asciiTheme="minorHAnsi" w:eastAsiaTheme="minorEastAsia" w:hAnsiTheme="minorHAnsi" w:cstheme="minorBidi"/>
+          <w:noProof/>
+          <w:kern w:val="2"/>
+          <w:szCs w:val="24"/>
+          <w:lang w:val="fr-CH" w:eastAsia="fr-CH"/>
+          <w14:ligatures w14:val="standardContextual"/>
+        </w:rPr>
+      </w:pPr>
+      <w:hyperlink w:anchor="_Toc225345232" w:history="1">
+        <w:r>
+          <w:rPr>
+            <w:rStyle w:val="Lienhypertexte"/>
+            <w:noProof/>
+          </w:rPr>
+          <w:t>Figure 2 : Planification initiale</w:t>
+        </w:r>
+        <w:r>
+          <w:rPr>
+            <w:noProof/>
+            <w:webHidden/>
+          </w:rPr>
+          <w:tab/>
+        </w:r>
+        <w:r>
+          <w:rPr>
+            <w:noProof/>
+            <w:webHidden/>
+          </w:rPr>
+          <w:fldChar w:fldCharType="begin"/>
+        </w:r>
+        <w:r>
+          <w:rPr>
+            <w:noProof/>
+            <w:webHidden/>
+          </w:rPr>
+          <w:instrText xml:space="preserve"> PAGEREF _Toc225345232 \h </w:instrText>
+        </w:r>
+        <w:r>
+          <w:rPr>
+            <w:noProof/>
+            <w:webHidden/>
+          </w:rPr>
+        </w:r>
+        <w:r>
+          <w:rPr>
+            <w:noProof/>
+            <w:webHidden/>
+          </w:rPr>
+          <w:fldChar w:fldCharType="separate"/>
+        </w:r>
+        <w:r>
+          <w:rPr>
+            <w:noProof/>
+            <w:webHidden/>
+          </w:rPr>
+          <w:t>6</w:t>
+        </w:r>
+        <w:r>
+          <w:rPr>
+            <w:noProof/>
+            <w:webHidden/>
+          </w:rPr>
+          <w:fldChar w:fldCharType="end"/>
+        </w:r>
+      </w:hyperlink>
+    </w:p>
+    <w:p>
+      <w:pPr>
+        <w:pStyle w:val="Tabledesillustrations"/>
+        <w:tabs>
+          <w:tab w:val="right" w:leader="dot" w:pos="9060"/>
+        </w:tabs>
+        <w:rPr>
+          <w:rFonts w:asciiTheme="minorHAnsi" w:eastAsiaTheme="minorEastAsia" w:hAnsiTheme="minorHAnsi" w:cstheme="minorBidi"/>
+          <w:noProof/>
+          <w:kern w:val="2"/>
+          <w:szCs w:val="24"/>
+          <w:lang w:val="fr-CH" w:eastAsia="fr-CH"/>
+          <w14:ligatures w14:val="standardContextual"/>
+        </w:rPr>
+      </w:pPr>
+      <w:hyperlink w:anchor="_Toc225345233" w:history="1">
+        <w:r>
+          <w:rPr>
+            <w:rStyle w:val="Lienhypertexte"/>
+            <w:noProof/>
+          </w:rPr>
+          <w:t>Figure 3 : MLD</w:t>
+        </w:r>
+        <w:r>
+          <w:rPr>
+            <w:noProof/>
+            <w:webHidden/>
+          </w:rPr>
+          <w:tab/>
+        </w:r>
+        <w:r>
+          <w:rPr>
+            <w:noProof/>
+            <w:webHidden/>
+          </w:rPr>
+          <w:fldChar w:fldCharType="begin"/>
+        </w:r>
+        <w:r>
+          <w:rPr>
+            <w:noProof/>
+            <w:webHidden/>
+          </w:rPr>
+          <w:instrText xml:space="preserve"> PAGEREF _Toc225345233 \h </w:instrText>
+        </w:r>
+        <w:r>
+          <w:rPr>
+            <w:noProof/>
+            <w:webHidden/>
+          </w:rPr>
+        </w:r>
+        <w:r>
+          <w:rPr>
+            <w:noProof/>
+            <w:webHidden/>
+          </w:rPr>
+          <w:fldChar w:fldCharType="separate"/>
+        </w:r>
+        <w:r>
+          <w:rPr>
+            <w:noProof/>
+            <w:webHidden/>
+          </w:rPr>
+          <w:t>8</w:t>
+        </w:r>
+        <w:r>
+          <w:rPr>
+            <w:noProof/>
+            <w:webHidden/>
+          </w:rPr>
+          <w:fldChar w:fldCharType="end"/>
+        </w:r>
+      </w:hyperlink>
+    </w:p>
+    <w:p>
+      <w:pPr>
+        <w:pStyle w:val="Tabledesillustrations"/>
+        <w:tabs>
+          <w:tab w:val="right" w:leader="dot" w:pos="9060"/>
+        </w:tabs>
+        <w:rPr>
+          <w:rFonts w:asciiTheme="minorHAnsi" w:eastAsiaTheme="minorEastAsia" w:hAnsiTheme="minorHAnsi" w:cstheme="minorBidi"/>
+          <w:noProof/>
+          <w:kern w:val="2"/>
+          <w:szCs w:val="24"/>
+          <w:lang w:val="fr-CH" w:eastAsia="fr-CH"/>
+          <w14:ligatures w14:val="standardContextual"/>
+        </w:rPr>
+      </w:pPr>
+      <w:hyperlink w:anchor="_Toc225345234" w:history="1">
+        <w:r>
+          <w:rPr>
+            <w:rStyle w:val="Lienhypertexte"/>
+            <w:noProof/>
+          </w:rPr>
+          <w:t>Figure 4 : MCD</w:t>
+        </w:r>
+        <w:r>
+          <w:rPr>
+            <w:noProof/>
+            <w:webHidden/>
+          </w:rPr>
+          <w:tab/>
+        </w:r>
+        <w:r>
+          <w:rPr>
+            <w:noProof/>
+            <w:webHidden/>
+          </w:rPr>
+          <w:fldChar w:fldCharType="begin"/>
+        </w:r>
+        <w:r>
+          <w:rPr>
+            <w:noProof/>
+            <w:webHidden/>
+          </w:rPr>
+          <w:instrText xml:space="preserve"> PAGEREF _Toc225345234 \h </w:instrText>
+        </w:r>
+        <w:r>
+          <w:rPr>
+            <w:noProof/>
+            <w:webHidden/>
+          </w:rPr>
+        </w:r>
+        <w:r>
+          <w:rPr>
+            <w:noProof/>
+            <w:webHidden/>
+          </w:rPr>
+          <w:fldChar w:fldCharType="separate"/>
+        </w:r>
+        <w:r>
+          <w:rPr>
+            <w:noProof/>
+            <w:webHidden/>
+          </w:rPr>
+          <w:t>13</w:t>
+        </w:r>
+        <w:r>
+          <w:rPr>
+            <w:noProof/>
+            <w:webHidden/>
+          </w:rPr>
+          <w:fldChar w:fldCharType="end"/>
+        </w:r>
+      </w:hyperlink>
+    </w:p>
+    <w:p>
+      <w:pPr>
+        <w:pStyle w:val="Tabledesillustrations"/>
+        <w:tabs>
+          <w:tab w:val="right" w:leader="dot" w:pos="9060"/>
+        </w:tabs>
+        <w:rPr>
+          <w:rFonts w:asciiTheme="minorHAnsi" w:eastAsiaTheme="minorEastAsia" w:hAnsiTheme="minorHAnsi" w:cstheme="minorBidi"/>
+          <w:noProof/>
+          <w:kern w:val="2"/>
+          <w:szCs w:val="24"/>
+          <w:lang w:val="fr-CH" w:eastAsia="fr-CH"/>
+          <w14:ligatures w14:val="standardContextual"/>
+        </w:rPr>
+      </w:pPr>
+      <w:hyperlink w:anchor="_Toc225345235" w:history="1">
+        <w:r>
+          <w:rPr>
+            <w:rStyle w:val="Lienhypertexte"/>
+            <w:noProof/>
+          </w:rPr>
+          <w:t>Figure 5 : Page de login</w:t>
+        </w:r>
+        <w:r>
+          <w:rPr>
+            <w:noProof/>
+            <w:webHidden/>
+          </w:rPr>
+          <w:tab/>
+        </w:r>
+        <w:r>
+          <w:rPr>
+            <w:noProof/>
+            <w:webHidden/>
+          </w:rPr>
+          <w:fldChar w:fldCharType="begin"/>
+        </w:r>
+        <w:r>
+          <w:rPr>
+            <w:noProof/>
+            <w:webHidden/>
+          </w:rPr>
+          <w:instrText xml:space="preserve"> PAGEREF _Toc225345235 \h </w:instrText>
+        </w:r>
+        <w:r>
+          <w:rPr>
+            <w:noProof/>
+            <w:webHidden/>
+          </w:rPr>
+        </w:r>
+        <w:r>
+          <w:rPr>
+            <w:noProof/>
+            <w:webHidden/>
+          </w:rPr>
+          <w:fldChar w:fldCharType="separate"/>
+        </w:r>
+        <w:r>
+          <w:rPr>
+            <w:noProof/>
+            <w:webHidden/>
+          </w:rPr>
+          <w:t>14</w:t>
+        </w:r>
+        <w:r>
+          <w:rPr>
+            <w:noProof/>
+            <w:webHidden/>
+          </w:rPr>
+          <w:fldChar w:fldCharType="end"/>
+        </w:r>
+      </w:hyperlink>
+    </w:p>
+    <w:p>
+      <w:pPr>
+        <w:pStyle w:val="Tabledesillustrations"/>
+        <w:tabs>
+          <w:tab w:val="right" w:leader="dot" w:pos="9060"/>
+        </w:tabs>
+        <w:rPr>
+          <w:rFonts w:asciiTheme="minorHAnsi" w:eastAsiaTheme="minorEastAsia" w:hAnsiTheme="minorHAnsi" w:cstheme="minorBidi"/>
+          <w:noProof/>
+          <w:kern w:val="2"/>
+          <w:szCs w:val="24"/>
+          <w:lang w:val="fr-CH" w:eastAsia="fr-CH"/>
+          <w14:ligatures w14:val="standardContextual"/>
+        </w:rPr>
+      </w:pPr>
+      <w:hyperlink w:anchor="_Toc225345236" w:history="1">
+        <w:r>
+          <w:rPr>
+            <w:rStyle w:val="Lienhypertexte"/>
+            <w:noProof/>
+          </w:rPr>
+          <w:t>Figure 6 :  Page du Menu Principal</w:t>
+        </w:r>
+        <w:r>
+          <w:rPr>
+            <w:noProof/>
+            <w:webHidden/>
+          </w:rPr>
+          <w:tab/>
+        </w:r>
+        <w:r>
+          <w:rPr>
+            <w:noProof/>
+            <w:webHidden/>
+          </w:rPr>
+          <w:fldChar w:fldCharType="begin"/>
+        </w:r>
+        <w:r>
+          <w:rPr>
+            <w:noProof/>
+            <w:webHidden/>
+          </w:rPr>
+          <w:instrText xml:space="preserve"> PAGEREF _Toc225345236 \h </w:instrText>
+        </w:r>
+        <w:r>
+          <w:rPr>
+            <w:noProof/>
+            <w:webHidden/>
+          </w:rPr>
+        </w:r>
+        <w:r>
+          <w:rPr>
+            <w:noProof/>
+            <w:webHidden/>
+          </w:rPr>
+          <w:fldChar w:fldCharType="separate"/>
+        </w:r>
+        <w:r>
+          <w:rPr>
+            <w:noProof/>
+            <w:webHidden/>
+          </w:rPr>
+          <w:t>15</w:t>
+        </w:r>
+        <w:r>
+          <w:rPr>
+            <w:noProof/>
+            <w:webHidden/>
+          </w:rPr>
+          <w:fldChar w:fldCharType="end"/>
+        </w:r>
+      </w:hyperlink>
+    </w:p>
+    <w:p>
+      <w:pPr>
+        <w:pStyle w:val="Tabledesillustrations"/>
+        <w:tabs>
+          <w:tab w:val="right" w:leader="dot" w:pos="9060"/>
+        </w:tabs>
+        <w:rPr>
+          <w:rFonts w:asciiTheme="minorHAnsi" w:eastAsiaTheme="minorEastAsia" w:hAnsiTheme="minorHAnsi" w:cstheme="minorBidi"/>
+          <w:noProof/>
+          <w:kern w:val="2"/>
+          <w:szCs w:val="24"/>
+          <w:lang w:val="fr-CH" w:eastAsia="fr-CH"/>
+          <w14:ligatures w14:val="standardContextual"/>
+        </w:rPr>
+      </w:pPr>
+      <w:hyperlink w:anchor="_Toc225345237" w:history="1">
+        <w:r>
+          <w:rPr>
+            <w:rStyle w:val="Lienhypertexte"/>
+            <w:noProof/>
+          </w:rPr>
+          <w:t>Figure 7 : Page Choix thème et difficulté</w:t>
+        </w:r>
+        <w:r>
+          <w:rPr>
+            <w:noProof/>
+            <w:webHidden/>
+          </w:rPr>
+          <w:tab/>
+        </w:r>
+        <w:r>
+          <w:rPr>
+            <w:noProof/>
+            <w:webHidden/>
+          </w:rPr>
+          <w:fldChar w:fldCharType="begin"/>
+        </w:r>
+        <w:r>
+          <w:rPr>
+            <w:noProof/>
+            <w:webHidden/>
+          </w:rPr>
+          <w:instrText xml:space="preserve"> PAGEREF _Toc225345237 \h </w:instrText>
+        </w:r>
+        <w:r>
+          <w:rPr>
+            <w:noProof/>
+            <w:webHidden/>
+          </w:rPr>
+        </w:r>
+        <w:r>
+          <w:rPr>
+            <w:noProof/>
+            <w:webHidden/>
+          </w:rPr>
+          <w:fldChar w:fldCharType="separate"/>
+        </w:r>
+        <w:r>
+          <w:rPr>
+            <w:noProof/>
+            <w:webHidden/>
+          </w:rPr>
+          <w:t>16</w:t>
+        </w:r>
+        <w:r>
+          <w:rPr>
+            <w:noProof/>
+            <w:webHidden/>
+          </w:rPr>
+          <w:fldChar w:fldCharType="end"/>
+        </w:r>
+      </w:hyperlink>
+    </w:p>
+    <w:p>
+      <w:pPr>
+        <w:pStyle w:val="Tabledesillustrations"/>
+        <w:tabs>
+          <w:tab w:val="right" w:leader="dot" w:pos="9060"/>
+        </w:tabs>
+        <w:rPr>
+          <w:rFonts w:asciiTheme="minorHAnsi" w:eastAsiaTheme="minorEastAsia" w:hAnsiTheme="minorHAnsi" w:cstheme="minorBidi"/>
+          <w:noProof/>
+          <w:kern w:val="2"/>
+          <w:szCs w:val="24"/>
+          <w:lang w:val="fr-CH" w:eastAsia="fr-CH"/>
+          <w14:ligatures w14:val="standardContextual"/>
+        </w:rPr>
+      </w:pPr>
+      <w:hyperlink w:anchor="_Toc225345238" w:history="1">
+        <w:r>
+          <w:rPr>
+            <w:rStyle w:val="Lienhypertexte"/>
+            <w:noProof/>
+          </w:rPr>
+          <w:t>Figure 8 : Page Quiz</w:t>
+        </w:r>
+        <w:r>
+          <w:rPr>
+            <w:noProof/>
+            <w:webHidden/>
+          </w:rPr>
+          <w:tab/>
+        </w:r>
+        <w:r>
+          <w:rPr>
+            <w:noProof/>
+            <w:webHidden/>
+          </w:rPr>
+          <w:fldChar w:fldCharType="begin"/>
+        </w:r>
+        <w:r>
+          <w:rPr>
+            <w:noProof/>
+            <w:webHidden/>
+          </w:rPr>
+          <w:instrText xml:space="preserve"> PAGEREF _Toc225345238 \h </w:instrText>
+        </w:r>
+        <w:r>
+          <w:rPr>
+            <w:noProof/>
+            <w:webHidden/>
+          </w:rPr>
+        </w:r>
+        <w:r>
+          <w:rPr>
+            <w:noProof/>
+            <w:webHidden/>
+          </w:rPr>
+          <w:fldChar w:fldCharType="separate"/>
+        </w:r>
+        <w:r>
+          <w:rPr>
+            <w:noProof/>
+            <w:webHidden/>
+          </w:rPr>
+          <w:t>17</w:t>
+        </w:r>
+        <w:r>
+          <w:rPr>
+            <w:noProof/>
+            <w:webHidden/>
+          </w:rPr>
+          <w:fldChar w:fldCharType="end"/>
+        </w:r>
+      </w:hyperlink>
+    </w:p>
+    <w:p>
+      <w:pPr>
+        <w:pStyle w:val="Tabledesillustrations"/>
+        <w:tabs>
+          <w:tab w:val="right" w:leader="dot" w:pos="9060"/>
+        </w:tabs>
+        <w:rPr>
+          <w:rFonts w:asciiTheme="minorHAnsi" w:eastAsiaTheme="minorEastAsia" w:hAnsiTheme="minorHAnsi" w:cstheme="minorBidi"/>
+          <w:noProof/>
+          <w:kern w:val="2"/>
+          <w:szCs w:val="24"/>
+          <w:lang w:val="fr-CH" w:eastAsia="fr-CH"/>
+          <w14:ligatures w14:val="standardContextual"/>
+        </w:rPr>
+      </w:pPr>
+      <w:hyperlink w:anchor="_Toc225345239" w:history="1">
+        <w:r>
+          <w:rPr>
+            <w:rStyle w:val="Lienhypertexte"/>
+            <w:noProof/>
+          </w:rPr>
+          <w:t>Figure 9 : Page Scores et Statistiques</w:t>
+        </w:r>
+        <w:r>
+          <w:rPr>
+            <w:noProof/>
+            <w:webHidden/>
+          </w:rPr>
+          <w:tab/>
+        </w:r>
+        <w:r>
+          <w:rPr>
+            <w:noProof/>
+            <w:webHidden/>
+          </w:rPr>
+          <w:fldChar w:fldCharType="begin"/>
+        </w:r>
+        <w:r>
+          <w:rPr>
+            <w:noProof/>
+            <w:webHidden/>
+          </w:rPr>
+          <w:instrText xml:space="preserve"> PAGEREF _Toc225345239 \h </w:instrText>
+        </w:r>
+        <w:r>
+          <w:rPr>
+            <w:noProof/>
+            <w:webHidden/>
+          </w:rPr>
+        </w:r>
+        <w:r>
+          <w:rPr>
+            <w:noProof/>
+            <w:webHidden/>
+          </w:rPr>
+          <w:fldChar w:fldCharType="separate"/>
+        </w:r>
+        <w:r>
+          <w:rPr>
+            <w:noProof/>
+            <w:webHidden/>
+          </w:rPr>
+          <w:t>18</w:t>
+        </w:r>
+        <w:r>
+          <w:rPr>
+            <w:noProof/>
+            <w:webHidden/>
+          </w:rPr>
+          <w:fldChar w:fldCharType="end"/>
+        </w:r>
+      </w:hyperlink>
+    </w:p>
+    <w:p>
+      <w:pPr>
+        <w:pStyle w:val="Tabledesillustrations"/>
+        <w:tabs>
+          <w:tab w:val="right" w:leader="dot" w:pos="9060"/>
+        </w:tabs>
+        <w:rPr>
+          <w:rFonts w:asciiTheme="minorHAnsi" w:eastAsiaTheme="minorEastAsia" w:hAnsiTheme="minorHAnsi" w:cstheme="minorBidi"/>
+          <w:noProof/>
+          <w:kern w:val="2"/>
+          <w:szCs w:val="24"/>
+          <w:lang w:val="fr-CH" w:eastAsia="fr-CH"/>
+          <w14:ligatures w14:val="standardContextual"/>
+        </w:rPr>
+      </w:pPr>
+      <w:hyperlink w:anchor="_Toc225345240" w:history="1">
+        <w:r>
+          <w:rPr>
+            <w:rStyle w:val="Lienhypertexte"/>
+            <w:noProof/>
+          </w:rPr>
+          <w:t>Figure 10 : Page Ajouter Question 1</w:t>
+        </w:r>
+        <w:r>
+          <w:rPr>
+            <w:noProof/>
+            <w:webHidden/>
+          </w:rPr>
+          <w:tab/>
+        </w:r>
+        <w:r>
+          <w:rPr>
+            <w:noProof/>
+            <w:webHidden/>
+          </w:rPr>
+          <w:fldChar w:fldCharType="begin"/>
+        </w:r>
+        <w:r>
+          <w:rPr>
+            <w:noProof/>
+            <w:webHidden/>
+          </w:rPr>
+          <w:instrText xml:space="preserve"> PAGEREF _Toc225345240 \h </w:instrText>
+        </w:r>
+        <w:r>
+          <w:rPr>
+            <w:noProof/>
+            <w:webHidden/>
+          </w:rPr>
+        </w:r>
+        <w:r>
+          <w:rPr>
+            <w:noProof/>
+            <w:webHidden/>
+          </w:rPr>
+          <w:fldChar w:fldCharType="separate"/>
+        </w:r>
+        <w:r>
+          <w:rPr>
+            <w:noProof/>
+            <w:webHidden/>
+          </w:rPr>
+          <w:t>19</w:t>
+        </w:r>
+        <w:r>
+          <w:rPr>
+            <w:noProof/>
+            <w:webHidden/>
+          </w:rPr>
+          <w:fldChar w:fldCharType="end"/>
+        </w:r>
+      </w:hyperlink>
+    </w:p>
+    <w:p>
+      <w:pPr>
+        <w:pStyle w:val="Tabledesillustrations"/>
+        <w:tabs>
+          <w:tab w:val="right" w:leader="dot" w:pos="9060"/>
+        </w:tabs>
+        <w:rPr>
+          <w:rFonts w:asciiTheme="minorHAnsi" w:eastAsiaTheme="minorEastAsia" w:hAnsiTheme="minorHAnsi" w:cstheme="minorBidi"/>
+          <w:noProof/>
+          <w:kern w:val="2"/>
+          <w:szCs w:val="24"/>
+          <w:lang w:val="fr-CH" w:eastAsia="fr-CH"/>
+          <w14:ligatures w14:val="standardContextual"/>
+        </w:rPr>
+      </w:pPr>
+      <w:hyperlink w:anchor="_Toc225345241" w:history="1">
+        <w:r>
+          <w:rPr>
+            <w:rStyle w:val="Lienhypertexte"/>
+            <w:noProof/>
+          </w:rPr>
+          <w:t>Figure 11 : Page Ajouter Question 2</w:t>
+        </w:r>
+        <w:r>
+          <w:rPr>
+            <w:noProof/>
+            <w:webHidden/>
+          </w:rPr>
+          <w:tab/>
+        </w:r>
+        <w:r>
+          <w:rPr>
+            <w:noProof/>
+            <w:webHidden/>
+          </w:rPr>
+          <w:fldChar w:fldCharType="begin"/>
+        </w:r>
+        <w:r>
+          <w:rPr>
+            <w:noProof/>
+            <w:webHidden/>
+          </w:rPr>
+          <w:instrText xml:space="preserve"> PAGEREF _Toc225345241 \h </w:instrText>
+        </w:r>
+        <w:r>
+          <w:rPr>
+            <w:noProof/>
+            <w:webHidden/>
+          </w:rPr>
+        </w:r>
+        <w:r>
+          <w:rPr>
+            <w:noProof/>
+            <w:webHidden/>
+          </w:rPr>
+          <w:fldChar w:fldCharType="separate"/>
+        </w:r>
+        <w:r>
+          <w:rPr>
+            <w:noProof/>
+            <w:webHidden/>
+          </w:rPr>
+          <w:t>20</w:t>
+        </w:r>
+        <w:r>
+          <w:rPr>
+            <w:noProof/>
+            <w:webHidden/>
+          </w:rPr>
+          <w:fldChar w:fldCharType="end"/>
+        </w:r>
+      </w:hyperlink>
+    </w:p>
+    <w:p>
+      <w:pPr>
+        <w:pStyle w:val="Tabledesillustrations"/>
+        <w:tabs>
+          <w:tab w:val="right" w:leader="dot" w:pos="9060"/>
+        </w:tabs>
+        <w:rPr>
+          <w:rFonts w:asciiTheme="minorHAnsi" w:eastAsiaTheme="minorEastAsia" w:hAnsiTheme="minorHAnsi" w:cstheme="minorBidi"/>
+          <w:noProof/>
+          <w:kern w:val="2"/>
+          <w:szCs w:val="24"/>
+          <w:lang w:val="fr-CH" w:eastAsia="fr-CH"/>
+          <w14:ligatures w14:val="standardContextual"/>
+        </w:rPr>
+      </w:pPr>
+      <w:hyperlink w:anchor="_Toc225345242" w:history="1">
+        <w:r>
+          <w:rPr>
+            <w:rStyle w:val="Lienhypertexte"/>
+            <w:noProof/>
+          </w:rPr>
+          <w:t>Figure 12 : Erreurs Réponses</w:t>
+        </w:r>
+        <w:r>
+          <w:rPr>
+            <w:noProof/>
+            <w:webHidden/>
+          </w:rPr>
+          <w:tab/>
+        </w:r>
+        <w:r>
+          <w:rPr>
+            <w:noProof/>
+            <w:webHidden/>
+          </w:rPr>
+          <w:fldChar w:fldCharType="begin"/>
+        </w:r>
+        <w:r>
+          <w:rPr>
+            <w:noProof/>
+            <w:webHidden/>
+          </w:rPr>
+          <w:instrText xml:space="preserve"> PAGEREF _Toc225345242 \h </w:instrText>
+        </w:r>
+        <w:r>
+          <w:rPr>
+            <w:noProof/>
+            <w:webHidden/>
+          </w:rPr>
+        </w:r>
+        <w:r>
+          <w:rPr>
+            <w:noProof/>
+            <w:webHidden/>
+          </w:rPr>
+          <w:fldChar w:fldCharType="separate"/>
+        </w:r>
+        <w:r>
+          <w:rPr>
+            <w:noProof/>
+            <w:webHidden/>
+          </w:rPr>
+          <w:t>21</w:t>
+        </w:r>
+        <w:r>
+          <w:rPr>
+            <w:noProof/>
+            <w:webHidden/>
+          </w:rPr>
+          <w:fldChar w:fldCharType="end"/>
+        </w:r>
+      </w:hyperlink>
+    </w:p>
+    <w:p>
+      <w:pPr>
+        <w:pStyle w:val="Tabledesillustrations"/>
+        <w:tabs>
+          <w:tab w:val="right" w:leader="dot" w:pos="9060"/>
+        </w:tabs>
+        <w:rPr>
+          <w:rFonts w:asciiTheme="minorHAnsi" w:eastAsiaTheme="minorEastAsia" w:hAnsiTheme="minorHAnsi" w:cstheme="minorBidi"/>
+          <w:noProof/>
+          <w:kern w:val="2"/>
+          <w:szCs w:val="24"/>
+          <w:lang w:val="fr-CH" w:eastAsia="fr-CH"/>
+          <w14:ligatures w14:val="standardContextual"/>
+        </w:rPr>
+      </w:pPr>
+      <w:hyperlink w:anchor="_Toc225345243" w:history="1">
+        <w:r>
+          <w:rPr>
+            <w:rStyle w:val="Lienhypertexte"/>
+            <w:noProof/>
+          </w:rPr>
+          <w:t>Figure 13 : Architecture de l'application</w:t>
+        </w:r>
+        <w:r>
+          <w:rPr>
+            <w:noProof/>
+            <w:webHidden/>
+          </w:rPr>
+          <w:tab/>
+        </w:r>
+        <w:r>
+          <w:rPr>
+            <w:noProof/>
+            <w:webHidden/>
+          </w:rPr>
+          <w:fldChar w:fldCharType="begin"/>
+        </w:r>
+        <w:r>
+          <w:rPr>
+            <w:noProof/>
+            <w:webHidden/>
+          </w:rPr>
+          <w:instrText xml:space="preserve"> PAGEREF _Toc225345243 \h </w:instrText>
+        </w:r>
+        <w:r>
+          <w:rPr>
+            <w:noProof/>
+            <w:webHidden/>
+          </w:rPr>
+        </w:r>
+        <w:r>
+          <w:rPr>
+            <w:noProof/>
+            <w:webHidden/>
+          </w:rPr>
+          <w:fldChar w:fldCharType="separate"/>
+        </w:r>
+        <w:r>
+          <w:rPr>
+            <w:noProof/>
+            <w:webHidden/>
+          </w:rPr>
+          <w:t>23</w:t>
+        </w:r>
+        <w:r>
+          <w:rPr>
+            <w:noProof/>
+            <w:webHidden/>
+          </w:rPr>
+          <w:fldChar w:fldCharType="end"/>
+        </w:r>
+      </w:hyperlink>
+    </w:p>
+    <w:p>
+      <w:r>
+        <w:fldChar w:fldCharType="end"/>
+      </w:r>
     </w:p>
     <w:sectPr>
-      <w:footerReference w:type="first" r:id="rId26"/>
+      <w:footerReference w:type="first" r:id="rId35"/>
       <w:pgSz w:w="11906" w:h="16838" w:code="9"/>
       <w:pgMar w:top="1418" w:right="1418" w:bottom="1418" w:left="1418" w:header="720" w:footer="720" w:gutter="0"/>
       <w:cols w:space="720"/>
@@ -10889,6 +16514,92 @@
     </w:lvl>
   </w:abstractNum>
   <w:abstractNum w:abstractNumId="6" w15:restartNumberingAfterBreak="0">
+    <w:nsid w:val="0B893618"/>
+    <w:multiLevelType w:val="hybridMultilevel"/>
+    <w:tmpl w:val="100CDC86"/>
+    <w:lvl w:ilvl="0" w:tplc="100C000F">
+      <w:start w:val="1"/>
+      <w:numFmt w:val="decimal"/>
+      <w:lvlText w:val="%1."/>
+      <w:lvlJc w:val="left"/>
+      <w:pPr>
+        <w:ind w:left="720" w:hanging="360"/>
+      </w:pPr>
+    </w:lvl>
+    <w:lvl w:ilvl="1" w:tplc="100C0019" w:tentative="1">
+      <w:start w:val="1"/>
+      <w:numFmt w:val="lowerLetter"/>
+      <w:lvlText w:val="%2."/>
+      <w:lvlJc w:val="left"/>
+      <w:pPr>
+        <w:ind w:left="1440" w:hanging="360"/>
+      </w:pPr>
+    </w:lvl>
+    <w:lvl w:ilvl="2" w:tplc="100C001B" w:tentative="1">
+      <w:start w:val="1"/>
+      <w:numFmt w:val="lowerRoman"/>
+      <w:lvlText w:val="%3."/>
+      <w:lvlJc w:val="right"/>
+      <w:pPr>
+        <w:ind w:left="2160" w:hanging="180"/>
+      </w:pPr>
+    </w:lvl>
+    <w:lvl w:ilvl="3" w:tplc="100C000F" w:tentative="1">
+      <w:start w:val="1"/>
+      <w:numFmt w:val="decimal"/>
+      <w:lvlText w:val="%4."/>
+      <w:lvlJc w:val="left"/>
+      <w:pPr>
+        <w:ind w:left="2880" w:hanging="360"/>
+      </w:pPr>
+    </w:lvl>
+    <w:lvl w:ilvl="4" w:tplc="100C0019" w:tentative="1">
+      <w:start w:val="1"/>
+      <w:numFmt w:val="lowerLetter"/>
+      <w:lvlText w:val="%5."/>
+      <w:lvlJc w:val="left"/>
+      <w:pPr>
+        <w:ind w:left="3600" w:hanging="360"/>
+      </w:pPr>
+    </w:lvl>
+    <w:lvl w:ilvl="5" w:tplc="100C001B" w:tentative="1">
+      <w:start w:val="1"/>
+      <w:numFmt w:val="lowerRoman"/>
+      <w:lvlText w:val="%6."/>
+      <w:lvlJc w:val="right"/>
+      <w:pPr>
+        <w:ind w:left="4320" w:hanging="180"/>
+      </w:pPr>
+    </w:lvl>
+    <w:lvl w:ilvl="6" w:tplc="100C000F" w:tentative="1">
+      <w:start w:val="1"/>
+      <w:numFmt w:val="decimal"/>
+      <w:lvlText w:val="%7."/>
+      <w:lvlJc w:val="left"/>
+      <w:pPr>
+        <w:ind w:left="5040" w:hanging="360"/>
+      </w:pPr>
+    </w:lvl>
+    <w:lvl w:ilvl="7" w:tplc="100C0019" w:tentative="1">
+      <w:start w:val="1"/>
+      <w:numFmt w:val="lowerLetter"/>
+      <w:lvlText w:val="%8."/>
+      <w:lvlJc w:val="left"/>
+      <w:pPr>
+        <w:ind w:left="5760" w:hanging="360"/>
+      </w:pPr>
+    </w:lvl>
+    <w:lvl w:ilvl="8" w:tplc="100C001B" w:tentative="1">
+      <w:start w:val="1"/>
+      <w:numFmt w:val="lowerRoman"/>
+      <w:lvlText w:val="%9."/>
+      <w:lvlJc w:val="right"/>
+      <w:pPr>
+        <w:ind w:left="6480" w:hanging="180"/>
+      </w:pPr>
+    </w:lvl>
+  </w:abstractNum>
+  <w:abstractNum w:abstractNumId="7" w15:restartNumberingAfterBreak="0">
     <w:nsid w:val="0C5538D3"/>
     <w:multiLevelType w:val="multilevel"/>
     <w:tmpl w:val="8D8A6E06"/>
@@ -11037,7 +16748,7 @@
       </w:rPr>
     </w:lvl>
   </w:abstractNum>
-  <w:abstractNum w:abstractNumId="7" w15:restartNumberingAfterBreak="0">
+  <w:abstractNum w:abstractNumId="8" w15:restartNumberingAfterBreak="0">
     <w:nsid w:val="0E6F5AFD"/>
     <w:multiLevelType w:val="hybridMultilevel"/>
     <w:tmpl w:val="DE9CCBB0"/>
@@ -11150,7 +16861,96 @@
       </w:rPr>
     </w:lvl>
   </w:abstractNum>
-  <w:abstractNum w:abstractNumId="8" w15:restartNumberingAfterBreak="0">
+  <w:abstractNum w:abstractNumId="9" w15:restartNumberingAfterBreak="0">
+    <w:nsid w:val="11080731"/>
+    <w:multiLevelType w:val="hybridMultilevel"/>
+    <w:tmpl w:val="3A3C579E"/>
+    <w:lvl w:ilvl="0" w:tplc="100C000F">
+      <w:start w:val="1"/>
+      <w:numFmt w:val="decimal"/>
+      <w:lvlText w:val="%1."/>
+      <w:lvlJc w:val="left"/>
+      <w:pPr>
+        <w:ind w:left="720" w:hanging="360"/>
+      </w:pPr>
+      <w:rPr>
+        <w:rFonts w:hint="default"/>
+      </w:rPr>
+    </w:lvl>
+    <w:lvl w:ilvl="1" w:tplc="100C0019" w:tentative="1">
+      <w:start w:val="1"/>
+      <w:numFmt w:val="lowerLetter"/>
+      <w:lvlText w:val="%2."/>
+      <w:lvlJc w:val="left"/>
+      <w:pPr>
+        <w:ind w:left="1440" w:hanging="360"/>
+      </w:pPr>
+    </w:lvl>
+    <w:lvl w:ilvl="2" w:tplc="100C001B" w:tentative="1">
+      <w:start w:val="1"/>
+      <w:numFmt w:val="lowerRoman"/>
+      <w:lvlText w:val="%3."/>
+      <w:lvlJc w:val="right"/>
+      <w:pPr>
+        <w:ind w:left="2160" w:hanging="180"/>
+      </w:pPr>
+    </w:lvl>
+    <w:lvl w:ilvl="3" w:tplc="100C000F" w:tentative="1">
+      <w:start w:val="1"/>
+      <w:numFmt w:val="decimal"/>
+      <w:lvlText w:val="%4."/>
+      <w:lvlJc w:val="left"/>
+      <w:pPr>
+        <w:ind w:left="2880" w:hanging="360"/>
+      </w:pPr>
+    </w:lvl>
+    <w:lvl w:ilvl="4" w:tplc="100C0019" w:tentative="1">
+      <w:start w:val="1"/>
+      <w:numFmt w:val="lowerLetter"/>
+      <w:lvlText w:val="%5."/>
+      <w:lvlJc w:val="left"/>
+      <w:pPr>
+        <w:ind w:left="3600" w:hanging="360"/>
+      </w:pPr>
+    </w:lvl>
+    <w:lvl w:ilvl="5" w:tplc="100C001B" w:tentative="1">
+      <w:start w:val="1"/>
+      <w:numFmt w:val="lowerRoman"/>
+      <w:lvlText w:val="%6."/>
+      <w:lvlJc w:val="right"/>
+      <w:pPr>
+        <w:ind w:left="4320" w:hanging="180"/>
+      </w:pPr>
+    </w:lvl>
+    <w:lvl w:ilvl="6" w:tplc="100C000F" w:tentative="1">
+      <w:start w:val="1"/>
+      <w:numFmt w:val="decimal"/>
+      <w:lvlText w:val="%7."/>
+      <w:lvlJc w:val="left"/>
+      <w:pPr>
+        <w:ind w:left="5040" w:hanging="360"/>
+      </w:pPr>
+    </w:lvl>
+    <w:lvl w:ilvl="7" w:tplc="100C0019" w:tentative="1">
+      <w:start w:val="1"/>
+      <w:numFmt w:val="lowerLetter"/>
+      <w:lvlText w:val="%8."/>
+      <w:lvlJc w:val="left"/>
+      <w:pPr>
+        <w:ind w:left="5760" w:hanging="360"/>
+      </w:pPr>
+    </w:lvl>
+    <w:lvl w:ilvl="8" w:tplc="100C001B" w:tentative="1">
+      <w:start w:val="1"/>
+      <w:numFmt w:val="lowerRoman"/>
+      <w:lvlText w:val="%9."/>
+      <w:lvlJc w:val="right"/>
+      <w:pPr>
+        <w:ind w:left="6480" w:hanging="180"/>
+      </w:pPr>
+    </w:lvl>
+  </w:abstractNum>
+  <w:abstractNum w:abstractNumId="10" w15:restartNumberingAfterBreak="0">
     <w:nsid w:val="11701E4F"/>
     <w:multiLevelType w:val="hybridMultilevel"/>
     <w:tmpl w:val="2E0E2512"/>
@@ -11236,7 +17036,7 @@
       </w:pPr>
     </w:lvl>
   </w:abstractNum>
-  <w:abstractNum w:abstractNumId="9" w15:restartNumberingAfterBreak="0">
+  <w:abstractNum w:abstractNumId="11" w15:restartNumberingAfterBreak="0">
     <w:nsid w:val="12FA2F8D"/>
     <w:multiLevelType w:val="hybridMultilevel"/>
     <w:tmpl w:val="E5FA2FBE"/>
@@ -11349,7 +17149,120 @@
       </w:rPr>
     </w:lvl>
   </w:abstractNum>
-  <w:abstractNum w:abstractNumId="10" w15:restartNumberingAfterBreak="0">
+  <w:abstractNum w:abstractNumId="12" w15:restartNumberingAfterBreak="0">
+    <w:nsid w:val="17CF20E7"/>
+    <w:multiLevelType w:val="hybridMultilevel"/>
+    <w:tmpl w:val="D882A588"/>
+    <w:lvl w:ilvl="0" w:tplc="100C000B">
+      <w:start w:val="1"/>
+      <w:numFmt w:val="bullet"/>
+      <w:lvlText w:val=""/>
+      <w:lvlJc w:val="left"/>
+      <w:pPr>
+        <w:ind w:left="1440" w:hanging="360"/>
+      </w:pPr>
+      <w:rPr>
+        <w:rFonts w:ascii="Wingdings" w:hAnsi="Wingdings" w:hint="default"/>
+      </w:rPr>
+    </w:lvl>
+    <w:lvl w:ilvl="1" w:tplc="FFFFFFFF" w:tentative="1">
+      <w:start w:val="1"/>
+      <w:numFmt w:val="bullet"/>
+      <w:lvlText w:val="o"/>
+      <w:lvlJc w:val="left"/>
+      <w:pPr>
+        <w:ind w:left="2160" w:hanging="360"/>
+      </w:pPr>
+      <w:rPr>
+        <w:rFonts w:ascii="Courier New" w:hAnsi="Courier New" w:cs="Courier New" w:hint="default"/>
+      </w:rPr>
+    </w:lvl>
+    <w:lvl w:ilvl="2" w:tplc="FFFFFFFF" w:tentative="1">
+      <w:start w:val="1"/>
+      <w:numFmt w:val="bullet"/>
+      <w:lvlText w:val=""/>
+      <w:lvlJc w:val="left"/>
+      <w:pPr>
+        <w:ind w:left="2880" w:hanging="360"/>
+      </w:pPr>
+      <w:rPr>
+        <w:rFonts w:ascii="Wingdings" w:hAnsi="Wingdings" w:hint="default"/>
+      </w:rPr>
+    </w:lvl>
+    <w:lvl w:ilvl="3" w:tplc="FFFFFFFF" w:tentative="1">
+      <w:start w:val="1"/>
+      <w:numFmt w:val="bullet"/>
+      <w:lvlText w:val=""/>
+      <w:lvlJc w:val="left"/>
+      <w:pPr>
+        <w:ind w:left="3600" w:hanging="360"/>
+      </w:pPr>
+      <w:rPr>
+        <w:rFonts w:ascii="Symbol" w:hAnsi="Symbol" w:hint="default"/>
+      </w:rPr>
+    </w:lvl>
+    <w:lvl w:ilvl="4" w:tplc="FFFFFFFF" w:tentative="1">
+      <w:start w:val="1"/>
+      <w:numFmt w:val="bullet"/>
+      <w:lvlText w:val="o"/>
+      <w:lvlJc w:val="left"/>
+      <w:pPr>
+        <w:ind w:left="4320" w:hanging="360"/>
+      </w:pPr>
+      <w:rPr>
+        <w:rFonts w:ascii="Courier New" w:hAnsi="Courier New" w:cs="Courier New" w:hint="default"/>
+      </w:rPr>
+    </w:lvl>
+    <w:lvl w:ilvl="5" w:tplc="FFFFFFFF" w:tentative="1">
+      <w:start w:val="1"/>
+      <w:numFmt w:val="bullet"/>
+      <w:lvlText w:val=""/>
+      <w:lvlJc w:val="left"/>
+      <w:pPr>
+        <w:ind w:left="5040" w:hanging="360"/>
+      </w:pPr>
+      <w:rPr>
+        <w:rFonts w:ascii="Wingdings" w:hAnsi="Wingdings" w:hint="default"/>
+      </w:rPr>
+    </w:lvl>
+    <w:lvl w:ilvl="6" w:tplc="FFFFFFFF" w:tentative="1">
+      <w:start w:val="1"/>
+      <w:numFmt w:val="bullet"/>
+      <w:lvlText w:val=""/>
+      <w:lvlJc w:val="left"/>
+      <w:pPr>
+        <w:ind w:left="5760" w:hanging="360"/>
+      </w:pPr>
+      <w:rPr>
+        <w:rFonts w:ascii="Symbol" w:hAnsi="Symbol" w:hint="default"/>
+      </w:rPr>
+    </w:lvl>
+    <w:lvl w:ilvl="7" w:tplc="FFFFFFFF" w:tentative="1">
+      <w:start w:val="1"/>
+      <w:numFmt w:val="bullet"/>
+      <w:lvlText w:val="o"/>
+      <w:lvlJc w:val="left"/>
+      <w:pPr>
+        <w:ind w:left="6480" w:hanging="360"/>
+      </w:pPr>
+      <w:rPr>
+        <w:rFonts w:ascii="Courier New" w:hAnsi="Courier New" w:cs="Courier New" w:hint="default"/>
+      </w:rPr>
+    </w:lvl>
+    <w:lvl w:ilvl="8" w:tplc="FFFFFFFF" w:tentative="1">
+      <w:start w:val="1"/>
+      <w:numFmt w:val="bullet"/>
+      <w:lvlText w:val=""/>
+      <w:lvlJc w:val="left"/>
+      <w:pPr>
+        <w:ind w:left="7200" w:hanging="360"/>
+      </w:pPr>
+      <w:rPr>
+        <w:rFonts w:ascii="Wingdings" w:hAnsi="Wingdings" w:hint="default"/>
+      </w:rPr>
+    </w:lvl>
+  </w:abstractNum>
+  <w:abstractNum w:abstractNumId="13" w15:restartNumberingAfterBreak="0">
     <w:nsid w:val="17E86423"/>
     <w:multiLevelType w:val="hybridMultilevel"/>
     <w:tmpl w:val="A9B064BC"/>
@@ -11462,7 +17375,7 @@
       </w:rPr>
     </w:lvl>
   </w:abstractNum>
-  <w:abstractNum w:abstractNumId="11" w15:restartNumberingAfterBreak="0">
+  <w:abstractNum w:abstractNumId="14" w15:restartNumberingAfterBreak="0">
     <w:nsid w:val="191C6EF5"/>
     <w:multiLevelType w:val="hybridMultilevel"/>
     <w:tmpl w:val="F8D473F6"/>
@@ -11575,7 +17488,7 @@
       </w:rPr>
     </w:lvl>
   </w:abstractNum>
-  <w:abstractNum w:abstractNumId="12" w15:restartNumberingAfterBreak="0">
+  <w:abstractNum w:abstractNumId="15" w15:restartNumberingAfterBreak="0">
     <w:nsid w:val="193C48BA"/>
     <w:multiLevelType w:val="multilevel"/>
     <w:tmpl w:val="B6A2F9F0"/>
@@ -11724,7 +17637,7 @@
       </w:rPr>
     </w:lvl>
   </w:abstractNum>
-  <w:abstractNum w:abstractNumId="13" w15:restartNumberingAfterBreak="0">
+  <w:abstractNum w:abstractNumId="16" w15:restartNumberingAfterBreak="0">
     <w:nsid w:val="1D3D709E"/>
     <w:multiLevelType w:val="hybridMultilevel"/>
     <w:tmpl w:val="4A5ABCCA"/>
@@ -11837,7 +17750,7 @@
       </w:rPr>
     </w:lvl>
   </w:abstractNum>
-  <w:abstractNum w:abstractNumId="14" w15:restartNumberingAfterBreak="0">
+  <w:abstractNum w:abstractNumId="17" w15:restartNumberingAfterBreak="0">
     <w:nsid w:val="29EA32D9"/>
     <w:multiLevelType w:val="hybridMultilevel"/>
     <w:tmpl w:val="7962043A"/>
@@ -11926,7 +17839,7 @@
       </w:pPr>
     </w:lvl>
   </w:abstractNum>
-  <w:abstractNum w:abstractNumId="15" w15:restartNumberingAfterBreak="0">
+  <w:abstractNum w:abstractNumId="18" w15:restartNumberingAfterBreak="0">
     <w:nsid w:val="2D0C666A"/>
     <w:multiLevelType w:val="hybridMultilevel"/>
     <w:tmpl w:val="5F162494"/>
@@ -12039,7 +17952,7 @@
       </w:rPr>
     </w:lvl>
   </w:abstractNum>
-  <w:abstractNum w:abstractNumId="16" w15:restartNumberingAfterBreak="0">
+  <w:abstractNum w:abstractNumId="19" w15:restartNumberingAfterBreak="0">
     <w:nsid w:val="2D526B53"/>
     <w:multiLevelType w:val="hybridMultilevel"/>
     <w:tmpl w:val="3E666434"/>
@@ -12152,7 +18065,7 @@
       </w:rPr>
     </w:lvl>
   </w:abstractNum>
-  <w:abstractNum w:abstractNumId="17" w15:restartNumberingAfterBreak="0">
+  <w:abstractNum w:abstractNumId="20" w15:restartNumberingAfterBreak="0">
     <w:nsid w:val="313F077A"/>
     <w:multiLevelType w:val="hybridMultilevel"/>
     <w:tmpl w:val="EDCE7868"/>
@@ -12265,7 +18178,206 @@
       </w:rPr>
     </w:lvl>
   </w:abstractNum>
-  <w:abstractNum w:abstractNumId="18" w15:restartNumberingAfterBreak="0">
+  <w:abstractNum w:abstractNumId="21" w15:restartNumberingAfterBreak="0">
+    <w:nsid w:val="31E556C6"/>
+    <w:multiLevelType w:val="hybridMultilevel"/>
+    <w:tmpl w:val="5C4E947A"/>
+    <w:lvl w:ilvl="0" w:tplc="100C000F">
+      <w:start w:val="1"/>
+      <w:numFmt w:val="decimal"/>
+      <w:lvlText w:val="%1."/>
+      <w:lvlJc w:val="left"/>
+      <w:pPr>
+        <w:ind w:left="1440" w:hanging="360"/>
+      </w:pPr>
+    </w:lvl>
+    <w:lvl w:ilvl="1" w:tplc="100C0019" w:tentative="1">
+      <w:start w:val="1"/>
+      <w:numFmt w:val="lowerLetter"/>
+      <w:lvlText w:val="%2."/>
+      <w:lvlJc w:val="left"/>
+      <w:pPr>
+        <w:ind w:left="2160" w:hanging="360"/>
+      </w:pPr>
+    </w:lvl>
+    <w:lvl w:ilvl="2" w:tplc="100C001B" w:tentative="1">
+      <w:start w:val="1"/>
+      <w:numFmt w:val="lowerRoman"/>
+      <w:lvlText w:val="%3."/>
+      <w:lvlJc w:val="right"/>
+      <w:pPr>
+        <w:ind w:left="2880" w:hanging="180"/>
+      </w:pPr>
+    </w:lvl>
+    <w:lvl w:ilvl="3" w:tplc="100C000F" w:tentative="1">
+      <w:start w:val="1"/>
+      <w:numFmt w:val="decimal"/>
+      <w:lvlText w:val="%4."/>
+      <w:lvlJc w:val="left"/>
+      <w:pPr>
+        <w:ind w:left="3600" w:hanging="360"/>
+      </w:pPr>
+    </w:lvl>
+    <w:lvl w:ilvl="4" w:tplc="100C0019" w:tentative="1">
+      <w:start w:val="1"/>
+      <w:numFmt w:val="lowerLetter"/>
+      <w:lvlText w:val="%5."/>
+      <w:lvlJc w:val="left"/>
+      <w:pPr>
+        <w:ind w:left="4320" w:hanging="360"/>
+      </w:pPr>
+    </w:lvl>
+    <w:lvl w:ilvl="5" w:tplc="100C001B" w:tentative="1">
+      <w:start w:val="1"/>
+      <w:numFmt w:val="lowerRoman"/>
+      <w:lvlText w:val="%6."/>
+      <w:lvlJc w:val="right"/>
+      <w:pPr>
+        <w:ind w:left="5040" w:hanging="180"/>
+      </w:pPr>
+    </w:lvl>
+    <w:lvl w:ilvl="6" w:tplc="100C000F" w:tentative="1">
+      <w:start w:val="1"/>
+      <w:numFmt w:val="decimal"/>
+      <w:lvlText w:val="%7."/>
+      <w:lvlJc w:val="left"/>
+      <w:pPr>
+        <w:ind w:left="5760" w:hanging="360"/>
+      </w:pPr>
+    </w:lvl>
+    <w:lvl w:ilvl="7" w:tplc="100C0019" w:tentative="1">
+      <w:start w:val="1"/>
+      <w:numFmt w:val="lowerLetter"/>
+      <w:lvlText w:val="%8."/>
+      <w:lvlJc w:val="left"/>
+      <w:pPr>
+        <w:ind w:left="6480" w:hanging="360"/>
+      </w:pPr>
+    </w:lvl>
+    <w:lvl w:ilvl="8" w:tplc="100C001B" w:tentative="1">
+      <w:start w:val="1"/>
+      <w:numFmt w:val="lowerRoman"/>
+      <w:lvlText w:val="%9."/>
+      <w:lvlJc w:val="right"/>
+      <w:pPr>
+        <w:ind w:left="7200" w:hanging="180"/>
+      </w:pPr>
+    </w:lvl>
+  </w:abstractNum>
+  <w:abstractNum w:abstractNumId="22" w15:restartNumberingAfterBreak="0">
+    <w:nsid w:val="33DD6C5E"/>
+    <w:multiLevelType w:val="hybridMultilevel"/>
+    <w:tmpl w:val="25F4540C"/>
+    <w:lvl w:ilvl="0" w:tplc="100C0001">
+      <w:start w:val="1"/>
+      <w:numFmt w:val="bullet"/>
+      <w:lvlText w:val=""/>
+      <w:lvlJc w:val="left"/>
+      <w:pPr>
+        <w:ind w:left="720" w:hanging="360"/>
+      </w:pPr>
+      <w:rPr>
+        <w:rFonts w:ascii="Symbol" w:hAnsi="Symbol" w:hint="default"/>
+      </w:rPr>
+    </w:lvl>
+    <w:lvl w:ilvl="1" w:tplc="100C0003" w:tentative="1">
+      <w:start w:val="1"/>
+      <w:numFmt w:val="bullet"/>
+      <w:lvlText w:val="o"/>
+      <w:lvlJc w:val="left"/>
+      <w:pPr>
+        <w:ind w:left="1440" w:hanging="360"/>
+      </w:pPr>
+      <w:rPr>
+        <w:rFonts w:ascii="Courier New" w:hAnsi="Courier New" w:cs="Courier New" w:hint="default"/>
+      </w:rPr>
+    </w:lvl>
+    <w:lvl w:ilvl="2" w:tplc="100C0005" w:tentative="1">
+      <w:start w:val="1"/>
+      <w:numFmt w:val="bullet"/>
+      <w:lvlText w:val=""/>
+      <w:lvlJc w:val="left"/>
+      <w:pPr>
+        <w:ind w:left="2160" w:hanging="360"/>
+      </w:pPr>
+      <w:rPr>
+        <w:rFonts w:ascii="Wingdings" w:hAnsi="Wingdings" w:hint="default"/>
+      </w:rPr>
+    </w:lvl>
+    <w:lvl w:ilvl="3" w:tplc="100C0001" w:tentative="1">
+      <w:start w:val="1"/>
+      <w:numFmt w:val="bullet"/>
+      <w:lvlText w:val=""/>
+      <w:lvlJc w:val="left"/>
+      <w:pPr>
+        <w:ind w:left="2880" w:hanging="360"/>
+      </w:pPr>
+      <w:rPr>
+        <w:rFonts w:ascii="Symbol" w:hAnsi="Symbol" w:hint="default"/>
+      </w:rPr>
+    </w:lvl>
+    <w:lvl w:ilvl="4" w:tplc="100C0003" w:tentative="1">
+      <w:start w:val="1"/>
+      <w:numFmt w:val="bullet"/>
+      <w:lvlText w:val="o"/>
+      <w:lvlJc w:val="left"/>
+      <w:pPr>
+        <w:ind w:left="3600" w:hanging="360"/>
+      </w:pPr>
+      <w:rPr>
+        <w:rFonts w:ascii="Courier New" w:hAnsi="Courier New" w:cs="Courier New" w:hint="default"/>
+      </w:rPr>
+    </w:lvl>
+    <w:lvl w:ilvl="5" w:tplc="100C0005" w:tentative="1">
+      <w:start w:val="1"/>
+      <w:numFmt w:val="bullet"/>
+      <w:lvlText w:val=""/>
+      <w:lvlJc w:val="left"/>
+      <w:pPr>
+        <w:ind w:left="4320" w:hanging="360"/>
+      </w:pPr>
+      <w:rPr>
+        <w:rFonts w:ascii="Wingdings" w:hAnsi="Wingdings" w:hint="default"/>
+      </w:rPr>
+    </w:lvl>
+    <w:lvl w:ilvl="6" w:tplc="100C0001" w:tentative="1">
+      <w:start w:val="1"/>
+      <w:numFmt w:val="bullet"/>
+      <w:lvlText w:val=""/>
+      <w:lvlJc w:val="left"/>
+      <w:pPr>
+        <w:ind w:left="5040" w:hanging="360"/>
+      </w:pPr>
+      <w:rPr>
+        <w:rFonts w:ascii="Symbol" w:hAnsi="Symbol" w:hint="default"/>
+      </w:rPr>
+    </w:lvl>
+    <w:lvl w:ilvl="7" w:tplc="100C0003" w:tentative="1">
+      <w:start w:val="1"/>
+      <w:numFmt w:val="bullet"/>
+      <w:lvlText w:val="o"/>
+      <w:lvlJc w:val="left"/>
+      <w:pPr>
+        <w:ind w:left="5760" w:hanging="360"/>
+      </w:pPr>
+      <w:rPr>
+        <w:rFonts w:ascii="Courier New" w:hAnsi="Courier New" w:cs="Courier New" w:hint="default"/>
+      </w:rPr>
+    </w:lvl>
+    <w:lvl w:ilvl="8" w:tplc="100C0005" w:tentative="1">
+      <w:start w:val="1"/>
+      <w:numFmt w:val="bullet"/>
+      <w:lvlText w:val=""/>
+      <w:lvlJc w:val="left"/>
+      <w:pPr>
+        <w:ind w:left="6480" w:hanging="360"/>
+      </w:pPr>
+      <w:rPr>
+        <w:rFonts w:ascii="Wingdings" w:hAnsi="Wingdings" w:hint="default"/>
+      </w:rPr>
+    </w:lvl>
+  </w:abstractNum>
+  <w:abstractNum w:abstractNumId="23" w15:restartNumberingAfterBreak="0">
     <w:nsid w:val="369479CA"/>
     <w:multiLevelType w:val="multilevel"/>
     <w:tmpl w:val="BA04D442"/>
@@ -12410,7 +18522,7 @@
       </w:rPr>
     </w:lvl>
   </w:abstractNum>
-  <w:abstractNum w:abstractNumId="19" w15:restartNumberingAfterBreak="0">
+  <w:abstractNum w:abstractNumId="24" w15:restartNumberingAfterBreak="0">
     <w:nsid w:val="36C271EF"/>
     <w:multiLevelType w:val="hybridMultilevel"/>
     <w:tmpl w:val="7BBEA2FC"/>
@@ -12523,7 +18635,120 @@
       </w:rPr>
     </w:lvl>
   </w:abstractNum>
-  <w:abstractNum w:abstractNumId="20" w15:restartNumberingAfterBreak="0">
+  <w:abstractNum w:abstractNumId="25" w15:restartNumberingAfterBreak="0">
+    <w:nsid w:val="384E36FB"/>
+    <w:multiLevelType w:val="hybridMultilevel"/>
+    <w:tmpl w:val="50CE4754"/>
+    <w:lvl w:ilvl="0" w:tplc="100C0001">
+      <w:start w:val="1"/>
+      <w:numFmt w:val="bullet"/>
+      <w:lvlText w:val=""/>
+      <w:lvlJc w:val="left"/>
+      <w:pPr>
+        <w:ind w:left="1440" w:hanging="360"/>
+      </w:pPr>
+      <w:rPr>
+        <w:rFonts w:ascii="Symbol" w:hAnsi="Symbol" w:hint="default"/>
+      </w:rPr>
+    </w:lvl>
+    <w:lvl w:ilvl="1" w:tplc="100C0003" w:tentative="1">
+      <w:start w:val="1"/>
+      <w:numFmt w:val="bullet"/>
+      <w:lvlText w:val="o"/>
+      <w:lvlJc w:val="left"/>
+      <w:pPr>
+        <w:ind w:left="2160" w:hanging="360"/>
+      </w:pPr>
+      <w:rPr>
+        <w:rFonts w:ascii="Courier New" w:hAnsi="Courier New" w:cs="Courier New" w:hint="default"/>
+      </w:rPr>
+    </w:lvl>
+    <w:lvl w:ilvl="2" w:tplc="100C0005" w:tentative="1">
+      <w:start w:val="1"/>
+      <w:numFmt w:val="bullet"/>
+      <w:lvlText w:val=""/>
+      <w:lvlJc w:val="left"/>
+      <w:pPr>
+        <w:ind w:left="2880" w:hanging="360"/>
+      </w:pPr>
+      <w:rPr>
+        <w:rFonts w:ascii="Wingdings" w:hAnsi="Wingdings" w:hint="default"/>
+      </w:rPr>
+    </w:lvl>
+    <w:lvl w:ilvl="3" w:tplc="100C0001" w:tentative="1">
+      <w:start w:val="1"/>
+      <w:numFmt w:val="bullet"/>
+      <w:lvlText w:val=""/>
+      <w:lvlJc w:val="left"/>
+      <w:pPr>
+        <w:ind w:left="3600" w:hanging="360"/>
+      </w:pPr>
+      <w:rPr>
+        <w:rFonts w:ascii="Symbol" w:hAnsi="Symbol" w:hint="default"/>
+      </w:rPr>
+    </w:lvl>
+    <w:lvl w:ilvl="4" w:tplc="100C0003" w:tentative="1">
+      <w:start w:val="1"/>
+      <w:numFmt w:val="bullet"/>
+      <w:lvlText w:val="o"/>
+      <w:lvlJc w:val="left"/>
+      <w:pPr>
+        <w:ind w:left="4320" w:hanging="360"/>
+      </w:pPr>
+      <w:rPr>
+        <w:rFonts w:ascii="Courier New" w:hAnsi="Courier New" w:cs="Courier New" w:hint="default"/>
+      </w:rPr>
+    </w:lvl>
+    <w:lvl w:ilvl="5" w:tplc="100C0005" w:tentative="1">
+      <w:start w:val="1"/>
+      <w:numFmt w:val="bullet"/>
+      <w:lvlText w:val=""/>
+      <w:lvlJc w:val="left"/>
+      <w:pPr>
+        <w:ind w:left="5040" w:hanging="360"/>
+      </w:pPr>
+      <w:rPr>
+        <w:rFonts w:ascii="Wingdings" w:hAnsi="Wingdings" w:hint="default"/>
+      </w:rPr>
+    </w:lvl>
+    <w:lvl w:ilvl="6" w:tplc="100C0001" w:tentative="1">
+      <w:start w:val="1"/>
+      <w:numFmt w:val="bullet"/>
+      <w:lvlText w:val=""/>
+      <w:lvlJc w:val="left"/>
+      <w:pPr>
+        <w:ind w:left="5760" w:hanging="360"/>
+      </w:pPr>
+      <w:rPr>
+        <w:rFonts w:ascii="Symbol" w:hAnsi="Symbol" w:hint="default"/>
+      </w:rPr>
+    </w:lvl>
+    <w:lvl w:ilvl="7" w:tplc="100C0003" w:tentative="1">
+      <w:start w:val="1"/>
+      <w:numFmt w:val="bullet"/>
+      <w:lvlText w:val="o"/>
+      <w:lvlJc w:val="left"/>
+      <w:pPr>
+        <w:ind w:left="6480" w:hanging="360"/>
+      </w:pPr>
+      <w:rPr>
+        <w:rFonts w:ascii="Courier New" w:hAnsi="Courier New" w:cs="Courier New" w:hint="default"/>
+      </w:rPr>
+    </w:lvl>
+    <w:lvl w:ilvl="8" w:tplc="100C0005" w:tentative="1">
+      <w:start w:val="1"/>
+      <w:numFmt w:val="bullet"/>
+      <w:lvlText w:val=""/>
+      <w:lvlJc w:val="left"/>
+      <w:pPr>
+        <w:ind w:left="7200" w:hanging="360"/>
+      </w:pPr>
+      <w:rPr>
+        <w:rFonts w:ascii="Wingdings" w:hAnsi="Wingdings" w:hint="default"/>
+      </w:rPr>
+    </w:lvl>
+  </w:abstractNum>
+  <w:abstractNum w:abstractNumId="26" w15:restartNumberingAfterBreak="0">
     <w:nsid w:val="40FB2224"/>
     <w:multiLevelType w:val="hybridMultilevel"/>
     <w:tmpl w:val="035AE516"/>
@@ -12609,7 +18834,120 @@
       </w:pPr>
     </w:lvl>
   </w:abstractNum>
-  <w:abstractNum w:abstractNumId="21" w15:restartNumberingAfterBreak="0">
+  <w:abstractNum w:abstractNumId="27" w15:restartNumberingAfterBreak="0">
+    <w:nsid w:val="454A7858"/>
+    <w:multiLevelType w:val="hybridMultilevel"/>
+    <w:tmpl w:val="5EE4C04A"/>
+    <w:lvl w:ilvl="0" w:tplc="100C0001">
+      <w:start w:val="1"/>
+      <w:numFmt w:val="bullet"/>
+      <w:lvlText w:val=""/>
+      <w:lvlJc w:val="left"/>
+      <w:pPr>
+        <w:ind w:left="1440" w:hanging="360"/>
+      </w:pPr>
+      <w:rPr>
+        <w:rFonts w:ascii="Symbol" w:hAnsi="Symbol" w:hint="default"/>
+      </w:rPr>
+    </w:lvl>
+    <w:lvl w:ilvl="1" w:tplc="FFFFFFFF" w:tentative="1">
+      <w:start w:val="1"/>
+      <w:numFmt w:val="bullet"/>
+      <w:lvlText w:val="o"/>
+      <w:lvlJc w:val="left"/>
+      <w:pPr>
+        <w:ind w:left="2160" w:hanging="360"/>
+      </w:pPr>
+      <w:rPr>
+        <w:rFonts w:ascii="Courier New" w:hAnsi="Courier New" w:cs="Courier New" w:hint="default"/>
+      </w:rPr>
+    </w:lvl>
+    <w:lvl w:ilvl="2" w:tplc="FFFFFFFF" w:tentative="1">
+      <w:start w:val="1"/>
+      <w:numFmt w:val="bullet"/>
+      <w:lvlText w:val=""/>
+      <w:lvlJc w:val="left"/>
+      <w:pPr>
+        <w:ind w:left="2880" w:hanging="360"/>
+      </w:pPr>
+      <w:rPr>
+        <w:rFonts w:ascii="Wingdings" w:hAnsi="Wingdings" w:hint="default"/>
+      </w:rPr>
+    </w:lvl>
+    <w:lvl w:ilvl="3" w:tplc="FFFFFFFF" w:tentative="1">
+      <w:start w:val="1"/>
+      <w:numFmt w:val="bullet"/>
+      <w:lvlText w:val=""/>
+      <w:lvlJc w:val="left"/>
+      <w:pPr>
+        <w:ind w:left="3600" w:hanging="360"/>
+      </w:pPr>
+      <w:rPr>
+        <w:rFonts w:ascii="Symbol" w:hAnsi="Symbol" w:hint="default"/>
+      </w:rPr>
+    </w:lvl>
+    <w:lvl w:ilvl="4" w:tplc="FFFFFFFF" w:tentative="1">
+      <w:start w:val="1"/>
+      <w:numFmt w:val="bullet"/>
+      <w:lvlText w:val="o"/>
+      <w:lvlJc w:val="left"/>
+      <w:pPr>
+        <w:ind w:left="4320" w:hanging="360"/>
+      </w:pPr>
+      <w:rPr>
+        <w:rFonts w:ascii="Courier New" w:hAnsi="Courier New" w:cs="Courier New" w:hint="default"/>
+      </w:rPr>
+    </w:lvl>
+    <w:lvl w:ilvl="5" w:tplc="FFFFFFFF" w:tentative="1">
+      <w:start w:val="1"/>
+      <w:numFmt w:val="bullet"/>
+      <w:lvlText w:val=""/>
+      <w:lvlJc w:val="left"/>
+      <w:pPr>
+        <w:ind w:left="5040" w:hanging="360"/>
+      </w:pPr>
+      <w:rPr>
+        <w:rFonts w:ascii="Wingdings" w:hAnsi="Wingdings" w:hint="default"/>
+      </w:rPr>
+    </w:lvl>
+    <w:lvl w:ilvl="6" w:tplc="FFFFFFFF" w:tentative="1">
+      <w:start w:val="1"/>
+      <w:numFmt w:val="bullet"/>
+      <w:lvlText w:val=""/>
+      <w:lvlJc w:val="left"/>
+      <w:pPr>
+        <w:ind w:left="5760" w:hanging="360"/>
+      </w:pPr>
+      <w:rPr>
+        <w:rFonts w:ascii="Symbol" w:hAnsi="Symbol" w:hint="default"/>
+      </w:rPr>
+    </w:lvl>
+    <w:lvl w:ilvl="7" w:tplc="FFFFFFFF" w:tentative="1">
+      <w:start w:val="1"/>
+      <w:numFmt w:val="bullet"/>
+      <w:lvlText w:val="o"/>
+      <w:lvlJc w:val="left"/>
+      <w:pPr>
+        <w:ind w:left="6480" w:hanging="360"/>
+      </w:pPr>
+      <w:rPr>
+        <w:rFonts w:ascii="Courier New" w:hAnsi="Courier New" w:cs="Courier New" w:hint="default"/>
+      </w:rPr>
+    </w:lvl>
+    <w:lvl w:ilvl="8" w:tplc="FFFFFFFF" w:tentative="1">
+      <w:start w:val="1"/>
+      <w:numFmt w:val="bullet"/>
+      <w:lvlText w:val=""/>
+      <w:lvlJc w:val="left"/>
+      <w:pPr>
+        <w:ind w:left="7200" w:hanging="360"/>
+      </w:pPr>
+      <w:rPr>
+        <w:rFonts w:ascii="Wingdings" w:hAnsi="Wingdings" w:hint="default"/>
+      </w:rPr>
+    </w:lvl>
+  </w:abstractNum>
+  <w:abstractNum w:abstractNumId="28" w15:restartNumberingAfterBreak="0">
     <w:nsid w:val="47B64A22"/>
     <w:multiLevelType w:val="hybridMultilevel"/>
     <w:tmpl w:val="88CA27A6"/>
@@ -12722,7 +19060,7 @@
       </w:rPr>
     </w:lvl>
   </w:abstractNum>
-  <w:abstractNum w:abstractNumId="22" w15:restartNumberingAfterBreak="0">
+  <w:abstractNum w:abstractNumId="29" w15:restartNumberingAfterBreak="0">
     <w:nsid w:val="4CE521FF"/>
     <w:multiLevelType w:val="multilevel"/>
     <w:tmpl w:val="C4907AA0"/>
@@ -12871,7 +19209,7 @@
       </w:rPr>
     </w:lvl>
   </w:abstractNum>
-  <w:abstractNum w:abstractNumId="23" w15:restartNumberingAfterBreak="0">
+  <w:abstractNum w:abstractNumId="30" w15:restartNumberingAfterBreak="0">
     <w:nsid w:val="4D382160"/>
     <w:multiLevelType w:val="multilevel"/>
     <w:tmpl w:val="464C3886"/>
@@ -13020,7 +19358,7 @@
       </w:rPr>
     </w:lvl>
   </w:abstractNum>
-  <w:abstractNum w:abstractNumId="24" w15:restartNumberingAfterBreak="0">
+  <w:abstractNum w:abstractNumId="31" w15:restartNumberingAfterBreak="0">
     <w:nsid w:val="504D53A6"/>
     <w:multiLevelType w:val="hybridMultilevel"/>
     <w:tmpl w:val="9154A692"/>
@@ -13133,7 +19471,7 @@
       </w:rPr>
     </w:lvl>
   </w:abstractNum>
-  <w:abstractNum w:abstractNumId="25" w15:restartNumberingAfterBreak="0">
+  <w:abstractNum w:abstractNumId="32" w15:restartNumberingAfterBreak="0">
     <w:nsid w:val="50B75481"/>
     <w:multiLevelType w:val="hybridMultilevel"/>
     <w:tmpl w:val="4C5CCE92"/>
@@ -13246,7 +19584,7 @@
       </w:rPr>
     </w:lvl>
   </w:abstractNum>
-  <w:abstractNum w:abstractNumId="26" w15:restartNumberingAfterBreak="0">
+  <w:abstractNum w:abstractNumId="33" w15:restartNumberingAfterBreak="0">
     <w:nsid w:val="51AB60B8"/>
     <w:multiLevelType w:val="hybridMultilevel"/>
     <w:tmpl w:val="92DA1F2E"/>
@@ -13359,7 +19697,7 @@
       </w:rPr>
     </w:lvl>
   </w:abstractNum>
-  <w:abstractNum w:abstractNumId="27" w15:restartNumberingAfterBreak="0">
+  <w:abstractNum w:abstractNumId="34" w15:restartNumberingAfterBreak="0">
     <w:nsid w:val="54C97CB1"/>
     <w:multiLevelType w:val="multilevel"/>
     <w:tmpl w:val="3430677A"/>
@@ -13500,7 +19838,7 @@
       </w:rPr>
     </w:lvl>
   </w:abstractNum>
-  <w:abstractNum w:abstractNumId="28" w15:restartNumberingAfterBreak="0">
+  <w:abstractNum w:abstractNumId="35" w15:restartNumberingAfterBreak="0">
     <w:nsid w:val="5768768F"/>
     <w:multiLevelType w:val="hybridMultilevel"/>
     <w:tmpl w:val="216CA940"/>
@@ -13613,7 +19951,7 @@
       </w:rPr>
     </w:lvl>
   </w:abstractNum>
-  <w:abstractNum w:abstractNumId="29" w15:restartNumberingAfterBreak="0">
+  <w:abstractNum w:abstractNumId="36" w15:restartNumberingAfterBreak="0">
     <w:nsid w:val="6C432585"/>
     <w:multiLevelType w:val="hybridMultilevel"/>
     <w:tmpl w:val="21D2F938"/>
@@ -13726,7 +20064,7 @@
       </w:rPr>
     </w:lvl>
   </w:abstractNum>
-  <w:abstractNum w:abstractNumId="30" w15:restartNumberingAfterBreak="0">
+  <w:abstractNum w:abstractNumId="37" w15:restartNumberingAfterBreak="0">
     <w:nsid w:val="6F876B14"/>
     <w:multiLevelType w:val="hybridMultilevel"/>
     <w:tmpl w:val="035AE516"/>
@@ -13812,7 +20150,7 @@
       </w:pPr>
     </w:lvl>
   </w:abstractNum>
-  <w:abstractNum w:abstractNumId="31" w15:restartNumberingAfterBreak="0">
+  <w:abstractNum w:abstractNumId="38" w15:restartNumberingAfterBreak="0">
     <w:nsid w:val="705069D4"/>
     <w:multiLevelType w:val="hybridMultilevel"/>
     <w:tmpl w:val="65DE60DE"/>
@@ -13898,7 +20236,120 @@
       </w:pPr>
     </w:lvl>
   </w:abstractNum>
-  <w:abstractNum w:abstractNumId="32" w15:restartNumberingAfterBreak="0">
+  <w:abstractNum w:abstractNumId="39" w15:restartNumberingAfterBreak="0">
+    <w:nsid w:val="75C85490"/>
+    <w:multiLevelType w:val="hybridMultilevel"/>
+    <w:tmpl w:val="C2A60932"/>
+    <w:lvl w:ilvl="0" w:tplc="100C0001">
+      <w:start w:val="1"/>
+      <w:numFmt w:val="bullet"/>
+      <w:lvlText w:val=""/>
+      <w:lvlJc w:val="left"/>
+      <w:pPr>
+        <w:ind w:left="720" w:hanging="360"/>
+      </w:pPr>
+      <w:rPr>
+        <w:rFonts w:ascii="Symbol" w:hAnsi="Symbol" w:hint="default"/>
+      </w:rPr>
+    </w:lvl>
+    <w:lvl w:ilvl="1" w:tplc="100C0003" w:tentative="1">
+      <w:start w:val="1"/>
+      <w:numFmt w:val="bullet"/>
+      <w:lvlText w:val="o"/>
+      <w:lvlJc w:val="left"/>
+      <w:pPr>
+        <w:ind w:left="1440" w:hanging="360"/>
+      </w:pPr>
+      <w:rPr>
+        <w:rFonts w:ascii="Courier New" w:hAnsi="Courier New" w:cs="Courier New" w:hint="default"/>
+      </w:rPr>
+    </w:lvl>
+    <w:lvl w:ilvl="2" w:tplc="100C0005" w:tentative="1">
+      <w:start w:val="1"/>
+      <w:numFmt w:val="bullet"/>
+      <w:lvlText w:val=""/>
+      <w:lvlJc w:val="left"/>
+      <w:pPr>
+        <w:ind w:left="2160" w:hanging="360"/>
+      </w:pPr>
+      <w:rPr>
+        <w:rFonts w:ascii="Wingdings" w:hAnsi="Wingdings" w:hint="default"/>
+      </w:rPr>
+    </w:lvl>
+    <w:lvl w:ilvl="3" w:tplc="100C0001" w:tentative="1">
+      <w:start w:val="1"/>
+      <w:numFmt w:val="bullet"/>
+      <w:lvlText w:val=""/>
+      <w:lvlJc w:val="left"/>
+      <w:pPr>
+        <w:ind w:left="2880" w:hanging="360"/>
+      </w:pPr>
+      <w:rPr>
+        <w:rFonts w:ascii="Symbol" w:hAnsi="Symbol" w:hint="default"/>
+      </w:rPr>
+    </w:lvl>
+    <w:lvl w:ilvl="4" w:tplc="100C0003" w:tentative="1">
+      <w:start w:val="1"/>
+      <w:numFmt w:val="bullet"/>
+      <w:lvlText w:val="o"/>
+      <w:lvlJc w:val="left"/>
+      <w:pPr>
+        <w:ind w:left="3600" w:hanging="360"/>
+      </w:pPr>
+      <w:rPr>
+        <w:rFonts w:ascii="Courier New" w:hAnsi="Courier New" w:cs="Courier New" w:hint="default"/>
+      </w:rPr>
+    </w:lvl>
+    <w:lvl w:ilvl="5" w:tplc="100C0005" w:tentative="1">
+      <w:start w:val="1"/>
+      <w:numFmt w:val="bullet"/>
+      <w:lvlText w:val=""/>
+      <w:lvlJc w:val="left"/>
+      <w:pPr>
+        <w:ind w:left="4320" w:hanging="360"/>
+      </w:pPr>
+      <w:rPr>
+        <w:rFonts w:ascii="Wingdings" w:hAnsi="Wingdings" w:hint="default"/>
+      </w:rPr>
+    </w:lvl>
+    <w:lvl w:ilvl="6" w:tplc="100C0001" w:tentative="1">
+      <w:start w:val="1"/>
+      <w:numFmt w:val="bullet"/>
+      <w:lvlText w:val=""/>
+      <w:lvlJc w:val="left"/>
+      <w:pPr>
+        <w:ind w:left="5040" w:hanging="360"/>
+      </w:pPr>
+      <w:rPr>
+        <w:rFonts w:ascii="Symbol" w:hAnsi="Symbol" w:hint="default"/>
+      </w:rPr>
+    </w:lvl>
+    <w:lvl w:ilvl="7" w:tplc="100C0003" w:tentative="1">
+      <w:start w:val="1"/>
+      <w:numFmt w:val="bullet"/>
+      <w:lvlText w:val="o"/>
+      <w:lvlJc w:val="left"/>
+      <w:pPr>
+        <w:ind w:left="5760" w:hanging="360"/>
+      </w:pPr>
+      <w:rPr>
+        <w:rFonts w:ascii="Courier New" w:hAnsi="Courier New" w:cs="Courier New" w:hint="default"/>
+      </w:rPr>
+    </w:lvl>
+    <w:lvl w:ilvl="8" w:tplc="100C0005" w:tentative="1">
+      <w:start w:val="1"/>
+      <w:numFmt w:val="bullet"/>
+      <w:lvlText w:val=""/>
+      <w:lvlJc w:val="left"/>
+      <w:pPr>
+        <w:ind w:left="6480" w:hanging="360"/>
+      </w:pPr>
+      <w:rPr>
+        <w:rFonts w:ascii="Wingdings" w:hAnsi="Wingdings" w:hint="default"/>
+      </w:rPr>
+    </w:lvl>
+  </w:abstractNum>
+  <w:abstractNum w:abstractNumId="40" w15:restartNumberingAfterBreak="0">
     <w:nsid w:val="75EF32BB"/>
     <w:multiLevelType w:val="hybridMultilevel"/>
     <w:tmpl w:val="C316DF48"/>
@@ -14011,7 +20462,7 @@
       </w:rPr>
     </w:lvl>
   </w:abstractNum>
-  <w:abstractNum w:abstractNumId="33" w15:restartNumberingAfterBreak="0">
+  <w:abstractNum w:abstractNumId="41" w15:restartNumberingAfterBreak="0">
     <w:nsid w:val="7B193736"/>
     <w:multiLevelType w:val="multilevel"/>
     <w:tmpl w:val="3E0A631E"/>
@@ -14133,23 +20584,136 @@
       </w:pPr>
     </w:lvl>
   </w:abstractNum>
+  <w:abstractNum w:abstractNumId="42" w15:restartNumberingAfterBreak="0">
+    <w:nsid w:val="7D6B3DDE"/>
+    <w:multiLevelType w:val="hybridMultilevel"/>
+    <w:tmpl w:val="4B684184"/>
+    <w:lvl w:ilvl="0" w:tplc="100C0001">
+      <w:start w:val="1"/>
+      <w:numFmt w:val="bullet"/>
+      <w:lvlText w:val=""/>
+      <w:lvlJc w:val="left"/>
+      <w:pPr>
+        <w:ind w:left="720" w:hanging="360"/>
+      </w:pPr>
+      <w:rPr>
+        <w:rFonts w:ascii="Symbol" w:hAnsi="Symbol" w:hint="default"/>
+      </w:rPr>
+    </w:lvl>
+    <w:lvl w:ilvl="1" w:tplc="100C0003" w:tentative="1">
+      <w:start w:val="1"/>
+      <w:numFmt w:val="bullet"/>
+      <w:lvlText w:val="o"/>
+      <w:lvlJc w:val="left"/>
+      <w:pPr>
+        <w:ind w:left="1440" w:hanging="360"/>
+      </w:pPr>
+      <w:rPr>
+        <w:rFonts w:ascii="Courier New" w:hAnsi="Courier New" w:cs="Courier New" w:hint="default"/>
+      </w:rPr>
+    </w:lvl>
+    <w:lvl w:ilvl="2" w:tplc="100C0005" w:tentative="1">
+      <w:start w:val="1"/>
+      <w:numFmt w:val="bullet"/>
+      <w:lvlText w:val=""/>
+      <w:lvlJc w:val="left"/>
+      <w:pPr>
+        <w:ind w:left="2160" w:hanging="360"/>
+      </w:pPr>
+      <w:rPr>
+        <w:rFonts w:ascii="Wingdings" w:hAnsi="Wingdings" w:hint="default"/>
+      </w:rPr>
+    </w:lvl>
+    <w:lvl w:ilvl="3" w:tplc="100C0001" w:tentative="1">
+      <w:start w:val="1"/>
+      <w:numFmt w:val="bullet"/>
+      <w:lvlText w:val=""/>
+      <w:lvlJc w:val="left"/>
+      <w:pPr>
+        <w:ind w:left="2880" w:hanging="360"/>
+      </w:pPr>
+      <w:rPr>
+        <w:rFonts w:ascii="Symbol" w:hAnsi="Symbol" w:hint="default"/>
+      </w:rPr>
+    </w:lvl>
+    <w:lvl w:ilvl="4" w:tplc="100C0003" w:tentative="1">
+      <w:start w:val="1"/>
+      <w:numFmt w:val="bullet"/>
+      <w:lvlText w:val="o"/>
+      <w:lvlJc w:val="left"/>
+      <w:pPr>
+        <w:ind w:left="3600" w:hanging="360"/>
+      </w:pPr>
+      <w:rPr>
+        <w:rFonts w:ascii="Courier New" w:hAnsi="Courier New" w:cs="Courier New" w:hint="default"/>
+      </w:rPr>
+    </w:lvl>
+    <w:lvl w:ilvl="5" w:tplc="100C0005" w:tentative="1">
+      <w:start w:val="1"/>
+      <w:numFmt w:val="bullet"/>
+      <w:lvlText w:val=""/>
+      <w:lvlJc w:val="left"/>
+      <w:pPr>
+        <w:ind w:left="4320" w:hanging="360"/>
+      </w:pPr>
+      <w:rPr>
+        <w:rFonts w:ascii="Wingdings" w:hAnsi="Wingdings" w:hint="default"/>
+      </w:rPr>
+    </w:lvl>
+    <w:lvl w:ilvl="6" w:tplc="100C0001" w:tentative="1">
+      <w:start w:val="1"/>
+      <w:numFmt w:val="bullet"/>
+      <w:lvlText w:val=""/>
+      <w:lvlJc w:val="left"/>
+      <w:pPr>
+        <w:ind w:left="5040" w:hanging="360"/>
+      </w:pPr>
+      <w:rPr>
+        <w:rFonts w:ascii="Symbol" w:hAnsi="Symbol" w:hint="default"/>
+      </w:rPr>
+    </w:lvl>
+    <w:lvl w:ilvl="7" w:tplc="100C0003" w:tentative="1">
+      <w:start w:val="1"/>
+      <w:numFmt w:val="bullet"/>
+      <w:lvlText w:val="o"/>
+      <w:lvlJc w:val="left"/>
+      <w:pPr>
+        <w:ind w:left="5760" w:hanging="360"/>
+      </w:pPr>
+      <w:rPr>
+        <w:rFonts w:ascii="Courier New" w:hAnsi="Courier New" w:cs="Courier New" w:hint="default"/>
+      </w:rPr>
+    </w:lvl>
+    <w:lvl w:ilvl="8" w:tplc="100C0005" w:tentative="1">
+      <w:start w:val="1"/>
+      <w:numFmt w:val="bullet"/>
+      <w:lvlText w:val=""/>
+      <w:lvlJc w:val="left"/>
+      <w:pPr>
+        <w:ind w:left="6480" w:hanging="360"/>
+      </w:pPr>
+      <w:rPr>
+        <w:rFonts w:ascii="Wingdings" w:hAnsi="Wingdings" w:hint="default"/>
+      </w:rPr>
+    </w:lvl>
+  </w:abstractNum>
   <w:num w:numId="1" w16cid:durableId="373963709">
-    <w:abstractNumId w:val="33"/>
+    <w:abstractNumId w:val="41"/>
   </w:num>
   <w:num w:numId="2" w16cid:durableId="14121028">
     <w:abstractNumId w:val="5"/>
   </w:num>
   <w:num w:numId="3" w16cid:durableId="1641111932">
-    <w:abstractNumId w:val="13"/>
+    <w:abstractNumId w:val="16"/>
   </w:num>
   <w:num w:numId="4" w16cid:durableId="973219267">
-    <w:abstractNumId w:val="6"/>
+    <w:abstractNumId w:val="7"/>
   </w:num>
   <w:num w:numId="5" w16cid:durableId="1267730677">
-    <w:abstractNumId w:val="26"/>
+    <w:abstractNumId w:val="33"/>
   </w:num>
   <w:num w:numId="6" w16cid:durableId="2096511765">
-    <w:abstractNumId w:val="18"/>
+    <w:abstractNumId w:val="23"/>
   </w:num>
   <w:num w:numId="7" w16cid:durableId="1899901855">
     <w:abstractNumId w:val="4"/>
@@ -14158,82 +20722,109 @@
     <w:abstractNumId w:val="2"/>
   </w:num>
   <w:num w:numId="9" w16cid:durableId="1682853319">
-    <w:abstractNumId w:val="27"/>
+    <w:abstractNumId w:val="34"/>
   </w:num>
   <w:num w:numId="10" w16cid:durableId="1258176880">
-    <w:abstractNumId w:val="15"/>
+    <w:abstractNumId w:val="18"/>
   </w:num>
   <w:num w:numId="11" w16cid:durableId="1142117804">
-    <w:abstractNumId w:val="31"/>
+    <w:abstractNumId w:val="38"/>
   </w:num>
   <w:num w:numId="12" w16cid:durableId="1984847439">
-    <w:abstractNumId w:val="14"/>
+    <w:abstractNumId w:val="17"/>
   </w:num>
   <w:num w:numId="13" w16cid:durableId="1677461657">
-    <w:abstractNumId w:val="8"/>
+    <w:abstractNumId w:val="10"/>
   </w:num>
   <w:num w:numId="14" w16cid:durableId="200821229">
+    <w:abstractNumId w:val="26"/>
+  </w:num>
+  <w:num w:numId="15" w16cid:durableId="992028605">
+    <w:abstractNumId w:val="37"/>
+  </w:num>
+  <w:num w:numId="16" w16cid:durableId="1890605178">
+    <w:abstractNumId w:val="30"/>
+  </w:num>
+  <w:num w:numId="17" w16cid:durableId="1559702716">
+    <w:abstractNumId w:val="29"/>
+  </w:num>
+  <w:num w:numId="18" w16cid:durableId="1057238176">
     <w:abstractNumId w:val="20"/>
   </w:num>
-  <w:num w:numId="15" w16cid:durableId="992028605">
-    <w:abstractNumId w:val="30"/>
-  </w:num>
-  <w:num w:numId="16" w16cid:durableId="1890605178">
-    <w:abstractNumId w:val="23"/>
-  </w:num>
-  <w:num w:numId="17" w16cid:durableId="1559702716">
-    <w:abstractNumId w:val="22"/>
-  </w:num>
-  <w:num w:numId="18" w16cid:durableId="1057238176">
-    <w:abstractNumId w:val="17"/>
-  </w:num>
   <w:num w:numId="19" w16cid:durableId="2130122867">
-    <w:abstractNumId w:val="10"/>
+    <w:abstractNumId w:val="13"/>
   </w:num>
   <w:num w:numId="20" w16cid:durableId="1663002782">
-    <w:abstractNumId w:val="19"/>
+    <w:abstractNumId w:val="24"/>
   </w:num>
   <w:num w:numId="21" w16cid:durableId="552161044">
-    <w:abstractNumId w:val="29"/>
+    <w:abstractNumId w:val="36"/>
   </w:num>
   <w:num w:numId="22" w16cid:durableId="982274422">
-    <w:abstractNumId w:val="28"/>
+    <w:abstractNumId w:val="35"/>
   </w:num>
   <w:num w:numId="23" w16cid:durableId="2141343665">
-    <w:abstractNumId w:val="32"/>
+    <w:abstractNumId w:val="40"/>
   </w:num>
   <w:num w:numId="24" w16cid:durableId="187137190">
-    <w:abstractNumId w:val="24"/>
+    <w:abstractNumId w:val="31"/>
   </w:num>
   <w:num w:numId="25" w16cid:durableId="1364136123">
     <w:abstractNumId w:val="3"/>
   </w:num>
   <w:num w:numId="26" w16cid:durableId="1867865753">
-    <w:abstractNumId w:val="25"/>
+    <w:abstractNumId w:val="32"/>
   </w:num>
   <w:num w:numId="27" w16cid:durableId="751703691">
-    <w:abstractNumId w:val="11"/>
+    <w:abstractNumId w:val="14"/>
   </w:num>
   <w:num w:numId="28" w16cid:durableId="315457127">
     <w:abstractNumId w:val="1"/>
   </w:num>
   <w:num w:numId="29" w16cid:durableId="1515532084">
-    <w:abstractNumId w:val="7"/>
+    <w:abstractNumId w:val="8"/>
   </w:num>
   <w:num w:numId="30" w16cid:durableId="823467311">
-    <w:abstractNumId w:val="21"/>
+    <w:abstractNumId w:val="28"/>
   </w:num>
   <w:num w:numId="31" w16cid:durableId="799494133">
-    <w:abstractNumId w:val="16"/>
+    <w:abstractNumId w:val="19"/>
   </w:num>
   <w:num w:numId="32" w16cid:durableId="27025027">
-    <w:abstractNumId w:val="9"/>
+    <w:abstractNumId w:val="11"/>
   </w:num>
   <w:num w:numId="33" w16cid:durableId="343360739">
-    <w:abstractNumId w:val="12"/>
+    <w:abstractNumId w:val="15"/>
   </w:num>
   <w:num w:numId="34" w16cid:durableId="1538933216">
     <w:abstractNumId w:val="0"/>
+  </w:num>
+  <w:num w:numId="35" w16cid:durableId="1524509972">
+    <w:abstractNumId w:val="9"/>
+  </w:num>
+  <w:num w:numId="36" w16cid:durableId="1776828494">
+    <w:abstractNumId w:val="25"/>
+  </w:num>
+  <w:num w:numId="37" w16cid:durableId="1873228482">
+    <w:abstractNumId w:val="42"/>
+  </w:num>
+  <w:num w:numId="38" w16cid:durableId="1954285815">
+    <w:abstractNumId w:val="6"/>
+  </w:num>
+  <w:num w:numId="39" w16cid:durableId="94253568">
+    <w:abstractNumId w:val="39"/>
+  </w:num>
+  <w:num w:numId="40" w16cid:durableId="1988776686">
+    <w:abstractNumId w:val="21"/>
+  </w:num>
+  <w:num w:numId="41" w16cid:durableId="1781337851">
+    <w:abstractNumId w:val="12"/>
+  </w:num>
+  <w:num w:numId="42" w16cid:durableId="367147129">
+    <w:abstractNumId w:val="27"/>
+  </w:num>
+  <w:num w:numId="43" w16cid:durableId="649678767">
+    <w:abstractNumId w:val="22"/>
   </w:num>
   <w:numIdMacAtCleanup w:val="23"/>
 </w:numbering>
@@ -14267,6 +20858,7 @@
     <w:lsdException w:name="header" w:uiPriority="99"/>
     <w:lsdException w:name="footer" w:uiPriority="99"/>
     <w:lsdException w:name="caption" w:semiHidden="1" w:unhideWhenUsed="1" w:qFormat="1"/>
+    <w:lsdException w:name="table of figures" w:uiPriority="99"/>
     <w:lsdException w:name="Title" w:qFormat="1"/>
     <w:lsdException w:name="Subtitle" w:qFormat="1"/>
     <w:lsdException w:name="Hyperlink" w:uiPriority="99"/>
@@ -15108,6 +21700,31 @@
       <w:lang w:val="fr-FR" w:eastAsia="fr-FR"/>
     </w:rPr>
   </w:style>
+  <w:style w:type="paragraph" w:styleId="Lgende">
+    <w:name w:val="caption"/>
+    <w:basedOn w:val="Normal"/>
+    <w:next w:val="Normal"/>
+    <w:unhideWhenUsed/>
+    <w:qFormat/>
+    <w:rsid w:val="009C7C17"/>
+    <w:pPr>
+      <w:spacing w:after="200"/>
+    </w:pPr>
+    <w:rPr>
+      <w:i/>
+      <w:iCs/>
+      <w:color w:val="44546A" w:themeColor="text2"/>
+      <w:sz w:val="18"/>
+      <w:szCs w:val="18"/>
+    </w:rPr>
+  </w:style>
+  <w:style w:type="paragraph" w:styleId="Tabledesillustrations">
+    <w:name w:val="table of figures"/>
+    <w:basedOn w:val="Normal"/>
+    <w:next w:val="Normal"/>
+    <w:uiPriority w:val="99"/>
+    <w:rsid w:val="004D6401"/>
+  </w:style>
 </w:styles>
 </file>
 
@@ -15407,15 +22024,6 @@
 </file>
 
 <file path=customXml/item1.xml><?xml version="1.0" encoding="utf-8"?>
-<?mso-contentType ?>
-<FormTemplates xmlns="http://schemas.microsoft.com/sharepoint/v3/contenttype/forms">
-  <Display>DocumentLibraryForm</Display>
-  <Edit>DocumentLibraryForm</Edit>
-  <New>DocumentLibraryForm</New>
-</FormTemplates>
-</file>
-
-<file path=customXml/item2.xml><?xml version="1.0" encoding="utf-8"?>
 <p:properties xmlns:p="http://schemas.microsoft.com/office/2006/metadata/properties" xmlns:xsi="http://www.w3.org/2001/XMLSchema-instance" xmlns:pc="http://schemas.microsoft.com/office/infopath/2007/PartnerControls">
   <documentManagement>
     <lcf76f155ced4ddcb4097134ff3c332f xmlns="78fc58b2-b37c-404d-9096-679f3c3b2c58">
@@ -15424,6 +22032,15 @@
     <TaxCatchAll xmlns="ce2c2525-0726-467e-b659-d8a354c42956" xsi:nil="true"/>
   </documentManagement>
 </p:properties>
+</file>
+
+<file path=customXml/item2.xml><?xml version="1.0" encoding="utf-8"?>
+<?mso-contentType ?>
+<FormTemplates xmlns="http://schemas.microsoft.com/sharepoint/v3/contenttype/forms">
+  <Display>DocumentLibraryForm</Display>
+  <Edit>DocumentLibraryForm</Edit>
+  <New>DocumentLibraryForm</New>
+</FormTemplates>
 </file>
 
 <file path=customXml/item3.xml><?xml version="1.0" encoding="utf-8"?>
@@ -15627,21 +22244,25 @@
 </ct:contentTypeSchema>
 </file>
 
-<file path=customXml/itemProps1.xml><?xml version="1.0" encoding="utf-8"?>
-<ds:datastoreItem xmlns:ds="http://schemas.openxmlformats.org/officeDocument/2006/customXml" ds:itemID="{A134AB81-3615-4778-B278-6C8A03600BF3}">
-  <ds:schemaRefs>
-    <ds:schemaRef ds:uri="http://schemas.microsoft.com/sharepoint/v3/contenttype/forms"/>
-  </ds:schemaRefs>
-</ds:datastoreItem>
+<file path=customXml/item4.xml><?xml version="1.0" encoding="utf-8"?>
+<b:Sources xmlns:b="http://schemas.openxmlformats.org/officeDocument/2006/bibliography" xmlns="http://schemas.openxmlformats.org/officeDocument/2006/bibliography" SelectedStyle="\APASixthEditionOfficeOnline.xsl" StyleName="APA" Version="6"/>
 </file>
 
-<file path=customXml/itemProps2.xml><?xml version="1.0" encoding="utf-8"?>
+<file path=customXml/itemProps1.xml><?xml version="1.0" encoding="utf-8"?>
 <ds:datastoreItem xmlns:ds="http://schemas.openxmlformats.org/officeDocument/2006/customXml" ds:itemID="{BA1A0FBE-A0C5-4617-A25E-721AB2D1DF2A}">
   <ds:schemaRefs>
     <ds:schemaRef ds:uri="http://schemas.microsoft.com/office/2006/metadata/properties"/>
     <ds:schemaRef ds:uri="http://schemas.microsoft.com/office/infopath/2007/PartnerControls"/>
     <ds:schemaRef ds:uri="78fc58b2-b37c-404d-9096-679f3c3b2c58"/>
     <ds:schemaRef ds:uri="ce2c2525-0726-467e-b659-d8a354c42956"/>
+  </ds:schemaRefs>
+</ds:datastoreItem>
+</file>
+
+<file path=customXml/itemProps2.xml><?xml version="1.0" encoding="utf-8"?>
+<ds:datastoreItem xmlns:ds="http://schemas.openxmlformats.org/officeDocument/2006/customXml" ds:itemID="{A134AB81-3615-4778-B278-6C8A03600BF3}">
+  <ds:schemaRefs>
+    <ds:schemaRef ds:uri="http://schemas.microsoft.com/sharepoint/v3/contenttype/forms"/>
   </ds:schemaRefs>
 </ds:datastoreItem>
 </file>
@@ -15663,4 +22284,12 @@
     <ds:schemaRef ds:uri="http://schemas.microsoft.com/internal/obd"/>
   </ds:schemaRefs>
 </ds:datastoreItem>
+</file>
+
+<file path=customXml/itemProps4.xml><?xml version="1.0" encoding="utf-8"?>
+<ds:datastoreItem xmlns:ds="http://schemas.openxmlformats.org/officeDocument/2006/customXml" ds:itemID="{0E84C9D9-EC04-40B4-BA9C-41896116B44C}">
+  <ds:schemaRefs>
+    <ds:schemaRef ds:uri="http://schemas.openxmlformats.org/officeDocument/2006/bibliography"/>
+  </ds:schemaRefs>
+</ds:datastoreItem>
 </file>